--- a/00-首页/学生讲义Word/络合滴定与重量分析-超级充实版（自学完整）.docx
+++ b/00-首页/学生讲义Word/络合滴定与重量分析-超级充实版（自学完整）.docx
@@ -2,7 +2,7 @@
 <file path=word/document.xml><?xml version="1.0" encoding="utf-8"?>
 <w:document xmlns:w="http://schemas.openxmlformats.org/wordprocessingml/2006/main" xmlns:m="http://schemas.openxmlformats.org/officeDocument/2006/math" xmlns:r="http://schemas.openxmlformats.org/officeDocument/2006/relationships" xmlns:o="urn:schemas-microsoft-com:office:office" xmlns:v="urn:schemas-microsoft-com:vml" xmlns:w10="urn:schemas-microsoft-com:office:word" xmlns:a="http://schemas.openxmlformats.org/drawingml/2006/main" xmlns:pic="http://schemas.openxmlformats.org/drawingml/2006/picture" xmlns:wp="http://schemas.openxmlformats.org/drawingml/2006/wordprocessingDrawing">
   <w:body>
-    <w:bookmarkStart w:id="57" w:name="第3讲络合滴定与重量分析"/>
+    <w:bookmarkStart w:id="54" w:name="第3讲络合滴定与重量分析"/>
     <w:p>
       <w:pPr>
         <w:pStyle w:val="Heading1"/>
@@ -131,7 +131,7 @@
             </w:pPr>
             <w:r>
               <w:rPr>
-                <w:rFonts w:hint="eastAsia" w:ascii="Times New Roman" w:hAnsi="Times New Roman" w:eastAsia="SimSun" w:cs="Times New Roman"/>
+                <w:rFonts w:hint="eastAsia" w:ascii="Times New Roman" w:hAnsi="Times New Roman" w:eastAsia="FangSong" w:cs="Times New Roman"/>
                 <w:b/>
                 <w:bCs/>
               </w:rPr>
@@ -148,7 +148,7 @@
             </w:pPr>
             <w:r>
               <w:rPr>
-                <w:rFonts w:hint="eastAsia" w:ascii="Times New Roman" w:hAnsi="Times New Roman" w:eastAsia="SimSun" w:cs="Times New Roman"/>
+                <w:rFonts w:hint="eastAsia" w:ascii="Times New Roman" w:hAnsi="Times New Roman" w:eastAsia="FangSong" w:cs="Times New Roman"/>
               </w:rPr>
               <w:t xml:space="preserve">能说出</w:t>
             </w:r>
@@ -160,7 +160,7 @@
             </w:r>
             <w:r>
               <w:rPr>
-                <w:rFonts w:hint="eastAsia" w:ascii="Times New Roman" w:hAnsi="Times New Roman" w:eastAsia="SimSun" w:cs="Times New Roman"/>
+                <w:rFonts w:hint="eastAsia" w:ascii="Times New Roman" w:hAnsi="Times New Roman" w:eastAsia="FangSong" w:cs="Times New Roman"/>
               </w:rPr>
               <w:t xml:space="preserve">六齿配位结构与</w:t>
             </w:r>
@@ -172,7 +172,7 @@
             </w:r>
             <w:r>
               <w:rPr>
-                <w:rFonts w:hint="eastAsia" w:ascii="Times New Roman" w:hAnsi="Times New Roman" w:eastAsia="SimSun" w:cs="Times New Roman"/>
+                <w:rFonts w:hint="eastAsia" w:ascii="Times New Roman" w:hAnsi="Times New Roman" w:eastAsia="FangSong" w:cs="Times New Roman"/>
               </w:rPr>
               <w:t>配位铁律</w:t>
             </w:r>
@@ -184,7 +184,7 @@
             </w:r>
             <w:r>
               <w:rPr>
-                <w:rFonts w:hint="eastAsia" w:ascii="Times New Roman" w:hAnsi="Times New Roman" w:eastAsia="SimSun" w:cs="Times New Roman"/>
+                <w:rFonts w:hint="eastAsia" w:ascii="Times New Roman" w:hAnsi="Times New Roman" w:eastAsia="FangSong" w:cs="Times New Roman"/>
               </w:rPr>
               <w:t>理解只有</w:t>
             </w:r>
@@ -209,7 +209,7 @@
             </w:r>
             <w:r>
               <w:rPr>
-                <w:rFonts w:hint="eastAsia" w:ascii="Times New Roman" w:hAnsi="Times New Roman" w:eastAsia="SimSun" w:cs="Times New Roman"/>
+                <w:rFonts w:hint="eastAsia" w:ascii="Times New Roman" w:hAnsi="Times New Roman" w:eastAsia="FangSong" w:cs="Times New Roman"/>
               </w:rPr>
               <w:t xml:space="preserve">是有效配位型体</w:t>
             </w:r>
@@ -226,7 +226,7 @@
             </w:pPr>
             <w:r>
               <w:rPr>
-                <w:rFonts w:hint="eastAsia" w:ascii="Times New Roman" w:hAnsi="Times New Roman" w:eastAsia="SimSun" w:cs="Times New Roman"/>
+                <w:rFonts w:hint="eastAsia" w:ascii="Times New Roman" w:hAnsi="Times New Roman" w:eastAsia="FangSong" w:cs="Times New Roman"/>
                 <w:b/>
                 <w:bCs/>
               </w:rPr>
@@ -243,7 +243,7 @@
             </w:pPr>
             <w:r>
               <w:rPr>
-                <w:rFonts w:hint="eastAsia" w:ascii="Times New Roman" w:hAnsi="Times New Roman" w:eastAsia="SimSun" w:cs="Times New Roman"/>
+                <w:rFonts w:hint="eastAsia" w:ascii="Times New Roman" w:hAnsi="Times New Roman" w:eastAsia="FangSong" w:cs="Times New Roman"/>
               </w:rPr>
               <w:t xml:space="preserve">能计算</w:t>
             </w:r>
@@ -292,7 +292,7 @@
             </w:r>
             <w:r>
               <w:rPr>
-                <w:rFonts w:hint="eastAsia" w:ascii="Times New Roman" w:hAnsi="Times New Roman" w:eastAsia="SimSun" w:cs="Times New Roman"/>
+                <w:rFonts w:hint="eastAsia" w:ascii="Times New Roman" w:hAnsi="Times New Roman" w:eastAsia="FangSong" w:cs="Times New Roman"/>
               </w:rPr>
               <w:t>判断给定</w:t>
             </w:r>
@@ -304,7 +304,7 @@
             </w:r>
             <w:r>
               <w:rPr>
-                <w:rFonts w:hint="eastAsia" w:ascii="Times New Roman" w:hAnsi="Times New Roman" w:eastAsia="SimSun" w:cs="Times New Roman"/>
+                <w:rFonts w:hint="eastAsia" w:ascii="Times New Roman" w:hAnsi="Times New Roman" w:eastAsia="FangSong" w:cs="Times New Roman"/>
               </w:rPr>
               <w:t>下能否准确滴定</w:t>
             </w:r>
@@ -380,7 +380,7 @@
             </w:pPr>
             <w:r>
               <w:rPr>
-                <w:rFonts w:hint="eastAsia" w:ascii="Times New Roman" w:hAnsi="Times New Roman" w:eastAsia="SimSun" w:cs="Times New Roman"/>
+                <w:rFonts w:hint="eastAsia" w:ascii="Times New Roman" w:hAnsi="Times New Roman" w:eastAsia="FangSong" w:cs="Times New Roman"/>
                 <w:b/>
                 <w:bCs/>
               </w:rPr>
@@ -397,7 +397,7 @@
             </w:pPr>
             <w:r>
               <w:rPr>
-                <w:rFonts w:hint="eastAsia" w:ascii="Times New Roman" w:hAnsi="Times New Roman" w:eastAsia="SimSun" w:cs="Times New Roman"/>
+                <w:rFonts w:hint="eastAsia" w:ascii="Times New Roman" w:hAnsi="Times New Roman" w:eastAsia="FangSong" w:cs="Times New Roman"/>
               </w:rPr>
               <w:t>能区分封闭</w:t>
             </w:r>
@@ -409,7 +409,7 @@
             </w:r>
             <w:r>
               <w:rPr>
-                <w:rFonts w:hint="eastAsia" w:ascii="Times New Roman" w:hAnsi="Times New Roman" w:eastAsia="SimSun" w:cs="Times New Roman"/>
+                <w:rFonts w:hint="eastAsia" w:ascii="Times New Roman" w:hAnsi="Times New Roman" w:eastAsia="FangSong" w:cs="Times New Roman"/>
               </w:rPr>
               <w:t>热力学</w:t>
             </w:r>
@@ -421,7 +421,7 @@
             </w:r>
             <w:r>
               <w:rPr>
-                <w:rFonts w:hint="eastAsia" w:ascii="Times New Roman" w:hAnsi="Times New Roman" w:eastAsia="SimSun" w:cs="Times New Roman"/>
+                <w:rFonts w:hint="eastAsia" w:ascii="Times New Roman" w:hAnsi="Times New Roman" w:eastAsia="FangSong" w:cs="Times New Roman"/>
               </w:rPr>
               <w:t>与僵化</w:t>
             </w:r>
@@ -433,7 +433,7 @@
             </w:r>
             <w:r>
               <w:rPr>
-                <w:rFonts w:hint="eastAsia" w:ascii="Times New Roman" w:hAnsi="Times New Roman" w:eastAsia="SimSun" w:cs="Times New Roman"/>
+                <w:rFonts w:hint="eastAsia" w:ascii="Times New Roman" w:hAnsi="Times New Roman" w:eastAsia="FangSong" w:cs="Times New Roman"/>
               </w:rPr>
               <w:t>动力学</w:t>
             </w:r>
@@ -445,7 +445,7 @@
             </w:r>
             <w:r>
               <w:rPr>
-                <w:rFonts w:hint="eastAsia" w:ascii="Times New Roman" w:hAnsi="Times New Roman" w:eastAsia="SimSun" w:cs="Times New Roman"/>
+                <w:rFonts w:hint="eastAsia" w:ascii="Times New Roman" w:hAnsi="Times New Roman" w:eastAsia="FangSong" w:cs="Times New Roman"/>
               </w:rPr>
               <w:t>的本质区别</w:t>
             </w:r>
@@ -457,7 +457,7 @@
             </w:r>
             <w:r>
               <w:rPr>
-                <w:rFonts w:hint="eastAsia" w:ascii="Times New Roman" w:hAnsi="Times New Roman" w:eastAsia="SimSun" w:cs="Times New Roman"/>
+                <w:rFonts w:hint="eastAsia" w:ascii="Times New Roman" w:hAnsi="Times New Roman" w:eastAsia="FangSong" w:cs="Times New Roman"/>
               </w:rPr>
               <w:t>并给出解决方案</w:t>
             </w:r>
@@ -474,7 +474,7 @@
             </w:pPr>
             <w:r>
               <w:rPr>
-                <w:rFonts w:hint="eastAsia" w:ascii="Times New Roman" w:hAnsi="Times New Roman" w:eastAsia="SimSun" w:cs="Times New Roman"/>
+                <w:rFonts w:hint="eastAsia" w:ascii="Times New Roman" w:hAnsi="Times New Roman" w:eastAsia="FangSong" w:cs="Times New Roman"/>
                 <w:b/>
                 <w:bCs/>
               </w:rPr>
@@ -491,7 +491,7 @@
             </w:pPr>
             <w:r>
               <w:rPr>
-                <w:rFonts w:hint="eastAsia" w:ascii="Times New Roman" w:hAnsi="Times New Roman" w:eastAsia="SimSun" w:cs="Times New Roman"/>
+                <w:rFonts w:hint="eastAsia" w:ascii="Times New Roman" w:hAnsi="Times New Roman" w:eastAsia="FangSong" w:cs="Times New Roman"/>
               </w:rPr>
               <w:t>能选掩蔽剂</w:t>
             </w:r>
@@ -503,7 +503,7 @@
             </w:r>
             <w:r>
               <w:rPr>
-                <w:rFonts w:hint="eastAsia" w:ascii="Times New Roman" w:hAnsi="Times New Roman" w:eastAsia="SimSun" w:cs="Times New Roman"/>
+                <w:rFonts w:hint="eastAsia" w:ascii="Times New Roman" w:hAnsi="Times New Roman" w:eastAsia="FangSong" w:cs="Times New Roman"/>
               </w:rPr>
               <w:t>设计分步滴定方案</w:t>
             </w:r>
@@ -521,7 +521,7 @@
             </w:r>
             <w:r>
               <w:rPr>
-                <w:rFonts w:hint="eastAsia" w:ascii="Times New Roman" w:hAnsi="Times New Roman" w:eastAsia="SimSun" w:cs="Times New Roman"/>
+                <w:rFonts w:hint="eastAsia" w:ascii="Times New Roman" w:hAnsi="Times New Roman" w:eastAsia="FangSong" w:cs="Times New Roman"/>
               </w:rPr>
               <w:t>调控</w:t>
             </w:r>
@@ -533,7 +533,7 @@
             </w:r>
             <w:r>
               <w:rPr>
-                <w:rFonts w:hint="eastAsia" w:ascii="Times New Roman" w:hAnsi="Times New Roman" w:eastAsia="SimSun" w:cs="Times New Roman"/>
+                <w:rFonts w:hint="eastAsia" w:ascii="Times New Roman" w:hAnsi="Times New Roman" w:eastAsia="FangSong" w:cs="Times New Roman"/>
               </w:rPr>
               <w:t>配位掩蔽</w:t>
             </w:r>
@@ -545,7 +545,7 @@
             </w:r>
             <w:r>
               <w:rPr>
-                <w:rFonts w:hint="eastAsia" w:ascii="Times New Roman" w:hAnsi="Times New Roman" w:eastAsia="SimSun" w:cs="Times New Roman"/>
+                <w:rFonts w:hint="eastAsia" w:ascii="Times New Roman" w:hAnsi="Times New Roman" w:eastAsia="FangSong" w:cs="Times New Roman"/>
               </w:rPr>
               <w:t>沉淀掩蔽</w:t>
             </w:r>
@@ -557,7 +557,7 @@
             </w:r>
             <w:r>
               <w:rPr>
-                <w:rFonts w:hint="eastAsia" w:ascii="Times New Roman" w:hAnsi="Times New Roman" w:eastAsia="SimSun" w:cs="Times New Roman"/>
+                <w:rFonts w:hint="eastAsia" w:ascii="Times New Roman" w:hAnsi="Times New Roman" w:eastAsia="FangSong" w:cs="Times New Roman"/>
               </w:rPr>
               <w:t>氧化还原掩蔽</w:t>
             </w:r>
@@ -580,7 +580,7 @@
             </w:pPr>
             <w:r>
               <w:rPr>
-                <w:rFonts w:hint="eastAsia" w:ascii="Times New Roman" w:hAnsi="Times New Roman" w:eastAsia="SimSun" w:cs="Times New Roman"/>
+                <w:rFonts w:hint="eastAsia" w:ascii="Times New Roman" w:hAnsi="Times New Roman" w:eastAsia="FangSong" w:cs="Times New Roman"/>
                 <w:b/>
                 <w:bCs/>
               </w:rPr>
@@ -597,7 +597,7 @@
             </w:pPr>
             <w:r>
               <w:rPr>
-                <w:rFonts w:hint="eastAsia" w:ascii="Times New Roman" w:hAnsi="Times New Roman" w:eastAsia="SimSun" w:cs="Times New Roman"/>
+                <w:rFonts w:hint="eastAsia" w:ascii="Times New Roman" w:hAnsi="Times New Roman" w:eastAsia="FangSong" w:cs="Times New Roman"/>
               </w:rPr>
               <w:t>能完成沉淀形式</w:t>
             </w:r>
@@ -609,7 +609,7 @@
             </w:r>
             <w:r>
               <w:rPr>
-                <w:rFonts w:hint="eastAsia" w:ascii="Times New Roman" w:hAnsi="Times New Roman" w:eastAsia="SimSun" w:cs="Times New Roman"/>
+                <w:rFonts w:hint="eastAsia" w:ascii="Times New Roman" w:hAnsi="Times New Roman" w:eastAsia="FangSong" w:cs="Times New Roman"/>
               </w:rPr>
               <w:t>称量形式转换</w:t>
             </w:r>
@@ -621,7 +621,7 @@
             </w:r>
             <w:r>
               <w:rPr>
-                <w:rFonts w:hint="eastAsia" w:ascii="Times New Roman" w:hAnsi="Times New Roman" w:eastAsia="SimSun" w:cs="Times New Roman"/>
+                <w:rFonts w:hint="eastAsia" w:ascii="Times New Roman" w:hAnsi="Times New Roman" w:eastAsia="FangSong" w:cs="Times New Roman"/>
               </w:rPr>
               <w:t>算换算因数</w:t>
             </w:r>
@@ -633,7 +633,7 @@
             </w:r>
             <w:r>
               <w:rPr>
-                <w:rFonts w:hint="eastAsia" w:ascii="Times New Roman" w:hAnsi="Times New Roman" w:eastAsia="SimSun" w:cs="Times New Roman"/>
+                <w:rFonts w:hint="eastAsia" w:ascii="Times New Roman" w:hAnsi="Times New Roman" w:eastAsia="FangSong" w:cs="Times New Roman"/>
               </w:rPr>
               <w:t>控制晶形</w:t>
             </w:r>
@@ -645,7 +645,7 @@
             </w:r>
             <w:r>
               <w:rPr>
-                <w:rFonts w:hint="eastAsia" w:ascii="Times New Roman" w:hAnsi="Times New Roman" w:eastAsia="SimSun" w:cs="Times New Roman"/>
+                <w:rFonts w:hint="eastAsia" w:ascii="Times New Roman" w:hAnsi="Times New Roman" w:eastAsia="FangSong" w:cs="Times New Roman"/>
               </w:rPr>
               <w:t>无定形沉淀条件</w:t>
             </w:r>
@@ -664,7 +664,7 @@
       </w:r>
     </w:p>
     <w:bookmarkEnd w:id="9"/>
-    <w:bookmarkStart w:id="15" w:name="一edta-配位滴定基础"/>
+    <w:bookmarkStart w:id="12" w:name="一edta-配位滴定基础"/>
     <w:p>
       <w:pPr>
         <w:pStyle w:val="Heading2"/>
@@ -701,7 +701,7 @@
       </w:pPr>
       <w:r>
         <w:rPr>
-          <w:rFonts w:hint="eastAsia" w:ascii="Times New Roman" w:hAnsi="Times New Roman" w:eastAsia="SimSun" w:cs="Times New Roman"/>
+          <w:rFonts w:hint="eastAsia" w:ascii="Times New Roman" w:hAnsi="Times New Roman" w:eastAsia="FangSong" w:cs="Times New Roman"/>
           <w:b/>
           <w:bCs/>
         </w:rPr>
@@ -715,7 +715,7 @@
       </w:r>
       <w:r>
         <w:rPr>
-          <w:rFonts w:hint="eastAsia" w:ascii="Times New Roman" w:hAnsi="Times New Roman" w:eastAsia="SimSun" w:cs="Times New Roman"/>
+          <w:rFonts w:hint="eastAsia" w:ascii="Times New Roman" w:hAnsi="Times New Roman" w:eastAsia="FangSong" w:cs="Times New Roman"/>
         </w:rPr>
         <w:t>知识点</w:t>
       </w:r>
@@ -727,7 +727,7 @@
       </w:r>
       <w:r>
         <w:rPr>
-          <w:rFonts w:hint="eastAsia" w:ascii="Times New Roman" w:hAnsi="Times New Roman" w:eastAsia="SimSun" w:cs="Times New Roman"/>
+          <w:rFonts w:hint="eastAsia" w:ascii="Times New Roman" w:hAnsi="Times New Roman" w:eastAsia="FangSong" w:cs="Times New Roman"/>
         </w:rPr>
         <w:t>分析化学</w:t>
       </w:r>
@@ -739,7 +739,7 @@
       </w:r>
       <w:r>
         <w:rPr>
-          <w:rFonts w:hint="eastAsia" w:ascii="Times New Roman" w:hAnsi="Times New Roman" w:eastAsia="SimSun" w:cs="Times New Roman"/>
+          <w:rFonts w:hint="eastAsia" w:ascii="Times New Roman" w:hAnsi="Times New Roman" w:eastAsia="FangSong" w:cs="Times New Roman"/>
         </w:rPr>
         <w:t>络合滴定</w:t>
       </w:r>
@@ -757,7 +757,7 @@
       </w:r>
       <w:r>
         <w:rPr>
-          <w:rFonts w:hint="eastAsia" w:ascii="Times New Roman" w:hAnsi="Times New Roman" w:eastAsia="SimSun" w:cs="Times New Roman"/>
+          <w:rFonts w:hint="eastAsia" w:ascii="Times New Roman" w:hAnsi="Times New Roman" w:eastAsia="FangSong" w:cs="Times New Roman"/>
         </w:rPr>
         <w:t>知识点</w:t>
       </w:r>
@@ -769,7 +769,7 @@
       </w:r>
       <w:r>
         <w:rPr>
-          <w:rFonts w:hint="eastAsia" w:ascii="Times New Roman" w:hAnsi="Times New Roman" w:eastAsia="SimSun" w:cs="Times New Roman"/>
+          <w:rFonts w:hint="eastAsia" w:ascii="Times New Roman" w:hAnsi="Times New Roman" w:eastAsia="FangSong" w:cs="Times New Roman"/>
         </w:rPr>
         <w:t>化学原理</w:t>
       </w:r>
@@ -781,7 +781,7 @@
       </w:r>
       <w:r>
         <w:rPr>
-          <w:rFonts w:hint="eastAsia" w:ascii="Times New Roman" w:hAnsi="Times New Roman" w:eastAsia="SimSun" w:cs="Times New Roman"/>
+          <w:rFonts w:hint="eastAsia" w:ascii="Times New Roman" w:hAnsi="Times New Roman" w:eastAsia="FangSong" w:cs="Times New Roman"/>
         </w:rPr>
         <w:t>配位化合物</w:t>
       </w:r>
@@ -793,7 +793,7 @@
       </w:r>
       <w:r>
         <w:rPr>
-          <w:rFonts w:hint="eastAsia" w:ascii="Times New Roman" w:hAnsi="Times New Roman" w:eastAsia="SimSun" w:cs="Times New Roman"/>
+          <w:rFonts w:hint="eastAsia" w:ascii="Times New Roman" w:hAnsi="Times New Roman" w:eastAsia="FangSong" w:cs="Times New Roman"/>
           <w:b/>
           <w:bCs/>
         </w:rPr>
@@ -813,12 +813,12 @@
       </w:r>
       <w:r>
         <w:rPr>
-          <w:rFonts w:hint="eastAsia" w:ascii="Times New Roman" w:hAnsi="Times New Roman" w:eastAsia="SimSun" w:cs="Times New Roman"/>
+          <w:rFonts w:hint="eastAsia" w:ascii="Times New Roman" w:hAnsi="Times New Roman" w:eastAsia="FangSong" w:cs="Times New Roman"/>
         </w:rPr>
         <w:t xml:space="preserve">容量分析</w:t>
       </w:r>
     </w:p>
-    <w:bookmarkStart w:id="13" w:name="edta-的结构与配位特性"/>
+    <w:bookmarkStart w:id="10" w:name="edta-的结构与配位特性"/>
     <w:p>
       <w:pPr>
         <w:pStyle w:val="Heading3"/>
@@ -843,7 +843,7 @@
       </w:pPr>
       <w:r>
         <w:rPr>
-          <w:rFonts w:hint="eastAsia" w:ascii="Times New Roman" w:hAnsi="Times New Roman" w:eastAsia="SimSun" w:cs="Times New Roman"/>
+          <w:rFonts w:hint="eastAsia" w:ascii="Times New Roman" w:hAnsi="Times New Roman" w:eastAsia="FangSong" w:cs="Times New Roman"/>
           <w:b/>
           <w:bCs/>
         </w:rPr>
@@ -865,7 +865,7 @@
       </w:r>
       <w:r>
         <w:rPr>
-          <w:rFonts w:hint="eastAsia" w:ascii="Times New Roman" w:hAnsi="Times New Roman" w:eastAsia="SimSun" w:cs="Times New Roman"/>
+          <w:rFonts w:hint="eastAsia" w:ascii="Times New Roman" w:hAnsi="Times New Roman" w:eastAsia="FangSong" w:cs="Times New Roman"/>
         </w:rPr>
         <w:t>乙二胺四乙酸</w:t>
       </w:r>
@@ -877,7 +877,7 @@
       </w:r>
       <w:r>
         <w:rPr>
-          <w:rFonts w:hint="eastAsia" w:ascii="Times New Roman" w:hAnsi="Times New Roman" w:eastAsia="SimSun" w:cs="Times New Roman"/>
+          <w:rFonts w:hint="eastAsia" w:ascii="Times New Roman" w:hAnsi="Times New Roman" w:eastAsia="FangSong" w:cs="Times New Roman"/>
         </w:rPr>
         <w:t>通常以二钠盐</w:t>
       </w:r>
@@ -989,7 +989,7 @@
       </w:r>
       <w:r>
         <w:rPr>
-          <w:rFonts w:hint="eastAsia" w:ascii="Times New Roman" w:hAnsi="Times New Roman" w:eastAsia="SimSun" w:cs="Times New Roman"/>
+          <w:rFonts w:hint="eastAsia" w:ascii="Times New Roman" w:hAnsi="Times New Roman" w:eastAsia="FangSong" w:cs="Times New Roman"/>
         </w:rPr>
         <w:t>形式使用</w:t>
       </w:r>
@@ -1001,7 +1001,7 @@
       </w:r>
       <w:r>
         <w:rPr>
-          <w:rFonts w:hint="eastAsia" w:ascii="Times New Roman" w:hAnsi="Times New Roman" w:eastAsia="SimSun" w:cs="Times New Roman"/>
+          <w:rFonts w:hint="eastAsia" w:ascii="Times New Roman" w:hAnsi="Times New Roman" w:eastAsia="FangSong" w:cs="Times New Roman"/>
         </w:rPr>
         <w:t>相对分子质量</w:t>
       </w:r>
@@ -1018,7 +1018,7 @@
       </w:pPr>
       <w:r>
         <w:rPr>
-          <w:rFonts w:hint="eastAsia" w:ascii="Times New Roman" w:hAnsi="Times New Roman" w:eastAsia="SimSun" w:cs="Times New Roman"/>
+          <w:rFonts w:hint="eastAsia" w:ascii="Times New Roman" w:hAnsi="Times New Roman" w:eastAsia="FangSong" w:cs="Times New Roman"/>
           <w:b/>
           <w:bCs/>
         </w:rPr>
@@ -1038,7 +1038,7 @@
       </w:r>
       <w:r>
         <w:rPr>
-          <w:rFonts w:hint="eastAsia" w:ascii="Times New Roman" w:hAnsi="Times New Roman" w:eastAsia="SimSun" w:cs="Times New Roman"/>
+          <w:rFonts w:hint="eastAsia" w:ascii="Times New Roman" w:hAnsi="Times New Roman" w:eastAsia="FangSong" w:cs="Times New Roman"/>
         </w:rPr>
         <w:t xml:space="preserve">含</w:t>
       </w:r>
@@ -1058,7 +1058,7 @@
       </w:r>
       <w:r>
         <w:rPr>
-          <w:rFonts w:hint="eastAsia" w:ascii="Times New Roman" w:hAnsi="Times New Roman" w:eastAsia="SimSun" w:cs="Times New Roman"/>
+          <w:rFonts w:hint="eastAsia" w:ascii="Times New Roman" w:hAnsi="Times New Roman" w:eastAsia="FangSong" w:cs="Times New Roman"/>
           <w:b/>
           <w:bCs/>
         </w:rPr>
@@ -1074,7 +1074,7 @@
       </w:r>
       <w:r>
         <w:rPr>
-          <w:rFonts w:hint="eastAsia" w:ascii="Times New Roman" w:hAnsi="Times New Roman" w:eastAsia="SimSun" w:cs="Times New Roman"/>
+          <w:rFonts w:hint="eastAsia" w:ascii="Times New Roman" w:hAnsi="Times New Roman" w:eastAsia="FangSong" w:cs="Times New Roman"/>
           <w:b/>
           <w:bCs/>
         </w:rPr>
@@ -1088,7 +1088,7 @@
       </w:r>
       <w:r>
         <w:rPr>
-          <w:rFonts w:hint="eastAsia" w:ascii="Times New Roman" w:hAnsi="Times New Roman" w:eastAsia="SimSun" w:cs="Times New Roman"/>
+          <w:rFonts w:hint="eastAsia" w:ascii="Times New Roman" w:hAnsi="Times New Roman" w:eastAsia="FangSong" w:cs="Times New Roman"/>
         </w:rPr>
         <w:t>共</w:t>
       </w:r>
@@ -1108,7 +1108,7 @@
       </w:r>
       <w:r>
         <w:rPr>
-          <w:rFonts w:hint="eastAsia" w:ascii="Times New Roman" w:hAnsi="Times New Roman" w:eastAsia="SimSun" w:cs="Times New Roman"/>
+          <w:rFonts w:hint="eastAsia" w:ascii="Times New Roman" w:hAnsi="Times New Roman" w:eastAsia="FangSong" w:cs="Times New Roman"/>
           <w:b/>
           <w:bCs/>
         </w:rPr>
@@ -1122,7 +1122,7 @@
       </w:r>
       <w:r>
         <w:rPr>
-          <w:rFonts w:hint="eastAsia" w:ascii="Times New Roman" w:hAnsi="Times New Roman" w:eastAsia="SimSun" w:cs="Times New Roman"/>
+          <w:rFonts w:hint="eastAsia" w:ascii="Times New Roman" w:hAnsi="Times New Roman" w:eastAsia="FangSong" w:cs="Times New Roman"/>
         </w:rPr>
         <w:t>与金属离子形成</w:t>
       </w:r>
@@ -1142,7 +1142,7 @@
       </w:r>
       <w:r>
         <w:rPr>
-          <w:rFonts w:hint="eastAsia" w:ascii="Times New Roman" w:hAnsi="Times New Roman" w:eastAsia="SimSun" w:cs="Times New Roman"/>
+          <w:rFonts w:hint="eastAsia" w:ascii="Times New Roman" w:hAnsi="Times New Roman" w:eastAsia="FangSong" w:cs="Times New Roman"/>
           <w:b/>
           <w:bCs/>
         </w:rPr>
@@ -1156,7 +1156,7 @@
       </w:r>
       <w:r>
         <w:rPr>
-          <w:rFonts w:hint="eastAsia" w:ascii="Times New Roman" w:hAnsi="Times New Roman" w:eastAsia="SimSun" w:cs="Times New Roman"/>
+          <w:rFonts w:hint="eastAsia" w:ascii="Times New Roman" w:hAnsi="Times New Roman" w:eastAsia="FangSong" w:cs="Times New Roman"/>
         </w:rPr>
         <w:t>的稳定螯合物</w:t>
       </w:r>
@@ -1170,243 +1170,383 @@
     <w:p>
       <w:pPr>
         <w:pStyle w:val="BodyText"/>
-        <w:spacing w:before="160" w:after="80"/>
-        <w:jc w:val="center"/>
       </w:pPr>
       <w:r>
         <w:rPr>
-          <w:rFonts w:ascii="Times New Roman" w:hAnsi="Times New Roman" w:eastAsia="FangSong" w:cs="Times New Roman"/>
-          <w:b w:val="0"/>
-          <w:i w:val="0"/>
-          <w:sz w:val="21"/>
-        </w:rPr>
-        <w:drawing>
-          <wp:inline>
-            <wp:extent cx="3600000" cy="2400000"/>
-            <wp:effectExtent b="0" l="0" r="0" t="0"/>
-            <wp:docPr descr="" title="" id="11" name="Picture"/>
-            <a:graphic>
-              <a:graphicData uri="http://schemas.openxmlformats.org/drawingml/2006/picture">
-                <pic:pic>
-                  <pic:nvPicPr>
-                    <pic:cNvPr descr="b795736d65f5cdf3820ce67fb25450c73078b72ca021954dd1c6822e9af51319.jpg" id="12" name="Picture"/>
-                    <pic:cNvPicPr>
-                      <a:picLocks noChangeArrowheads="1" noChangeAspect="1"/>
-                    </pic:cNvPicPr>
-                  </pic:nvPicPr>
-                  <pic:blipFill>
-                    <a:blip r:embed="rId10"/>
-                    <a:stretch>
-                      <a:fillRect/>
-                    </a:stretch>
-                  </pic:blipFill>
-                  <pic:spPr bwMode="auto">
-                    <a:xfrm>
-                      <a:off x="0" y="0"/>
-                      <a:ext cx="3600000" cy="2400000"/>
-                    </a:xfrm>
-                    <a:prstGeom prst="rect">
-                      <a:avLst/>
-                    </a:prstGeom>
-                    <a:noFill/>
-                    <a:ln w="9525">
-                      <a:noFill/>
-                      <a:headEnd/>
-                      <a:tailEnd/>
-                    </a:ln>
-                  </pic:spPr>
-                </pic:pic>
-              </a:graphicData>
-            </a:graphic>
-          </wp:inline>
-        </w:drawing>
-      </w:r>
-      <w:r>
-        <w:rPr>
-          <w:rFonts w:ascii="Times New Roman" w:hAnsi="Times New Roman" w:eastAsia="FangSong" w:cs="Times New Roman"/>
-          <w:b w:val="0"/>
-          <w:i w:val="0"/>
-          <w:sz w:val="21"/>
+          <w:rFonts w:hint="eastAsia" w:ascii="Times New Roman" w:hAnsi="Times New Roman" w:eastAsia="Times New Roman" w:cs="Times New Roman"/>
+        </w:rPr>
+        <w:t>EDTA（</w:t>
+      </w:r>
+      <w:r>
+        <w:rPr>
+          <w:rFonts w:hint="eastAsia" w:ascii="Times New Roman" w:hAnsi="Times New Roman" w:eastAsia="FangSong" w:cs="Times New Roman"/>
+        </w:rPr>
+        <w:t>乙二胺四乙酸</w:t>
+      </w:r>
+      <w:r>
+        <w:rPr>
+          <w:rFonts w:hint="eastAsia" w:ascii="Times New Roman" w:hAnsi="Times New Roman" w:eastAsia="Times New Roman" w:cs="Times New Roman"/>
+        </w:rPr>
+        <w:t>）</w:t>
+      </w:r>
+      <w:r>
+        <w:rPr>
+          <w:rFonts w:hint="eastAsia" w:ascii="Times New Roman" w:hAnsi="Times New Roman" w:eastAsia="FangSong" w:cs="Times New Roman"/>
+        </w:rPr>
+        <w:t>分子结构</w:t>
+      </w:r>
+      <w:r>
+        <w:rPr>
+          <w:rFonts w:ascii="Times New Roman" w:hAnsi="Times New Roman" w:eastAsia="Times New Roman" w:cs="Times New Roman"/>
         </w:rPr>
         <w:t xml:space="preserve"> </w:t>
       </w:r>
       <w:r>
         <w:rPr>
-          <w:rFonts w:hint="eastAsia" w:ascii="Times New Roman" w:hAnsi="Times New Roman" w:eastAsia="FangSong" w:cs="Times New Roman"/>
-          <w:b w:val="0"/>
-          <w:i w:val="0"/>
+          <w:rFonts w:hint="eastAsia" w:ascii="Times New Roman" w:hAnsi="Times New Roman" w:eastAsia="Times New Roman" w:cs="Times New Roman"/>
+        </w:rPr>
+        <w:t>4</w:t>
+      </w:r>
+      <w:r>
+        <w:rPr>
+          <w:rFonts w:hint="eastAsia" w:ascii="Times New Roman" w:hAnsi="Times New Roman" w:eastAsia="FangSong" w:cs="Times New Roman"/>
+        </w:rPr>
+        <w:t>个羧基</w:t>
+      </w:r>
+      <w:r>
+        <w:rPr>
+          <w:rFonts w:hint="eastAsia" w:ascii="Times New Roman" w:hAnsi="Times New Roman" w:eastAsia="Times New Roman" w:cs="Times New Roman"/>
+        </w:rPr>
+        <w:t>(—COO</w:t>
+      </w:r>
+      <w:r>
+        <w:rPr>
+          <w:rFonts w:hint="eastAsia" w:ascii="Times New Roman" w:hAnsi="Times New Roman" w:eastAsia="Times New Roman" w:cs="Times New Roman"/>
+          <w:vertAlign w:val="superscript"/>
+        </w:rPr>
+        <w:t>-</w:t>
+      </w:r>
+      <w:r>
+        <w:rPr>
+          <w:rFonts w:hint="eastAsia" w:ascii="Times New Roman" w:hAnsi="Times New Roman" w:eastAsia="Times New Roman" w:cs="Times New Roman"/>
+        </w:rPr>
+        <w:t>)</w:t>
+      </w:r>
+      <w:r>
+        <w:rPr>
+          <w:rFonts w:ascii="Times New Roman" w:hAnsi="Times New Roman" w:eastAsia="Times New Roman" w:cs="Times New Roman"/>
+        </w:rPr>
+        <w:t xml:space="preserve"> + </w:t>
+      </w:r>
+      <w:r>
+        <w:rPr>
+          <w:rFonts w:hint="eastAsia" w:ascii="Times New Roman" w:hAnsi="Times New Roman" w:eastAsia="Times New Roman" w:cs="Times New Roman"/>
+        </w:rPr>
+        <w:t>2</w:t>
+      </w:r>
+      <w:r>
+        <w:rPr>
+          <w:rFonts w:hint="eastAsia" w:ascii="Times New Roman" w:hAnsi="Times New Roman" w:eastAsia="FangSong" w:cs="Times New Roman"/>
+        </w:rPr>
+        <w:t>个氨基</w:t>
+      </w:r>
+      <w:r>
+        <w:rPr>
+          <w:rFonts w:hint="eastAsia" w:ascii="Times New Roman" w:hAnsi="Times New Roman" w:eastAsia="Times New Roman" w:cs="Times New Roman"/>
+        </w:rPr>
+        <w:t>(—NH—)</w:t>
+      </w:r>
+      <w:r>
+        <w:rPr>
+          <w:rFonts w:ascii="Times New Roman" w:hAnsi="Times New Roman" w:eastAsia="Times New Roman" w:cs="Times New Roman"/>
+        </w:rPr>
+        <w:t xml:space="preserve"> = </w:t>
+      </w:r>
+      <w:r>
+        <w:rPr>
+          <w:rFonts w:hint="eastAsia" w:ascii="Times New Roman" w:hAnsi="Times New Roman" w:eastAsia="Times New Roman" w:cs="Times New Roman"/>
+        </w:rPr>
+        <w:t>6</w:t>
+      </w:r>
+      <w:r>
+        <w:rPr>
+          <w:rFonts w:hint="eastAsia" w:ascii="Times New Roman" w:hAnsi="Times New Roman" w:eastAsia="FangSong" w:cs="Times New Roman"/>
+        </w:rPr>
+        <w:t>个配位原子</w:t>
+      </w:r>
+      <w:r>
+        <w:rPr>
+          <w:rFonts w:ascii="Times New Roman" w:hAnsi="Times New Roman" w:eastAsia="Times New Roman" w:cs="Times New Roman"/>
+        </w:rPr>
+        <w:t xml:space="preserve"> </w:t>
+      </w:r>
+      <w:r>
+        <w:rPr>
+          <w:rFonts w:hint="eastAsia" w:ascii="Times New Roman" w:hAnsi="Times New Roman" w:eastAsia="FangSong" w:cs="Times New Roman"/>
+        </w:rPr>
+        <w:t>与金属配位形成</w:t>
+      </w:r>
+      <w:r>
+        <w:rPr>
+          <w:rFonts w:hint="eastAsia" w:ascii="Times New Roman" w:hAnsi="Times New Roman" w:eastAsia="Times New Roman" w:cs="Times New Roman"/>
+        </w:rPr>
+        <w:t>5</w:t>
+      </w:r>
+      <w:r>
+        <w:rPr>
+          <w:rFonts w:hint="eastAsia" w:ascii="Times New Roman" w:hAnsi="Times New Roman" w:eastAsia="FangSong" w:cs="Times New Roman"/>
+        </w:rPr>
+        <w:t>个五元螯合环</w:t>
+      </w:r>
+      <w:r>
+        <w:rPr>
+          <w:rFonts w:hint="eastAsia" w:ascii="Times New Roman" w:hAnsi="Times New Roman" w:eastAsia="Times New Roman" w:cs="Times New Roman"/>
+        </w:rPr>
+        <w:t>，1:1</w:t>
+      </w:r>
+      <w:r>
+        <w:rPr>
+          <w:rFonts w:hint="eastAsia" w:ascii="Times New Roman" w:hAnsi="Times New Roman" w:eastAsia="FangSong" w:cs="Times New Roman"/>
+        </w:rPr>
+        <w:t>配位比</w:t>
+      </w:r>
+      <w:r>
+        <w:rPr>
+          <w:rFonts w:ascii="Times New Roman" w:hAnsi="Times New Roman" w:eastAsia="Times New Roman" w:cs="Times New Roman"/>
+        </w:rPr>
+        <w:t xml:space="preserve"> </w:t>
+      </w:r>
+      <w:r>
+        <w:rPr>
+          <w:rFonts w:hint="eastAsia" w:ascii="Times New Roman" w:hAnsi="Times New Roman" w:eastAsia="FangSong" w:cs="Times New Roman"/>
+        </w:rPr>
+        <w:t>结构</w:t>
+      </w:r>
+      <w:r>
+        <w:rPr>
+          <w:rFonts w:hint="eastAsia" w:ascii="Times New Roman" w:hAnsi="Times New Roman" w:eastAsia="Times New Roman" w:cs="Times New Roman"/>
+        </w:rPr>
+        <w:t>：(HOOCCH</w:t>
+      </w:r>
+      <w:r>
+        <w:rPr>
+          <w:rFonts w:hint="eastAsia" w:ascii="Times New Roman" w:hAnsi="Times New Roman" w:eastAsia="Times New Roman" w:cs="Times New Roman"/>
+          <w:vertAlign w:val="subscript"/>
+        </w:rPr>
+        <w:t>2</w:t>
+      </w:r>
+      <w:r>
+        <w:rPr>
+          <w:rFonts w:hint="eastAsia" w:ascii="Times New Roman" w:hAnsi="Times New Roman" w:eastAsia="Times New Roman" w:cs="Times New Roman"/>
+        </w:rPr>
+        <w:t>)</w:t>
+      </w:r>
+      <w:r>
+        <w:rPr>
+          <w:rFonts w:hint="eastAsia" w:ascii="Times New Roman" w:hAnsi="Times New Roman" w:eastAsia="Times New Roman" w:cs="Times New Roman"/>
+          <w:vertAlign w:val="subscript"/>
+        </w:rPr>
+        <w:t>2</w:t>
+      </w:r>
+      <w:r>
+        <w:rPr>
+          <w:rFonts w:hint="eastAsia" w:ascii="Times New Roman" w:hAnsi="Times New Roman" w:eastAsia="Times New Roman" w:cs="Times New Roman"/>
+        </w:rPr>
+        <w:t>N—CH</w:t>
+      </w:r>
+      <w:r>
+        <w:rPr>
+          <w:rFonts w:hint="eastAsia" w:ascii="Times New Roman" w:hAnsi="Times New Roman" w:eastAsia="Times New Roman" w:cs="Times New Roman"/>
+          <w:vertAlign w:val="subscript"/>
+        </w:rPr>
+        <w:t>2</w:t>
+      </w:r>
+      <w:r>
+        <w:rPr>
+          <w:rFonts w:hint="eastAsia" w:ascii="Times New Roman" w:hAnsi="Times New Roman" w:eastAsia="Times New Roman" w:cs="Times New Roman"/>
+        </w:rPr>
+        <w:t>—CH</w:t>
+      </w:r>
+      <w:r>
+        <w:rPr>
+          <w:rFonts w:hint="eastAsia" w:ascii="Times New Roman" w:hAnsi="Times New Roman" w:eastAsia="Times New Roman" w:cs="Times New Roman"/>
+          <w:vertAlign w:val="subscript"/>
+        </w:rPr>
+        <w:t>2</w:t>
+      </w:r>
+      <w:r>
+        <w:rPr>
+          <w:rFonts w:hint="eastAsia" w:ascii="Times New Roman" w:hAnsi="Times New Roman" w:eastAsia="Times New Roman" w:cs="Times New Roman"/>
+        </w:rPr>
+        <w:t>—N(CH</w:t>
+      </w:r>
+      <w:r>
+        <w:rPr>
+          <w:rFonts w:hint="eastAsia" w:ascii="Times New Roman" w:hAnsi="Times New Roman" w:eastAsia="Times New Roman" w:cs="Times New Roman"/>
+          <w:vertAlign w:val="subscript"/>
+        </w:rPr>
+        <w:t>2</w:t>
+      </w:r>
+      <w:r>
+        <w:rPr>
+          <w:rFonts w:hint="eastAsia" w:ascii="Times New Roman" w:hAnsi="Times New Roman" w:eastAsia="Times New Roman" w:cs="Times New Roman"/>
+        </w:rPr>
+        <w:t>COOH)</w:t>
+      </w:r>
+      <w:r>
+        <w:rPr>
+          <w:rFonts w:hint="eastAsia" w:ascii="Times New Roman" w:hAnsi="Times New Roman" w:eastAsia="Times New Roman" w:cs="Times New Roman"/>
+          <w:vertAlign w:val="subscript"/>
+        </w:rPr>
+        <w:t>2</w:t>
+      </w:r>
+      <w:r>
+        <w:rPr>
+          <w:rFonts w:ascii="Times New Roman" w:hAnsi="Times New Roman" w:eastAsia="Times New Roman" w:cs="Times New Roman"/>
+        </w:rPr>
+        <w:t xml:space="preserve"> </w:t>
+      </w:r>
+      <w:r>
+        <w:rPr>
+          <w:rFonts w:hint="eastAsia" w:ascii="Times New Roman" w:hAnsi="Times New Roman" w:eastAsia="FangSong" w:cs="Times New Roman"/>
+          <w:i/>
           <w:iCs/>
-          <w:sz w:val="21"/>
         </w:rPr>
         <w:t xml:space="preserve">图</w:t>
       </w:r>
       <w:r>
         <w:rPr>
-          <w:rFonts w:ascii="Times New Roman" w:hAnsi="Times New Roman" w:eastAsia="FangSong" w:cs="Times New Roman"/>
-          <w:b w:val="0"/>
-          <w:i w:val="0"/>
+          <w:rFonts w:ascii="Times New Roman" w:hAnsi="Times New Roman" w:eastAsia="Times New Roman" w:cs="Times New Roman"/>
+          <w:i/>
           <w:iCs/>
-          <w:sz w:val="21"/>
         </w:rPr>
         <w:t xml:space="preserve"> 1 </w:t>
       </w:r>
       <w:r>
         <w:rPr>
-          <w:rFonts w:hint="eastAsia" w:ascii="Times New Roman" w:hAnsi="Times New Roman" w:eastAsia="FangSong" w:cs="Times New Roman"/>
-          <w:b w:val="0"/>
-          <w:i w:val="0"/>
+          <w:rFonts w:hint="eastAsia" w:ascii="Times New Roman" w:hAnsi="Times New Roman" w:eastAsia="Times New Roman" w:cs="Times New Roman"/>
+          <w:i/>
           <w:iCs/>
-          <w:sz w:val="21"/>
         </w:rPr>
         <w:t>EDTA（</w:t>
       </w:r>
       <w:r>
         <w:rPr>
           <w:rFonts w:hint="eastAsia" w:ascii="Times New Roman" w:hAnsi="Times New Roman" w:eastAsia="FangSong" w:cs="Times New Roman"/>
-          <w:b w:val="0"/>
-          <w:i w:val="0"/>
+          <w:i/>
           <w:iCs/>
-          <w:sz w:val="21"/>
         </w:rPr>
         <w:t>乙二胺四乙酸</w:t>
       </w:r>
       <w:r>
         <w:rPr>
-          <w:rFonts w:hint="eastAsia" w:ascii="Times New Roman" w:hAnsi="Times New Roman" w:eastAsia="FangSong" w:cs="Times New Roman"/>
-          <w:b w:val="0"/>
-          <w:i w:val="0"/>
+          <w:rFonts w:hint="eastAsia" w:ascii="Times New Roman" w:hAnsi="Times New Roman" w:eastAsia="Times New Roman" w:cs="Times New Roman"/>
+          <w:i/>
           <w:iCs/>
-          <w:sz w:val="21"/>
         </w:rPr>
         <w:t>）</w:t>
       </w:r>
       <w:r>
         <w:rPr>
           <w:rFonts w:hint="eastAsia" w:ascii="Times New Roman" w:hAnsi="Times New Roman" w:eastAsia="FangSong" w:cs="Times New Roman"/>
-          <w:b w:val="0"/>
-          <w:i w:val="0"/>
+          <w:i/>
           <w:iCs/>
-          <w:sz w:val="21"/>
         </w:rPr>
         <w:t>分子结构</w:t>
       </w:r>
       <w:r>
         <w:rPr>
-          <w:rFonts w:hint="eastAsia" w:ascii="Times New Roman" w:hAnsi="Times New Roman" w:eastAsia="FangSong" w:cs="Times New Roman"/>
-          <w:b w:val="0"/>
-          <w:i w:val="0"/>
+          <w:rFonts w:hint="eastAsia" w:ascii="Times New Roman" w:hAnsi="Times New Roman" w:eastAsia="Times New Roman" w:cs="Times New Roman"/>
+          <w:i/>
           <w:iCs/>
-          <w:sz w:val="21"/>
         </w:rPr>
         <w:t>——4</w:t>
       </w:r>
       <w:r>
         <w:rPr>
-          <w:rFonts w:ascii="Times New Roman" w:hAnsi="Times New Roman" w:eastAsia="FangSong" w:cs="Times New Roman"/>
-          <w:b w:val="0"/>
-          <w:i w:val="0"/>
+          <w:rFonts w:ascii="Times New Roman" w:hAnsi="Times New Roman" w:eastAsia="Times New Roman" w:cs="Times New Roman"/>
+          <w:i/>
           <w:iCs/>
-          <w:sz w:val="21"/>
         </w:rPr>
         <w:t xml:space="preserve"> </w:t>
       </w:r>
       <w:r>
         <w:rPr>
           <w:rFonts w:hint="eastAsia" w:ascii="Times New Roman" w:hAnsi="Times New Roman" w:eastAsia="FangSong" w:cs="Times New Roman"/>
-          <w:b w:val="0"/>
-          <w:i w:val="0"/>
+          <w:i/>
           <w:iCs/>
-          <w:sz w:val="21"/>
         </w:rPr>
         <w:t xml:space="preserve">个羧基</w:t>
       </w:r>
       <w:r>
         <w:rPr>
-          <w:rFonts w:ascii="Times New Roman" w:hAnsi="Times New Roman" w:eastAsia="FangSong" w:cs="Times New Roman"/>
-          <w:b w:val="0"/>
-          <w:i w:val="0"/>
+          <w:rFonts w:ascii="Times New Roman" w:hAnsi="Times New Roman" w:eastAsia="Times New Roman" w:cs="Times New Roman"/>
+          <w:i/>
           <w:iCs/>
-          <w:sz w:val="21"/>
         </w:rPr>
         <w:t xml:space="preserve"> + 2 </w:t>
       </w:r>
       <w:r>
         <w:rPr>
           <w:rFonts w:hint="eastAsia" w:ascii="Times New Roman" w:hAnsi="Times New Roman" w:eastAsia="FangSong" w:cs="Times New Roman"/>
-          <w:b w:val="0"/>
-          <w:i w:val="0"/>
+          <w:i/>
           <w:iCs/>
-          <w:sz w:val="21"/>
         </w:rPr>
         <w:t xml:space="preserve">个氨基</w:t>
       </w:r>
       <w:r>
         <w:rPr>
-          <w:rFonts w:ascii="Times New Roman" w:hAnsi="Times New Roman" w:eastAsia="FangSong" w:cs="Times New Roman"/>
-          <w:b w:val="0"/>
-          <w:i w:val="0"/>
+          <w:rFonts w:ascii="Times New Roman" w:hAnsi="Times New Roman" w:eastAsia="Times New Roman" w:cs="Times New Roman"/>
+          <w:i/>
           <w:iCs/>
-          <w:sz w:val="21"/>
         </w:rPr>
         <w:t xml:space="preserve"> = 6 </w:t>
       </w:r>
       <w:r>
         <w:rPr>
           <w:rFonts w:hint="eastAsia" w:ascii="Times New Roman" w:hAnsi="Times New Roman" w:eastAsia="FangSong" w:cs="Times New Roman"/>
-          <w:b w:val="0"/>
-          <w:i w:val="0"/>
+          <w:i/>
           <w:iCs/>
-          <w:sz w:val="21"/>
         </w:rPr>
         <w:t>个配位原子</w:t>
       </w:r>
       <w:r>
         <w:rPr>
-          <w:rFonts w:hint="eastAsia" w:ascii="Times New Roman" w:hAnsi="Times New Roman" w:eastAsia="FangSong" w:cs="Times New Roman"/>
-          <w:b w:val="0"/>
-          <w:i w:val="0"/>
+          <w:rFonts w:hint="eastAsia" w:ascii="Times New Roman" w:hAnsi="Times New Roman" w:eastAsia="Times New Roman" w:cs="Times New Roman"/>
+          <w:i/>
           <w:iCs/>
-          <w:sz w:val="21"/>
         </w:rPr>
         <w:t>，</w:t>
       </w:r>
       <w:r>
         <w:rPr>
           <w:rFonts w:hint="eastAsia" w:ascii="Times New Roman" w:hAnsi="Times New Roman" w:eastAsia="FangSong" w:cs="Times New Roman"/>
-          <w:b w:val="0"/>
-          <w:i w:val="0"/>
+          <w:i/>
           <w:iCs/>
-          <w:sz w:val="21"/>
         </w:rPr>
         <w:t>与金属配位形成</w:t>
       </w:r>
       <w:r>
         <w:rPr>
-          <w:rFonts w:ascii="Times New Roman" w:hAnsi="Times New Roman" w:eastAsia="FangSong" w:cs="Times New Roman"/>
-          <w:b w:val="0"/>
-          <w:i w:val="0"/>
+          <w:rFonts w:ascii="Times New Roman" w:hAnsi="Times New Roman" w:eastAsia="Times New Roman" w:cs="Times New Roman"/>
+          <w:i/>
           <w:iCs/>
-          <w:sz w:val="21"/>
         </w:rPr>
         <w:t xml:space="preserve"> 5 </w:t>
       </w:r>
       <w:r>
         <w:rPr>
           <w:rFonts w:hint="eastAsia" w:ascii="Times New Roman" w:hAnsi="Times New Roman" w:eastAsia="FangSong" w:cs="Times New Roman"/>
-          <w:b w:val="0"/>
-          <w:i w:val="0"/>
+          <w:i/>
           <w:iCs/>
-          <w:sz w:val="21"/>
         </w:rPr>
         <w:t>个五元螯合环</w:t>
       </w:r>
       <w:r>
         <w:rPr>
-          <w:rFonts w:hint="eastAsia" w:ascii="Times New Roman" w:hAnsi="Times New Roman" w:eastAsia="FangSong" w:cs="Times New Roman"/>
-          <w:b w:val="0"/>
-          <w:i w:val="0"/>
+          <w:rFonts w:hint="eastAsia" w:ascii="Times New Roman" w:hAnsi="Times New Roman" w:eastAsia="Times New Roman" w:cs="Times New Roman"/>
+          <w:i/>
           <w:iCs/>
-          <w:sz w:val="21"/>
         </w:rPr>
         <w:t>。</w:t>
       </w:r>
@@ -1417,7 +1557,7 @@
       </w:pPr>
       <w:r>
         <w:rPr>
-          <w:rFonts w:hint="eastAsia" w:ascii="Times New Roman" w:hAnsi="Times New Roman" w:eastAsia="SimSun" w:cs="Times New Roman"/>
+          <w:rFonts w:hint="eastAsia" w:ascii="Times New Roman" w:hAnsi="Times New Roman" w:eastAsia="FangSong" w:cs="Times New Roman"/>
           <w:b/>
           <w:bCs/>
         </w:rPr>
@@ -1437,7 +1577,7 @@
       </w:r>
       <w:r>
         <w:rPr>
-          <w:rFonts w:hint="eastAsia" w:ascii="Times New Roman" w:hAnsi="Times New Roman" w:eastAsia="SimSun" w:cs="Times New Roman"/>
+          <w:rFonts w:hint="eastAsia" w:ascii="Times New Roman" w:hAnsi="Times New Roman" w:eastAsia="FangSong" w:cs="Times New Roman"/>
         </w:rPr>
         <w:t>六个爪</w:t>
       </w:r>
@@ -1449,7 +1589,7 @@
       </w:r>
       <w:r>
         <w:rPr>
-          <w:rFonts w:hint="eastAsia" w:ascii="Times New Roman" w:hAnsi="Times New Roman" w:eastAsia="SimSun" w:cs="Times New Roman"/>
+          <w:rFonts w:hint="eastAsia" w:ascii="Times New Roman" w:hAnsi="Times New Roman" w:eastAsia="FangSong" w:cs="Times New Roman"/>
         </w:rPr>
         <w:t>四氧两氮抓金属</w:t>
       </w:r>
@@ -1461,7 +1601,7 @@
       </w:r>
       <w:r>
         <w:rPr>
-          <w:rFonts w:hint="eastAsia" w:ascii="Times New Roman" w:hAnsi="Times New Roman" w:eastAsia="SimSun" w:cs="Times New Roman"/>
+          <w:rFonts w:hint="eastAsia" w:ascii="Times New Roman" w:hAnsi="Times New Roman" w:eastAsia="FangSong" w:cs="Times New Roman"/>
         </w:rPr>
         <w:t>螯合五个五元环</w:t>
       </w:r>
@@ -1479,7 +1619,7 @@
       </w:r>
       <w:r>
         <w:rPr>
-          <w:rFonts w:hint="eastAsia" w:ascii="Times New Roman" w:hAnsi="Times New Roman" w:eastAsia="SimSun" w:cs="Times New Roman"/>
+          <w:rFonts w:hint="eastAsia" w:ascii="Times New Roman" w:hAnsi="Times New Roman" w:eastAsia="FangSong" w:cs="Times New Roman"/>
         </w:rPr>
         <w:t>配位是铁律</w:t>
       </w:r>
@@ -1504,7 +1644,7 @@
       </w:r>
       <w:r>
         <w:rPr>
-          <w:rFonts w:hint="eastAsia" w:ascii="Times New Roman" w:hAnsi="Times New Roman" w:eastAsia="SimSun" w:cs="Times New Roman"/>
+          <w:rFonts w:hint="eastAsia" w:ascii="Times New Roman" w:hAnsi="Times New Roman" w:eastAsia="FangSong" w:cs="Times New Roman"/>
           <w:b/>
           <w:bCs/>
         </w:rPr>
@@ -1518,7 +1658,7 @@
       </w:r>
       <w:r>
         <w:rPr>
-          <w:rFonts w:hint="eastAsia" w:ascii="Times New Roman" w:hAnsi="Times New Roman" w:eastAsia="SimSun" w:cs="Times New Roman"/>
+          <w:rFonts w:hint="eastAsia" w:ascii="Times New Roman" w:hAnsi="Times New Roman" w:eastAsia="FangSong" w:cs="Times New Roman"/>
         </w:rPr>
         <w:t>一个</w:t>
       </w:r>
@@ -1530,7 +1670,7 @@
       </w:r>
       <w:r>
         <w:rPr>
-          <w:rFonts w:hint="eastAsia" w:ascii="Times New Roman" w:hAnsi="Times New Roman" w:eastAsia="SimSun" w:cs="Times New Roman"/>
+          <w:rFonts w:hint="eastAsia" w:ascii="Times New Roman" w:hAnsi="Times New Roman" w:eastAsia="FangSong" w:cs="Times New Roman"/>
         </w:rPr>
         <w:t>分子就能</w:t>
       </w:r>
@@ -1542,7 +1682,7 @@
       </w:r>
       <w:r>
         <w:rPr>
-          <w:rFonts w:hint="eastAsia" w:ascii="Times New Roman" w:hAnsi="Times New Roman" w:eastAsia="SimSun" w:cs="Times New Roman"/>
+          <w:rFonts w:hint="eastAsia" w:ascii="Times New Roman" w:hAnsi="Times New Roman" w:eastAsia="FangSong" w:cs="Times New Roman"/>
         </w:rPr>
         <w:t>包住</w:t>
       </w:r>
@@ -1554,7 +1694,7 @@
       </w:r>
       <w:r>
         <w:rPr>
-          <w:rFonts w:hint="eastAsia" w:ascii="Times New Roman" w:hAnsi="Times New Roman" w:eastAsia="SimSun" w:cs="Times New Roman"/>
+          <w:rFonts w:hint="eastAsia" w:ascii="Times New Roman" w:hAnsi="Times New Roman" w:eastAsia="FangSong" w:cs="Times New Roman"/>
         </w:rPr>
         <w:t>一个金属离子的所有配位点</w:t>
       </w:r>
@@ -1566,7 +1706,7 @@
       </w:r>
       <w:r>
         <w:rPr>
-          <w:rFonts w:hint="eastAsia" w:ascii="Times New Roman" w:hAnsi="Times New Roman" w:eastAsia="SimSun" w:cs="Times New Roman"/>
+          <w:rFonts w:hint="eastAsia" w:ascii="Times New Roman" w:hAnsi="Times New Roman" w:eastAsia="FangSong" w:cs="Times New Roman"/>
         </w:rPr>
         <w:t>绝大多数形成</w:t>
       </w:r>
@@ -1586,7 +1726,7 @@
       </w:r>
       <w:r>
         <w:rPr>
-          <w:rFonts w:hint="eastAsia" w:ascii="Times New Roman" w:hAnsi="Times New Roman" w:eastAsia="SimSun" w:cs="Times New Roman"/>
+          <w:rFonts w:hint="eastAsia" w:ascii="Times New Roman" w:hAnsi="Times New Roman" w:eastAsia="FangSong" w:cs="Times New Roman"/>
           <w:b/>
           <w:bCs/>
         </w:rPr>
@@ -1608,7 +1748,7 @@
       </w:r>
       <w:r>
         <w:rPr>
-          <w:rFonts w:hint="eastAsia" w:ascii="Times New Roman" w:hAnsi="Times New Roman" w:eastAsia="SimSun" w:cs="Times New Roman"/>
+          <w:rFonts w:hint="eastAsia" w:ascii="Times New Roman" w:hAnsi="Times New Roman" w:eastAsia="FangSong" w:cs="Times New Roman"/>
         </w:rPr>
         <w:t>竞赛中几乎均为</w:t>
       </w:r>
@@ -1640,7 +1780,7 @@
       </w:r>
       <w:r>
         <w:rPr>
-          <w:rFonts w:hint="eastAsia" w:ascii="Times New Roman" w:hAnsi="Times New Roman" w:eastAsia="SimSun" w:cs="Times New Roman"/>
+          <w:rFonts w:hint="eastAsia" w:ascii="Times New Roman" w:hAnsi="Times New Roman" w:eastAsia="FangSong" w:cs="Times New Roman"/>
           <w:b/>
           <w:bCs/>
         </w:rPr>
@@ -1820,7 +1960,7 @@
             </w:pPr>
             <w:r>
               <w:rPr>
-                <w:rFonts w:hint="eastAsia" w:ascii="Times New Roman" w:hAnsi="Times New Roman" w:eastAsia="SimSun" w:cs="Times New Roman"/>
+                <w:rFonts w:hint="eastAsia" w:ascii="Times New Roman" w:hAnsi="Times New Roman" w:eastAsia="FangSong" w:cs="Times New Roman"/>
               </w:rPr>
               <w:t xml:space="preserve">主要形体</w:t>
             </w:r>
@@ -2188,7 +2328,7 @@
       </w:pPr>
       <w:r>
         <w:rPr>
-          <w:rFonts w:hint="eastAsia" w:ascii="Times New Roman" w:hAnsi="Times New Roman" w:eastAsia="SimSun" w:cs="Times New Roman"/>
+          <w:rFonts w:hint="eastAsia" w:ascii="Times New Roman" w:hAnsi="Times New Roman" w:eastAsia="FangSong" w:cs="Times New Roman"/>
           <w:b/>
           <w:bCs/>
         </w:rPr>
@@ -2202,7 +2342,7 @@
       </w:r>
       <w:r>
         <w:rPr>
-          <w:rFonts w:hint="eastAsia" w:ascii="Times New Roman" w:hAnsi="Times New Roman" w:eastAsia="SimSun" w:cs="Times New Roman"/>
+          <w:rFonts w:hint="eastAsia" w:ascii="Times New Roman" w:hAnsi="Times New Roman" w:eastAsia="FangSong" w:cs="Times New Roman"/>
           <w:b/>
           <w:bCs/>
         </w:rPr>
@@ -2252,7 +2392,7 @@
       </w:r>
       <w:r>
         <w:rPr>
-          <w:rFonts w:hint="eastAsia" w:ascii="Times New Roman" w:hAnsi="Times New Roman" w:eastAsia="SimSun" w:cs="Times New Roman"/>
+          <w:rFonts w:hint="eastAsia" w:ascii="Times New Roman" w:hAnsi="Times New Roman" w:eastAsia="FangSong" w:cs="Times New Roman"/>
           <w:b/>
           <w:bCs/>
         </w:rPr>
@@ -2266,7 +2406,7 @@
       </w:r>
       <w:r>
         <w:rPr>
-          <w:rFonts w:hint="eastAsia" w:ascii="Times New Roman" w:hAnsi="Times New Roman" w:eastAsia="SimSun" w:cs="Times New Roman"/>
+          <w:rFonts w:hint="eastAsia" w:ascii="Times New Roman" w:hAnsi="Times New Roman" w:eastAsia="FangSong" w:cs="Times New Roman"/>
         </w:rPr>
         <w:t>越低</w:t>
       </w:r>
@@ -2291,7 +2431,7 @@
       </w:r>
       <w:r>
         <w:rPr>
-          <w:rFonts w:hint="eastAsia" w:ascii="Times New Roman" w:hAnsi="Times New Roman" w:eastAsia="SimSun" w:cs="Times New Roman"/>
+          <w:rFonts w:hint="eastAsia" w:ascii="Times New Roman" w:hAnsi="Times New Roman" w:eastAsia="FangSong" w:cs="Times New Roman"/>
         </w:rPr>
         <w:t>分布分数越小</w:t>
       </w:r>
@@ -2303,7 +2443,7 @@
       </w:r>
       <w:r>
         <w:rPr>
-          <w:rFonts w:hint="eastAsia" w:ascii="Times New Roman" w:hAnsi="Times New Roman" w:eastAsia="SimSun" w:cs="Times New Roman"/>
+          <w:rFonts w:hint="eastAsia" w:ascii="Times New Roman" w:hAnsi="Times New Roman" w:eastAsia="FangSong" w:cs="Times New Roman"/>
         </w:rPr>
         <w:t>酸效应越强</w:t>
       </w:r>
@@ -2314,8 +2454,8 @@
         <w:t>。</w:t>
       </w:r>
     </w:p>
-    <w:bookmarkEnd w:id="13"/>
-    <w:bookmarkStart w:id="14" w:name="绝对稳定常数与条件稳定常数"/>
+    <w:bookmarkEnd w:id="10"/>
+    <w:bookmarkStart w:id="11" w:name="绝对稳定常数与条件稳定常数"/>
     <w:p>
       <w:pPr>
         <w:pStyle w:val="Heading3"/>
@@ -2340,7 +2480,7 @@
       </w:pPr>
       <w:r>
         <w:rPr>
-          <w:rFonts w:hint="eastAsia" w:ascii="Times New Roman" w:hAnsi="Times New Roman" w:eastAsia="SimSun" w:cs="Times New Roman"/>
+          <w:rFonts w:hint="eastAsia" w:ascii="Times New Roman" w:hAnsi="Times New Roman" w:eastAsia="FangSong" w:cs="Times New Roman"/>
           <w:b/>
           <w:bCs/>
         </w:rPr>
@@ -2354,7 +2494,7 @@
       </w:r>
       <w:r>
         <w:rPr>
-          <w:rFonts w:hint="eastAsia" w:ascii="Times New Roman" w:hAnsi="Times New Roman" w:eastAsia="SimSun" w:cs="Times New Roman"/>
+          <w:rFonts w:hint="eastAsia" w:ascii="Times New Roman" w:hAnsi="Times New Roman" w:eastAsia="FangSong" w:cs="Times New Roman"/>
         </w:rPr>
         <w:t>热力学常数</w:t>
       </w:r>
@@ -2366,7 +2506,7 @@
       </w:r>
       <w:r>
         <w:rPr>
-          <w:rFonts w:hint="eastAsia" w:ascii="Times New Roman" w:hAnsi="Times New Roman" w:eastAsia="SimSun" w:cs="Times New Roman"/>
+          <w:rFonts w:hint="eastAsia" w:ascii="Times New Roman" w:hAnsi="Times New Roman" w:eastAsia="FangSong" w:cs="Times New Roman"/>
         </w:rPr>
         <w:t>仅与温度有关</w:t>
       </w:r>
@@ -2515,7 +2655,7 @@
       </w:pPr>
       <w:r>
         <w:rPr>
-          <w:rFonts w:hint="eastAsia" w:ascii="Times New Roman" w:hAnsi="Times New Roman" w:eastAsia="SimSun" w:cs="Times New Roman"/>
+          <w:rFonts w:hint="eastAsia" w:ascii="Times New Roman" w:hAnsi="Times New Roman" w:eastAsia="FangSong" w:cs="Times New Roman"/>
         </w:rPr>
         <w:t xml:space="preserve">常见金属离子</w:t>
       </w:r>
@@ -2684,7 +2824,7 @@
       </w:pPr>
       <w:r>
         <w:rPr>
-          <w:rFonts w:hint="eastAsia" w:ascii="Times New Roman" w:hAnsi="Times New Roman" w:eastAsia="SimSun" w:cs="Times New Roman"/>
+          <w:rFonts w:hint="eastAsia" w:ascii="Times New Roman" w:hAnsi="Times New Roman" w:eastAsia="FangSong" w:cs="Times New Roman"/>
           <w:b/>
           <w:bCs/>
         </w:rPr>
@@ -2700,7 +2840,7 @@
       </w:r>
       <w:r>
         <w:rPr>
-          <w:rFonts w:hint="eastAsia" w:ascii="Times New Roman" w:hAnsi="Times New Roman" w:eastAsia="SimSun" w:cs="Times New Roman"/>
+          <w:rFonts w:hint="eastAsia" w:ascii="Times New Roman" w:hAnsi="Times New Roman" w:eastAsia="FangSong" w:cs="Times New Roman"/>
           <w:b/>
           <w:bCs/>
         </w:rPr>
@@ -2722,7 +2862,7 @@
       </w:r>
       <w:r>
         <w:rPr>
-          <w:rFonts w:hint="eastAsia" w:ascii="Times New Roman" w:hAnsi="Times New Roman" w:eastAsia="SimSun" w:cs="Times New Roman"/>
+          <w:rFonts w:hint="eastAsia" w:ascii="Times New Roman" w:hAnsi="Times New Roman" w:eastAsia="FangSong" w:cs="Times New Roman"/>
         </w:rPr>
         <w:t>考虑酸效应和配位效应后</w:t>
       </w:r>
@@ -2998,7 +3138,7 @@
       </w:pPr>
       <w:r>
         <w:rPr>
-          <w:rFonts w:hint="eastAsia" w:ascii="Times New Roman" w:hAnsi="Times New Roman" w:eastAsia="SimSun" w:cs="Times New Roman"/>
+          <w:rFonts w:hint="eastAsia" w:ascii="Times New Roman" w:hAnsi="Times New Roman" w:eastAsia="FangSong" w:cs="Times New Roman"/>
         </w:rPr>
         <w:t xml:space="preserve">其中</w:t>
       </w:r>
@@ -3051,7 +3191,7 @@
       </w:r>
       <w:r>
         <w:rPr>
-          <w:rFonts w:hint="eastAsia" w:ascii="Times New Roman" w:hAnsi="Times New Roman" w:eastAsia="SimSun" w:cs="Times New Roman"/>
+          <w:rFonts w:hint="eastAsia" w:ascii="Times New Roman" w:hAnsi="Times New Roman" w:eastAsia="FangSong" w:cs="Times New Roman"/>
         </w:rPr>
         <w:t>为酸效应系数</w:t>
       </w:r>
@@ -3076,7 +3216,7 @@
       </w:r>
       <w:r>
         <w:rPr>
-          <w:rFonts w:hint="eastAsia" w:ascii="Times New Roman" w:hAnsi="Times New Roman" w:eastAsia="SimSun" w:cs="Times New Roman"/>
+          <w:rFonts w:hint="eastAsia" w:ascii="Times New Roman" w:hAnsi="Times New Roman" w:eastAsia="FangSong" w:cs="Times New Roman"/>
         </w:rPr>
         <w:t xml:space="preserve">与</w:t>
       </w:r>
@@ -3101,7 +3241,7 @@
       </w:r>
       <w:r>
         <w:rPr>
-          <w:rFonts w:hint="eastAsia" w:ascii="Times New Roman" w:hAnsi="Times New Roman" w:eastAsia="SimSun" w:cs="Times New Roman"/>
+          <w:rFonts w:hint="eastAsia" w:ascii="Times New Roman" w:hAnsi="Times New Roman" w:eastAsia="FangSong" w:cs="Times New Roman"/>
         </w:rPr>
         <w:t>副反应</w:t>
       </w:r>
@@ -3154,7 +3294,7 @@
       </w:r>
       <w:r>
         <w:rPr>
-          <w:rFonts w:hint="eastAsia" w:ascii="Times New Roman" w:hAnsi="Times New Roman" w:eastAsia="SimSun" w:cs="Times New Roman"/>
+          <w:rFonts w:hint="eastAsia" w:ascii="Times New Roman" w:hAnsi="Times New Roman" w:eastAsia="FangSong" w:cs="Times New Roman"/>
         </w:rPr>
         <w:t>为配位效应系数</w:t>
       </w:r>
@@ -3166,7 +3306,7 @@
       </w:r>
       <w:r>
         <w:rPr>
-          <w:rFonts w:hint="eastAsia" w:ascii="Times New Roman" w:hAnsi="Times New Roman" w:eastAsia="SimSun" w:cs="Times New Roman"/>
+          <w:rFonts w:hint="eastAsia" w:ascii="Times New Roman" w:hAnsi="Times New Roman" w:eastAsia="FangSong" w:cs="Times New Roman"/>
         </w:rPr>
         <w:t>其他配体与</w:t>
       </w:r>
@@ -3178,7 +3318,7 @@
       </w:r>
       <w:r>
         <w:rPr>
-          <w:rFonts w:hint="eastAsia" w:ascii="Times New Roman" w:hAnsi="Times New Roman" w:eastAsia="SimSun" w:cs="Times New Roman"/>
+          <w:rFonts w:hint="eastAsia" w:ascii="Times New Roman" w:hAnsi="Times New Roman" w:eastAsia="FangSong" w:cs="Times New Roman"/>
         </w:rPr>
         <w:t>副反应</w:t>
       </w:r>
@@ -3190,7 +3330,7 @@
       </w:r>
       <w:r>
         <w:rPr>
-          <w:rFonts w:hint="eastAsia" w:ascii="Times New Roman" w:hAnsi="Times New Roman" w:eastAsia="SimSun" w:cs="Times New Roman"/>
+          <w:rFonts w:hint="eastAsia" w:ascii="Times New Roman" w:hAnsi="Times New Roman" w:eastAsia="FangSong" w:cs="Times New Roman"/>
         </w:rPr>
         <w:t>若溶液中同时存在能与</w:t>
       </w:r>
@@ -3202,13 +3342,13 @@
       </w:r>
       <w:r>
         <w:rPr>
-          <w:rFonts w:hint="eastAsia" w:ascii="Times New Roman" w:hAnsi="Times New Roman" w:eastAsia="SimSun" w:cs="Times New Roman"/>
+          <w:rFonts w:hint="eastAsia" w:ascii="Times New Roman" w:hAnsi="Times New Roman" w:eastAsia="FangSong" w:cs="Times New Roman"/>
         </w:rPr>
         <w:t xml:space="preserve">配位的</w:t>
       </w:r>
       <w:r>
         <w:rPr>
-          <w:rFonts w:hint="eastAsia" w:ascii="Times New Roman" w:hAnsi="Times New Roman" w:eastAsia="SimSun" w:cs="Times New Roman"/>
+          <w:rFonts w:hint="eastAsia" w:ascii="Times New Roman" w:hAnsi="Times New Roman" w:eastAsia="FangSong" w:cs="Times New Roman"/>
           <w:b/>
           <w:bCs/>
         </w:rPr>
@@ -3230,13 +3370,13 @@
       </w:r>
       <w:r>
         <w:rPr>
-          <w:rFonts w:hint="eastAsia" w:ascii="Times New Roman" w:hAnsi="Times New Roman" w:eastAsia="SimSun" w:cs="Times New Roman"/>
+          <w:rFonts w:hint="eastAsia" w:ascii="Times New Roman" w:hAnsi="Times New Roman" w:eastAsia="FangSong" w:cs="Times New Roman"/>
         </w:rPr>
         <w:t>还需计入</w:t>
       </w:r>
       <w:r>
         <w:rPr>
-          <w:rFonts w:hint="eastAsia" w:ascii="Times New Roman" w:hAnsi="Times New Roman" w:eastAsia="SimSun" w:cs="Times New Roman"/>
+          <w:rFonts w:hint="eastAsia" w:ascii="Times New Roman" w:hAnsi="Times New Roman" w:eastAsia="FangSong" w:cs="Times New Roman"/>
           <w:b/>
           <w:bCs/>
         </w:rPr>
@@ -3475,7 +3615,7 @@
       </w:pPr>
       <w:r>
         <w:rPr>
-          <w:rFonts w:hint="eastAsia" w:ascii="Times New Roman" w:hAnsi="Times New Roman" w:eastAsia="SimSun" w:cs="Times New Roman"/>
+          <w:rFonts w:hint="eastAsia" w:ascii="Times New Roman" w:hAnsi="Times New Roman" w:eastAsia="FangSong" w:cs="Times New Roman"/>
         </w:rPr>
         <w:t>直觉</w:t>
       </w:r>
@@ -3493,7 +3633,7 @@
       </w:r>
       <w:r>
         <w:rPr>
-          <w:rFonts w:hint="eastAsia" w:ascii="Times New Roman" w:hAnsi="Times New Roman" w:eastAsia="SimSun" w:cs="Times New Roman"/>
+          <w:rFonts w:hint="eastAsia" w:ascii="Times New Roman" w:hAnsi="Times New Roman" w:eastAsia="FangSong" w:cs="Times New Roman"/>
         </w:rPr>
         <w:t xml:space="preserve">是</w:t>
       </w:r>
@@ -3505,13 +3645,13 @@
       </w:r>
       <w:r>
         <w:rPr>
-          <w:rFonts w:hint="eastAsia" w:ascii="Times New Roman" w:hAnsi="Times New Roman" w:eastAsia="SimSun" w:cs="Times New Roman"/>
+          <w:rFonts w:hint="eastAsia" w:ascii="Times New Roman" w:hAnsi="Times New Roman" w:eastAsia="FangSong" w:cs="Times New Roman"/>
         </w:rPr>
         <w:t xml:space="preserve">的</w:t>
       </w:r>
       <w:r>
         <w:rPr>
-          <w:rFonts w:hint="eastAsia" w:ascii="Times New Roman" w:hAnsi="Times New Roman" w:eastAsia="SimSun" w:cs="Times New Roman"/>
+          <w:rFonts w:hint="eastAsia" w:ascii="Times New Roman" w:hAnsi="Times New Roman" w:eastAsia="FangSong" w:cs="Times New Roman"/>
           <w:b/>
           <w:bCs/>
         </w:rPr>
@@ -3525,7 +3665,7 @@
       </w:r>
       <w:r>
         <w:rPr>
-          <w:rFonts w:hint="eastAsia" w:ascii="Times New Roman" w:hAnsi="Times New Roman" w:eastAsia="SimSun" w:cs="Times New Roman"/>
+          <w:rFonts w:hint="eastAsia" w:ascii="Times New Roman" w:hAnsi="Times New Roman" w:eastAsia="FangSong" w:cs="Times New Roman"/>
         </w:rPr>
         <w:t>酸效应与共存离子效应</w:t>
       </w:r>
@@ -3537,7 +3677,7 @@
       </w:r>
       <w:r>
         <w:rPr>
-          <w:rFonts w:hint="eastAsia" w:ascii="Times New Roman" w:hAnsi="Times New Roman" w:eastAsia="SimSun" w:cs="Times New Roman"/>
+          <w:rFonts w:hint="eastAsia" w:ascii="Times New Roman" w:hAnsi="Times New Roman" w:eastAsia="FangSong" w:cs="Times New Roman"/>
         </w:rPr>
         <w:t>各自独立抢</w:t>
       </w:r>
@@ -3568,7 +3708,7 @@
       </w:r>
       <w:r>
         <w:rPr>
-          <w:rFonts w:hint="eastAsia" w:ascii="Times New Roman" w:hAnsi="Times New Roman" w:eastAsia="SimSun" w:cs="Times New Roman"/>
+          <w:rFonts w:hint="eastAsia" w:ascii="Times New Roman" w:hAnsi="Times New Roman" w:eastAsia="FangSong" w:cs="Times New Roman"/>
         </w:rPr>
         <w:t>故合成相加并减掉重复计数的</w:t>
       </w:r>
@@ -3589,7 +3729,7 @@
       </w:pPr>
       <w:r>
         <w:rPr>
-          <w:rFonts w:hint="eastAsia" w:ascii="Times New Roman" w:hAnsi="Times New Roman" w:eastAsia="SimSun" w:cs="Times New Roman"/>
+          <w:rFonts w:hint="eastAsia" w:ascii="Times New Roman" w:hAnsi="Times New Roman" w:eastAsia="FangSong" w:cs="Times New Roman"/>
         </w:rPr>
         <w:t>应用</w:t>
       </w:r>
@@ -3607,7 +3747,7 @@
       </w:r>
       <w:r>
         <w:rPr>
-          <w:rFonts w:hint="eastAsia" w:ascii="Times New Roman" w:hAnsi="Times New Roman" w:eastAsia="SimSun" w:cs="Times New Roman"/>
+          <w:rFonts w:hint="eastAsia" w:ascii="Times New Roman" w:hAnsi="Times New Roman" w:eastAsia="FangSong" w:cs="Times New Roman"/>
         </w:rPr>
         <w:t>分别滴定时</w:t>
       </w:r>
@@ -3619,7 +3759,7 @@
       </w:r>
       <w:r>
         <w:rPr>
-          <w:rFonts w:hint="eastAsia" w:ascii="Times New Roman" w:hAnsi="Times New Roman" w:eastAsia="SimSun" w:cs="Times New Roman"/>
+          <w:rFonts w:hint="eastAsia" w:ascii="Times New Roman" w:hAnsi="Times New Roman" w:eastAsia="FangSong" w:cs="Times New Roman"/>
         </w:rPr>
         <w:t>测</w:t>
       </w:r>
@@ -3644,7 +3784,7 @@
       </w:r>
       <w:r>
         <w:rPr>
-          <w:rFonts w:hint="eastAsia" w:ascii="Times New Roman" w:hAnsi="Times New Roman" w:eastAsia="SimSun" w:cs="Times New Roman"/>
+          <w:rFonts w:hint="eastAsia" w:ascii="Times New Roman" w:hAnsi="Times New Roman" w:eastAsia="FangSong" w:cs="Times New Roman"/>
         </w:rPr>
         <w:t xml:space="preserve">须先把</w:t>
       </w:r>
@@ -3656,7 +3796,7 @@
       </w:r>
       <w:r>
         <w:rPr>
-          <w:rFonts w:hint="eastAsia" w:ascii="Times New Roman" w:hAnsi="Times New Roman" w:eastAsia="SimSun" w:cs="Times New Roman"/>
+          <w:rFonts w:hint="eastAsia" w:ascii="Times New Roman" w:hAnsi="Times New Roman" w:eastAsia="FangSong" w:cs="Times New Roman"/>
         </w:rPr>
         <w:t>的共存效应</w:t>
       </w:r>
@@ -3668,7 +3808,7 @@
       </w:r>
       <w:r>
         <w:rPr>
-          <w:rFonts w:hint="eastAsia" w:ascii="Times New Roman" w:hAnsi="Times New Roman" w:eastAsia="SimSun" w:cs="Times New Roman"/>
+          <w:rFonts w:hint="eastAsia" w:ascii="Times New Roman" w:hAnsi="Times New Roman" w:eastAsia="FangSong" w:cs="Times New Roman"/>
         </w:rPr>
         <w:t>计入总</w:t>
       </w:r>
@@ -3686,7 +3826,7 @@
       </w:r>
       <w:r>
         <w:rPr>
-          <w:rFonts w:hint="eastAsia" w:ascii="Times New Roman" w:hAnsi="Times New Roman" w:eastAsia="SimSun" w:cs="Times New Roman"/>
+          <w:rFonts w:hint="eastAsia" w:ascii="Times New Roman" w:hAnsi="Times New Roman" w:eastAsia="FangSong" w:cs="Times New Roman"/>
         </w:rPr>
         <w:t>再算</w:t>
       </w:r>
@@ -3755,7 +3895,7 @@
       </w:r>
       <w:r>
         <w:rPr>
-          <w:rFonts w:hint="eastAsia" w:ascii="Times New Roman" w:hAnsi="Times New Roman" w:eastAsia="SimSun" w:cs="Times New Roman"/>
+          <w:rFonts w:hint="eastAsia" w:ascii="Times New Roman" w:hAnsi="Times New Roman" w:eastAsia="FangSong" w:cs="Times New Roman"/>
         </w:rPr>
         <w:t>这正是</w:t>
       </w:r>
@@ -3767,7 +3907,7 @@
       </w:r>
       <w:r>
         <w:rPr>
-          <w:rFonts w:hint="eastAsia" w:ascii="Times New Roman" w:hAnsi="Times New Roman" w:eastAsia="SimSun" w:cs="Times New Roman"/>
+          <w:rFonts w:hint="eastAsia" w:ascii="Times New Roman" w:hAnsi="Times New Roman" w:eastAsia="FangSong" w:cs="Times New Roman"/>
         </w:rPr>
         <w:t>分别滴定判别式</w:t>
       </w:r>
@@ -3779,7 +3919,7 @@
       </w:r>
       <w:r>
         <w:rPr>
-          <w:rFonts w:hint="eastAsia" w:ascii="Times New Roman" w:hAnsi="Times New Roman" w:eastAsia="SimSun" w:cs="Times New Roman"/>
+          <w:rFonts w:hint="eastAsia" w:ascii="Times New Roman" w:hAnsi="Times New Roman" w:eastAsia="FangSong" w:cs="Times New Roman"/>
         </w:rPr>
         <w:t>中</w:t>
       </w:r>
@@ -3791,7 +3931,7 @@
       </w:r>
       <w:r>
         <w:rPr>
-          <w:rFonts w:hint="eastAsia" w:ascii="Times New Roman" w:hAnsi="Times New Roman" w:eastAsia="SimSun" w:cs="Times New Roman"/>
+          <w:rFonts w:hint="eastAsia" w:ascii="Times New Roman" w:hAnsi="Times New Roman" w:eastAsia="FangSong" w:cs="Times New Roman"/>
         </w:rPr>
         <w:t>的定量来源</w:t>
       </w:r>
@@ -3808,7 +3948,7 @@
       </w:pPr>
       <w:r>
         <w:rPr>
-          <w:rFonts w:hint="eastAsia" w:ascii="Times New Roman" w:hAnsi="Times New Roman" w:eastAsia="SimSun" w:cs="Times New Roman"/>
+          <w:rFonts w:hint="eastAsia" w:ascii="Times New Roman" w:hAnsi="Times New Roman" w:eastAsia="FangSong" w:cs="Times New Roman"/>
         </w:rPr>
         <w:t xml:space="preserve">深入思考</w:t>
       </w:r>
@@ -3820,7 +3960,7 @@
       </w:r>
       <w:r>
         <w:rPr>
-          <w:rFonts w:hint="eastAsia" w:ascii="Times New Roman" w:hAnsi="Times New Roman" w:eastAsia="SimSun" w:cs="Times New Roman"/>
+          <w:rFonts w:hint="eastAsia" w:ascii="Times New Roman" w:hAnsi="Times New Roman" w:eastAsia="FangSong" w:cs="Times New Roman"/>
         </w:rPr>
         <w:t>副反应就是</w:t>
       </w:r>
@@ -3832,7 +3972,7 @@
       </w:r>
       <w:r>
         <w:rPr>
-          <w:rFonts w:hint="eastAsia" w:ascii="Times New Roman" w:hAnsi="Times New Roman" w:eastAsia="SimSun" w:cs="Times New Roman"/>
+          <w:rFonts w:hint="eastAsia" w:ascii="Times New Roman" w:hAnsi="Times New Roman" w:eastAsia="FangSong" w:cs="Times New Roman"/>
         </w:rPr>
         <w:t>第三者插足</w:t>
       </w:r>
@@ -3857,7 +3997,7 @@
       </w:r>
       <w:r>
         <w:rPr>
-          <w:rFonts w:hint="eastAsia" w:ascii="Times New Roman" w:hAnsi="Times New Roman" w:eastAsia="SimSun" w:cs="Times New Roman"/>
+          <w:rFonts w:hint="eastAsia" w:ascii="Times New Roman" w:hAnsi="Times New Roman" w:eastAsia="FangSong" w:cs="Times New Roman"/>
         </w:rPr>
         <w:t xml:space="preserve">抢</w:t>
       </w:r>
@@ -3888,7 +4028,7 @@
       </w:r>
       <w:r>
         <w:rPr>
-          <w:rFonts w:hint="eastAsia" w:ascii="Times New Roman" w:hAnsi="Times New Roman" w:eastAsia="SimSun" w:cs="Times New Roman"/>
+          <w:rFonts w:hint="eastAsia" w:ascii="Times New Roman" w:hAnsi="Times New Roman" w:eastAsia="FangSong" w:cs="Times New Roman"/>
         </w:rPr>
         <w:t>酸效应</w:t>
       </w:r>
@@ -3900,7 +4040,7 @@
       </w:r>
       <w:r>
         <w:rPr>
-          <w:rFonts w:hint="eastAsia" w:ascii="Times New Roman" w:hAnsi="Times New Roman" w:eastAsia="SimSun" w:cs="Times New Roman"/>
+          <w:rFonts w:hint="eastAsia" w:ascii="Times New Roman" w:hAnsi="Times New Roman" w:eastAsia="FangSong" w:cs="Times New Roman"/>
         </w:rPr>
         <w:t>配体</w:t>
       </w:r>
@@ -3912,7 +4052,7 @@
       </w:r>
       <w:r>
         <w:rPr>
-          <w:rFonts w:hint="eastAsia" w:ascii="Times New Roman" w:hAnsi="Times New Roman" w:eastAsia="SimSun" w:cs="Times New Roman"/>
+          <w:rFonts w:hint="eastAsia" w:ascii="Times New Roman" w:hAnsi="Times New Roman" w:eastAsia="FangSong" w:cs="Times New Roman"/>
         </w:rPr>
         <w:t xml:space="preserve">抢</w:t>
       </w:r>
@@ -3930,7 +4070,7 @@
       </w:r>
       <w:r>
         <w:rPr>
-          <w:rFonts w:hint="eastAsia" w:ascii="Times New Roman" w:hAnsi="Times New Roman" w:eastAsia="SimSun" w:cs="Times New Roman"/>
+          <w:rFonts w:hint="eastAsia" w:ascii="Times New Roman" w:hAnsi="Times New Roman" w:eastAsia="FangSong" w:cs="Times New Roman"/>
         </w:rPr>
         <w:t>配位效应</w:t>
       </w:r>
@@ -3942,7 +4082,7 @@
       </w:r>
       <w:r>
         <w:rPr>
-          <w:rFonts w:hint="eastAsia" w:ascii="Times New Roman" w:hAnsi="Times New Roman" w:eastAsia="SimSun" w:cs="Times New Roman"/>
+          <w:rFonts w:hint="eastAsia" w:ascii="Times New Roman" w:hAnsi="Times New Roman" w:eastAsia="FangSong" w:cs="Times New Roman"/>
         </w:rPr>
         <w:t>都削弱主反应</w:t>
       </w:r>
@@ -3954,7 +4094,7 @@
       </w:r>
       <w:r>
         <w:rPr>
-          <w:rFonts w:hint="eastAsia" w:ascii="Times New Roman" w:hAnsi="Times New Roman" w:eastAsia="SimSun" w:cs="Times New Roman"/>
+          <w:rFonts w:hint="eastAsia" w:ascii="Times New Roman" w:hAnsi="Times New Roman" w:eastAsia="FangSong" w:cs="Times New Roman"/>
           <w:b/>
           <w:bCs/>
         </w:rPr>
@@ -3968,7 +4108,7 @@
       </w:r>
       <w:r>
         <w:rPr>
-          <w:rFonts w:hint="eastAsia" w:ascii="Times New Roman" w:hAnsi="Times New Roman" w:eastAsia="SimSun" w:cs="Times New Roman"/>
+          <w:rFonts w:hint="eastAsia" w:ascii="Times New Roman" w:hAnsi="Times New Roman" w:eastAsia="FangSong" w:cs="Times New Roman"/>
         </w:rPr>
         <w:t>即</w:t>
       </w:r>
@@ -4058,7 +4198,7 @@
       </w:pPr>
       <w:r>
         <w:rPr>
-          <w:rFonts w:hint="eastAsia" w:ascii="Times New Roman" w:hAnsi="Times New Roman" w:eastAsia="SimSun" w:cs="Times New Roman"/>
+          <w:rFonts w:hint="eastAsia" w:ascii="Times New Roman" w:hAnsi="Times New Roman" w:eastAsia="FangSong" w:cs="Times New Roman"/>
           <w:b/>
           <w:bCs/>
         </w:rPr>
@@ -4074,7 +4214,7 @@
       </w:r>
       <w:r>
         <w:rPr>
-          <w:rFonts w:hint="eastAsia" w:ascii="Times New Roman" w:hAnsi="Times New Roman" w:eastAsia="SimSun" w:cs="Times New Roman"/>
+          <w:rFonts w:hint="eastAsia" w:ascii="Times New Roman" w:hAnsi="Times New Roman" w:eastAsia="FangSong" w:cs="Times New Roman"/>
           <w:b/>
           <w:bCs/>
         </w:rPr>
@@ -4574,7 +4714,7 @@
       </w:r>
       <w:r>
         <w:rPr>
-          <w:rFonts w:hint="eastAsia" w:ascii="Times New Roman" w:hAnsi="Times New Roman" w:eastAsia="SimSun" w:cs="Times New Roman"/>
+          <w:rFonts w:hint="eastAsia" w:ascii="Times New Roman" w:hAnsi="Times New Roman" w:eastAsia="FangSong" w:cs="Times New Roman"/>
         </w:rPr>
         <w:t xml:space="preserve">时</w:t>
       </w:r>
@@ -4650,7 +4790,7 @@
       </w:r>
       <w:r>
         <w:rPr>
-          <w:rFonts w:hint="eastAsia" w:ascii="Times New Roman" w:hAnsi="Times New Roman" w:eastAsia="SimSun" w:cs="Times New Roman"/>
+          <w:rFonts w:hint="eastAsia" w:ascii="Times New Roman" w:hAnsi="Times New Roman" w:eastAsia="FangSong" w:cs="Times New Roman"/>
         </w:rPr>
         <w:t>酸效应基本消失</w:t>
       </w:r>
@@ -4667,7 +4807,7 @@
       </w:pPr>
       <w:r>
         <w:rPr>
-          <w:rFonts w:hint="eastAsia" w:ascii="Times New Roman" w:hAnsi="Times New Roman" w:eastAsia="SimSun" w:cs="Times New Roman"/>
+          <w:rFonts w:hint="eastAsia" w:ascii="Times New Roman" w:hAnsi="Times New Roman" w:eastAsia="FangSong" w:cs="Times New Roman"/>
         </w:rPr>
         <w:t xml:space="preserve">练一练</w:t>
       </w:r>
@@ -4685,7 +4825,7 @@
       </w:r>
       <w:r>
         <w:rPr>
-          <w:rFonts w:hint="eastAsia" w:ascii="Times New Roman" w:hAnsi="Times New Roman" w:eastAsia="SimSun" w:cs="Times New Roman"/>
+          <w:rFonts w:hint="eastAsia" w:ascii="Times New Roman" w:hAnsi="Times New Roman" w:eastAsia="FangSong" w:cs="Times New Roman"/>
         </w:rPr>
         <w:t xml:space="preserve">时</w:t>
       </w:r>
@@ -4830,7 +4970,7 @@
       </w:r>
       <w:r>
         <w:rPr>
-          <w:rFonts w:hint="eastAsia" w:ascii="Times New Roman" w:hAnsi="Times New Roman" w:eastAsia="SimSun" w:cs="Times New Roman"/>
+          <w:rFonts w:hint="eastAsia" w:ascii="Times New Roman" w:hAnsi="Times New Roman" w:eastAsia="FangSong" w:cs="Times New Roman"/>
         </w:rPr>
         <w:t xml:space="preserve">时</w:t>
       </w:r>
@@ -4911,7 +5051,7 @@
       </w:pPr>
       <w:r>
         <w:rPr>
-          <w:rFonts w:hint="eastAsia" w:ascii="Times New Roman" w:hAnsi="Times New Roman" w:eastAsia="SimSun" w:cs="Times New Roman"/>
+          <w:rFonts w:hint="eastAsia" w:ascii="Times New Roman" w:hAnsi="Times New Roman" w:eastAsia="FangSong" w:cs="Times New Roman"/>
           <w:b/>
           <w:bCs/>
         </w:rPr>
@@ -5018,9 +5158,9 @@
         </w:pict>
       </w:r>
     </w:p>
-    <w:bookmarkEnd w:id="14"/>
-    <w:bookmarkEnd w:id="15"/>
-    <w:bookmarkStart w:id="19" w:name="二络合滴定曲线与准确滴定判据"/>
+    <w:bookmarkEnd w:id="11"/>
+    <w:bookmarkEnd w:id="12"/>
+    <w:bookmarkStart w:id="16" w:name="二络合滴定曲线与准确滴定判据"/>
     <w:p>
       <w:pPr>
         <w:pStyle w:val="Heading2"/>
@@ -5051,7 +5191,7 @@
       </w:pPr>
       <w:r>
         <w:rPr>
-          <w:rFonts w:hint="eastAsia" w:ascii="Times New Roman" w:hAnsi="Times New Roman" w:eastAsia="SimSun" w:cs="Times New Roman"/>
+          <w:rFonts w:hint="eastAsia" w:ascii="Times New Roman" w:hAnsi="Times New Roman" w:eastAsia="FangSong" w:cs="Times New Roman"/>
           <w:b/>
           <w:bCs/>
         </w:rPr>
@@ -5065,7 +5205,7 @@
       </w:r>
       <w:r>
         <w:rPr>
-          <w:rFonts w:hint="eastAsia" w:ascii="Times New Roman" w:hAnsi="Times New Roman" w:eastAsia="SimSun" w:cs="Times New Roman"/>
+          <w:rFonts w:hint="eastAsia" w:ascii="Times New Roman" w:hAnsi="Times New Roman" w:eastAsia="FangSong" w:cs="Times New Roman"/>
         </w:rPr>
         <w:t>知识点</w:t>
       </w:r>
@@ -5077,7 +5217,7 @@
       </w:r>
       <w:r>
         <w:rPr>
-          <w:rFonts w:hint="eastAsia" w:ascii="Times New Roman" w:hAnsi="Times New Roman" w:eastAsia="SimSun" w:cs="Times New Roman"/>
+          <w:rFonts w:hint="eastAsia" w:ascii="Times New Roman" w:hAnsi="Times New Roman" w:eastAsia="FangSong" w:cs="Times New Roman"/>
         </w:rPr>
         <w:t>分析化学</w:t>
       </w:r>
@@ -5089,7 +5229,7 @@
       </w:r>
       <w:r>
         <w:rPr>
-          <w:rFonts w:hint="eastAsia" w:ascii="Times New Roman" w:hAnsi="Times New Roman" w:eastAsia="SimSun" w:cs="Times New Roman"/>
+          <w:rFonts w:hint="eastAsia" w:ascii="Times New Roman" w:hAnsi="Times New Roman" w:eastAsia="FangSong" w:cs="Times New Roman"/>
         </w:rPr>
         <w:t>条件稳定常数</w:t>
       </w:r>
@@ -5101,7 +5241,7 @@
       </w:r>
       <w:r>
         <w:rPr>
-          <w:rFonts w:hint="eastAsia" w:ascii="Times New Roman" w:hAnsi="Times New Roman" w:eastAsia="SimSun" w:cs="Times New Roman"/>
+          <w:rFonts w:hint="eastAsia" w:ascii="Times New Roman" w:hAnsi="Times New Roman" w:eastAsia="FangSong" w:cs="Times New Roman"/>
           <w:b/>
           <w:bCs/>
         </w:rPr>
@@ -5121,12 +5261,12 @@
       </w:r>
       <w:r>
         <w:rPr>
-          <w:rFonts w:hint="eastAsia" w:ascii="Times New Roman" w:hAnsi="Times New Roman" w:eastAsia="SimSun" w:cs="Times New Roman"/>
+          <w:rFonts w:hint="eastAsia" w:ascii="Times New Roman" w:hAnsi="Times New Roman" w:eastAsia="FangSong" w:cs="Times New Roman"/>
         </w:rPr>
         <w:t xml:space="preserve">容量分析</w:t>
       </w:r>
     </w:p>
-    <w:bookmarkStart w:id="16" w:name="配位滴定曲线"/>
+    <w:bookmarkStart w:id="13" w:name="配位滴定曲线"/>
     <w:p>
       <w:pPr>
         <w:pStyle w:val="Heading3"/>
@@ -5151,7 +5291,7 @@
       </w:pPr>
       <w:r>
         <w:rPr>
-          <w:rFonts w:hint="eastAsia" w:ascii="Times New Roman" w:hAnsi="Times New Roman" w:eastAsia="SimSun" w:cs="Times New Roman"/>
+          <w:rFonts w:hint="eastAsia" w:ascii="Times New Roman" w:hAnsi="Times New Roman" w:eastAsia="FangSong" w:cs="Times New Roman"/>
         </w:rPr>
         <w:t xml:space="preserve">以</w:t>
       </w:r>
@@ -5215,7 +5355,7 @@
       </w:r>
       <w:r>
         <w:rPr>
-          <w:rFonts w:hint="eastAsia" w:ascii="Times New Roman" w:hAnsi="Times New Roman" w:eastAsia="SimSun" w:cs="Times New Roman"/>
+          <w:rFonts w:hint="eastAsia" w:ascii="Times New Roman" w:hAnsi="Times New Roman" w:eastAsia="FangSong" w:cs="Times New Roman"/>
         </w:rPr>
         <w:t>对</w:t>
       </w:r>
@@ -5227,7 +5367,7 @@
       </w:r>
       <w:r>
         <w:rPr>
-          <w:rFonts w:hint="eastAsia" w:ascii="Times New Roman" w:hAnsi="Times New Roman" w:eastAsia="SimSun" w:cs="Times New Roman"/>
+          <w:rFonts w:hint="eastAsia" w:ascii="Times New Roman" w:hAnsi="Times New Roman" w:eastAsia="FangSong" w:cs="Times New Roman"/>
         </w:rPr>
         <w:t>加入体积作图</w:t>
       </w:r>
@@ -5239,7 +5379,7 @@
       </w:r>
       <w:r>
         <w:rPr>
-          <w:rFonts w:hint="eastAsia" w:ascii="Times New Roman" w:hAnsi="Times New Roman" w:eastAsia="SimSun" w:cs="Times New Roman"/>
+          <w:rFonts w:hint="eastAsia" w:ascii="Times New Roman" w:hAnsi="Times New Roman" w:eastAsia="FangSong" w:cs="Times New Roman"/>
         </w:rPr>
         <w:t>化学计量点时的</w:t>
       </w:r>
@@ -5417,7 +5557,7 @@
       </w:pPr>
       <w:r>
         <w:rPr>
-          <w:rFonts w:hint="eastAsia" w:ascii="Times New Roman" w:hAnsi="Times New Roman" w:eastAsia="SimSun" w:cs="Times New Roman"/>
+          <w:rFonts w:hint="eastAsia" w:ascii="Times New Roman" w:hAnsi="Times New Roman" w:eastAsia="FangSong" w:cs="Times New Roman"/>
           <w:b/>
           <w:bCs/>
         </w:rPr>
@@ -5431,7 +5571,7 @@
       </w:r>
       <w:r>
         <w:rPr>
-          <w:rFonts w:hint="eastAsia" w:ascii="Times New Roman" w:hAnsi="Times New Roman" w:eastAsia="SimSun" w:cs="Times New Roman"/>
+          <w:rFonts w:hint="eastAsia" w:ascii="Times New Roman" w:hAnsi="Times New Roman" w:eastAsia="FangSong" w:cs="Times New Roman"/>
         </w:rPr>
         <w:t>类比酸碱滴定</w:t>
       </w:r>
@@ -5481,7 +5621,7 @@
       </w:r>
       <w:r>
         <w:rPr>
-          <w:rFonts w:hint="eastAsia" w:ascii="Times New Roman" w:hAnsi="Times New Roman" w:eastAsia="SimSun" w:cs="Times New Roman"/>
+          <w:rFonts w:hint="eastAsia" w:ascii="Times New Roman" w:hAnsi="Times New Roman" w:eastAsia="FangSong" w:cs="Times New Roman"/>
         </w:rPr>
         <w:t>计算思路</w:t>
       </w:r>
@@ -5493,7 +5633,7 @@
       </w:r>
       <w:r>
         <w:rPr>
-          <w:rFonts w:hint="eastAsia" w:ascii="Times New Roman" w:hAnsi="Times New Roman" w:eastAsia="SimSun" w:cs="Times New Roman"/>
+          <w:rFonts w:hint="eastAsia" w:ascii="Times New Roman" w:hAnsi="Times New Roman" w:eastAsia="FangSong" w:cs="Times New Roman"/>
         </w:rPr>
         <w:t>都是</w:t>
       </w:r>
@@ -5505,7 +5645,7 @@
       </w:r>
       <w:r>
         <w:rPr>
-          <w:rFonts w:hint="eastAsia" w:ascii="Times New Roman" w:hAnsi="Times New Roman" w:eastAsia="SimSun" w:cs="Times New Roman"/>
+          <w:rFonts w:hint="eastAsia" w:ascii="Times New Roman" w:hAnsi="Times New Roman" w:eastAsia="FangSong" w:cs="Times New Roman"/>
         </w:rPr>
         <w:t>一半的</w:t>
       </w:r>
@@ -5517,7 +5657,7 @@
       </w:r>
       <w:r>
         <w:rPr>
-          <w:rFonts w:hint="eastAsia" w:ascii="Times New Roman" w:hAnsi="Times New Roman" w:eastAsia="SimSun" w:cs="Times New Roman"/>
+          <w:rFonts w:hint="eastAsia" w:ascii="Times New Roman" w:hAnsi="Times New Roman" w:eastAsia="FangSong" w:cs="Times New Roman"/>
         </w:rPr>
         <w:t xml:space="preserve">加一半的</w:t>
       </w:r>
@@ -5534,7 +5674,7 @@
       </w:pPr>
       <w:r>
         <w:rPr>
-          <w:rFonts w:hint="eastAsia" w:ascii="Times New Roman" w:hAnsi="Times New Roman" w:eastAsia="SimSun" w:cs="Times New Roman"/>
+          <w:rFonts w:hint="eastAsia" w:ascii="Times New Roman" w:hAnsi="Times New Roman" w:eastAsia="FangSong" w:cs="Times New Roman"/>
           <w:b/>
           <w:bCs/>
         </w:rPr>
@@ -5571,7 +5711,7 @@
       </w:r>
       <w:r>
         <w:rPr>
-          <w:rFonts w:hint="eastAsia" w:ascii="Times New Roman" w:hAnsi="Times New Roman" w:eastAsia="SimSun" w:cs="Times New Roman"/>
+          <w:rFonts w:hint="eastAsia" w:ascii="Times New Roman" w:hAnsi="Times New Roman" w:eastAsia="FangSong" w:cs="Times New Roman"/>
         </w:rPr>
         <w:t>突跃变大</w:t>
       </w:r>
@@ -5620,7 +5760,7 @@
       </w:r>
       <w:r>
         <w:rPr>
-          <w:rFonts w:hint="eastAsia" w:ascii="Times New Roman" w:hAnsi="Times New Roman" w:eastAsia="SimSun" w:cs="Times New Roman"/>
+          <w:rFonts w:hint="eastAsia" w:ascii="Times New Roman" w:hAnsi="Times New Roman" w:eastAsia="FangSong" w:cs="Times New Roman"/>
         </w:rPr>
         <w:t>突跃变大</w:t>
       </w:r>
@@ -5638,7 +5778,7 @@
       </w:r>
       <w:r>
         <w:rPr>
-          <w:rFonts w:hint="eastAsia" w:ascii="Times New Roman" w:hAnsi="Times New Roman" w:eastAsia="SimSun" w:cs="Times New Roman"/>
+          <w:rFonts w:hint="eastAsia" w:ascii="Times New Roman" w:hAnsi="Times New Roman" w:eastAsia="FangSong" w:cs="Times New Roman"/>
         </w:rPr>
         <w:t>越高酸效应越弱</w:t>
       </w:r>
@@ -5649,8 +5789,8 @@
         <w:t>）。</w:t>
       </w:r>
     </w:p>
-    <w:bookmarkEnd w:id="16"/>
-    <w:bookmarkStart w:id="17" w:name="准确滴定判据"/>
+    <w:bookmarkEnd w:id="13"/>
+    <w:bookmarkStart w:id="14" w:name="准确滴定判据"/>
     <w:p>
       <w:pPr>
         <w:pStyle w:val="Heading3"/>
@@ -5675,7 +5815,7 @@
       </w:pPr>
       <w:r>
         <w:rPr>
-          <w:rFonts w:hint="eastAsia" w:ascii="Times New Roman" w:hAnsi="Times New Roman" w:eastAsia="SimSun" w:cs="Times New Roman"/>
+          <w:rFonts w:hint="eastAsia" w:ascii="Times New Roman" w:hAnsi="Times New Roman" w:eastAsia="FangSong" w:cs="Times New Roman"/>
         </w:rPr>
         <w:t xml:space="preserve">设人眼判断终点</w:t>
       </w:r>
@@ -5748,7 +5888,7 @@
       </w:r>
       <w:r>
         <w:rPr>
-          <w:rFonts w:hint="eastAsia" w:ascii="Times New Roman" w:hAnsi="Times New Roman" w:eastAsia="SimSun" w:cs="Times New Roman"/>
+          <w:rFonts w:hint="eastAsia" w:ascii="Times New Roman" w:hAnsi="Times New Roman" w:eastAsia="FangSong" w:cs="Times New Roman"/>
         </w:rPr>
         <w:t>要求</w:t>
       </w:r>
@@ -5809,7 +5949,7 @@
       </w:r>
       <w:r>
         <w:rPr>
-          <w:rFonts w:hint="eastAsia" w:ascii="Times New Roman" w:hAnsi="Times New Roman" w:eastAsia="SimSun" w:cs="Times New Roman"/>
+          <w:rFonts w:hint="eastAsia" w:ascii="Times New Roman" w:hAnsi="Times New Roman" w:eastAsia="FangSong" w:cs="Times New Roman"/>
         </w:rPr>
         <w:t>需</w:t>
       </w:r>
@@ -5935,7 +6075,7 @@
       </w:pPr>
       <w:r>
         <w:rPr>
-          <w:rFonts w:hint="eastAsia" w:ascii="Times New Roman" w:hAnsi="Times New Roman" w:eastAsia="SimSun" w:cs="Times New Roman"/>
+          <w:rFonts w:hint="eastAsia" w:ascii="Times New Roman" w:hAnsi="Times New Roman" w:eastAsia="FangSong" w:cs="Times New Roman"/>
           <w:b/>
           <w:bCs/>
         </w:rPr>
@@ -5955,7 +6095,7 @@
       </w:r>
       <w:r>
         <w:rPr>
-          <w:rFonts w:hint="eastAsia" w:ascii="Times New Roman" w:hAnsi="Times New Roman" w:eastAsia="SimSun" w:cs="Times New Roman"/>
+          <w:rFonts w:hint="eastAsia" w:ascii="Times New Roman" w:hAnsi="Times New Roman" w:eastAsia="FangSong" w:cs="Times New Roman"/>
           <w:b/>
           <w:bCs/>
         </w:rPr>
@@ -5988,7 +6128,7 @@
       </w:r>
       <w:r>
         <w:rPr>
-          <w:rFonts w:hint="eastAsia" w:ascii="Times New Roman" w:hAnsi="Times New Roman" w:eastAsia="SimSun" w:cs="Times New Roman"/>
+          <w:rFonts w:hint="eastAsia" w:ascii="Times New Roman" w:hAnsi="Times New Roman" w:eastAsia="FangSong" w:cs="Times New Roman"/>
         </w:rPr>
         <w:t>保证千分之一误差</w:t>
       </w:r>
@@ -6000,7 +6140,7 @@
       </w:r>
       <w:r>
         <w:rPr>
-          <w:rFonts w:hint="eastAsia" w:ascii="Times New Roman" w:hAnsi="Times New Roman" w:eastAsia="SimSun" w:cs="Times New Roman"/>
+          <w:rFonts w:hint="eastAsia" w:ascii="Times New Roman" w:hAnsi="Times New Roman" w:eastAsia="FangSong" w:cs="Times New Roman"/>
         </w:rPr>
         <w:t>允许</w:t>
       </w:r>
@@ -6061,7 +6201,7 @@
       </w:r>
       <w:r>
         <w:rPr>
-          <w:rFonts w:hint="eastAsia" w:ascii="Times New Roman" w:hAnsi="Times New Roman" w:eastAsia="SimSun" w:cs="Times New Roman"/>
+          <w:rFonts w:hint="eastAsia" w:ascii="Times New Roman" w:hAnsi="Times New Roman" w:eastAsia="FangSong" w:cs="Times New Roman"/>
         </w:rPr>
         <w:t xml:space="preserve">时用</w:t>
       </w:r>
@@ -6133,8 +6273,8 @@
         <w:t xml:space="preserve">）</w:t>
       </w:r>
     </w:p>
-    <w:bookmarkEnd w:id="17"/>
-    <w:bookmarkStart w:id="18" w:name="分别滴定判别式"/>
+    <w:bookmarkEnd w:id="14"/>
+    <w:bookmarkStart w:id="15" w:name="分别滴定判别式"/>
     <w:p>
       <w:pPr>
         <w:pStyle w:val="Heading3"/>
@@ -6165,7 +6305,7 @@
       </w:r>
       <w:r>
         <w:rPr>
-          <w:rFonts w:hint="eastAsia" w:ascii="Times New Roman" w:hAnsi="Times New Roman" w:eastAsia="SimSun" w:cs="Times New Roman"/>
+          <w:rFonts w:hint="eastAsia" w:ascii="Times New Roman" w:hAnsi="Times New Roman" w:eastAsia="FangSong" w:cs="Times New Roman"/>
         </w:rPr>
         <w:t>共存时</w:t>
       </w:r>
@@ -6177,7 +6317,7 @@
       </w:r>
       <w:r>
         <w:rPr>
-          <w:rFonts w:hint="eastAsia" w:ascii="Times New Roman" w:hAnsi="Times New Roman" w:eastAsia="SimSun" w:cs="Times New Roman"/>
+          <w:rFonts w:hint="eastAsia" w:ascii="Times New Roman" w:hAnsi="Times New Roman" w:eastAsia="FangSong" w:cs="Times New Roman"/>
         </w:rPr>
         <w:t>能准确滴定</w:t>
       </w:r>
@@ -6189,7 +6329,7 @@
       </w:r>
       <w:r>
         <w:rPr>
-          <w:rFonts w:hint="eastAsia" w:ascii="Times New Roman" w:hAnsi="Times New Roman" w:eastAsia="SimSun" w:cs="Times New Roman"/>
+          <w:rFonts w:hint="eastAsia" w:ascii="Times New Roman" w:hAnsi="Times New Roman" w:eastAsia="FangSong" w:cs="Times New Roman"/>
         </w:rPr>
         <w:t xml:space="preserve">而不受</w:t>
       </w:r>
@@ -6201,7 +6341,7 @@
       </w:r>
       <w:r>
         <w:rPr>
-          <w:rFonts w:hint="eastAsia" w:ascii="Times New Roman" w:hAnsi="Times New Roman" w:eastAsia="SimSun" w:cs="Times New Roman"/>
+          <w:rFonts w:hint="eastAsia" w:ascii="Times New Roman" w:hAnsi="Times New Roman" w:eastAsia="FangSong" w:cs="Times New Roman"/>
         </w:rPr>
         <w:t>干扰</w:t>
       </w:r>
@@ -6423,7 +6563,7 @@
       </w:pPr>
       <w:r>
         <w:rPr>
-          <w:rFonts w:hint="eastAsia" w:ascii="Times New Roman" w:hAnsi="Times New Roman" w:eastAsia="SimSun" w:cs="Times New Roman"/>
+          <w:rFonts w:hint="eastAsia" w:ascii="Times New Roman" w:hAnsi="Times New Roman" w:eastAsia="FangSong" w:cs="Times New Roman"/>
           <w:b/>
           <w:bCs/>
         </w:rPr>
@@ -6437,7 +6577,7 @@
       </w:r>
       <w:r>
         <w:rPr>
-          <w:rFonts w:hint="eastAsia" w:ascii="Times New Roman" w:hAnsi="Times New Roman" w:eastAsia="SimSun" w:cs="Times New Roman"/>
+          <w:rFonts w:hint="eastAsia" w:ascii="Times New Roman" w:hAnsi="Times New Roman" w:eastAsia="FangSong" w:cs="Times New Roman"/>
         </w:rPr>
         <w:t>是</w:t>
       </w:r>
@@ -6507,7 +6647,7 @@
       </w:r>
       <w:r>
         <w:rPr>
-          <w:rFonts w:hint="eastAsia" w:ascii="Times New Roman" w:hAnsi="Times New Roman" w:eastAsia="SimSun" w:cs="Times New Roman"/>
+          <w:rFonts w:hint="eastAsia" w:ascii="Times New Roman" w:hAnsi="Times New Roman" w:eastAsia="FangSong" w:cs="Times New Roman"/>
         </w:rPr>
         <w:t xml:space="preserve">而非</w:t>
       </w:r>
@@ -6554,7 +6694,7 @@
       </w:r>
       <w:r>
         <w:rPr>
-          <w:rFonts w:hint="eastAsia" w:ascii="Times New Roman" w:hAnsi="Times New Roman" w:eastAsia="SimSun" w:cs="Times New Roman"/>
+          <w:rFonts w:hint="eastAsia" w:ascii="Times New Roman" w:hAnsi="Times New Roman" w:eastAsia="FangSong" w:cs="Times New Roman"/>
           <w:b/>
           <w:bCs/>
         </w:rPr>
@@ -6568,7 +6708,7 @@
       </w:r>
       <w:r>
         <w:rPr>
-          <w:rFonts w:hint="eastAsia" w:ascii="Times New Roman" w:hAnsi="Times New Roman" w:eastAsia="SimSun" w:cs="Times New Roman"/>
+          <w:rFonts w:hint="eastAsia" w:ascii="Times New Roman" w:hAnsi="Times New Roman" w:eastAsia="FangSong" w:cs="Times New Roman"/>
         </w:rPr>
         <w:t>若</w:t>
       </w:r>
@@ -6624,7 +6764,7 @@
       </w:r>
       <w:r>
         <w:rPr>
-          <w:rFonts w:hint="eastAsia" w:ascii="Times New Roman" w:hAnsi="Times New Roman" w:eastAsia="SimSun" w:cs="Times New Roman"/>
+          <w:rFonts w:hint="eastAsia" w:ascii="Times New Roman" w:hAnsi="Times New Roman" w:eastAsia="FangSong" w:cs="Times New Roman"/>
         </w:rPr>
         <w:t>即使</w:t>
       </w:r>
@@ -6712,7 +6852,7 @@
       </w:r>
       <w:r>
         <w:rPr>
-          <w:rFonts w:hint="eastAsia" w:ascii="Times New Roman" w:hAnsi="Times New Roman" w:eastAsia="SimSun" w:cs="Times New Roman"/>
+          <w:rFonts w:hint="eastAsia" w:ascii="Times New Roman" w:hAnsi="Times New Roman" w:eastAsia="FangSong" w:cs="Times New Roman"/>
         </w:rPr>
         <w:t>也可能无法分别滴定</w:t>
       </w:r>
@@ -6729,7 +6869,7 @@
       </w:pPr>
       <w:r>
         <w:rPr>
-          <w:rFonts w:hint="eastAsia" w:ascii="Times New Roman" w:hAnsi="Times New Roman" w:eastAsia="SimSun" w:cs="Times New Roman"/>
+          <w:rFonts w:hint="eastAsia" w:ascii="Times New Roman" w:hAnsi="Times New Roman" w:eastAsia="FangSong" w:cs="Times New Roman"/>
         </w:rPr>
         <w:t xml:space="preserve">练一练</w:t>
       </w:r>
@@ -6747,7 +6887,7 @@
       </w:r>
       <w:r>
         <w:rPr>
-          <w:rFonts w:hint="eastAsia" w:ascii="Times New Roman" w:hAnsi="Times New Roman" w:eastAsia="SimSun" w:cs="Times New Roman"/>
+          <w:rFonts w:hint="eastAsia" w:ascii="Times New Roman" w:hAnsi="Times New Roman" w:eastAsia="FangSong" w:cs="Times New Roman"/>
         </w:rPr>
         <w:t xml:space="preserve">滴定等浓度</w:t>
       </w:r>
@@ -6842,7 +6982,7 @@
       </w:r>
       <w:r>
         <w:rPr>
-          <w:rFonts w:hint="eastAsia" w:ascii="Times New Roman" w:hAnsi="Times New Roman" w:eastAsia="SimSun" w:cs="Times New Roman"/>
+          <w:rFonts w:hint="eastAsia" w:ascii="Times New Roman" w:hAnsi="Times New Roman" w:eastAsia="FangSong" w:cs="Times New Roman"/>
         </w:rPr>
         <w:t xml:space="preserve">时</w:t>
       </w:r>
@@ -6918,7 +7058,7 @@
       </w:r>
       <w:r>
         <w:rPr>
-          <w:rFonts w:hint="eastAsia" w:ascii="Times New Roman" w:hAnsi="Times New Roman" w:eastAsia="SimSun" w:cs="Times New Roman"/>
+          <w:rFonts w:hint="eastAsia" w:ascii="Times New Roman" w:hAnsi="Times New Roman" w:eastAsia="FangSong" w:cs="Times New Roman"/>
         </w:rPr>
         <w:t>能否准确滴定</w:t>
       </w:r>
@@ -6935,7 +7075,7 @@
       </w:pPr>
       <w:r>
         <w:rPr>
-          <w:rFonts w:hint="eastAsia" w:ascii="Times New Roman" w:hAnsi="Times New Roman" w:eastAsia="SimSun" w:cs="Times New Roman"/>
+          <w:rFonts w:hint="eastAsia" w:ascii="Times New Roman" w:hAnsi="Times New Roman" w:eastAsia="FangSong" w:cs="Times New Roman"/>
           <w:b/>
           <w:bCs/>
         </w:rPr>
@@ -7212,7 +7352,7 @@
       </w:r>
       <w:r>
         <w:rPr>
-          <w:rFonts w:hint="eastAsia" w:ascii="Times New Roman" w:hAnsi="Times New Roman" w:eastAsia="SimSun" w:cs="Times New Roman"/>
+          <w:rFonts w:hint="eastAsia" w:ascii="Times New Roman" w:hAnsi="Times New Roman" w:eastAsia="FangSong" w:cs="Times New Roman"/>
           <w:b/>
           <w:bCs/>
         </w:rPr>
@@ -7235,9 +7375,9 @@
         </w:pict>
       </w:r>
     </w:p>
-    <w:bookmarkEnd w:id="18"/>
-    <w:bookmarkEnd w:id="19"/>
-    <w:bookmarkStart w:id="23" w:name="三金属指示剂"/>
+    <w:bookmarkEnd w:id="15"/>
+    <w:bookmarkEnd w:id="16"/>
+    <w:bookmarkStart w:id="20" w:name="三金属指示剂"/>
     <w:p>
       <w:pPr>
         <w:pStyle w:val="Heading2"/>
@@ -7268,7 +7408,7 @@
       </w:pPr>
       <w:r>
         <w:rPr>
-          <w:rFonts w:hint="eastAsia" w:ascii="Times New Roman" w:hAnsi="Times New Roman" w:eastAsia="SimSun" w:cs="Times New Roman"/>
+          <w:rFonts w:hint="eastAsia" w:ascii="Times New Roman" w:hAnsi="Times New Roman" w:eastAsia="FangSong" w:cs="Times New Roman"/>
           <w:b/>
           <w:bCs/>
         </w:rPr>
@@ -7282,7 +7422,7 @@
       </w:r>
       <w:r>
         <w:rPr>
-          <w:rFonts w:hint="eastAsia" w:ascii="Times New Roman" w:hAnsi="Times New Roman" w:eastAsia="SimSun" w:cs="Times New Roman"/>
+          <w:rFonts w:hint="eastAsia" w:ascii="Times New Roman" w:hAnsi="Times New Roman" w:eastAsia="FangSong" w:cs="Times New Roman"/>
         </w:rPr>
         <w:t>知识点</w:t>
       </w:r>
@@ -7294,7 +7434,7 @@
       </w:r>
       <w:r>
         <w:rPr>
-          <w:rFonts w:hint="eastAsia" w:ascii="Times New Roman" w:hAnsi="Times New Roman" w:eastAsia="SimSun" w:cs="Times New Roman"/>
+          <w:rFonts w:hint="eastAsia" w:ascii="Times New Roman" w:hAnsi="Times New Roman" w:eastAsia="FangSong" w:cs="Times New Roman"/>
         </w:rPr>
         <w:t>分析化学</w:t>
       </w:r>
@@ -7306,7 +7446,7 @@
       </w:r>
       <w:r>
         <w:rPr>
-          <w:rFonts w:hint="eastAsia" w:ascii="Times New Roman" w:hAnsi="Times New Roman" w:eastAsia="SimSun" w:cs="Times New Roman"/>
+          <w:rFonts w:hint="eastAsia" w:ascii="Times New Roman" w:hAnsi="Times New Roman" w:eastAsia="FangSong" w:cs="Times New Roman"/>
         </w:rPr>
         <w:t>络合滴定</w:t>
       </w:r>
@@ -7318,7 +7458,7 @@
       </w:r>
       <w:r>
         <w:rPr>
-          <w:rFonts w:hint="eastAsia" w:ascii="Times New Roman" w:hAnsi="Times New Roman" w:eastAsia="SimSun" w:cs="Times New Roman"/>
+          <w:rFonts w:hint="eastAsia" w:ascii="Times New Roman" w:hAnsi="Times New Roman" w:eastAsia="FangSong" w:cs="Times New Roman"/>
           <w:b/>
           <w:bCs/>
         </w:rPr>
@@ -7338,12 +7478,12 @@
       </w:r>
       <w:r>
         <w:rPr>
-          <w:rFonts w:hint="eastAsia" w:ascii="Times New Roman" w:hAnsi="Times New Roman" w:eastAsia="SimSun" w:cs="Times New Roman"/>
+          <w:rFonts w:hint="eastAsia" w:ascii="Times New Roman" w:hAnsi="Times New Roman" w:eastAsia="FangSong" w:cs="Times New Roman"/>
         </w:rPr>
         <w:t xml:space="preserve">容量分析</w:t>
       </w:r>
     </w:p>
-    <w:bookmarkStart w:id="20" w:name="作用原理"/>
+    <w:bookmarkStart w:id="17" w:name="作用原理"/>
     <w:p>
       <w:pPr>
         <w:pStyle w:val="Heading3"/>
@@ -7368,7 +7508,7 @@
       </w:pPr>
       <w:r>
         <w:rPr>
-          <w:rFonts w:hint="eastAsia" w:ascii="Times New Roman" w:hAnsi="Times New Roman" w:eastAsia="SimSun" w:cs="Times New Roman"/>
+          <w:rFonts w:hint="eastAsia" w:ascii="Times New Roman" w:hAnsi="Times New Roman" w:eastAsia="FangSong" w:cs="Times New Roman"/>
         </w:rPr>
         <w:t>滴定前</w:t>
       </w:r>
@@ -7444,7 +7584,7 @@
       </w:r>
       <w:r>
         <w:rPr>
-          <w:rFonts w:hint="eastAsia" w:ascii="Times New Roman" w:hAnsi="Times New Roman" w:eastAsia="SimSun" w:cs="Times New Roman"/>
+          <w:rFonts w:hint="eastAsia" w:ascii="Times New Roman" w:hAnsi="Times New Roman" w:eastAsia="FangSong" w:cs="Times New Roman"/>
         </w:rPr>
         <w:t>甲色</w:t>
       </w:r>
@@ -7456,7 +7596,7 @@
       </w:r>
       <w:r>
         <w:rPr>
-          <w:rFonts w:hint="eastAsia" w:ascii="Times New Roman" w:hAnsi="Times New Roman" w:eastAsia="SimSun" w:cs="Times New Roman"/>
+          <w:rFonts w:hint="eastAsia" w:ascii="Times New Roman" w:hAnsi="Times New Roman" w:eastAsia="FangSong" w:cs="Times New Roman"/>
         </w:rPr>
         <w:t>乙色</w:t>
       </w:r>
@@ -7473,7 +7613,7 @@
       </w:pPr>
       <w:r>
         <w:rPr>
-          <w:rFonts w:hint="eastAsia" w:ascii="Times New Roman" w:hAnsi="Times New Roman" w:eastAsia="SimSun" w:cs="Times New Roman"/>
+          <w:rFonts w:hint="eastAsia" w:ascii="Times New Roman" w:hAnsi="Times New Roman" w:eastAsia="FangSong" w:cs="Times New Roman"/>
         </w:rPr>
         <w:t>计量点附近</w:t>
       </w:r>
@@ -7491,7 +7631,7 @@
       </w:r>
       <w:r>
         <w:rPr>
-          <w:rFonts w:hint="eastAsia" w:ascii="Times New Roman" w:hAnsi="Times New Roman" w:eastAsia="SimSun" w:cs="Times New Roman"/>
+          <w:rFonts w:hint="eastAsia" w:ascii="Times New Roman" w:hAnsi="Times New Roman" w:eastAsia="FangSong" w:cs="Times New Roman"/>
         </w:rPr>
         <w:t xml:space="preserve">夺取</w:t>
       </w:r>
@@ -7503,7 +7643,7 @@
       </w:r>
       <w:r>
         <w:rPr>
-          <w:rFonts w:hint="eastAsia" w:ascii="Times New Roman" w:hAnsi="Times New Roman" w:eastAsia="SimSun" w:cs="Times New Roman"/>
+          <w:rFonts w:hint="eastAsia" w:ascii="Times New Roman" w:hAnsi="Times New Roman" w:eastAsia="FangSong" w:cs="Times New Roman"/>
         </w:rPr>
         <w:t xml:space="preserve">中的</w:t>
       </w:r>
@@ -7603,7 +7743,7 @@
       </w:r>
       <w:r>
         <w:rPr>
-          <w:rFonts w:hint="eastAsia" w:ascii="Times New Roman" w:hAnsi="Times New Roman" w:eastAsia="SimSun" w:cs="Times New Roman"/>
+          <w:rFonts w:hint="eastAsia" w:ascii="Times New Roman" w:hAnsi="Times New Roman" w:eastAsia="FangSong" w:cs="Times New Roman"/>
         </w:rPr>
         <w:t>乙色</w:t>
       </w:r>
@@ -7615,7 +7755,7 @@
       </w:r>
       <w:r>
         <w:rPr>
-          <w:rFonts w:hint="eastAsia" w:ascii="Times New Roman" w:hAnsi="Times New Roman" w:eastAsia="SimSun" w:cs="Times New Roman"/>
+          <w:rFonts w:hint="eastAsia" w:ascii="Times New Roman" w:hAnsi="Times New Roman" w:eastAsia="FangSong" w:cs="Times New Roman"/>
         </w:rPr>
         <w:t>甲色</w:t>
       </w:r>
@@ -7626,8 +7766,8 @@
         <w:t>）</w:t>
       </w:r>
     </w:p>
-    <w:bookmarkEnd w:id="20"/>
-    <w:bookmarkStart w:id="21" w:name="常用金属指示剂速查"/>
+    <w:bookmarkEnd w:id="17"/>
+    <w:bookmarkStart w:id="18" w:name="常用金属指示剂速查"/>
     <w:p>
       <w:pPr>
         <w:pStyle w:val="Heading3"/>
@@ -7793,7 +7933,7 @@
             </w:pPr>
             <w:r>
               <w:rPr>
-                <w:rFonts w:hint="eastAsia" w:ascii="Times New Roman" w:hAnsi="Times New Roman" w:eastAsia="SimSun" w:cs="Times New Roman"/>
+                <w:rFonts w:hint="eastAsia" w:ascii="Times New Roman" w:hAnsi="Times New Roman" w:eastAsia="FangSong" w:cs="Times New Roman"/>
               </w:rPr>
               <w:t>铬黑</w:t>
             </w:r>
@@ -7844,7 +7984,7 @@
             </w:pPr>
             <w:r>
               <w:rPr>
-                <w:rFonts w:hint="eastAsia" w:ascii="Times New Roman" w:hAnsi="Times New Roman" w:eastAsia="SimSun" w:cs="Times New Roman"/>
+                <w:rFonts w:hint="eastAsia" w:ascii="Times New Roman" w:hAnsi="Times New Roman" w:eastAsia="FangSong" w:cs="Times New Roman"/>
               </w:rPr>
               <w:t xml:space="preserve">蓝</w:t>
             </w:r>
@@ -7859,7 +7999,7 @@
             </w:pPr>
             <w:r>
               <w:rPr>
-                <w:rFonts w:hint="eastAsia" w:ascii="Times New Roman" w:hAnsi="Times New Roman" w:eastAsia="SimSun" w:cs="Times New Roman"/>
+                <w:rFonts w:hint="eastAsia" w:ascii="Times New Roman" w:hAnsi="Times New Roman" w:eastAsia="FangSong" w:cs="Times New Roman"/>
               </w:rPr>
               <w:t xml:space="preserve">红</w:t>
             </w:r>
@@ -8031,7 +8171,7 @@
             </w:pPr>
             <w:r>
               <w:rPr>
-                <w:rFonts w:hint="eastAsia" w:ascii="Times New Roman" w:hAnsi="Times New Roman" w:eastAsia="SimSun" w:cs="Times New Roman"/>
+                <w:rFonts w:hint="eastAsia" w:ascii="Times New Roman" w:hAnsi="Times New Roman" w:eastAsia="FangSong" w:cs="Times New Roman"/>
               </w:rPr>
               <w:t xml:space="preserve">二甲酚橙</w:t>
             </w:r>
@@ -8076,7 +8216,7 @@
             </w:pPr>
             <w:r>
               <w:rPr>
-                <w:rFonts w:hint="eastAsia" w:ascii="Times New Roman" w:hAnsi="Times New Roman" w:eastAsia="SimSun" w:cs="Times New Roman"/>
+                <w:rFonts w:hint="eastAsia" w:ascii="Times New Roman" w:hAnsi="Times New Roman" w:eastAsia="FangSong" w:cs="Times New Roman"/>
               </w:rPr>
               <w:t xml:space="preserve">亮黄</w:t>
             </w:r>
@@ -8091,7 +8231,7 @@
             </w:pPr>
             <w:r>
               <w:rPr>
-                <w:rFonts w:hint="eastAsia" w:ascii="Times New Roman" w:hAnsi="Times New Roman" w:eastAsia="SimSun" w:cs="Times New Roman"/>
+                <w:rFonts w:hint="eastAsia" w:ascii="Times New Roman" w:hAnsi="Times New Roman" w:eastAsia="FangSong" w:cs="Times New Roman"/>
               </w:rPr>
               <w:t xml:space="preserve">红</w:t>
             </w:r>
@@ -8308,7 +8448,7 @@
             </w:pPr>
             <w:r>
               <w:rPr>
-                <w:rFonts w:hint="eastAsia" w:ascii="Times New Roman" w:hAnsi="Times New Roman" w:eastAsia="SimSun" w:cs="Times New Roman"/>
+                <w:rFonts w:hint="eastAsia" w:ascii="Times New Roman" w:hAnsi="Times New Roman" w:eastAsia="FangSong" w:cs="Times New Roman"/>
               </w:rPr>
               <w:t xml:space="preserve">黄</w:t>
             </w:r>
@@ -8323,7 +8463,7 @@
             </w:pPr>
             <w:r>
               <w:rPr>
-                <w:rFonts w:hint="eastAsia" w:ascii="Times New Roman" w:hAnsi="Times New Roman" w:eastAsia="SimSun" w:cs="Times New Roman"/>
+                <w:rFonts w:hint="eastAsia" w:ascii="Times New Roman" w:hAnsi="Times New Roman" w:eastAsia="FangSong" w:cs="Times New Roman"/>
               </w:rPr>
               <w:t xml:space="preserve">紫红</w:t>
             </w:r>
@@ -8459,7 +8599,7 @@
             </w:pPr>
             <w:r>
               <w:rPr>
-                <w:rFonts w:hint="eastAsia" w:ascii="Times New Roman" w:hAnsi="Times New Roman" w:eastAsia="SimSun" w:cs="Times New Roman"/>
+                <w:rFonts w:hint="eastAsia" w:ascii="Times New Roman" w:hAnsi="Times New Roman" w:eastAsia="FangSong" w:cs="Times New Roman"/>
               </w:rPr>
               <w:t xml:space="preserve">钙指示剂</w:t>
             </w:r>
@@ -8504,7 +8644,7 @@
             </w:pPr>
             <w:r>
               <w:rPr>
-                <w:rFonts w:hint="eastAsia" w:ascii="Times New Roman" w:hAnsi="Times New Roman" w:eastAsia="SimSun" w:cs="Times New Roman"/>
+                <w:rFonts w:hint="eastAsia" w:ascii="Times New Roman" w:hAnsi="Times New Roman" w:eastAsia="FangSong" w:cs="Times New Roman"/>
               </w:rPr>
               <w:t xml:space="preserve">蓝</w:t>
             </w:r>
@@ -8519,7 +8659,7 @@
             </w:pPr>
             <w:r>
               <w:rPr>
-                <w:rFonts w:hint="eastAsia" w:ascii="Times New Roman" w:hAnsi="Times New Roman" w:eastAsia="SimSun" w:cs="Times New Roman"/>
+                <w:rFonts w:hint="eastAsia" w:ascii="Times New Roman" w:hAnsi="Times New Roman" w:eastAsia="FangSong" w:cs="Times New Roman"/>
               </w:rPr>
               <w:t xml:space="preserve">红</w:t>
             </w:r>
@@ -8578,7 +8718,7 @@
             </w:r>
             <w:r>
               <w:rPr>
-                <w:rFonts w:hint="eastAsia" w:ascii="Times New Roman" w:hAnsi="Times New Roman" w:eastAsia="SimSun" w:cs="Times New Roman"/>
+                <w:rFonts w:hint="eastAsia" w:ascii="Times New Roman" w:hAnsi="Times New Roman" w:eastAsia="FangSong" w:cs="Times New Roman"/>
               </w:rPr>
               <w:t xml:space="preserve">时</w:t>
             </w:r>
@@ -8603,7 +8743,7 @@
             </w:r>
             <w:r>
               <w:rPr>
-                <w:rFonts w:hint="eastAsia" w:ascii="Times New Roman" w:hAnsi="Times New Roman" w:eastAsia="SimSun" w:cs="Times New Roman"/>
+                <w:rFonts w:hint="eastAsia" w:ascii="Times New Roman" w:hAnsi="Times New Roman" w:eastAsia="FangSong" w:cs="Times New Roman"/>
               </w:rPr>
               <w:t>沉淀掩蔽</w:t>
             </w:r>
@@ -8626,7 +8766,7 @@
             </w:pPr>
             <w:r>
               <w:rPr>
-                <w:rFonts w:hint="eastAsia" w:ascii="Times New Roman" w:hAnsi="Times New Roman" w:eastAsia="SimSun" w:cs="Times New Roman"/>
+                <w:rFonts w:hint="eastAsia" w:ascii="Times New Roman" w:hAnsi="Times New Roman" w:eastAsia="FangSong" w:cs="Times New Roman"/>
               </w:rPr>
               <w:t xml:space="preserve">磺基水杨酸</w:t>
             </w:r>
@@ -8671,7 +8811,7 @@
             </w:pPr>
             <w:r>
               <w:rPr>
-                <w:rFonts w:hint="eastAsia" w:ascii="Times New Roman" w:hAnsi="Times New Roman" w:eastAsia="SimSun" w:cs="Times New Roman"/>
+                <w:rFonts w:hint="eastAsia" w:ascii="Times New Roman" w:hAnsi="Times New Roman" w:eastAsia="FangSong" w:cs="Times New Roman"/>
               </w:rPr>
               <w:t xml:space="preserve">无色</w:t>
             </w:r>
@@ -8686,7 +8826,7 @@
             </w:pPr>
             <w:r>
               <w:rPr>
-                <w:rFonts w:hint="eastAsia" w:ascii="Times New Roman" w:hAnsi="Times New Roman" w:eastAsia="SimSun" w:cs="Times New Roman"/>
+                <w:rFonts w:hint="eastAsia" w:ascii="Times New Roman" w:hAnsi="Times New Roman" w:eastAsia="FangSong" w:cs="Times New Roman"/>
               </w:rPr>
               <w:t xml:space="preserve">紫红</w:t>
             </w:r>
@@ -8741,8 +8881,8 @@
         </w:tc>
       </w:tr>
     </w:tbl>
-    <w:bookmarkEnd w:id="21"/>
-    <w:bookmarkStart w:id="22" w:name="指示剂异常封闭-vs-僵化"/>
+    <w:bookmarkEnd w:id="18"/>
+    <w:bookmarkStart w:id="19" w:name="指示剂异常封闭-vs-僵化"/>
     <w:p>
       <w:pPr>
         <w:pStyle w:val="Heading3"/>
@@ -8894,7 +9034,7 @@
             </w:pPr>
             <w:r>
               <w:rPr>
-                <w:rFonts w:hint="eastAsia" w:ascii="Times New Roman" w:hAnsi="Times New Roman" w:eastAsia="SimSun" w:cs="Times New Roman"/>
+                <w:rFonts w:hint="eastAsia" w:ascii="Times New Roman" w:hAnsi="Times New Roman" w:eastAsia="FangSong" w:cs="Times New Roman"/>
                 <w:b/>
                 <w:bCs/>
               </w:rPr>
@@ -8911,7 +9051,7 @@
             </w:pPr>
             <w:r>
               <w:rPr>
-                <w:rFonts w:hint="eastAsia" w:ascii="Times New Roman" w:hAnsi="Times New Roman" w:eastAsia="SimSun" w:cs="Times New Roman"/>
+                <w:rFonts w:hint="eastAsia" w:ascii="Times New Roman" w:hAnsi="Times New Roman" w:eastAsia="FangSong" w:cs="Times New Roman"/>
               </w:rPr>
               <w:t xml:space="preserve">颜色始终不变</w:t>
             </w:r>
@@ -8926,7 +9066,7 @@
             </w:pPr>
             <w:r>
               <w:rPr>
-                <w:rFonts w:hint="eastAsia" w:ascii="Times New Roman" w:hAnsi="Times New Roman" w:eastAsia="SimSun" w:cs="Times New Roman"/>
+                <w:rFonts w:hint="eastAsia" w:ascii="Times New Roman" w:hAnsi="Times New Roman" w:eastAsia="FangSong" w:cs="Times New Roman"/>
                 <w:b/>
                 <w:bCs/>
               </w:rPr>
@@ -8946,7 +9086,7 @@
             </w:r>
             <w:r>
               <w:rPr>
-                <w:rFonts w:hint="eastAsia" w:ascii="Times New Roman" w:hAnsi="Times New Roman" w:eastAsia="SimSun" w:cs="Times New Roman"/>
+                <w:rFonts w:hint="eastAsia" w:ascii="Times New Roman" w:hAnsi="Times New Roman" w:eastAsia="FangSong" w:cs="Times New Roman"/>
               </w:rPr>
               <w:t xml:space="preserve">比</w:t>
             </w:r>
@@ -8958,7 +9098,7 @@
             </w:r>
             <w:r>
               <w:rPr>
-                <w:rFonts w:hint="eastAsia" w:ascii="Times New Roman" w:hAnsi="Times New Roman" w:eastAsia="SimSun" w:cs="Times New Roman"/>
+                <w:rFonts w:hint="eastAsia" w:ascii="Times New Roman" w:hAnsi="Times New Roman" w:eastAsia="FangSong" w:cs="Times New Roman"/>
               </w:rPr>
               <w:t>更稳定</w:t>
             </w:r>
@@ -8976,7 +9116,7 @@
             </w:r>
             <w:r>
               <w:rPr>
-                <w:rFonts w:hint="eastAsia" w:ascii="Times New Roman" w:hAnsi="Times New Roman" w:eastAsia="SimSun" w:cs="Times New Roman"/>
+                <w:rFonts w:hint="eastAsia" w:ascii="Times New Roman" w:hAnsi="Times New Roman" w:eastAsia="FangSong" w:cs="Times New Roman"/>
               </w:rPr>
               <w:t xml:space="preserve">夺不出</w:t>
             </w:r>
@@ -9096,7 +9236,7 @@
             </w:pPr>
             <w:r>
               <w:rPr>
-                <w:rFonts w:hint="eastAsia" w:ascii="Times New Roman" w:hAnsi="Times New Roman" w:eastAsia="SimSun" w:cs="Times New Roman"/>
+                <w:rFonts w:hint="eastAsia" w:ascii="Times New Roman" w:hAnsi="Times New Roman" w:eastAsia="FangSong" w:cs="Times New Roman"/>
               </w:rPr>
               <w:t>加掩蔽剂</w:t>
             </w:r>
@@ -9108,7 +9248,7 @@
             </w:r>
             <w:r>
               <w:rPr>
-                <w:rFonts w:hint="eastAsia" w:ascii="Times New Roman" w:hAnsi="Times New Roman" w:eastAsia="SimSun" w:cs="Times New Roman"/>
+                <w:rFonts w:hint="eastAsia" w:ascii="Times New Roman" w:hAnsi="Times New Roman" w:eastAsia="FangSong" w:cs="Times New Roman"/>
               </w:rPr>
               <w:t>如</w:t>
             </w:r>
@@ -9133,7 +9273,7 @@
             </w:r>
             <w:r>
               <w:rPr>
-                <w:rFonts w:hint="eastAsia" w:ascii="Times New Roman" w:hAnsi="Times New Roman" w:eastAsia="SimSun" w:cs="Times New Roman"/>
+                <w:rFonts w:hint="eastAsia" w:ascii="Times New Roman" w:hAnsi="Times New Roman" w:eastAsia="FangSong" w:cs="Times New Roman"/>
               </w:rPr>
               <w:t xml:space="preserve">掩蔽</w:t>
             </w:r>
@@ -9188,7 +9328,7 @@
             </w:pPr>
             <w:r>
               <w:rPr>
-                <w:rFonts w:hint="eastAsia" w:ascii="Times New Roman" w:hAnsi="Times New Roman" w:eastAsia="SimSun" w:cs="Times New Roman"/>
+                <w:rFonts w:hint="eastAsia" w:ascii="Times New Roman" w:hAnsi="Times New Roman" w:eastAsia="FangSong" w:cs="Times New Roman"/>
                 <w:b/>
                 <w:bCs/>
               </w:rPr>
@@ -9205,7 +9345,7 @@
             </w:pPr>
             <w:r>
               <w:rPr>
-                <w:rFonts w:hint="eastAsia" w:ascii="Times New Roman" w:hAnsi="Times New Roman" w:eastAsia="SimSun" w:cs="Times New Roman"/>
+                <w:rFonts w:hint="eastAsia" w:ascii="Times New Roman" w:hAnsi="Times New Roman" w:eastAsia="FangSong" w:cs="Times New Roman"/>
               </w:rPr>
               <w:t>变色缓慢</w:t>
             </w:r>
@@ -9217,7 +9357,7 @@
             </w:r>
             <w:r>
               <w:rPr>
-                <w:rFonts w:hint="eastAsia" w:ascii="Times New Roman" w:hAnsi="Times New Roman" w:eastAsia="SimSun" w:cs="Times New Roman"/>
+                <w:rFonts w:hint="eastAsia" w:ascii="Times New Roman" w:hAnsi="Times New Roman" w:eastAsia="FangSong" w:cs="Times New Roman"/>
               </w:rPr>
               <w:t>终点拖长</w:t>
             </w:r>
@@ -9232,7 +9372,7 @@
             </w:pPr>
             <w:r>
               <w:rPr>
-                <w:rFonts w:hint="eastAsia" w:ascii="Times New Roman" w:hAnsi="Times New Roman" w:eastAsia="SimSun" w:cs="Times New Roman"/>
+                <w:rFonts w:hint="eastAsia" w:ascii="Times New Roman" w:hAnsi="Times New Roman" w:eastAsia="FangSong" w:cs="Times New Roman"/>
                 <w:b/>
                 <w:bCs/>
               </w:rPr>
@@ -9252,7 +9392,7 @@
             </w:r>
             <w:r>
               <w:rPr>
-                <w:rFonts w:hint="eastAsia" w:ascii="Times New Roman" w:hAnsi="Times New Roman" w:eastAsia="SimSun" w:cs="Times New Roman"/>
+                <w:rFonts w:hint="eastAsia" w:ascii="Times New Roman" w:hAnsi="Times New Roman" w:eastAsia="FangSong" w:cs="Times New Roman"/>
               </w:rPr>
               <w:t>难溶于水</w:t>
             </w:r>
@@ -9264,7 +9404,7 @@
             </w:r>
             <w:r>
               <w:rPr>
-                <w:rFonts w:hint="eastAsia" w:ascii="Times New Roman" w:hAnsi="Times New Roman" w:eastAsia="SimSun" w:cs="Times New Roman"/>
+                <w:rFonts w:hint="eastAsia" w:ascii="Times New Roman" w:hAnsi="Times New Roman" w:eastAsia="FangSong" w:cs="Times New Roman"/>
               </w:rPr>
               <w:t>置换反应慢</w:t>
             </w:r>
@@ -9285,7 +9425,7 @@
             </w:r>
             <w:r>
               <w:rPr>
-                <w:rFonts w:hint="eastAsia" w:ascii="Times New Roman" w:hAnsi="Times New Roman" w:eastAsia="SimSun" w:cs="Times New Roman"/>
+                <w:rFonts w:hint="eastAsia" w:ascii="Times New Roman" w:hAnsi="Times New Roman" w:eastAsia="FangSong" w:cs="Times New Roman"/>
               </w:rPr>
               <w:t>为胶体</w:t>
             </w:r>
@@ -9297,7 +9437,7 @@
             </w:r>
             <w:r>
               <w:rPr>
-                <w:rFonts w:hint="eastAsia" w:ascii="Times New Roman" w:hAnsi="Times New Roman" w:eastAsia="SimSun" w:cs="Times New Roman"/>
+                <w:rFonts w:hint="eastAsia" w:ascii="Times New Roman" w:hAnsi="Times New Roman" w:eastAsia="FangSong" w:cs="Times New Roman"/>
               </w:rPr>
               <w:t>沉淀</w:t>
             </w:r>
@@ -9312,7 +9452,7 @@
             </w:pPr>
             <w:r>
               <w:rPr>
-                <w:rFonts w:hint="eastAsia" w:ascii="Times New Roman" w:hAnsi="Times New Roman" w:eastAsia="SimSun" w:cs="Times New Roman"/>
+                <w:rFonts w:hint="eastAsia" w:ascii="Times New Roman" w:hAnsi="Times New Roman" w:eastAsia="FangSong" w:cs="Times New Roman"/>
               </w:rPr>
               <w:t xml:space="preserve">加热或加有机溶剂</w:t>
             </w:r>
@@ -9327,7 +9467,7 @@
       </w:pPr>
       <w:r>
         <w:rPr>
-          <w:rFonts w:hint="eastAsia" w:ascii="Times New Roman" w:hAnsi="Times New Roman" w:eastAsia="SimSun" w:cs="Times New Roman"/>
+          <w:rFonts w:hint="eastAsia" w:ascii="Times New Roman" w:hAnsi="Times New Roman" w:eastAsia="FangSong" w:cs="Times New Roman"/>
         </w:rPr>
         <w:t xml:space="preserve">理解要点</w:t>
       </w:r>
@@ -9339,7 +9479,7 @@
       </w:r>
       <w:r>
         <w:rPr>
-          <w:rFonts w:hint="eastAsia" w:ascii="Times New Roman" w:hAnsi="Times New Roman" w:eastAsia="SimSun" w:cs="Times New Roman"/>
+          <w:rFonts w:hint="eastAsia" w:ascii="Times New Roman" w:hAnsi="Times New Roman" w:eastAsia="FangSong" w:cs="Times New Roman"/>
           <w:b/>
           <w:bCs/>
         </w:rPr>
@@ -9353,7 +9493,7 @@
       </w:r>
       <w:r>
         <w:rPr>
-          <w:rFonts w:hint="eastAsia" w:ascii="Times New Roman" w:hAnsi="Times New Roman" w:eastAsia="SimSun" w:cs="Times New Roman"/>
+          <w:rFonts w:hint="eastAsia" w:ascii="Times New Roman" w:hAnsi="Times New Roman" w:eastAsia="FangSong" w:cs="Times New Roman"/>
         </w:rPr>
         <w:t>封闭是</w:t>
       </w:r>
@@ -9365,7 +9505,7 @@
       </w:r>
       <w:r>
         <w:rPr>
-          <w:rFonts w:hint="eastAsia" w:ascii="Times New Roman" w:hAnsi="Times New Roman" w:eastAsia="SimSun" w:cs="Times New Roman"/>
+          <w:rFonts w:hint="eastAsia" w:ascii="Times New Roman" w:hAnsi="Times New Roman" w:eastAsia="FangSong" w:cs="Times New Roman"/>
         </w:rPr>
         <w:t>被牢牢绑住动不了</w:t>
       </w:r>
@@ -9377,7 +9517,7 @@
       </w:r>
       <w:r>
         <w:rPr>
-          <w:rFonts w:hint="eastAsia" w:ascii="Times New Roman" w:hAnsi="Times New Roman" w:eastAsia="SimSun" w:cs="Times New Roman"/>
+          <w:rFonts w:hint="eastAsia" w:ascii="Times New Roman" w:hAnsi="Times New Roman" w:eastAsia="FangSong" w:cs="Times New Roman"/>
         </w:rPr>
         <w:t>热力学</w:t>
       </w:r>
@@ -9389,7 +9529,7 @@
       </w:r>
       <w:r>
         <w:rPr>
-          <w:rFonts w:hint="eastAsia" w:ascii="Times New Roman" w:hAnsi="Times New Roman" w:eastAsia="SimSun" w:cs="Times New Roman"/>
+          <w:rFonts w:hint="eastAsia" w:ascii="Times New Roman" w:hAnsi="Times New Roman" w:eastAsia="FangSong" w:cs="Times New Roman"/>
         </w:rPr>
         <w:t>僵化是</w:t>
       </w:r>
@@ -9401,7 +9541,7 @@
       </w:r>
       <w:r>
         <w:rPr>
-          <w:rFonts w:hint="eastAsia" w:ascii="Times New Roman" w:hAnsi="Times New Roman" w:eastAsia="SimSun" w:cs="Times New Roman"/>
+          <w:rFonts w:hint="eastAsia" w:ascii="Times New Roman" w:hAnsi="Times New Roman" w:eastAsia="FangSong" w:cs="Times New Roman"/>
         </w:rPr>
         <w:t>害羞反应慢</w:t>
       </w:r>
@@ -9413,7 +9553,7 @@
       </w:r>
       <w:r>
         <w:rPr>
-          <w:rFonts w:hint="eastAsia" w:ascii="Times New Roman" w:hAnsi="Times New Roman" w:eastAsia="SimSun" w:cs="Times New Roman"/>
+          <w:rFonts w:hint="eastAsia" w:ascii="Times New Roman" w:hAnsi="Times New Roman" w:eastAsia="FangSong" w:cs="Times New Roman"/>
         </w:rPr>
         <w:t>动力学</w:t>
       </w:r>
@@ -9430,7 +9570,7 @@
       </w:pPr>
       <w:r>
         <w:rPr>
-          <w:rFonts w:hint="eastAsia" w:ascii="Times New Roman" w:hAnsi="Times New Roman" w:eastAsia="SimSun" w:cs="Times New Roman"/>
+          <w:rFonts w:hint="eastAsia" w:ascii="Times New Roman" w:hAnsi="Times New Roman" w:eastAsia="FangSong" w:cs="Times New Roman"/>
         </w:rPr>
         <w:t xml:space="preserve">易错提醒</w:t>
       </w:r>
@@ -9442,7 +9582,7 @@
       </w:r>
       <w:r>
         <w:rPr>
-          <w:rFonts w:hint="eastAsia" w:ascii="Times New Roman" w:hAnsi="Times New Roman" w:eastAsia="SimSun" w:cs="Times New Roman"/>
+          <w:rFonts w:hint="eastAsia" w:ascii="Times New Roman" w:hAnsi="Times New Roman" w:eastAsia="FangSong" w:cs="Times New Roman"/>
         </w:rPr>
         <w:t>封闭不能靠加热解决</w:t>
       </w:r>
@@ -9454,7 +9594,7 @@
       </w:r>
       <w:r>
         <w:rPr>
-          <w:rFonts w:hint="eastAsia" w:ascii="Times New Roman" w:hAnsi="Times New Roman" w:eastAsia="SimSun" w:cs="Times New Roman"/>
+          <w:rFonts w:hint="eastAsia" w:ascii="Times New Roman" w:hAnsi="Times New Roman" w:eastAsia="FangSong" w:cs="Times New Roman"/>
         </w:rPr>
         <w:t>加热改善的是僵化</w:t>
       </w:r>
@@ -9466,7 +9606,7 @@
       </w:r>
       <w:r>
         <w:rPr>
-          <w:rFonts w:hint="eastAsia" w:ascii="Times New Roman" w:hAnsi="Times New Roman" w:eastAsia="SimSun" w:cs="Times New Roman"/>
+          <w:rFonts w:hint="eastAsia" w:ascii="Times New Roman" w:hAnsi="Times New Roman" w:eastAsia="FangSong" w:cs="Times New Roman"/>
         </w:rPr>
         <w:t>必须加掩蔽剂</w:t>
       </w:r>
@@ -9487,9 +9627,9 @@
         </w:pict>
       </w:r>
     </w:p>
-    <w:bookmarkEnd w:id="22"/>
-    <w:bookmarkEnd w:id="23"/>
-    <w:bookmarkStart w:id="26" w:name="四选择性滴定与掩蔽"/>
+    <w:bookmarkEnd w:id="19"/>
+    <w:bookmarkEnd w:id="20"/>
+    <w:bookmarkStart w:id="23" w:name="四选择性滴定与掩蔽"/>
     <w:p>
       <w:pPr>
         <w:pStyle w:val="Heading2"/>
@@ -9520,7 +9660,7 @@
       </w:pPr>
       <w:r>
         <w:rPr>
-          <w:rFonts w:hint="eastAsia" w:ascii="Times New Roman" w:hAnsi="Times New Roman" w:eastAsia="SimSun" w:cs="Times New Roman"/>
+          <w:rFonts w:hint="eastAsia" w:ascii="Times New Roman" w:hAnsi="Times New Roman" w:eastAsia="FangSong" w:cs="Times New Roman"/>
           <w:b/>
           <w:bCs/>
         </w:rPr>
@@ -9534,7 +9674,7 @@
       </w:r>
       <w:r>
         <w:rPr>
-          <w:rFonts w:hint="eastAsia" w:ascii="Times New Roman" w:hAnsi="Times New Roman" w:eastAsia="SimSun" w:cs="Times New Roman"/>
+          <w:rFonts w:hint="eastAsia" w:ascii="Times New Roman" w:hAnsi="Times New Roman" w:eastAsia="FangSong" w:cs="Times New Roman"/>
         </w:rPr>
         <w:t>知识点</w:t>
       </w:r>
@@ -9546,7 +9686,7 @@
       </w:r>
       <w:r>
         <w:rPr>
-          <w:rFonts w:hint="eastAsia" w:ascii="Times New Roman" w:hAnsi="Times New Roman" w:eastAsia="SimSun" w:cs="Times New Roman"/>
+          <w:rFonts w:hint="eastAsia" w:ascii="Times New Roman" w:hAnsi="Times New Roman" w:eastAsia="FangSong" w:cs="Times New Roman"/>
         </w:rPr>
         <w:t>分析化学</w:t>
       </w:r>
@@ -9558,7 +9698,7 @@
       </w:r>
       <w:r>
         <w:rPr>
-          <w:rFonts w:hint="eastAsia" w:ascii="Times New Roman" w:hAnsi="Times New Roman" w:eastAsia="SimSun" w:cs="Times New Roman"/>
+          <w:rFonts w:hint="eastAsia" w:ascii="Times New Roman" w:hAnsi="Times New Roman" w:eastAsia="FangSong" w:cs="Times New Roman"/>
         </w:rPr>
         <w:t>络合滴定</w:t>
       </w:r>
@@ -9570,7 +9710,7 @@
       </w:r>
       <w:r>
         <w:rPr>
-          <w:rFonts w:hint="eastAsia" w:ascii="Times New Roman" w:hAnsi="Times New Roman" w:eastAsia="SimSun" w:cs="Times New Roman"/>
+          <w:rFonts w:hint="eastAsia" w:ascii="Times New Roman" w:hAnsi="Times New Roman" w:eastAsia="FangSong" w:cs="Times New Roman"/>
           <w:b/>
           <w:bCs/>
         </w:rPr>
@@ -9590,12 +9730,12 @@
       </w:r>
       <w:r>
         <w:rPr>
-          <w:rFonts w:hint="eastAsia" w:ascii="Times New Roman" w:hAnsi="Times New Roman" w:eastAsia="SimSun" w:cs="Times New Roman"/>
+          <w:rFonts w:hint="eastAsia" w:ascii="Times New Roman" w:hAnsi="Times New Roman" w:eastAsia="FangSong" w:cs="Times New Roman"/>
         </w:rPr>
         <w:t xml:space="preserve">容量分析</w:t>
       </w:r>
     </w:p>
-    <w:bookmarkStart w:id="24" w:name="提高选择性的四种途径"/>
+    <w:bookmarkStart w:id="21" w:name="提高选择性的四种途径"/>
     <w:p>
       <w:pPr>
         <w:pStyle w:val="Heading3"/>
@@ -9697,7 +9837,7 @@
             </w:r>
             <w:r>
               <w:rPr>
-                <w:rFonts w:hint="eastAsia" w:ascii="Times New Roman" w:hAnsi="Times New Roman" w:eastAsia="SimSun" w:cs="Times New Roman"/>
+                <w:rFonts w:hint="eastAsia" w:ascii="Times New Roman" w:hAnsi="Times New Roman" w:eastAsia="FangSong" w:cs="Times New Roman"/>
                 <w:b/>
                 <w:bCs/>
               </w:rPr>
@@ -9714,7 +9854,7 @@
             </w:pPr>
             <w:r>
               <w:rPr>
-                <w:rFonts w:hint="eastAsia" w:ascii="Times New Roman" w:hAnsi="Times New Roman" w:eastAsia="SimSun" w:cs="Times New Roman"/>
+                <w:rFonts w:hint="eastAsia" w:ascii="Times New Roman" w:hAnsi="Times New Roman" w:eastAsia="FangSong" w:cs="Times New Roman"/>
               </w:rPr>
               <w:t xml:space="preserve">降</w:t>
             </w:r>
@@ -9726,7 +9866,7 @@
             </w:r>
             <w:r>
               <w:rPr>
-                <w:rFonts w:hint="eastAsia" w:ascii="Times New Roman" w:hAnsi="Times New Roman" w:eastAsia="SimSun" w:cs="Times New Roman"/>
+                <w:rFonts w:hint="eastAsia" w:ascii="Times New Roman" w:hAnsi="Times New Roman" w:eastAsia="FangSong" w:cs="Times New Roman"/>
               </w:rPr>
               <w:t xml:space="preserve">使</w:t>
             </w:r>
@@ -9779,7 +9919,7 @@
             </w:r>
             <w:r>
               <w:rPr>
-                <w:rFonts w:hint="eastAsia" w:ascii="Times New Roman" w:hAnsi="Times New Roman" w:eastAsia="SimSun" w:cs="Times New Roman"/>
+                <w:rFonts w:hint="eastAsia" w:ascii="Times New Roman" w:hAnsi="Times New Roman" w:eastAsia="FangSong" w:cs="Times New Roman"/>
               </w:rPr>
               <w:t xml:space="preserve">的</w:t>
             </w:r>
@@ -9843,7 +9983,7 @@
             </w:r>
             <w:r>
               <w:rPr>
-                <w:rFonts w:hint="eastAsia" w:ascii="Times New Roman" w:hAnsi="Times New Roman" w:eastAsia="SimSun" w:cs="Times New Roman"/>
+                <w:rFonts w:hint="eastAsia" w:ascii="Times New Roman" w:hAnsi="Times New Roman" w:eastAsia="FangSong" w:cs="Times New Roman"/>
               </w:rPr>
               <w:t xml:space="preserve">滴</w:t>
             </w:r>
@@ -9887,7 +10027,7 @@
             </w:r>
             <w:r>
               <w:rPr>
-                <w:rFonts w:hint="eastAsia" w:ascii="Times New Roman" w:hAnsi="Times New Roman" w:eastAsia="SimSun" w:cs="Times New Roman"/>
+                <w:rFonts w:hint="eastAsia" w:ascii="Times New Roman" w:hAnsi="Times New Roman" w:eastAsia="FangSong" w:cs="Times New Roman"/>
               </w:rPr>
               <w:t>不被滴定</w:t>
             </w:r>
@@ -9904,7 +10044,7 @@
             </w:pPr>
             <w:r>
               <w:rPr>
-                <w:rFonts w:hint="eastAsia" w:ascii="Times New Roman" w:hAnsi="Times New Roman" w:eastAsia="SimSun" w:cs="Times New Roman"/>
+                <w:rFonts w:hint="eastAsia" w:ascii="Times New Roman" w:hAnsi="Times New Roman" w:eastAsia="FangSong" w:cs="Times New Roman"/>
                 <w:b/>
                 <w:bCs/>
               </w:rPr>
@@ -9921,7 +10061,7 @@
             </w:pPr>
             <w:r>
               <w:rPr>
-                <w:rFonts w:hint="eastAsia" w:ascii="Times New Roman" w:hAnsi="Times New Roman" w:eastAsia="SimSun" w:cs="Times New Roman"/>
+                <w:rFonts w:hint="eastAsia" w:ascii="Times New Roman" w:hAnsi="Times New Roman" w:eastAsia="FangSong" w:cs="Times New Roman"/>
               </w:rPr>
               <w:t xml:space="preserve">掩蔽剂</w:t>
             </w:r>
@@ -9933,7 +10073,7 @@
             </w:r>
             <w:r>
               <w:rPr>
-                <w:rFonts w:hint="eastAsia" w:ascii="Times New Roman" w:hAnsi="Times New Roman" w:eastAsia="SimSun" w:cs="Times New Roman"/>
+                <w:rFonts w:hint="eastAsia" w:ascii="Times New Roman" w:hAnsi="Times New Roman" w:eastAsia="FangSong" w:cs="Times New Roman"/>
               </w:rPr>
               <w:t xml:space="preserve">与</w:t>
             </w:r>
@@ -9945,7 +10085,7 @@
             </w:r>
             <w:r>
               <w:rPr>
-                <w:rFonts w:hint="eastAsia" w:ascii="Times New Roman" w:hAnsi="Times New Roman" w:eastAsia="SimSun" w:cs="Times New Roman"/>
+                <w:rFonts w:hint="eastAsia" w:ascii="Times New Roman" w:hAnsi="Times New Roman" w:eastAsia="FangSong" w:cs="Times New Roman"/>
               </w:rPr>
               <w:t xml:space="preserve">形成稳定配合物</w:t>
             </w:r>
@@ -9979,7 +10119,7 @@
             </w:r>
             <w:r>
               <w:rPr>
-                <w:rFonts w:hint="eastAsia" w:ascii="Times New Roman" w:hAnsi="Times New Roman" w:eastAsia="SimSun" w:cs="Times New Roman"/>
+                <w:rFonts w:hint="eastAsia" w:ascii="Times New Roman" w:hAnsi="Times New Roman" w:eastAsia="FangSong" w:cs="Times New Roman"/>
               </w:rPr>
               <w:t xml:space="preserve">掩蔽</w:t>
             </w:r>
@@ -10023,7 +10163,7 @@
             </w:r>
             <w:r>
               <w:rPr>
-                <w:rFonts w:hint="eastAsia" w:ascii="Times New Roman" w:hAnsi="Times New Roman" w:eastAsia="SimSun" w:cs="Times New Roman"/>
+                <w:rFonts w:hint="eastAsia" w:ascii="Times New Roman" w:hAnsi="Times New Roman" w:eastAsia="FangSong" w:cs="Times New Roman"/>
               </w:rPr>
               <w:t xml:space="preserve">掩蔽</w:t>
             </w:r>
@@ -10092,7 +10232,7 @@
             </w:pPr>
             <w:r>
               <w:rPr>
-                <w:rFonts w:hint="eastAsia" w:ascii="Times New Roman" w:hAnsi="Times New Roman" w:eastAsia="SimSun" w:cs="Times New Roman"/>
+                <w:rFonts w:hint="eastAsia" w:ascii="Times New Roman" w:hAnsi="Times New Roman" w:eastAsia="FangSong" w:cs="Times New Roman"/>
                 <w:b/>
                 <w:bCs/>
               </w:rPr>
@@ -10109,7 +10249,7 @@
             </w:pPr>
             <w:r>
               <w:rPr>
-                <w:rFonts w:hint="eastAsia" w:ascii="Times New Roman" w:hAnsi="Times New Roman" w:eastAsia="SimSun" w:cs="Times New Roman"/>
+                <w:rFonts w:hint="eastAsia" w:ascii="Times New Roman" w:hAnsi="Times New Roman" w:eastAsia="FangSong" w:cs="Times New Roman"/>
               </w:rPr>
               <w:t xml:space="preserve">沉淀剂使</w:t>
             </w:r>
@@ -10121,7 +10261,7 @@
             </w:r>
             <w:r>
               <w:rPr>
-                <w:rFonts w:hint="eastAsia" w:ascii="Times New Roman" w:hAnsi="Times New Roman" w:eastAsia="SimSun" w:cs="Times New Roman"/>
+                <w:rFonts w:hint="eastAsia" w:ascii="Times New Roman" w:hAnsi="Times New Roman" w:eastAsia="FangSong" w:cs="Times New Roman"/>
               </w:rPr>
               <w:t xml:space="preserve">生成沉淀</w:t>
             </w:r>
@@ -10142,7 +10282,7 @@
             </w:r>
             <w:r>
               <w:rPr>
-                <w:rFonts w:hint="eastAsia" w:ascii="Times New Roman" w:hAnsi="Times New Roman" w:eastAsia="SimSun" w:cs="Times New Roman"/>
+                <w:rFonts w:hint="eastAsia" w:ascii="Times New Roman" w:hAnsi="Times New Roman" w:eastAsia="FangSong" w:cs="Times New Roman"/>
               </w:rPr>
               <w:t xml:space="preserve">时</w:t>
             </w:r>
@@ -10186,7 +10326,7 @@
             </w:r>
             <w:r>
               <w:rPr>
-                <w:rFonts w:hint="eastAsia" w:ascii="Times New Roman" w:hAnsi="Times New Roman" w:eastAsia="SimSun" w:cs="Times New Roman"/>
+                <w:rFonts w:hint="eastAsia" w:ascii="Times New Roman" w:hAnsi="Times New Roman" w:eastAsia="FangSong" w:cs="Times New Roman"/>
               </w:rPr>
               <w:t>不干扰</w:t>
             </w:r>
@@ -10211,7 +10351,7 @@
             </w:r>
             <w:r>
               <w:rPr>
-                <w:rFonts w:hint="eastAsia" w:ascii="Times New Roman" w:hAnsi="Times New Roman" w:eastAsia="SimSun" w:cs="Times New Roman"/>
+                <w:rFonts w:hint="eastAsia" w:ascii="Times New Roman" w:hAnsi="Times New Roman" w:eastAsia="FangSong" w:cs="Times New Roman"/>
               </w:rPr>
               <w:t xml:space="preserve">滴定</w:t>
             </w:r>
@@ -10228,7 +10368,7 @@
             </w:pPr>
             <w:r>
               <w:rPr>
-                <w:rFonts w:hint="eastAsia" w:ascii="Times New Roman" w:hAnsi="Times New Roman" w:eastAsia="SimSun" w:cs="Times New Roman"/>
+                <w:rFonts w:hint="eastAsia" w:ascii="Times New Roman" w:hAnsi="Times New Roman" w:eastAsia="FangSong" w:cs="Times New Roman"/>
                 <w:b/>
                 <w:bCs/>
               </w:rPr>
@@ -10245,7 +10385,7 @@
             </w:pPr>
             <w:r>
               <w:rPr>
-                <w:rFonts w:hint="eastAsia" w:ascii="Times New Roman" w:hAnsi="Times New Roman" w:eastAsia="SimSun" w:cs="Times New Roman"/>
+                <w:rFonts w:hint="eastAsia" w:ascii="Times New Roman" w:hAnsi="Times New Roman" w:eastAsia="FangSong" w:cs="Times New Roman"/>
               </w:rPr>
               <w:t xml:space="preserve">改变干扰离子价态</w:t>
             </w:r>
@@ -10298,7 +10438,7 @@
             </w:r>
             <w:r>
               <w:rPr>
-                <w:rFonts w:hint="eastAsia" w:ascii="Times New Roman" w:hAnsi="Times New Roman" w:eastAsia="SimSun" w:cs="Times New Roman"/>
+                <w:rFonts w:hint="eastAsia" w:ascii="Times New Roman" w:hAnsi="Times New Roman" w:eastAsia="FangSong" w:cs="Times New Roman"/>
               </w:rPr>
               <w:t xml:space="preserve">从</w:t>
             </w:r>
@@ -10310,7 +10450,7 @@
             </w:r>
             <w:r>
               <w:rPr>
-                <w:rFonts w:hint="eastAsia" w:ascii="Times New Roman" w:hAnsi="Times New Roman" w:eastAsia="SimSun" w:cs="Times New Roman"/>
+                <w:rFonts w:hint="eastAsia" w:ascii="Times New Roman" w:hAnsi="Times New Roman" w:eastAsia="FangSong" w:cs="Times New Roman"/>
               </w:rPr>
               <w:t xml:space="preserve">降至</w:t>
             </w:r>
@@ -10324,8 +10464,8 @@
         </w:tc>
       </w:tr>
     </w:tbl>
-    <w:bookmarkEnd w:id="24"/>
-    <w:bookmarkStart w:id="25" w:name="掩蔽与解蔽实例"/>
+    <w:bookmarkEnd w:id="21"/>
+    <w:bookmarkStart w:id="22" w:name="掩蔽与解蔽实例"/>
     <w:p>
       <w:pPr>
         <w:pStyle w:val="Heading3"/>
@@ -10351,7 +10491,7 @@
       </w:pPr>
       <w:r>
         <w:rPr>
-          <w:rFonts w:hint="eastAsia" w:ascii="Times New Roman" w:hAnsi="Times New Roman" w:eastAsia="SimSun" w:cs="Times New Roman"/>
+          <w:rFonts w:hint="eastAsia" w:ascii="Times New Roman" w:hAnsi="Times New Roman" w:eastAsia="FangSong" w:cs="Times New Roman"/>
           <w:b/>
           <w:bCs/>
         </w:rPr>
@@ -10769,7 +10909,7 @@
             </w:pPr>
             <w:r>
               <w:rPr>
-                <w:rFonts w:hint="eastAsia" w:ascii="Times New Roman" w:hAnsi="Times New Roman" w:eastAsia="SimSun" w:cs="Times New Roman"/>
+                <w:rFonts w:hint="eastAsia" w:ascii="Times New Roman" w:hAnsi="Times New Roman" w:eastAsia="FangSong" w:cs="Times New Roman"/>
               </w:rPr>
               <w:t xml:space="preserve">三乙醇胺</w:t>
             </w:r>
@@ -10873,7 +11013,7 @@
       </w:pPr>
       <w:r>
         <w:rPr>
-          <w:rFonts w:hint="eastAsia" w:ascii="Times New Roman" w:hAnsi="Times New Roman" w:eastAsia="SimSun" w:cs="Times New Roman"/>
+          <w:rFonts w:hint="eastAsia" w:ascii="Times New Roman" w:hAnsi="Times New Roman" w:eastAsia="FangSong" w:cs="Times New Roman"/>
           <w:b/>
           <w:bCs/>
         </w:rPr>
@@ -10889,7 +11029,7 @@
       </w:r>
       <w:r>
         <w:rPr>
-          <w:rFonts w:hint="eastAsia" w:ascii="Times New Roman" w:hAnsi="Times New Roman" w:eastAsia="SimSun" w:cs="Times New Roman"/>
+          <w:rFonts w:hint="eastAsia" w:ascii="Times New Roman" w:hAnsi="Times New Roman" w:eastAsia="FangSong" w:cs="Times New Roman"/>
           <w:b/>
           <w:bCs/>
         </w:rPr>
@@ -11208,7 +11348,7 @@
       </w:pPr>
       <w:r>
         <w:rPr>
-          <w:rFonts w:hint="eastAsia" w:ascii="Times New Roman" w:hAnsi="Times New Roman" w:eastAsia="SimSun" w:cs="Times New Roman"/>
+          <w:rFonts w:hint="eastAsia" w:ascii="Times New Roman" w:hAnsi="Times New Roman" w:eastAsia="FangSong" w:cs="Times New Roman"/>
         </w:rPr>
         <w:t xml:space="preserve">先加</w:t>
       </w:r>
@@ -11233,7 +11373,7 @@
       </w:r>
       <w:r>
         <w:rPr>
-          <w:rFonts w:hint="eastAsia" w:ascii="Times New Roman" w:hAnsi="Times New Roman" w:eastAsia="SimSun" w:cs="Times New Roman"/>
+          <w:rFonts w:hint="eastAsia" w:ascii="Times New Roman" w:hAnsi="Times New Roman" w:eastAsia="FangSong" w:cs="Times New Roman"/>
         </w:rPr>
         <w:t xml:space="preserve">掩蔽</w:t>
       </w:r>
@@ -11258,7 +11398,7 @@
       </w:r>
       <w:r>
         <w:rPr>
-          <w:rFonts w:hint="eastAsia" w:ascii="Times New Roman" w:hAnsi="Times New Roman" w:eastAsia="SimSun" w:cs="Times New Roman"/>
+          <w:rFonts w:hint="eastAsia" w:ascii="Times New Roman" w:hAnsi="Times New Roman" w:eastAsia="FangSong" w:cs="Times New Roman"/>
         </w:rPr>
         <w:t xml:space="preserve">滴定</w:t>
       </w:r>
@@ -11289,7 +11429,7 @@
       </w:r>
       <w:r>
         <w:rPr>
-          <w:rFonts w:hint="eastAsia" w:ascii="Times New Roman" w:hAnsi="Times New Roman" w:eastAsia="SimSun" w:cs="Times New Roman"/>
+          <w:rFonts w:hint="eastAsia" w:ascii="Times New Roman" w:hAnsi="Times New Roman" w:eastAsia="FangSong" w:cs="Times New Roman"/>
         </w:rPr>
         <w:t>加甲醛解蔽</w:t>
       </w:r>
@@ -11314,7 +11454,7 @@
       </w:r>
       <w:r>
         <w:rPr>
-          <w:rFonts w:hint="eastAsia" w:ascii="Times New Roman" w:hAnsi="Times New Roman" w:eastAsia="SimSun" w:cs="Times New Roman"/>
+          <w:rFonts w:hint="eastAsia" w:ascii="Times New Roman" w:hAnsi="Times New Roman" w:eastAsia="FangSong" w:cs="Times New Roman"/>
         </w:rPr>
         <w:t>再滴定</w:t>
       </w:r>
@@ -11326,7 +11466,7 @@
       </w:r>
       <w:r>
         <w:rPr>
-          <w:rFonts w:hint="eastAsia" w:ascii="Times New Roman" w:hAnsi="Times New Roman" w:eastAsia="SimSun" w:cs="Times New Roman"/>
+          <w:rFonts w:hint="eastAsia" w:ascii="Times New Roman" w:hAnsi="Times New Roman" w:eastAsia="FangSong" w:cs="Times New Roman"/>
           <w:b/>
           <w:bCs/>
         </w:rPr>
@@ -11370,7 +11510,7 @@
       </w:r>
       <w:r>
         <w:rPr>
-          <w:rFonts w:hint="eastAsia" w:ascii="Times New Roman" w:hAnsi="Times New Roman" w:eastAsia="SimSun" w:cs="Times New Roman"/>
+          <w:rFonts w:hint="eastAsia" w:ascii="Times New Roman" w:hAnsi="Times New Roman" w:eastAsia="FangSong" w:cs="Times New Roman"/>
           <w:b/>
           <w:bCs/>
         </w:rPr>
@@ -11403,7 +11543,7 @@
       </w:r>
       <w:r>
         <w:rPr>
-          <w:rFonts w:hint="eastAsia" w:ascii="Times New Roman" w:hAnsi="Times New Roman" w:eastAsia="SimSun" w:cs="Times New Roman"/>
+          <w:rFonts w:hint="eastAsia" w:ascii="Times New Roman" w:hAnsi="Times New Roman" w:eastAsia="FangSong" w:cs="Times New Roman"/>
           <w:b/>
           <w:bCs/>
         </w:rPr>
@@ -11430,7 +11570,7 @@
       </w:r>
       <w:r>
         <w:rPr>
-          <w:rFonts w:hint="eastAsia" w:ascii="Times New Roman" w:hAnsi="Times New Roman" w:eastAsia="SimSun" w:cs="Times New Roman"/>
+          <w:rFonts w:hint="eastAsia" w:ascii="Times New Roman" w:hAnsi="Times New Roman" w:eastAsia="FangSong" w:cs="Times New Roman"/>
         </w:rPr>
         <w:t xml:space="preserve">与</w:t>
       </w:r>
@@ -11442,7 +11582,7 @@
       </w:r>
       <w:r>
         <w:rPr>
-          <w:rFonts w:hint="eastAsia" w:ascii="Times New Roman" w:hAnsi="Times New Roman" w:eastAsia="SimSun" w:cs="Times New Roman"/>
+          <w:rFonts w:hint="eastAsia" w:ascii="Times New Roman" w:hAnsi="Times New Roman" w:eastAsia="FangSong" w:cs="Times New Roman"/>
         </w:rPr>
         <w:t>反应慢</w:t>
       </w:r>
@@ -11454,7 +11594,7 @@
       </w:r>
       <w:r>
         <w:rPr>
-          <w:rFonts w:hint="eastAsia" w:ascii="Times New Roman" w:hAnsi="Times New Roman" w:eastAsia="SimSun" w:cs="Times New Roman"/>
+          <w:rFonts w:hint="eastAsia" w:ascii="Times New Roman" w:hAnsi="Times New Roman" w:eastAsia="FangSong" w:cs="Times New Roman"/>
         </w:rPr>
         <w:t>无合适指示剂</w:t>
       </w:r>
@@ -11466,7 +11606,7 @@
       </w:r>
       <w:r>
         <w:rPr>
-          <w:rFonts w:hint="eastAsia" w:ascii="Times New Roman" w:hAnsi="Times New Roman" w:eastAsia="SimSun" w:cs="Times New Roman"/>
+          <w:rFonts w:hint="eastAsia" w:ascii="Times New Roman" w:hAnsi="Times New Roman" w:eastAsia="FangSong" w:cs="Times New Roman"/>
         </w:rPr>
         <w:t>不能直接滴定</w:t>
       </w:r>
@@ -11846,7 +11986,7 @@
       </w:r>
       <w:r>
         <w:rPr>
-          <w:rFonts w:hint="eastAsia" w:ascii="Times New Roman" w:hAnsi="Times New Roman" w:eastAsia="SimSun" w:cs="Times New Roman"/>
+          <w:rFonts w:hint="eastAsia" w:ascii="Times New Roman" w:hAnsi="Times New Roman" w:eastAsia="FangSong" w:cs="Times New Roman"/>
         </w:rPr>
         <w:t>返滴定剩余</w:t>
       </w:r>
@@ -11873,7 +12013,7 @@
       </w:pPr>
       <w:r>
         <w:rPr>
-          <w:rFonts w:hint="eastAsia" w:ascii="Times New Roman" w:hAnsi="Times New Roman" w:eastAsia="SimSun" w:cs="Times New Roman"/>
+          <w:rFonts w:hint="eastAsia" w:ascii="Times New Roman" w:hAnsi="Times New Roman" w:eastAsia="FangSong" w:cs="Times New Roman"/>
         </w:rPr>
         <w:t xml:space="preserve">加</w:t>
       </w:r>
@@ -12076,7 +12216,7 @@
       </w:r>
       <w:r>
         <w:rPr>
-          <w:rFonts w:hint="eastAsia" w:ascii="Times New Roman" w:hAnsi="Times New Roman" w:eastAsia="SimSun" w:cs="Times New Roman"/>
+          <w:rFonts w:hint="eastAsia" w:ascii="Times New Roman" w:hAnsi="Times New Roman" w:eastAsia="FangSong" w:cs="Times New Roman"/>
         </w:rPr>
         <w:t>解蔽释放等量</w:t>
       </w:r>
@@ -12103,7 +12243,7 @@
       </w:pPr>
       <w:r>
         <w:rPr>
-          <w:rFonts w:hint="eastAsia" w:ascii="Times New Roman" w:hAnsi="Times New Roman" w:eastAsia="SimSun" w:cs="Times New Roman"/>
+          <w:rFonts w:hint="eastAsia" w:ascii="Times New Roman" w:hAnsi="Times New Roman" w:eastAsia="FangSong" w:cs="Times New Roman"/>
         </w:rPr>
         <w:t xml:space="preserve">再用</w:t>
       </w:r>
@@ -12128,7 +12268,7 @@
       </w:r>
       <w:r>
         <w:rPr>
-          <w:rFonts w:hint="eastAsia" w:ascii="Times New Roman" w:hAnsi="Times New Roman" w:eastAsia="SimSun" w:cs="Times New Roman"/>
+          <w:rFonts w:hint="eastAsia" w:ascii="Times New Roman" w:hAnsi="Times New Roman" w:eastAsia="FangSong" w:cs="Times New Roman"/>
         </w:rPr>
         <w:t xml:space="preserve">滴定释放的</w:t>
       </w:r>
@@ -12140,7 +12280,7 @@
       </w:r>
       <w:r>
         <w:rPr>
-          <w:rFonts w:hint="eastAsia" w:ascii="Times New Roman" w:hAnsi="Times New Roman" w:eastAsia="SimSun" w:cs="Times New Roman"/>
+          <w:rFonts w:hint="eastAsia" w:ascii="Times New Roman" w:hAnsi="Times New Roman" w:eastAsia="FangSong" w:cs="Times New Roman"/>
         </w:rPr>
         <w:t xml:space="preserve">求</w:t>
       </w:r>
@@ -12164,7 +12304,7 @@
       </w:pPr>
       <w:r>
         <w:rPr>
-          <w:rFonts w:hint="eastAsia" w:ascii="Times New Roman" w:hAnsi="Times New Roman" w:eastAsia="SimSun" w:cs="Times New Roman"/>
+          <w:rFonts w:hint="eastAsia" w:ascii="Times New Roman" w:hAnsi="Times New Roman" w:eastAsia="FangSong" w:cs="Times New Roman"/>
           <w:b/>
           <w:bCs/>
         </w:rPr>
@@ -12191,7 +12331,7 @@
       </w:r>
       <w:r>
         <w:rPr>
-          <w:rFonts w:hint="eastAsia" w:ascii="Times New Roman" w:hAnsi="Times New Roman" w:eastAsia="SimSun" w:cs="Times New Roman"/>
+          <w:rFonts w:hint="eastAsia" w:ascii="Times New Roman" w:hAnsi="Times New Roman" w:eastAsia="FangSong" w:cs="Times New Roman"/>
         </w:rPr>
         <w:t>剧毒</w:t>
       </w:r>
@@ -12203,7 +12343,7 @@
       </w:r>
       <w:r>
         <w:rPr>
-          <w:rFonts w:hint="eastAsia" w:ascii="Times New Roman" w:hAnsi="Times New Roman" w:eastAsia="SimSun" w:cs="Times New Roman"/>
+          <w:rFonts w:hint="eastAsia" w:ascii="Times New Roman" w:hAnsi="Times New Roman" w:eastAsia="FangSong" w:cs="Times New Roman"/>
         </w:rPr>
         <w:t>竞赛以信息题出现</w:t>
       </w:r>
@@ -12215,7 +12355,7 @@
       </w:r>
       <w:r>
         <w:rPr>
-          <w:rFonts w:hint="eastAsia" w:ascii="Times New Roman" w:hAnsi="Times New Roman" w:eastAsia="SimSun" w:cs="Times New Roman"/>
+          <w:rFonts w:hint="eastAsia" w:ascii="Times New Roman" w:hAnsi="Times New Roman" w:eastAsia="FangSong" w:cs="Times New Roman"/>
         </w:rPr>
         <w:t>实际教学强调安全</w:t>
       </w:r>
@@ -12232,7 +12372,7 @@
       </w:pPr>
       <w:r>
         <w:rPr>
-          <w:rFonts w:hint="eastAsia" w:ascii="Times New Roman" w:hAnsi="Times New Roman" w:eastAsia="SimSun" w:cs="Times New Roman"/>
+          <w:rFonts w:hint="eastAsia" w:ascii="Times New Roman" w:hAnsi="Times New Roman" w:eastAsia="FangSong" w:cs="Times New Roman"/>
         </w:rPr>
         <w:t xml:space="preserve">练一练</w:t>
       </w:r>
@@ -12244,7 +12384,7 @@
       </w:r>
       <w:r>
         <w:rPr>
-          <w:rFonts w:hint="eastAsia" w:ascii="Times New Roman" w:hAnsi="Times New Roman" w:eastAsia="SimSun" w:cs="Times New Roman"/>
+          <w:rFonts w:hint="eastAsia" w:ascii="Times New Roman" w:hAnsi="Times New Roman" w:eastAsia="FangSong" w:cs="Times New Roman"/>
         </w:rPr>
         <w:t xml:space="preserve">溶液含</w:t>
       </w:r>
@@ -12282,7 +12422,7 @@
       </w:r>
       <w:r>
         <w:rPr>
-          <w:rFonts w:hint="eastAsia" w:ascii="Times New Roman" w:hAnsi="Times New Roman" w:eastAsia="SimSun" w:cs="Times New Roman"/>
+          <w:rFonts w:hint="eastAsia" w:ascii="Times New Roman" w:hAnsi="Times New Roman" w:eastAsia="FangSong" w:cs="Times New Roman"/>
         </w:rPr>
         <w:t>氨性缓冲</w:t>
       </w:r>
@@ -12300,7 +12440,7 @@
       </w:r>
       <w:r>
         <w:rPr>
-          <w:rFonts w:hint="eastAsia" w:ascii="Times New Roman" w:hAnsi="Times New Roman" w:eastAsia="SimSun" w:cs="Times New Roman"/>
+          <w:rFonts w:hint="eastAsia" w:ascii="Times New Roman" w:hAnsi="Times New Roman" w:eastAsia="FangSong" w:cs="Times New Roman"/>
         </w:rPr>
         <w:t>指示剂</w:t>
       </w:r>
@@ -12318,7 +12458,7 @@
       </w:r>
       <w:r>
         <w:rPr>
-          <w:rFonts w:hint="eastAsia" w:ascii="Times New Roman" w:hAnsi="Times New Roman" w:eastAsia="SimSun" w:cs="Times New Roman"/>
+          <w:rFonts w:hint="eastAsia" w:ascii="Times New Roman" w:hAnsi="Times New Roman" w:eastAsia="FangSong" w:cs="Times New Roman"/>
         </w:rPr>
         <w:t xml:space="preserve">滴定耗</w:t>
       </w:r>
@@ -12336,7 +12476,7 @@
       </w:r>
       <w:r>
         <w:rPr>
-          <w:rFonts w:hint="eastAsia" w:ascii="Times New Roman" w:hAnsi="Times New Roman" w:eastAsia="SimSun" w:cs="Times New Roman"/>
+          <w:rFonts w:hint="eastAsia" w:ascii="Times New Roman" w:hAnsi="Times New Roman" w:eastAsia="FangSong" w:cs="Times New Roman"/>
         </w:rPr>
         <w:t>加甲醛继续滴定耗</w:t>
       </w:r>
@@ -12366,7 +12506,7 @@
       </w:r>
       <w:r>
         <w:rPr>
-          <w:rFonts w:hint="eastAsia" w:ascii="Times New Roman" w:hAnsi="Times New Roman" w:eastAsia="SimSun" w:cs="Times New Roman"/>
+          <w:rFonts w:hint="eastAsia" w:ascii="Times New Roman" w:hAnsi="Times New Roman" w:eastAsia="FangSong" w:cs="Times New Roman"/>
         </w:rPr>
         <w:t>求</w:t>
       </w:r>
@@ -12409,7 +12549,7 @@
       </w:pPr>
       <w:r>
         <w:rPr>
-          <w:rFonts w:hint="eastAsia" w:ascii="Times New Roman" w:hAnsi="Times New Roman" w:eastAsia="SimSun" w:cs="Times New Roman"/>
+          <w:rFonts w:hint="eastAsia" w:ascii="Times New Roman" w:hAnsi="Times New Roman" w:eastAsia="FangSong" w:cs="Times New Roman"/>
           <w:b/>
           <w:bCs/>
         </w:rPr>
@@ -12423,7 +12563,7 @@
       </w:r>
       <w:r>
         <w:rPr>
-          <w:rFonts w:hint="eastAsia" w:ascii="Times New Roman" w:hAnsi="Times New Roman" w:eastAsia="SimSun" w:cs="Times New Roman"/>
+          <w:rFonts w:hint="eastAsia" w:ascii="Times New Roman" w:hAnsi="Times New Roman" w:eastAsia="FangSong" w:cs="Times New Roman"/>
         </w:rPr>
         <w:t>第一步滴定的是</w:t>
       </w:r>
@@ -12460,7 +12600,7 @@
       </w:r>
       <w:r>
         <w:rPr>
-          <w:rFonts w:hint="eastAsia" w:ascii="Times New Roman" w:hAnsi="Times New Roman" w:eastAsia="SimSun" w:cs="Times New Roman"/>
+          <w:rFonts w:hint="eastAsia" w:ascii="Times New Roman" w:hAnsi="Times New Roman" w:eastAsia="FangSong" w:cs="Times New Roman"/>
         </w:rPr>
         <w:t xml:space="preserve">被</w:t>
       </w:r>
@@ -12485,7 +12625,7 @@
       </w:r>
       <w:r>
         <w:rPr>
-          <w:rFonts w:hint="eastAsia" w:ascii="Times New Roman" w:hAnsi="Times New Roman" w:eastAsia="SimSun" w:cs="Times New Roman"/>
+          <w:rFonts w:hint="eastAsia" w:ascii="Times New Roman" w:hAnsi="Times New Roman" w:eastAsia="FangSong" w:cs="Times New Roman"/>
         </w:rPr>
         <w:t>掩蔽</w:t>
       </w:r>
@@ -12567,7 +12707,7 @@
       </w:r>
       <w:r>
         <w:rPr>
-          <w:rFonts w:hint="eastAsia" w:ascii="Times New Roman" w:hAnsi="Times New Roman" w:eastAsia="SimSun" w:cs="Times New Roman"/>
+          <w:rFonts w:hint="eastAsia" w:ascii="Times New Roman" w:hAnsi="Times New Roman" w:eastAsia="FangSong" w:cs="Times New Roman"/>
         </w:rPr>
         <w:t>第二步甲醛解蔽</w:t>
       </w:r>
@@ -12664,9 +12804,9 @@
         </w:pict>
       </w:r>
     </w:p>
-    <w:bookmarkEnd w:id="25"/>
-    <w:bookmarkEnd w:id="26"/>
-    <w:bookmarkStart w:id="32" w:name="五重量分析法"/>
+    <w:bookmarkEnd w:id="22"/>
+    <w:bookmarkEnd w:id="23"/>
+    <w:bookmarkStart w:id="29" w:name="五重量分析法"/>
     <w:p>
       <w:pPr>
         <w:pStyle w:val="Heading2"/>
@@ -12697,7 +12837,7 @@
       </w:pPr>
       <w:r>
         <w:rPr>
-          <w:rFonts w:hint="eastAsia" w:ascii="Times New Roman" w:hAnsi="Times New Roman" w:eastAsia="SimSun" w:cs="Times New Roman"/>
+          <w:rFonts w:hint="eastAsia" w:ascii="Times New Roman" w:hAnsi="Times New Roman" w:eastAsia="FangSong" w:cs="Times New Roman"/>
           <w:b/>
           <w:bCs/>
         </w:rPr>
@@ -12711,7 +12851,7 @@
       </w:r>
       <w:r>
         <w:rPr>
-          <w:rFonts w:hint="eastAsia" w:ascii="Times New Roman" w:hAnsi="Times New Roman" w:eastAsia="SimSun" w:cs="Times New Roman"/>
+          <w:rFonts w:hint="eastAsia" w:ascii="Times New Roman" w:hAnsi="Times New Roman" w:eastAsia="FangSong" w:cs="Times New Roman"/>
         </w:rPr>
         <w:t>知识点</w:t>
       </w:r>
@@ -12723,7 +12863,7 @@
       </w:r>
       <w:r>
         <w:rPr>
-          <w:rFonts w:hint="eastAsia" w:ascii="Times New Roman" w:hAnsi="Times New Roman" w:eastAsia="SimSun" w:cs="Times New Roman"/>
+          <w:rFonts w:hint="eastAsia" w:ascii="Times New Roman" w:hAnsi="Times New Roman" w:eastAsia="FangSong" w:cs="Times New Roman"/>
         </w:rPr>
         <w:t>分析化学</w:t>
       </w:r>
@@ -12735,7 +12875,7 @@
       </w:r>
       <w:r>
         <w:rPr>
-          <w:rFonts w:hint="eastAsia" w:ascii="Times New Roman" w:hAnsi="Times New Roman" w:eastAsia="SimSun" w:cs="Times New Roman"/>
+          <w:rFonts w:hint="eastAsia" w:ascii="Times New Roman" w:hAnsi="Times New Roman" w:eastAsia="FangSong" w:cs="Times New Roman"/>
         </w:rPr>
         <w:t>重量分析</w:t>
       </w:r>
@@ -12747,7 +12887,7 @@
       </w:r>
       <w:r>
         <w:rPr>
-          <w:rFonts w:hint="eastAsia" w:ascii="Times New Roman" w:hAnsi="Times New Roman" w:eastAsia="SimSun" w:cs="Times New Roman"/>
+          <w:rFonts w:hint="eastAsia" w:ascii="Times New Roman" w:hAnsi="Times New Roman" w:eastAsia="FangSong" w:cs="Times New Roman"/>
           <w:b/>
           <w:bCs/>
         </w:rPr>
@@ -12767,12 +12907,12 @@
       </w:r>
       <w:r>
         <w:rPr>
-          <w:rFonts w:hint="eastAsia" w:ascii="Times New Roman" w:hAnsi="Times New Roman" w:eastAsia="SimSun" w:cs="Times New Roman"/>
+          <w:rFonts w:hint="eastAsia" w:ascii="Times New Roman" w:hAnsi="Times New Roman" w:eastAsia="FangSong" w:cs="Times New Roman"/>
         </w:rPr>
         <w:t xml:space="preserve">容量分析</w:t>
       </w:r>
     </w:p>
-    <w:bookmarkStart w:id="27" w:name="重量分析概述"/>
+    <w:bookmarkStart w:id="24" w:name="重量分析概述"/>
     <w:p>
       <w:pPr>
         <w:pStyle w:val="Heading3"/>
@@ -12797,13 +12937,13 @@
       </w:pPr>
       <w:r>
         <w:rPr>
-          <w:rFonts w:hint="eastAsia" w:ascii="Times New Roman" w:hAnsi="Times New Roman" w:eastAsia="SimSun" w:cs="Times New Roman"/>
+          <w:rFonts w:hint="eastAsia" w:ascii="Times New Roman" w:hAnsi="Times New Roman" w:eastAsia="FangSong" w:cs="Times New Roman"/>
         </w:rPr>
         <w:t xml:space="preserve">重量分析通过</w:t>
       </w:r>
       <w:r>
         <w:rPr>
-          <w:rFonts w:hint="eastAsia" w:ascii="Times New Roman" w:hAnsi="Times New Roman" w:eastAsia="SimSun" w:cs="Times New Roman"/>
+          <w:rFonts w:hint="eastAsia" w:ascii="Times New Roman" w:hAnsi="Times New Roman" w:eastAsia="FangSong" w:cs="Times New Roman"/>
           <w:b/>
           <w:bCs/>
         </w:rPr>
@@ -12811,7 +12951,7 @@
       </w:r>
       <w:r>
         <w:rPr>
-          <w:rFonts w:hint="eastAsia" w:ascii="Times New Roman" w:hAnsi="Times New Roman" w:eastAsia="SimSun" w:cs="Times New Roman"/>
+          <w:rFonts w:hint="eastAsia" w:ascii="Times New Roman" w:hAnsi="Times New Roman" w:eastAsia="FangSong" w:cs="Times New Roman"/>
         </w:rPr>
         <w:t>测定含量</w:t>
       </w:r>
@@ -12823,7 +12963,7 @@
       </w:r>
       <w:r>
         <w:rPr>
-          <w:rFonts w:hint="eastAsia" w:ascii="Times New Roman" w:hAnsi="Times New Roman" w:eastAsia="SimSun" w:cs="Times New Roman"/>
+          <w:rFonts w:hint="eastAsia" w:ascii="Times New Roman" w:hAnsi="Times New Roman" w:eastAsia="FangSong" w:cs="Times New Roman"/>
         </w:rPr>
         <w:t>直接基于质量测量</w:t>
       </w:r>
@@ -12835,7 +12975,7 @@
       </w:r>
       <w:r>
         <w:rPr>
-          <w:rFonts w:hint="eastAsia" w:ascii="Times New Roman" w:hAnsi="Times New Roman" w:eastAsia="SimSun" w:cs="Times New Roman"/>
+          <w:rFonts w:hint="eastAsia" w:ascii="Times New Roman" w:hAnsi="Times New Roman" w:eastAsia="FangSong" w:cs="Times New Roman"/>
           <w:b/>
           <w:bCs/>
         </w:rPr>
@@ -12849,7 +12989,7 @@
       </w:r>
       <w:r>
         <w:rPr>
-          <w:rFonts w:hint="eastAsia" w:ascii="Times New Roman" w:hAnsi="Times New Roman" w:eastAsia="SimSun" w:cs="Times New Roman"/>
+          <w:rFonts w:hint="eastAsia" w:ascii="Times New Roman" w:hAnsi="Times New Roman" w:eastAsia="FangSong" w:cs="Times New Roman"/>
         </w:rPr>
         <w:t>准确度高</w:t>
       </w:r>
@@ -12861,7 +13001,7 @@
       </w:r>
       <w:r>
         <w:rPr>
-          <w:rFonts w:hint="eastAsia" w:ascii="Times New Roman" w:hAnsi="Times New Roman" w:eastAsia="SimSun" w:cs="Times New Roman"/>
+          <w:rFonts w:hint="eastAsia" w:ascii="Times New Roman" w:hAnsi="Times New Roman" w:eastAsia="FangSong" w:cs="Times New Roman"/>
         </w:rPr>
         <w:t>相对误差</w:t>
       </w:r>
@@ -12879,7 +13019,7 @@
       </w:r>
       <w:r>
         <w:rPr>
-          <w:rFonts w:hint="eastAsia" w:ascii="Times New Roman" w:hAnsi="Times New Roman" w:eastAsia="SimSun" w:cs="Times New Roman"/>
+          <w:rFonts w:hint="eastAsia" w:ascii="Times New Roman" w:hAnsi="Times New Roman" w:eastAsia="FangSong" w:cs="Times New Roman"/>
         </w:rPr>
         <w:t>但耗时长</w:t>
       </w:r>
@@ -12896,7 +13036,7 @@
       </w:pPr>
       <w:r>
         <w:rPr>
-          <w:rFonts w:hint="eastAsia" w:ascii="Times New Roman" w:hAnsi="Times New Roman" w:eastAsia="SimSun" w:cs="Times New Roman"/>
+          <w:rFonts w:hint="eastAsia" w:ascii="Times New Roman" w:hAnsi="Times New Roman" w:eastAsia="FangSong" w:cs="Times New Roman"/>
           <w:b/>
           <w:bCs/>
         </w:rPr>
@@ -13063,7 +13203,7 @@
       </w:pPr>
       <w:r>
         <w:rPr>
-          <w:rFonts w:hint="eastAsia" w:ascii="Times New Roman" w:hAnsi="Times New Roman" w:eastAsia="SimSun" w:cs="Times New Roman"/>
+          <w:rFonts w:hint="eastAsia" w:ascii="Times New Roman" w:hAnsi="Times New Roman" w:eastAsia="FangSong" w:cs="Times New Roman"/>
           <w:b/>
           <w:bCs/>
         </w:rPr>
@@ -13077,7 +13217,7 @@
       </w:r>
       <w:r>
         <w:rPr>
-          <w:rFonts w:hint="eastAsia" w:ascii="Times New Roman" w:hAnsi="Times New Roman" w:eastAsia="SimSun" w:cs="Times New Roman"/>
+          <w:rFonts w:hint="eastAsia" w:ascii="Times New Roman" w:hAnsi="Times New Roman" w:eastAsia="FangSong" w:cs="Times New Roman"/>
           <w:b/>
           <w:bCs/>
         </w:rPr>
@@ -13093,7 +13233,7 @@
       </w:r>
       <w:r>
         <w:rPr>
-          <w:rFonts w:hint="eastAsia" w:ascii="Times New Roman" w:hAnsi="Times New Roman" w:eastAsia="SimSun" w:cs="Times New Roman"/>
+          <w:rFonts w:hint="eastAsia" w:ascii="Times New Roman" w:hAnsi="Times New Roman" w:eastAsia="FangSong" w:cs="Times New Roman"/>
           <w:b/>
           <w:bCs/>
         </w:rPr>
@@ -13107,7 +13247,7 @@
       </w:r>
       <w:r>
         <w:rPr>
-          <w:rFonts w:hint="eastAsia" w:ascii="Times New Roman" w:hAnsi="Times New Roman" w:eastAsia="SimSun" w:cs="Times New Roman"/>
+          <w:rFonts w:hint="eastAsia" w:ascii="Times New Roman" w:hAnsi="Times New Roman" w:eastAsia="FangSong" w:cs="Times New Roman"/>
         </w:rPr>
         <w:t>可相同</w:t>
       </w:r>
@@ -13132,7 +13272,7 @@
       </w:r>
       <w:r>
         <w:rPr>
-          <w:rFonts w:hint="eastAsia" w:ascii="Times New Roman" w:hAnsi="Times New Roman" w:eastAsia="SimSun" w:cs="Times New Roman"/>
+          <w:rFonts w:hint="eastAsia" w:ascii="Times New Roman" w:hAnsi="Times New Roman" w:eastAsia="FangSong" w:cs="Times New Roman"/>
         </w:rPr>
         <w:t>也可不同</w:t>
       </w:r>
@@ -13194,8 +13334,8 @@
         <w:t xml:space="preserve">CaO）。</w:t>
       </w:r>
     </w:p>
-    <w:bookmarkEnd w:id="27"/>
-    <w:bookmarkStart w:id="28" w:name="换算因数"/>
+    <w:bookmarkEnd w:id="24"/>
+    <w:bookmarkStart w:id="25" w:name="换算因数"/>
     <w:p>
       <w:pPr>
         <w:pStyle w:val="Heading3"/>
@@ -13220,7 +13360,7 @@
       </w:pPr>
       <w:r>
         <w:rPr>
-          <w:rFonts w:hint="eastAsia" w:ascii="Times New Roman" w:hAnsi="Times New Roman" w:eastAsia="SimSun" w:cs="Times New Roman"/>
+          <w:rFonts w:hint="eastAsia" w:ascii="Times New Roman" w:hAnsi="Times New Roman" w:eastAsia="FangSong" w:cs="Times New Roman"/>
         </w:rPr>
         <w:t xml:space="preserve">换算因数</w:t>
       </w:r>
@@ -13232,7 +13372,7 @@
       </w:r>
       <w:r>
         <w:rPr>
-          <w:rFonts w:hint="eastAsia" w:ascii="Times New Roman" w:hAnsi="Times New Roman" w:eastAsia="SimSun" w:cs="Times New Roman"/>
+          <w:rFonts w:hint="eastAsia" w:ascii="Times New Roman" w:hAnsi="Times New Roman" w:eastAsia="FangSong" w:cs="Times New Roman"/>
         </w:rPr>
         <w:t>连接称量形式与被测组分</w:t>
       </w:r>
@@ -13447,7 +13587,7 @@
       </w:r>
       <w:r>
         <w:rPr>
-          <w:rFonts w:hint="eastAsia" w:ascii="Times New Roman" w:hAnsi="Times New Roman" w:eastAsia="SimSun" w:cs="Times New Roman"/>
+          <w:rFonts w:hint="eastAsia" w:ascii="Times New Roman" w:hAnsi="Times New Roman" w:eastAsia="FangSong" w:cs="Times New Roman"/>
         </w:rPr>
         <w:t>是使分子分母中待测元素原子数相等的系数</w:t>
       </w:r>
@@ -13465,7 +13605,7 @@
       </w:pPr>
       <w:r>
         <w:rPr>
-          <w:rFonts w:hint="eastAsia" w:ascii="Times New Roman" w:hAnsi="Times New Roman" w:eastAsia="SimSun" w:cs="Times New Roman"/>
+          <w:rFonts w:hint="eastAsia" w:ascii="Times New Roman" w:hAnsi="Times New Roman" w:eastAsia="FangSong" w:cs="Times New Roman"/>
           <w:b/>
           <w:bCs/>
         </w:rPr>
@@ -14642,7 +14782,7 @@
       </w:pPr>
       <w:r>
         <w:rPr>
-          <w:rFonts w:hint="eastAsia" w:ascii="Times New Roman" w:hAnsi="Times New Roman" w:eastAsia="SimSun" w:cs="Times New Roman"/>
+          <w:rFonts w:hint="eastAsia" w:ascii="Times New Roman" w:hAnsi="Times New Roman" w:eastAsia="FangSong" w:cs="Times New Roman"/>
           <w:b/>
           <w:bCs/>
         </w:rPr>
@@ -14662,7 +14802,7 @@
       </w:r>
       <w:r>
         <w:rPr>
-          <w:rFonts w:hint="eastAsia" w:ascii="Times New Roman" w:hAnsi="Times New Roman" w:eastAsia="SimSun" w:cs="Times New Roman"/>
+          <w:rFonts w:hint="eastAsia" w:ascii="Times New Roman" w:hAnsi="Times New Roman" w:eastAsia="FangSong" w:cs="Times New Roman"/>
           <w:b/>
           <w:bCs/>
         </w:rPr>
@@ -14678,7 +14818,7 @@
       </w:r>
       <w:r>
         <w:rPr>
-          <w:rFonts w:hint="eastAsia" w:ascii="Times New Roman" w:hAnsi="Times New Roman" w:eastAsia="SimSun" w:cs="Times New Roman"/>
+          <w:rFonts w:hint="eastAsia" w:ascii="Times New Roman" w:hAnsi="Times New Roman" w:eastAsia="FangSong" w:cs="Times New Roman"/>
           <w:b/>
           <w:bCs/>
         </w:rPr>
@@ -14698,7 +14838,7 @@
       </w:r>
       <w:r>
         <w:rPr>
-          <w:rFonts w:hint="eastAsia" w:ascii="Times New Roman" w:hAnsi="Times New Roman" w:eastAsia="SimSun" w:cs="Times New Roman"/>
+          <w:rFonts w:hint="eastAsia" w:ascii="Times New Roman" w:hAnsi="Times New Roman" w:eastAsia="FangSong" w:cs="Times New Roman"/>
         </w:rPr>
         <w:t>固定绝对称量误差下</w:t>
       </w:r>
@@ -14710,7 +14850,7 @@
       </w:r>
       <w:r>
         <w:rPr>
-          <w:rFonts w:hint="eastAsia" w:ascii="Times New Roman" w:hAnsi="Times New Roman" w:eastAsia="SimSun" w:cs="Times New Roman"/>
+          <w:rFonts w:hint="eastAsia" w:ascii="Times New Roman" w:hAnsi="Times New Roman" w:eastAsia="FangSong" w:cs="Times New Roman"/>
         </w:rPr>
         <w:t>称量质量越大相对误差越小</w:t>
       </w:r>
@@ -14722,7 +14862,7 @@
       </w:r>
       <w:r>
         <w:rPr>
-          <w:rFonts w:hint="eastAsia" w:ascii="Times New Roman" w:hAnsi="Times New Roman" w:eastAsia="SimSun" w:cs="Times New Roman"/>
+          <w:rFonts w:hint="eastAsia" w:ascii="Times New Roman" w:hAnsi="Times New Roman" w:eastAsia="FangSong" w:cs="Times New Roman"/>
         </w:rPr>
         <w:t>这就是为什么</w:t>
       </w:r>
@@ -14740,7 +14880,7 @@
       </w:r>
       <w:r>
         <w:rPr>
-          <w:rFonts w:hint="eastAsia" w:ascii="Times New Roman" w:hAnsi="Times New Roman" w:eastAsia="SimSun" w:cs="Times New Roman"/>
+          <w:rFonts w:hint="eastAsia" w:ascii="Times New Roman" w:hAnsi="Times New Roman" w:eastAsia="FangSong" w:cs="Times New Roman"/>
         </w:rPr>
         <w:t>羟基喹啉法</w:t>
       </w:r>
@@ -14752,7 +14892,7 @@
       </w:r>
       <w:r>
         <w:rPr>
-          <w:rFonts w:hint="eastAsia" w:ascii="Times New Roman" w:hAnsi="Times New Roman" w:eastAsia="SimSun" w:cs="Times New Roman"/>
+          <w:rFonts w:hint="eastAsia" w:ascii="Times New Roman" w:hAnsi="Times New Roman" w:eastAsia="FangSong" w:cs="Times New Roman"/>
         </w:rPr>
         <w:t>称量形态摩尔质量大</w:t>
       </w:r>
@@ -14764,7 +14904,7 @@
       </w:r>
       <w:r>
         <w:rPr>
-          <w:rFonts w:hint="eastAsia" w:ascii="Times New Roman" w:hAnsi="Times New Roman" w:eastAsia="SimSun" w:cs="Times New Roman"/>
+          <w:rFonts w:hint="eastAsia" w:ascii="Times New Roman" w:hAnsi="Times New Roman" w:eastAsia="FangSong" w:cs="Times New Roman"/>
         </w:rPr>
         <w:t>测</w:t>
       </w:r>
@@ -14776,7 +14916,7 @@
       </w:r>
       <w:r>
         <w:rPr>
-          <w:rFonts w:hint="eastAsia" w:ascii="Times New Roman" w:hAnsi="Times New Roman" w:eastAsia="SimSun" w:cs="Times New Roman"/>
+          <w:rFonts w:hint="eastAsia" w:ascii="Times New Roman" w:hAnsi="Times New Roman" w:eastAsia="FangSong" w:cs="Times New Roman"/>
         </w:rPr>
         <w:t>比氨水法</w:t>
       </w:r>
@@ -14814,7 +14954,7 @@
       </w:r>
       <w:r>
         <w:rPr>
-          <w:rFonts w:hint="eastAsia" w:ascii="Times New Roman" w:hAnsi="Times New Roman" w:eastAsia="SimSun" w:cs="Times New Roman"/>
+          <w:rFonts w:hint="eastAsia" w:ascii="Times New Roman" w:hAnsi="Times New Roman" w:eastAsia="FangSong" w:cs="Times New Roman"/>
         </w:rPr>
         <w:t>准确度高约</w:t>
       </w:r>
@@ -14826,7 +14966,7 @@
       </w:r>
       <w:r>
         <w:rPr>
-          <w:rFonts w:hint="eastAsia" w:ascii="Times New Roman" w:hAnsi="Times New Roman" w:eastAsia="SimSun" w:cs="Times New Roman"/>
+          <w:rFonts w:hint="eastAsia" w:ascii="Times New Roman" w:hAnsi="Times New Roman" w:eastAsia="FangSong" w:cs="Times New Roman"/>
         </w:rPr>
         <w:t>倍</w:t>
       </w:r>
@@ -14843,7 +14983,7 @@
       </w:pPr>
       <w:r>
         <w:rPr>
-          <w:rFonts w:hint="eastAsia" w:ascii="Times New Roman" w:hAnsi="Times New Roman" w:eastAsia="SimSun" w:cs="Times New Roman"/>
+          <w:rFonts w:hint="eastAsia" w:ascii="Times New Roman" w:hAnsi="Times New Roman" w:eastAsia="FangSong" w:cs="Times New Roman"/>
           <w:b/>
           <w:bCs/>
         </w:rPr>
@@ -14857,7 +14997,7 @@
       </w:r>
       <w:r>
         <w:rPr>
-          <w:rFonts w:hint="eastAsia" w:ascii="Times New Roman" w:hAnsi="Times New Roman" w:eastAsia="SimSun" w:cs="Times New Roman"/>
+          <w:rFonts w:hint="eastAsia" w:ascii="Times New Roman" w:hAnsi="Times New Roman" w:eastAsia="FangSong" w:cs="Times New Roman"/>
         </w:rPr>
         <w:t>算</w:t>
       </w:r>
@@ -14869,7 +15009,7 @@
       </w:r>
       <w:r>
         <w:rPr>
-          <w:rFonts w:hint="eastAsia" w:ascii="Times New Roman" w:hAnsi="Times New Roman" w:eastAsia="SimSun" w:cs="Times New Roman"/>
+          <w:rFonts w:hint="eastAsia" w:ascii="Times New Roman" w:hAnsi="Times New Roman" w:eastAsia="FangSong" w:cs="Times New Roman"/>
         </w:rPr>
         <w:t xml:space="preserve">忘记系数</w:t>
       </w:r>
@@ -14920,7 +15060,7 @@
       </w:r>
       <w:r>
         <w:rPr>
-          <w:rFonts w:hint="eastAsia" w:ascii="Times New Roman" w:hAnsi="Times New Roman" w:eastAsia="SimSun" w:cs="Times New Roman"/>
+          <w:rFonts w:hint="eastAsia" w:ascii="Times New Roman" w:hAnsi="Times New Roman" w:eastAsia="FangSong" w:cs="Times New Roman"/>
         </w:rPr>
         <w:t xml:space="preserve">含</w:t>
       </w:r>
@@ -14932,7 +15072,7 @@
       </w:r>
       <w:r>
         <w:rPr>
-          <w:rFonts w:hint="eastAsia" w:ascii="Times New Roman" w:hAnsi="Times New Roman" w:eastAsia="SimSun" w:cs="Times New Roman"/>
+          <w:rFonts w:hint="eastAsia" w:ascii="Times New Roman" w:hAnsi="Times New Roman" w:eastAsia="FangSong" w:cs="Times New Roman"/>
         </w:rPr>
         <w:t xml:space="preserve">个</w:t>
       </w:r>
@@ -14950,7 +15090,7 @@
       </w:r>
       <w:r>
         <w:rPr>
-          <w:rFonts w:hint="eastAsia" w:ascii="Times New Roman" w:hAnsi="Times New Roman" w:eastAsia="SimSun" w:cs="Times New Roman"/>
+          <w:rFonts w:hint="eastAsia" w:ascii="Times New Roman" w:hAnsi="Times New Roman" w:eastAsia="FangSong" w:cs="Times New Roman"/>
         </w:rPr>
         <w:t>被测组分为</w:t>
       </w:r>
@@ -14962,7 +15102,7 @@
       </w:r>
       <w:r>
         <w:rPr>
-          <w:rFonts w:hint="eastAsia" w:ascii="Times New Roman" w:hAnsi="Times New Roman" w:eastAsia="SimSun" w:cs="Times New Roman"/>
+          <w:rFonts w:hint="eastAsia" w:ascii="Times New Roman" w:hAnsi="Times New Roman" w:eastAsia="FangSong" w:cs="Times New Roman"/>
         </w:rPr>
         <w:t xml:space="preserve">时</w:t>
       </w:r>
@@ -15104,7 +15244,7 @@
       </w:r>
       <w:r>
         <w:rPr>
-          <w:rFonts w:hint="eastAsia" w:ascii="Times New Roman" w:hAnsi="Times New Roman" w:eastAsia="SimSun" w:cs="Times New Roman"/>
+          <w:rFonts w:hint="eastAsia" w:ascii="Times New Roman" w:hAnsi="Times New Roman" w:eastAsia="FangSong" w:cs="Times New Roman"/>
         </w:rPr>
         <w:t>被测组分为</w:t>
       </w:r>
@@ -15142,7 +15282,7 @@
       </w:r>
       <w:r>
         <w:rPr>
-          <w:rFonts w:hint="eastAsia" w:ascii="Times New Roman" w:hAnsi="Times New Roman" w:eastAsia="SimSun" w:cs="Times New Roman"/>
+          <w:rFonts w:hint="eastAsia" w:ascii="Times New Roman" w:hAnsi="Times New Roman" w:eastAsia="FangSong" w:cs="Times New Roman"/>
         </w:rPr>
         <w:t xml:space="preserve">时</w:t>
       </w:r>
@@ -15310,8 +15450,8 @@
         <w:t xml:space="preserve">。</w:t>
       </w:r>
     </w:p>
-    <w:bookmarkEnd w:id="28"/>
-    <w:bookmarkStart w:id="29" w:name="影响沉淀溶解度的因素"/>
+    <w:bookmarkEnd w:id="25"/>
+    <w:bookmarkStart w:id="26" w:name="影响沉淀溶解度的因素"/>
     <w:p>
       <w:pPr>
         <w:pStyle w:val="Heading3"/>
@@ -15404,7 +15544,7 @@
             </w:pPr>
             <w:r>
               <w:rPr>
-                <w:rFonts w:hint="eastAsia" w:ascii="Times New Roman" w:hAnsi="Times New Roman" w:eastAsia="SimSun" w:cs="Times New Roman"/>
+                <w:rFonts w:hint="eastAsia" w:ascii="Times New Roman" w:hAnsi="Times New Roman" w:eastAsia="FangSong" w:cs="Times New Roman"/>
                 <w:b/>
                 <w:bCs/>
               </w:rPr>
@@ -15436,7 +15576,7 @@
             </w:pPr>
             <w:r>
               <w:rPr>
-                <w:rFonts w:hint="eastAsia" w:ascii="Times New Roman" w:hAnsi="Times New Roman" w:eastAsia="SimSun" w:cs="Times New Roman"/>
+                <w:rFonts w:hint="eastAsia" w:ascii="Times New Roman" w:hAnsi="Times New Roman" w:eastAsia="FangSong" w:cs="Times New Roman"/>
               </w:rPr>
               <w:t>加过量沉淀剂</w:t>
             </w:r>
@@ -15448,7 +15588,7 @@
             </w:r>
             <w:r>
               <w:rPr>
-                <w:rFonts w:hint="eastAsia" w:ascii="Times New Roman" w:hAnsi="Times New Roman" w:eastAsia="SimSun" w:cs="Times New Roman"/>
+                <w:rFonts w:hint="eastAsia" w:ascii="Times New Roman" w:hAnsi="Times New Roman" w:eastAsia="FangSong" w:cs="Times New Roman"/>
               </w:rPr>
               <w:t>降低溶解度</w:t>
             </w:r>
@@ -15465,7 +15605,7 @@
             </w:pPr>
             <w:r>
               <w:rPr>
-                <w:rFonts w:hint="eastAsia" w:ascii="Times New Roman" w:hAnsi="Times New Roman" w:eastAsia="SimSun" w:cs="Times New Roman"/>
+                <w:rFonts w:hint="eastAsia" w:ascii="Times New Roman" w:hAnsi="Times New Roman" w:eastAsia="FangSong" w:cs="Times New Roman"/>
                 <w:b/>
                 <w:bCs/>
               </w:rPr>
@@ -15497,7 +15637,7 @@
             </w:pPr>
             <w:r>
               <w:rPr>
-                <w:rFonts w:hint="eastAsia" w:ascii="Times New Roman" w:hAnsi="Times New Roman" w:eastAsia="SimSun" w:cs="Times New Roman"/>
+                <w:rFonts w:hint="eastAsia" w:ascii="Times New Roman" w:hAnsi="Times New Roman" w:eastAsia="FangSong" w:cs="Times New Roman"/>
               </w:rPr>
               <w:t>沉淀剂过量不宜太多</w:t>
             </w:r>
@@ -15509,7 +15649,7 @@
             </w:r>
             <w:r>
               <w:rPr>
-                <w:rFonts w:hint="eastAsia" w:ascii="Times New Roman" w:hAnsi="Times New Roman" w:eastAsia="SimSun" w:cs="Times New Roman"/>
+                <w:rFonts w:hint="eastAsia" w:ascii="Times New Roman" w:hAnsi="Times New Roman" w:eastAsia="FangSong" w:cs="Times New Roman"/>
               </w:rPr>
               <w:t>否则适得其反</w:t>
             </w:r>
@@ -15526,7 +15666,7 @@
             </w:pPr>
             <w:r>
               <w:rPr>
-                <w:rFonts w:hint="eastAsia" w:ascii="Times New Roman" w:hAnsi="Times New Roman" w:eastAsia="SimSun" w:cs="Times New Roman"/>
+                <w:rFonts w:hint="eastAsia" w:ascii="Times New Roman" w:hAnsi="Times New Roman" w:eastAsia="FangSong" w:cs="Times New Roman"/>
                 <w:b/>
                 <w:bCs/>
               </w:rPr>
@@ -15558,7 +15698,7 @@
             </w:pPr>
             <w:r>
               <w:rPr>
-                <w:rFonts w:hint="eastAsia" w:ascii="Times New Roman" w:hAnsi="Times New Roman" w:eastAsia="SimSun" w:cs="Times New Roman"/>
+                <w:rFonts w:hint="eastAsia" w:ascii="Times New Roman" w:hAnsi="Times New Roman" w:eastAsia="FangSong" w:cs="Times New Roman"/>
               </w:rPr>
               <w:t xml:space="preserve">控制</w:t>
             </w:r>
@@ -15570,7 +15710,7 @@
             </w:r>
             <w:r>
               <w:rPr>
-                <w:rFonts w:hint="eastAsia" w:ascii="Times New Roman" w:hAnsi="Times New Roman" w:eastAsia="SimSun" w:cs="Times New Roman"/>
+                <w:rFonts w:hint="eastAsia" w:ascii="Times New Roman" w:hAnsi="Times New Roman" w:eastAsia="FangSong" w:cs="Times New Roman"/>
               </w:rPr>
               <w:t xml:space="preserve">避免沉淀溶解</w:t>
             </w:r>
@@ -15587,7 +15727,7 @@
             </w:pPr>
             <w:r>
               <w:rPr>
-                <w:rFonts w:hint="eastAsia" w:ascii="Times New Roman" w:hAnsi="Times New Roman" w:eastAsia="SimSun" w:cs="Times New Roman"/>
+                <w:rFonts w:hint="eastAsia" w:ascii="Times New Roman" w:hAnsi="Times New Roman" w:eastAsia="FangSong" w:cs="Times New Roman"/>
                 <w:b/>
                 <w:bCs/>
               </w:rPr>
@@ -15619,7 +15759,7 @@
             </w:pPr>
             <w:r>
               <w:rPr>
-                <w:rFonts w:hint="eastAsia" w:ascii="Times New Roman" w:hAnsi="Times New Roman" w:eastAsia="SimSun" w:cs="Times New Roman"/>
+                <w:rFonts w:hint="eastAsia" w:ascii="Times New Roman" w:hAnsi="Times New Roman" w:eastAsia="FangSong" w:cs="Times New Roman"/>
               </w:rPr>
               <w:t xml:space="preserve">沉淀剂本身是配体时过量反而溶解</w:t>
             </w:r>
@@ -15636,7 +15776,7 @@
             </w:pPr>
             <w:r>
               <w:rPr>
-                <w:rFonts w:hint="eastAsia" w:ascii="Times New Roman" w:hAnsi="Times New Roman" w:eastAsia="SimSun" w:cs="Times New Roman"/>
+                <w:rFonts w:hint="eastAsia" w:ascii="Times New Roman" w:hAnsi="Times New Roman" w:eastAsia="FangSong" w:cs="Times New Roman"/>
                 <w:b/>
                 <w:bCs/>
               </w:rPr>
@@ -15653,7 +15793,7 @@
             </w:pPr>
             <w:r>
               <w:rPr>
-                <w:rFonts w:hint="eastAsia" w:ascii="Times New Roman" w:hAnsi="Times New Roman" w:eastAsia="SimSun" w:cs="Times New Roman"/>
+                <w:rFonts w:hint="eastAsia" w:ascii="Times New Roman" w:hAnsi="Times New Roman" w:eastAsia="FangSong" w:cs="Times New Roman"/>
               </w:rPr>
               <w:t>一般</w:t>
             </w:r>
@@ -15674,7 +15814,7 @@
             </w:pPr>
             <w:r>
               <w:rPr>
-                <w:rFonts w:hint="eastAsia" w:ascii="Times New Roman" w:hAnsi="Times New Roman" w:eastAsia="SimSun" w:cs="Times New Roman"/>
+                <w:rFonts w:hint="eastAsia" w:ascii="Times New Roman" w:hAnsi="Times New Roman" w:eastAsia="FangSong" w:cs="Times New Roman"/>
               </w:rPr>
               <w:t>晶形沉淀冷过滤</w:t>
             </w:r>
@@ -15686,7 +15826,7 @@
             </w:r>
             <w:r>
               <w:rPr>
-                <w:rFonts w:hint="eastAsia" w:ascii="Times New Roman" w:hAnsi="Times New Roman" w:eastAsia="SimSun" w:cs="Times New Roman"/>
+                <w:rFonts w:hint="eastAsia" w:ascii="Times New Roman" w:hAnsi="Times New Roman" w:eastAsia="FangSong" w:cs="Times New Roman"/>
               </w:rPr>
               <w:t>无定形沉淀热过滤</w:t>
             </w:r>
@@ -15701,7 +15841,7 @@
       </w:pPr>
       <w:r>
         <w:rPr>
-          <w:rFonts w:hint="eastAsia" w:ascii="Times New Roman" w:hAnsi="Times New Roman" w:eastAsia="SimSun" w:cs="Times New Roman"/>
+          <w:rFonts w:hint="eastAsia" w:ascii="Times New Roman" w:hAnsi="Times New Roman" w:eastAsia="FangSong" w:cs="Times New Roman"/>
           <w:b/>
           <w:bCs/>
         </w:rPr>
@@ -15725,7 +15865,7 @@
       </w:r>
       <w:r>
         <w:rPr>
-          <w:rFonts w:hint="eastAsia" w:ascii="Times New Roman" w:hAnsi="Times New Roman" w:eastAsia="SimSun" w:cs="Times New Roman"/>
+          <w:rFonts w:hint="eastAsia" w:ascii="Times New Roman" w:hAnsi="Times New Roman" w:eastAsia="FangSong" w:cs="Times New Roman"/>
           <w:b/>
           <w:bCs/>
         </w:rPr>
@@ -15741,7 +15881,7 @@
       </w:r>
       <w:r>
         <w:rPr>
-          <w:rFonts w:hint="eastAsia" w:ascii="Times New Roman" w:hAnsi="Times New Roman" w:eastAsia="SimSun" w:cs="Times New Roman"/>
+          <w:rFonts w:hint="eastAsia" w:ascii="Times New Roman" w:hAnsi="Times New Roman" w:eastAsia="FangSong" w:cs="Times New Roman"/>
           <w:b/>
           <w:bCs/>
         </w:rPr>
@@ -15763,7 +15903,7 @@
       </w:r>
       <w:r>
         <w:rPr>
-          <w:rFonts w:hint="eastAsia" w:ascii="Times New Roman" w:hAnsi="Times New Roman" w:eastAsia="SimSun" w:cs="Times New Roman"/>
+          <w:rFonts w:hint="eastAsia" w:ascii="Times New Roman" w:hAnsi="Times New Roman" w:eastAsia="FangSong" w:cs="Times New Roman"/>
         </w:rPr>
         <w:t>考虑副反应后</w:t>
       </w:r>
@@ -15775,7 +15915,7 @@
       </w:r>
       <w:r>
         <w:rPr>
-          <w:rFonts w:hint="eastAsia" w:ascii="Times New Roman" w:hAnsi="Times New Roman" w:eastAsia="SimSun" w:cs="Times New Roman"/>
+          <w:rFonts w:hint="eastAsia" w:ascii="Times New Roman" w:hAnsi="Times New Roman" w:eastAsia="FangSong" w:cs="Times New Roman"/>
         </w:rPr>
         <w:t>不再用平衡浓度</w:t>
       </w:r>
@@ -15793,7 +15933,7 @@
       </w:r>
       <w:r>
         <w:rPr>
-          <w:rFonts w:hint="eastAsia" w:ascii="Times New Roman" w:hAnsi="Times New Roman" w:eastAsia="SimSun" w:cs="Times New Roman"/>
+          <w:rFonts w:hint="eastAsia" w:ascii="Times New Roman" w:hAnsi="Times New Roman" w:eastAsia="FangSong" w:cs="Times New Roman"/>
         </w:rPr>
         <w:t>而用分析浓度</w:t>
       </w:r>
@@ -16051,7 +16191,7 @@
       </w:r>
       <w:r>
         <w:rPr>
-          <w:rFonts w:hint="eastAsia" w:ascii="Times New Roman" w:hAnsi="Times New Roman" w:eastAsia="SimSun" w:cs="Times New Roman"/>
+          <w:rFonts w:hint="eastAsia" w:ascii="Times New Roman" w:hAnsi="Times New Roman" w:eastAsia="FangSong" w:cs="Times New Roman"/>
         </w:rPr>
         <w:t>为金属离子</w:t>
       </w:r>
@@ -16063,7 +16203,7 @@
       </w:r>
       <w:r>
         <w:rPr>
-          <w:rFonts w:hint="eastAsia" w:ascii="Times New Roman" w:hAnsi="Times New Roman" w:eastAsia="SimSun" w:cs="Times New Roman"/>
+          <w:rFonts w:hint="eastAsia" w:ascii="Times New Roman" w:hAnsi="Times New Roman" w:eastAsia="FangSong" w:cs="Times New Roman"/>
         </w:rPr>
         <w:t>沉淀剂阴离子的副反应系数</w:t>
       </w:r>
@@ -16075,7 +16215,7 @@
       </w:r>
       <w:r>
         <w:rPr>
-          <w:rFonts w:hint="eastAsia" w:ascii="Times New Roman" w:hAnsi="Times New Roman" w:eastAsia="SimSun" w:cs="Times New Roman"/>
+          <w:rFonts w:hint="eastAsia" w:ascii="Times New Roman" w:hAnsi="Times New Roman" w:eastAsia="FangSong" w:cs="Times New Roman"/>
         </w:rPr>
         <w:t>酸效应</w:t>
       </w:r>
@@ -16087,7 +16227,7 @@
       </w:r>
       <w:r>
         <w:rPr>
-          <w:rFonts w:hint="eastAsia" w:ascii="Times New Roman" w:hAnsi="Times New Roman" w:eastAsia="SimSun" w:cs="Times New Roman"/>
+          <w:rFonts w:hint="eastAsia" w:ascii="Times New Roman" w:hAnsi="Times New Roman" w:eastAsia="FangSong" w:cs="Times New Roman"/>
         </w:rPr>
         <w:t>配位效应</w:t>
       </w:r>
@@ -16099,7 +16239,7 @@
       </w:r>
       <w:r>
         <w:rPr>
-          <w:rFonts w:hint="eastAsia" w:ascii="Times New Roman" w:hAnsi="Times New Roman" w:eastAsia="SimSun" w:cs="Times New Roman"/>
+          <w:rFonts w:hint="eastAsia" w:ascii="Times New Roman" w:hAnsi="Times New Roman" w:eastAsia="FangSong" w:cs="Times New Roman"/>
         </w:rPr>
         <w:t>络合效应</w:t>
       </w:r>
@@ -16111,7 +16251,7 @@
       </w:r>
       <w:r>
         <w:rPr>
-          <w:rFonts w:hint="eastAsia" w:ascii="Times New Roman" w:hAnsi="Times New Roman" w:eastAsia="SimSun" w:cs="Times New Roman"/>
+          <w:rFonts w:hint="eastAsia" w:ascii="Times New Roman" w:hAnsi="Times New Roman" w:eastAsia="FangSong" w:cs="Times New Roman"/>
           <w:b/>
           <w:bCs/>
         </w:rPr>
@@ -16134,7 +16274,7 @@
       </w:pPr>
       <w:r>
         <w:rPr>
-          <w:rFonts w:hint="eastAsia" w:ascii="Times New Roman" w:hAnsi="Times New Roman" w:eastAsia="SimSun" w:cs="Times New Roman"/>
+          <w:rFonts w:hint="eastAsia" w:ascii="Times New Roman" w:hAnsi="Times New Roman" w:eastAsia="FangSong" w:cs="Times New Roman"/>
         </w:rPr>
         <w:t>推论</w:t>
       </w:r>
@@ -16183,7 +16323,7 @@
       </w:r>
       <w:r>
         <w:rPr>
-          <w:rFonts w:hint="eastAsia" w:ascii="Times New Roman" w:hAnsi="Times New Roman" w:eastAsia="SimSun" w:cs="Times New Roman"/>
+          <w:rFonts w:hint="eastAsia" w:ascii="Times New Roman" w:hAnsi="Times New Roman" w:eastAsia="FangSong" w:cs="Times New Roman"/>
         </w:rPr>
         <w:t xml:space="preserve">总</w:t>
       </w:r>
@@ -16230,7 +16370,7 @@
       </w:r>
       <w:r>
         <w:rPr>
-          <w:rFonts w:hint="eastAsia" w:ascii="Times New Roman" w:hAnsi="Times New Roman" w:eastAsia="SimSun" w:cs="Times New Roman"/>
+          <w:rFonts w:hint="eastAsia" w:ascii="Times New Roman" w:hAnsi="Times New Roman" w:eastAsia="FangSong" w:cs="Times New Roman"/>
         </w:rPr>
         <w:t>副反应使表观溶解度增大</w:t>
       </w:r>
@@ -16242,7 +16382,7 @@
       </w:r>
       <w:r>
         <w:rPr>
-          <w:rFonts w:hint="eastAsia" w:ascii="Times New Roman" w:hAnsi="Times New Roman" w:eastAsia="SimSun" w:cs="Times New Roman"/>
+          <w:rFonts w:hint="eastAsia" w:ascii="Times New Roman" w:hAnsi="Times New Roman" w:eastAsia="FangSong" w:cs="Times New Roman"/>
         </w:rPr>
         <w:t>这正是上表</w:t>
       </w:r>
@@ -16254,7 +16394,7 @@
       </w:r>
       <w:r>
         <w:rPr>
-          <w:rFonts w:hint="eastAsia" w:ascii="Times New Roman" w:hAnsi="Times New Roman" w:eastAsia="SimSun" w:cs="Times New Roman"/>
+          <w:rFonts w:hint="eastAsia" w:ascii="Times New Roman" w:hAnsi="Times New Roman" w:eastAsia="FangSong" w:cs="Times New Roman"/>
         </w:rPr>
         <w:t>酸效应</w:t>
       </w:r>
@@ -16266,7 +16406,7 @@
       </w:r>
       <w:r>
         <w:rPr>
-          <w:rFonts w:hint="eastAsia" w:ascii="Times New Roman" w:hAnsi="Times New Roman" w:eastAsia="SimSun" w:cs="Times New Roman"/>
+          <w:rFonts w:hint="eastAsia" w:ascii="Times New Roman" w:hAnsi="Times New Roman" w:eastAsia="FangSong" w:cs="Times New Roman"/>
         </w:rPr>
         <w:t>配位效应</w:t>
       </w:r>
@@ -16278,7 +16418,7 @@
       </w:r>
       <w:r>
         <w:rPr>
-          <w:rFonts w:hint="eastAsia" w:ascii="Times New Roman" w:hAnsi="Times New Roman" w:eastAsia="SimSun" w:cs="Times New Roman"/>
+          <w:rFonts w:hint="eastAsia" w:ascii="Times New Roman" w:hAnsi="Times New Roman" w:eastAsia="FangSong" w:cs="Times New Roman"/>
         </w:rPr>
         <w:t>的定量来源</w:t>
       </w:r>
@@ -16299,7 +16439,7 @@
       </w:pPr>
       <w:r>
         <w:rPr>
-          <w:rFonts w:hint="eastAsia" w:ascii="Times New Roman" w:hAnsi="Times New Roman" w:eastAsia="SimSun" w:cs="Times New Roman"/>
+          <w:rFonts w:hint="eastAsia" w:ascii="Times New Roman" w:hAnsi="Times New Roman" w:eastAsia="FangSong" w:cs="Times New Roman"/>
         </w:rPr>
         <w:t>应用</w:t>
       </w:r>
@@ -16311,7 +16451,7 @@
       </w:r>
       <w:r>
         <w:rPr>
-          <w:rFonts w:hint="eastAsia" w:ascii="Times New Roman" w:hAnsi="Times New Roman" w:eastAsia="SimSun" w:cs="Times New Roman"/>
+          <w:rFonts w:hint="eastAsia" w:ascii="Times New Roman" w:hAnsi="Times New Roman" w:eastAsia="FangSong" w:cs="Times New Roman"/>
         </w:rPr>
         <w:t>弱酸盐沉淀</w:t>
       </w:r>
@@ -16323,7 +16463,7 @@
       </w:r>
       <w:r>
         <w:rPr>
-          <w:rFonts w:hint="eastAsia" w:ascii="Times New Roman" w:hAnsi="Times New Roman" w:eastAsia="SimSun" w:cs="Times New Roman"/>
+          <w:rFonts w:hint="eastAsia" w:ascii="Times New Roman" w:hAnsi="Times New Roman" w:eastAsia="FangSong" w:cs="Times New Roman"/>
         </w:rPr>
         <w:t>如</w:t>
       </w:r>
@@ -16367,7 +16507,7 @@
       </w:r>
       <w:r>
         <w:rPr>
-          <w:rFonts w:hint="eastAsia" w:ascii="Times New Roman" w:hAnsi="Times New Roman" w:eastAsia="SimSun" w:cs="Times New Roman"/>
+          <w:rFonts w:hint="eastAsia" w:ascii="Times New Roman" w:hAnsi="Times New Roman" w:eastAsia="FangSong" w:cs="Times New Roman"/>
         </w:rPr>
         <w:t>溶解度</w:t>
       </w:r>
@@ -16472,7 +16612,7 @@
       </w:r>
       <w:r>
         <w:rPr>
-          <w:rFonts w:hint="eastAsia" w:ascii="Times New Roman" w:hAnsi="Times New Roman" w:eastAsia="SimSun" w:cs="Times New Roman"/>
+          <w:rFonts w:hint="eastAsia" w:ascii="Times New Roman" w:hAnsi="Times New Roman" w:eastAsia="FangSong" w:cs="Times New Roman"/>
         </w:rPr>
         <w:t>含配体时</w:t>
       </w:r>
@@ -16582,7 +16722,7 @@
       </w:pPr>
       <w:r>
         <w:rPr>
-          <w:rFonts w:hint="eastAsia" w:ascii="Times New Roman" w:hAnsi="Times New Roman" w:eastAsia="SimSun" w:cs="Times New Roman"/>
+          <w:rFonts w:hint="eastAsia" w:ascii="Times New Roman" w:hAnsi="Times New Roman" w:eastAsia="FangSong" w:cs="Times New Roman"/>
         </w:rPr>
         <w:t xml:space="preserve">练一练</w:t>
       </w:r>
@@ -16626,7 +16766,7 @@
       </w:r>
       <w:r>
         <w:rPr>
-          <w:rFonts w:hint="eastAsia" w:ascii="Times New Roman" w:hAnsi="Times New Roman" w:eastAsia="SimSun" w:cs="Times New Roman"/>
+          <w:rFonts w:hint="eastAsia" w:ascii="Times New Roman" w:hAnsi="Times New Roman" w:eastAsia="FangSong" w:cs="Times New Roman"/>
         </w:rPr>
         <w:t xml:space="preserve">在</w:t>
       </w:r>
@@ -16638,7 +16778,7 @@
       </w:r>
       <w:r>
         <w:rPr>
-          <w:rFonts w:hint="eastAsia" w:ascii="Times New Roman" w:hAnsi="Times New Roman" w:eastAsia="SimSun" w:cs="Times New Roman"/>
+          <w:rFonts w:hint="eastAsia" w:ascii="Times New Roman" w:hAnsi="Times New Roman" w:eastAsia="FangSong" w:cs="Times New Roman"/>
         </w:rPr>
         <w:t xml:space="preserve">与</w:t>
       </w:r>
@@ -16650,7 +16790,7 @@
       </w:r>
       <w:r>
         <w:rPr>
-          <w:rFonts w:hint="eastAsia" w:ascii="Times New Roman" w:hAnsi="Times New Roman" w:eastAsia="SimSun" w:cs="Times New Roman"/>
+          <w:rFonts w:hint="eastAsia" w:ascii="Times New Roman" w:hAnsi="Times New Roman" w:eastAsia="FangSong" w:cs="Times New Roman"/>
         </w:rPr>
         <w:t>哪个溶解度大</w:t>
       </w:r>
@@ -16866,7 +17006,7 @@
       </w:r>
       <w:r>
         <w:rPr>
-          <w:rFonts w:hint="eastAsia" w:ascii="Times New Roman" w:hAnsi="Times New Roman" w:eastAsia="SimSun" w:cs="Times New Roman"/>
+          <w:rFonts w:hint="eastAsia" w:ascii="Times New Roman" w:hAnsi="Times New Roman" w:eastAsia="FangSong" w:cs="Times New Roman"/>
           <w:b/>
           <w:bCs/>
         </w:rPr>
@@ -16886,7 +17026,7 @@
       </w:r>
       <w:r>
         <w:rPr>
-          <w:rFonts w:hint="eastAsia" w:ascii="Times New Roman" w:hAnsi="Times New Roman" w:eastAsia="SimSun" w:cs="Times New Roman"/>
+          <w:rFonts w:hint="eastAsia" w:ascii="Times New Roman" w:hAnsi="Times New Roman" w:eastAsia="FangSong" w:cs="Times New Roman"/>
         </w:rPr>
         <w:t xml:space="preserve">时</w:t>
       </w:r>
@@ -17234,7 +17374,7 @@
       </w:r>
       <w:r>
         <w:rPr>
-          <w:rFonts w:hint="eastAsia" w:ascii="Times New Roman" w:hAnsi="Times New Roman" w:eastAsia="SimSun" w:cs="Times New Roman"/>
+          <w:rFonts w:hint="eastAsia" w:ascii="Times New Roman" w:hAnsi="Times New Roman" w:eastAsia="FangSong" w:cs="Times New Roman"/>
         </w:rPr>
         <w:t xml:space="preserve">时</w:t>
       </w:r>
@@ -17326,7 +17466,7 @@
       </w:r>
       <w:r>
         <w:rPr>
-          <w:rFonts w:hint="eastAsia" w:ascii="Times New Roman" w:hAnsi="Times New Roman" w:eastAsia="SimSun" w:cs="Times New Roman"/>
+          <w:rFonts w:hint="eastAsia" w:ascii="Times New Roman" w:hAnsi="Times New Roman" w:eastAsia="FangSong" w:cs="Times New Roman"/>
           <w:b/>
           <w:bCs/>
         </w:rPr>
@@ -17340,7 +17480,7 @@
       </w:r>
       <w:r>
         <w:rPr>
-          <w:rFonts w:hint="eastAsia" w:ascii="Times New Roman" w:hAnsi="Times New Roman" w:eastAsia="SimSun" w:cs="Times New Roman"/>
+          <w:rFonts w:hint="eastAsia" w:ascii="Times New Roman" w:hAnsi="Times New Roman" w:eastAsia="FangSong" w:cs="Times New Roman"/>
         </w:rPr>
         <w:t>教材经典例题</w:t>
       </w:r>
@@ -17351,8 +17491,8 @@
         <w:t>）。</w:t>
       </w:r>
     </w:p>
-    <w:bookmarkEnd w:id="29"/>
-    <w:bookmarkStart w:id="30" w:name="晶形沉淀-vs-无定形沉淀"/>
+    <w:bookmarkEnd w:id="26"/>
+    <w:bookmarkStart w:id="27" w:name="晶形沉淀-vs-无定形沉淀"/>
     <w:p>
       <w:pPr>
         <w:pStyle w:val="Heading3"/>
@@ -17458,7 +17598,7 @@
             </w:pPr>
             <w:r>
               <w:rPr>
-                <w:rFonts w:hint="eastAsia" w:ascii="Times New Roman" w:hAnsi="Times New Roman" w:eastAsia="SimSun" w:cs="Times New Roman"/>
+                <w:rFonts w:hint="eastAsia" w:ascii="Times New Roman" w:hAnsi="Times New Roman" w:eastAsia="FangSong" w:cs="Times New Roman"/>
               </w:rPr>
               <w:t xml:space="preserve">粒径</w:t>
             </w:r>
@@ -17485,7 +17625,7 @@
             </w:r>
             <w:r>
               <w:rPr>
-                <w:rFonts w:hint="eastAsia" w:ascii="Times New Roman" w:hAnsi="Times New Roman" w:eastAsia="SimSun" w:cs="Times New Roman"/>
+                <w:rFonts w:hint="eastAsia" w:ascii="Times New Roman" w:hAnsi="Times New Roman" w:eastAsia="FangSong" w:cs="Times New Roman"/>
               </w:rPr>
               <w:t>粗大</w:t>
             </w:r>
@@ -17518,7 +17658,7 @@
             </w:r>
             <w:r>
               <w:rPr>
-                <w:rFonts w:hint="eastAsia" w:ascii="Times New Roman" w:hAnsi="Times New Roman" w:eastAsia="SimSun" w:cs="Times New Roman"/>
+                <w:rFonts w:hint="eastAsia" w:ascii="Times New Roman" w:hAnsi="Times New Roman" w:eastAsia="FangSong" w:cs="Times New Roman"/>
               </w:rPr>
               <w:t>细小</w:t>
             </w:r>
@@ -17541,7 +17681,7 @@
             </w:pPr>
             <w:r>
               <w:rPr>
-                <w:rFonts w:hint="eastAsia" w:ascii="Times New Roman" w:hAnsi="Times New Roman" w:eastAsia="SimSun" w:cs="Times New Roman"/>
+                <w:rFonts w:hint="eastAsia" w:ascii="Times New Roman" w:hAnsi="Times New Roman" w:eastAsia="FangSong" w:cs="Times New Roman"/>
               </w:rPr>
               <w:t xml:space="preserve">典型实例</w:t>
             </w:r>
@@ -17699,7 +17839,7 @@
             </w:pPr>
             <w:r>
               <w:rPr>
-                <w:rFonts w:hint="eastAsia" w:ascii="Times New Roman" w:hAnsi="Times New Roman" w:eastAsia="SimSun" w:cs="Times New Roman"/>
+                <w:rFonts w:hint="eastAsia" w:ascii="Times New Roman" w:hAnsi="Times New Roman" w:eastAsia="FangSong" w:cs="Times New Roman"/>
               </w:rPr>
               <w:t xml:space="preserve">结构</w:t>
             </w:r>
@@ -17714,7 +17854,7 @@
             </w:pPr>
             <w:r>
               <w:rPr>
-                <w:rFonts w:hint="eastAsia" w:ascii="Times New Roman" w:hAnsi="Times New Roman" w:eastAsia="SimSun" w:cs="Times New Roman"/>
+                <w:rFonts w:hint="eastAsia" w:ascii="Times New Roman" w:hAnsi="Times New Roman" w:eastAsia="FangSong" w:cs="Times New Roman"/>
               </w:rPr>
               <w:t xml:space="preserve">排列规则紧密</w:t>
             </w:r>
@@ -17729,7 +17869,7 @@
             </w:pPr>
             <w:r>
               <w:rPr>
-                <w:rFonts w:hint="eastAsia" w:ascii="Times New Roman" w:hAnsi="Times New Roman" w:eastAsia="SimSun" w:cs="Times New Roman"/>
+                <w:rFonts w:hint="eastAsia" w:ascii="Times New Roman" w:hAnsi="Times New Roman" w:eastAsia="FangSong" w:cs="Times New Roman"/>
               </w:rPr>
               <w:t xml:space="preserve">疏松絮状含水多</w:t>
             </w:r>
@@ -17746,7 +17886,7 @@
             </w:pPr>
             <w:r>
               <w:rPr>
-                <w:rFonts w:hint="eastAsia" w:ascii="Times New Roman" w:hAnsi="Times New Roman" w:eastAsia="SimSun" w:cs="Times New Roman"/>
+                <w:rFonts w:hint="eastAsia" w:ascii="Times New Roman" w:hAnsi="Times New Roman" w:eastAsia="FangSong" w:cs="Times New Roman"/>
               </w:rPr>
               <w:t xml:space="preserve">比表面</w:t>
             </w:r>
@@ -17761,7 +17901,7 @@
             </w:pPr>
             <w:r>
               <w:rPr>
-                <w:rFonts w:hint="eastAsia" w:ascii="Times New Roman" w:hAnsi="Times New Roman" w:eastAsia="SimSun" w:cs="Times New Roman"/>
+                <w:rFonts w:hint="eastAsia" w:ascii="Times New Roman" w:hAnsi="Times New Roman" w:eastAsia="FangSong" w:cs="Times New Roman"/>
               </w:rPr>
               <w:t>小</w:t>
             </w:r>
@@ -17773,7 +17913,7 @@
             </w:r>
             <w:r>
               <w:rPr>
-                <w:rFonts w:hint="eastAsia" w:ascii="Times New Roman" w:hAnsi="Times New Roman" w:eastAsia="SimSun" w:cs="Times New Roman"/>
+                <w:rFonts w:hint="eastAsia" w:ascii="Times New Roman" w:hAnsi="Times New Roman" w:eastAsia="FangSong" w:cs="Times New Roman"/>
               </w:rPr>
               <w:t>吸附杂质少</w:t>
             </w:r>
@@ -17794,7 +17934,7 @@
             </w:pPr>
             <w:r>
               <w:rPr>
-                <w:rFonts w:hint="eastAsia" w:ascii="Times New Roman" w:hAnsi="Times New Roman" w:eastAsia="SimSun" w:cs="Times New Roman"/>
+                <w:rFonts w:hint="eastAsia" w:ascii="Times New Roman" w:hAnsi="Times New Roman" w:eastAsia="FangSong" w:cs="Times New Roman"/>
               </w:rPr>
               <w:t>大</w:t>
             </w:r>
@@ -17806,7 +17946,7 @@
             </w:r>
             <w:r>
               <w:rPr>
-                <w:rFonts w:hint="eastAsia" w:ascii="Times New Roman" w:hAnsi="Times New Roman" w:eastAsia="SimSun" w:cs="Times New Roman"/>
+                <w:rFonts w:hint="eastAsia" w:ascii="Times New Roman" w:hAnsi="Times New Roman" w:eastAsia="FangSong" w:cs="Times New Roman"/>
               </w:rPr>
               <w:t>吸附严重</w:t>
             </w:r>
@@ -17829,7 +17969,7 @@
             </w:pPr>
             <w:r>
               <w:rPr>
-                <w:rFonts w:hint="eastAsia" w:ascii="Times New Roman" w:hAnsi="Times New Roman" w:eastAsia="SimSun" w:cs="Times New Roman"/>
+                <w:rFonts w:hint="eastAsia" w:ascii="Times New Roman" w:hAnsi="Times New Roman" w:eastAsia="FangSong" w:cs="Times New Roman"/>
                 <w:b/>
                 <w:bCs/>
               </w:rPr>
@@ -17846,7 +17986,7 @@
             </w:pPr>
             <w:r>
               <w:rPr>
-                <w:rFonts w:hint="eastAsia" w:ascii="Times New Roman" w:hAnsi="Times New Roman" w:eastAsia="SimSun" w:cs="Times New Roman"/>
+                <w:rFonts w:hint="eastAsia" w:ascii="Times New Roman" w:hAnsi="Times New Roman" w:eastAsia="FangSong" w:cs="Times New Roman"/>
                 <w:b/>
                 <w:bCs/>
               </w:rPr>
@@ -17862,7 +18002,7 @@
             </w:r>
             <w:r>
               <w:rPr>
-                <w:rFonts w:hint="eastAsia" w:ascii="Times New Roman" w:hAnsi="Times New Roman" w:eastAsia="SimSun" w:cs="Times New Roman"/>
+                <w:rFonts w:hint="eastAsia" w:ascii="Times New Roman" w:hAnsi="Times New Roman" w:eastAsia="FangSong" w:cs="Times New Roman"/>
                 <w:b/>
                 <w:bCs/>
               </w:rPr>
@@ -17878,7 +18018,7 @@
             </w:r>
             <w:r>
               <w:rPr>
-                <w:rFonts w:hint="eastAsia" w:ascii="Times New Roman" w:hAnsi="Times New Roman" w:eastAsia="SimSun" w:cs="Times New Roman"/>
+                <w:rFonts w:hint="eastAsia" w:ascii="Times New Roman" w:hAnsi="Times New Roman" w:eastAsia="FangSong" w:cs="Times New Roman"/>
                 <w:b/>
                 <w:bCs/>
               </w:rPr>
@@ -17894,7 +18034,7 @@
             </w:r>
             <w:r>
               <w:rPr>
-                <w:rFonts w:hint="eastAsia" w:ascii="Times New Roman" w:hAnsi="Times New Roman" w:eastAsia="SimSun" w:cs="Times New Roman"/>
+                <w:rFonts w:hint="eastAsia" w:ascii="Times New Roman" w:hAnsi="Times New Roman" w:eastAsia="FangSong" w:cs="Times New Roman"/>
                 <w:b/>
                 <w:bCs/>
               </w:rPr>
@@ -17910,7 +18050,7 @@
             </w:r>
             <w:r>
               <w:rPr>
-                <w:rFonts w:hint="eastAsia" w:ascii="Times New Roman" w:hAnsi="Times New Roman" w:eastAsia="SimSun" w:cs="Times New Roman"/>
+                <w:rFonts w:hint="eastAsia" w:ascii="Times New Roman" w:hAnsi="Times New Roman" w:eastAsia="FangSong" w:cs="Times New Roman"/>
                 <w:b/>
                 <w:bCs/>
               </w:rPr>
@@ -17927,7 +18067,7 @@
             </w:pPr>
             <w:r>
               <w:rPr>
-                <w:rFonts w:hint="eastAsia" w:ascii="Times New Roman" w:hAnsi="Times New Roman" w:eastAsia="SimSun" w:cs="Times New Roman"/>
+                <w:rFonts w:hint="eastAsia" w:ascii="Times New Roman" w:hAnsi="Times New Roman" w:eastAsia="FangSong" w:cs="Times New Roman"/>
                 <w:b/>
                 <w:bCs/>
               </w:rPr>
@@ -17943,7 +18083,7 @@
             </w:r>
             <w:r>
               <w:rPr>
-                <w:rFonts w:hint="eastAsia" w:ascii="Times New Roman" w:hAnsi="Times New Roman" w:eastAsia="SimSun" w:cs="Times New Roman"/>
+                <w:rFonts w:hint="eastAsia" w:ascii="Times New Roman" w:hAnsi="Times New Roman" w:eastAsia="FangSong" w:cs="Times New Roman"/>
                 <w:b/>
                 <w:bCs/>
               </w:rPr>
@@ -17959,7 +18099,7 @@
             </w:r>
             <w:r>
               <w:rPr>
-                <w:rFonts w:hint="eastAsia" w:ascii="Times New Roman" w:hAnsi="Times New Roman" w:eastAsia="SimSun" w:cs="Times New Roman"/>
+                <w:rFonts w:hint="eastAsia" w:ascii="Times New Roman" w:hAnsi="Times New Roman" w:eastAsia="FangSong" w:cs="Times New Roman"/>
                 <w:b/>
                 <w:bCs/>
               </w:rPr>
@@ -17975,7 +18115,7 @@
             </w:r>
             <w:r>
               <w:rPr>
-                <w:rFonts w:hint="eastAsia" w:ascii="Times New Roman" w:hAnsi="Times New Roman" w:eastAsia="SimSun" w:cs="Times New Roman"/>
+                <w:rFonts w:hint="eastAsia" w:ascii="Times New Roman" w:hAnsi="Times New Roman" w:eastAsia="FangSong" w:cs="Times New Roman"/>
                 <w:b/>
                 <w:bCs/>
               </w:rPr>
@@ -17991,7 +18131,7 @@
             </w:r>
             <w:r>
               <w:rPr>
-                <w:rFonts w:hint="eastAsia" w:ascii="Times New Roman" w:hAnsi="Times New Roman" w:eastAsia="SimSun" w:cs="Times New Roman"/>
+                <w:rFonts w:hint="eastAsia" w:ascii="Times New Roman" w:hAnsi="Times New Roman" w:eastAsia="FangSong" w:cs="Times New Roman"/>
                 <w:b/>
                 <w:bCs/>
               </w:rPr>
@@ -18010,7 +18150,7 @@
             </w:pPr>
             <w:r>
               <w:rPr>
-                <w:rFonts w:hint="eastAsia" w:ascii="Times New Roman" w:hAnsi="Times New Roman" w:eastAsia="SimSun" w:cs="Times New Roman"/>
+                <w:rFonts w:hint="eastAsia" w:ascii="Times New Roman" w:hAnsi="Times New Roman" w:eastAsia="FangSong" w:cs="Times New Roman"/>
               </w:rPr>
               <w:t xml:space="preserve">陈化</w:t>
             </w:r>
@@ -18025,7 +18165,7 @@
             </w:pPr>
             <w:r>
               <w:rPr>
-                <w:rFonts w:hint="eastAsia" w:ascii="Times New Roman" w:hAnsi="Times New Roman" w:eastAsia="SimSun" w:cs="Times New Roman"/>
+                <w:rFonts w:hint="eastAsia" w:ascii="Times New Roman" w:hAnsi="Times New Roman" w:eastAsia="FangSong" w:cs="Times New Roman"/>
                 <w:b/>
                 <w:bCs/>
               </w:rPr>
@@ -18045,7 +18185,7 @@
             </w:r>
             <w:r>
               <w:rPr>
-                <w:rFonts w:hint="eastAsia" w:ascii="Times New Roman" w:hAnsi="Times New Roman" w:eastAsia="SimSun" w:cs="Times New Roman"/>
+                <w:rFonts w:hint="eastAsia" w:ascii="Times New Roman" w:hAnsi="Times New Roman" w:eastAsia="FangSong" w:cs="Times New Roman"/>
               </w:rPr>
               <w:t>熟化提高纯度</w:t>
             </w:r>
@@ -18066,7 +18206,7 @@
             </w:pPr>
             <w:r>
               <w:rPr>
-                <w:rFonts w:hint="eastAsia" w:ascii="Times New Roman" w:hAnsi="Times New Roman" w:eastAsia="SimSun" w:cs="Times New Roman"/>
+                <w:rFonts w:hint="eastAsia" w:ascii="Times New Roman" w:hAnsi="Times New Roman" w:eastAsia="FangSong" w:cs="Times New Roman"/>
                 <w:b/>
                 <w:bCs/>
               </w:rPr>
@@ -18080,7 +18220,7 @@
             </w:r>
             <w:r>
               <w:rPr>
-                <w:rFonts w:hint="eastAsia" w:ascii="Times New Roman" w:hAnsi="Times New Roman" w:eastAsia="SimSun" w:cs="Times New Roman"/>
+                <w:rFonts w:hint="eastAsia" w:ascii="Times New Roman" w:hAnsi="Times New Roman" w:eastAsia="FangSong" w:cs="Times New Roman"/>
               </w:rPr>
               <w:t>趁热过滤防杂质难洗</w:t>
             </w:r>
@@ -18103,7 +18243,7 @@
             </w:pPr>
             <w:r>
               <w:rPr>
-                <w:rFonts w:hint="eastAsia" w:ascii="Times New Roman" w:hAnsi="Times New Roman" w:eastAsia="SimSun" w:cs="Times New Roman"/>
+                <w:rFonts w:hint="eastAsia" w:ascii="Times New Roman" w:hAnsi="Times New Roman" w:eastAsia="FangSong" w:cs="Times New Roman"/>
               </w:rPr>
               <w:t xml:space="preserve">过滤时机</w:t>
             </w:r>
@@ -18118,7 +18258,7 @@
             </w:pPr>
             <w:r>
               <w:rPr>
-                <w:rFonts w:hint="eastAsia" w:ascii="Times New Roman" w:hAnsi="Times New Roman" w:eastAsia="SimSun" w:cs="Times New Roman"/>
+                <w:rFonts w:hint="eastAsia" w:ascii="Times New Roman" w:hAnsi="Times New Roman" w:eastAsia="FangSong" w:cs="Times New Roman"/>
               </w:rPr>
               <w:t xml:space="preserve">冷却后过滤</w:t>
             </w:r>
@@ -18133,7 +18273,7 @@
             </w:pPr>
             <w:r>
               <w:rPr>
-                <w:rFonts w:hint="eastAsia" w:ascii="Times New Roman" w:hAnsi="Times New Roman" w:eastAsia="SimSun" w:cs="Times New Roman"/>
+                <w:rFonts w:hint="eastAsia" w:ascii="Times New Roman" w:hAnsi="Times New Roman" w:eastAsia="FangSong" w:cs="Times New Roman"/>
               </w:rPr>
               <w:t xml:space="preserve">趁热过滤</w:t>
             </w:r>
@@ -18150,7 +18290,7 @@
             </w:pPr>
             <w:r>
               <w:rPr>
-                <w:rFonts w:hint="eastAsia" w:ascii="Times New Roman" w:hAnsi="Times New Roman" w:eastAsia="SimSun" w:cs="Times New Roman"/>
+                <w:rFonts w:hint="eastAsia" w:ascii="Times New Roman" w:hAnsi="Times New Roman" w:eastAsia="FangSong" w:cs="Times New Roman"/>
               </w:rPr>
               <w:t xml:space="preserve">洗涤液</w:t>
             </w:r>
@@ -18165,7 +18305,7 @@
             </w:pPr>
             <w:r>
               <w:rPr>
-                <w:rFonts w:hint="eastAsia" w:ascii="Times New Roman" w:hAnsi="Times New Roman" w:eastAsia="SimSun" w:cs="Times New Roman"/>
+                <w:rFonts w:hint="eastAsia" w:ascii="Times New Roman" w:hAnsi="Times New Roman" w:eastAsia="FangSong" w:cs="Times New Roman"/>
               </w:rPr>
               <w:t>沉淀剂稀溶液</w:t>
             </w:r>
@@ -18177,7 +18317,7 @@
             </w:r>
             <w:r>
               <w:rPr>
-                <w:rFonts w:hint="eastAsia" w:ascii="Times New Roman" w:hAnsi="Times New Roman" w:eastAsia="SimSun" w:cs="Times New Roman"/>
+                <w:rFonts w:hint="eastAsia" w:ascii="Times New Roman" w:hAnsi="Times New Roman" w:eastAsia="FangSong" w:cs="Times New Roman"/>
               </w:rPr>
               <w:t>防胶溶</w:t>
             </w:r>
@@ -18198,7 +18338,7 @@
             </w:pPr>
             <w:r>
               <w:rPr>
-                <w:rFonts w:hint="eastAsia" w:ascii="Times New Roman" w:hAnsi="Times New Roman" w:eastAsia="SimSun" w:cs="Times New Roman"/>
+                <w:rFonts w:hint="eastAsia" w:ascii="Times New Roman" w:hAnsi="Times New Roman" w:eastAsia="FangSong" w:cs="Times New Roman"/>
               </w:rPr>
               <w:t>加电解质</w:t>
             </w:r>
@@ -18210,7 +18350,7 @@
             </w:r>
             <w:r>
               <w:rPr>
-                <w:rFonts w:hint="eastAsia" w:ascii="Times New Roman" w:hAnsi="Times New Roman" w:eastAsia="SimSun" w:cs="Times New Roman"/>
+                <w:rFonts w:hint="eastAsia" w:ascii="Times New Roman" w:hAnsi="Times New Roman" w:eastAsia="FangSong" w:cs="Times New Roman"/>
               </w:rPr>
               <w:t>如</w:t>
             </w:r>
@@ -18263,7 +18403,7 @@
       </w:pPr>
       <w:r>
         <w:rPr>
-          <w:rFonts w:hint="eastAsia" w:ascii="Times New Roman" w:hAnsi="Times New Roman" w:eastAsia="SimSun" w:cs="Times New Roman"/>
+          <w:rFonts w:hint="eastAsia" w:ascii="Times New Roman" w:hAnsi="Times New Roman" w:eastAsia="FangSong" w:cs="Times New Roman"/>
           <w:b/>
           <w:bCs/>
         </w:rPr>
@@ -18277,13 +18417,13 @@
       </w:r>
       <w:r>
         <w:rPr>
-          <w:rFonts w:hint="eastAsia" w:ascii="Times New Roman" w:hAnsi="Times New Roman" w:eastAsia="SimSun" w:cs="Times New Roman"/>
+          <w:rFonts w:hint="eastAsia" w:ascii="Times New Roman" w:hAnsi="Times New Roman" w:eastAsia="FangSong" w:cs="Times New Roman"/>
         </w:rPr>
         <w:t>无定形沉淀</w:t>
       </w:r>
       <w:r>
         <w:rPr>
-          <w:rFonts w:hint="eastAsia" w:ascii="Times New Roman" w:hAnsi="Times New Roman" w:eastAsia="SimSun" w:cs="Times New Roman"/>
+          <w:rFonts w:hint="eastAsia" w:ascii="Times New Roman" w:hAnsi="Times New Roman" w:eastAsia="FangSong" w:cs="Times New Roman"/>
           <w:b/>
           <w:bCs/>
         </w:rPr>
@@ -18297,7 +18437,7 @@
       </w:r>
       <w:r>
         <w:rPr>
-          <w:rFonts w:hint="eastAsia" w:ascii="Times New Roman" w:hAnsi="Times New Roman" w:eastAsia="SimSun" w:cs="Times New Roman"/>
+          <w:rFonts w:hint="eastAsia" w:ascii="Times New Roman" w:hAnsi="Times New Roman" w:eastAsia="FangSong" w:cs="Times New Roman"/>
         </w:rPr>
         <w:t>陈化后杂质吸附更牢固</w:t>
       </w:r>
@@ -18309,7 +18449,7 @@
       </w:r>
       <w:r>
         <w:rPr>
-          <w:rFonts w:hint="eastAsia" w:ascii="Times New Roman" w:hAnsi="Times New Roman" w:eastAsia="SimSun" w:cs="Times New Roman"/>
+          <w:rFonts w:hint="eastAsia" w:ascii="Times New Roman" w:hAnsi="Times New Roman" w:eastAsia="FangSong" w:cs="Times New Roman"/>
         </w:rPr>
         <w:t>更难洗</w:t>
       </w:r>
@@ -18321,7 +18461,7 @@
       </w:r>
       <w:r>
         <w:rPr>
-          <w:rFonts w:hint="eastAsia" w:ascii="Times New Roman" w:hAnsi="Times New Roman" w:eastAsia="SimSun" w:cs="Times New Roman"/>
+          <w:rFonts w:hint="eastAsia" w:ascii="Times New Roman" w:hAnsi="Times New Roman" w:eastAsia="FangSong" w:cs="Times New Roman"/>
         </w:rPr>
         <w:t>正确做法是趁热过滤</w:t>
       </w:r>
@@ -18333,7 +18473,7 @@
       </w:r>
       <w:r>
         <w:rPr>
-          <w:rFonts w:hint="eastAsia" w:ascii="Times New Roman" w:hAnsi="Times New Roman" w:eastAsia="SimSun" w:cs="Times New Roman"/>
+          <w:rFonts w:hint="eastAsia" w:ascii="Times New Roman" w:hAnsi="Times New Roman" w:eastAsia="FangSong" w:cs="Times New Roman"/>
         </w:rPr>
         <w:t>不必陈化</w:t>
       </w:r>
@@ -18350,7 +18490,7 @@
       </w:pPr>
       <w:r>
         <w:rPr>
-          <w:rFonts w:hint="eastAsia" w:ascii="Times New Roman" w:hAnsi="Times New Roman" w:eastAsia="SimSun" w:cs="Times New Roman"/>
+          <w:rFonts w:hint="eastAsia" w:ascii="Times New Roman" w:hAnsi="Times New Roman" w:eastAsia="FangSong" w:cs="Times New Roman"/>
           <w:b/>
           <w:bCs/>
         </w:rPr>
@@ -18364,7 +18504,7 @@
       </w:r>
       <w:r>
         <w:rPr>
-          <w:rFonts w:hint="eastAsia" w:ascii="Times New Roman" w:hAnsi="Times New Roman" w:eastAsia="SimSun" w:cs="Times New Roman"/>
+          <w:rFonts w:hint="eastAsia" w:ascii="Times New Roman" w:hAnsi="Times New Roman" w:eastAsia="FangSong" w:cs="Times New Roman"/>
         </w:rPr>
         <w:t>定性</w:t>
       </w:r>
@@ -18376,7 +18516,7 @@
       </w:r>
       <w:r>
         <w:rPr>
-          <w:rFonts w:hint="eastAsia" w:ascii="Times New Roman" w:hAnsi="Times New Roman" w:eastAsia="SimSun" w:cs="Times New Roman"/>
+          <w:rFonts w:hint="eastAsia" w:ascii="Times New Roman" w:hAnsi="Times New Roman" w:eastAsia="FangSong" w:cs="Times New Roman"/>
         </w:rPr>
         <w:t>小晶体溶解度</w:t>
       </w:r>
@@ -18388,7 +18528,7 @@
       </w:r>
       <w:r>
         <w:rPr>
-          <w:rFonts w:hint="eastAsia" w:ascii="Times New Roman" w:hAnsi="Times New Roman" w:eastAsia="SimSun" w:cs="Times New Roman"/>
+          <w:rFonts w:hint="eastAsia" w:ascii="Times New Roman" w:hAnsi="Times New Roman" w:eastAsia="FangSong" w:cs="Times New Roman"/>
         </w:rPr>
         <w:t>大晶体溶解度</w:t>
       </w:r>
@@ -18406,7 +18546,7 @@
       </w:r>
       <w:r>
         <w:rPr>
-          <w:rFonts w:hint="eastAsia" w:ascii="Times New Roman" w:hAnsi="Times New Roman" w:eastAsia="SimSun" w:cs="Times New Roman"/>
+          <w:rFonts w:hint="eastAsia" w:ascii="Times New Roman" w:hAnsi="Times New Roman" w:eastAsia="FangSong" w:cs="Times New Roman"/>
         </w:rPr>
         <w:t>效应</w:t>
       </w:r>
@@ -18424,7 +18564,7 @@
       </w:r>
       <w:r>
         <w:rPr>
-          <w:rFonts w:hint="eastAsia" w:ascii="Times New Roman" w:hAnsi="Times New Roman" w:eastAsia="SimSun" w:cs="Times New Roman"/>
+          <w:rFonts w:hint="eastAsia" w:ascii="Times New Roman" w:hAnsi="Times New Roman" w:eastAsia="FangSong" w:cs="Times New Roman"/>
         </w:rPr>
         <w:t>陈化中小晶体溶解</w:t>
       </w:r>
@@ -18436,7 +18576,7 @@
       </w:r>
       <w:r>
         <w:rPr>
-          <w:rFonts w:hint="eastAsia" w:ascii="Times New Roman" w:hAnsi="Times New Roman" w:eastAsia="SimSun" w:cs="Times New Roman"/>
+          <w:rFonts w:hint="eastAsia" w:ascii="Times New Roman" w:hAnsi="Times New Roman" w:eastAsia="FangSong" w:cs="Times New Roman"/>
         </w:rPr>
         <w:t>大晶体长大</w:t>
       </w:r>
@@ -18448,7 +18588,7 @@
       </w:r>
       <w:r>
         <w:rPr>
-          <w:rFonts w:hint="eastAsia" w:ascii="Times New Roman" w:hAnsi="Times New Roman" w:eastAsia="SimSun" w:cs="Times New Roman"/>
+          <w:rFonts w:hint="eastAsia" w:ascii="Times New Roman" w:hAnsi="Times New Roman" w:eastAsia="FangSong" w:cs="Times New Roman"/>
         </w:rPr>
         <w:t>同时小晶体表面吸附的杂质被释放</w:t>
       </w:r>
@@ -18460,7 +18600,7 @@
       </w:r>
       <w:r>
         <w:rPr>
-          <w:rFonts w:hint="eastAsia" w:ascii="Times New Roman" w:hAnsi="Times New Roman" w:eastAsia="SimSun" w:cs="Times New Roman"/>
+          <w:rFonts w:hint="eastAsia" w:ascii="Times New Roman" w:hAnsi="Times New Roman" w:eastAsia="FangSong" w:cs="Times New Roman"/>
         </w:rPr>
         <w:t>获得粗大纯净的晶形沉淀</w:t>
       </w:r>
@@ -18471,8 +18611,8 @@
         <w:t>。</w:t>
       </w:r>
     </w:p>
-    <w:bookmarkEnd w:id="30"/>
-    <w:bookmarkStart w:id="31" w:name="共沉淀与后沉淀"/>
+    <w:bookmarkEnd w:id="27"/>
+    <w:bookmarkStart w:id="28" w:name="共沉淀与后沉淀"/>
     <w:p>
       <w:pPr>
         <w:pStyle w:val="Heading3"/>
@@ -18565,7 +18705,7 @@
             </w:pPr>
             <w:r>
               <w:rPr>
-                <w:rFonts w:hint="eastAsia" w:ascii="Times New Roman" w:hAnsi="Times New Roman" w:eastAsia="SimSun" w:cs="Times New Roman"/>
+                <w:rFonts w:hint="eastAsia" w:ascii="Times New Roman" w:hAnsi="Times New Roman" w:eastAsia="FangSong" w:cs="Times New Roman"/>
                 <w:b/>
                 <w:bCs/>
               </w:rPr>
@@ -18582,7 +18722,7 @@
             </w:pPr>
             <w:r>
               <w:rPr>
-                <w:rFonts w:hint="eastAsia" w:ascii="Times New Roman" w:hAnsi="Times New Roman" w:eastAsia="SimSun" w:cs="Times New Roman"/>
+                <w:rFonts w:hint="eastAsia" w:ascii="Times New Roman" w:hAnsi="Times New Roman" w:eastAsia="FangSong" w:cs="Times New Roman"/>
               </w:rPr>
               <w:t xml:space="preserve">沉淀表面静电吸附杂质</w:t>
             </w:r>
@@ -18597,7 +18737,7 @@
             </w:pPr>
             <w:r>
               <w:rPr>
-                <w:rFonts w:hint="eastAsia" w:ascii="Times New Roman" w:hAnsi="Times New Roman" w:eastAsia="SimSun" w:cs="Times New Roman"/>
+                <w:rFonts w:hint="eastAsia" w:ascii="Times New Roman" w:hAnsi="Times New Roman" w:eastAsia="FangSong" w:cs="Times New Roman"/>
               </w:rPr>
               <w:t>洗涤</w:t>
             </w:r>
@@ -18609,7 +18749,7 @@
             </w:r>
             <w:r>
               <w:rPr>
-                <w:rFonts w:hint="eastAsia" w:ascii="Times New Roman" w:hAnsi="Times New Roman" w:eastAsia="SimSun" w:cs="Times New Roman"/>
+                <w:rFonts w:hint="eastAsia" w:ascii="Times New Roman" w:hAnsi="Times New Roman" w:eastAsia="FangSong" w:cs="Times New Roman"/>
               </w:rPr>
               <w:t>加热</w:t>
             </w:r>
@@ -18626,7 +18766,7 @@
             </w:pPr>
             <w:r>
               <w:rPr>
-                <w:rFonts w:hint="eastAsia" w:ascii="Times New Roman" w:hAnsi="Times New Roman" w:eastAsia="SimSun" w:cs="Times New Roman"/>
+                <w:rFonts w:hint="eastAsia" w:ascii="Times New Roman" w:hAnsi="Times New Roman" w:eastAsia="FangSong" w:cs="Times New Roman"/>
                 <w:b/>
                 <w:bCs/>
               </w:rPr>
@@ -18642,7 +18782,7 @@
             </w:r>
             <w:r>
               <w:rPr>
-                <w:rFonts w:hint="eastAsia" w:ascii="Times New Roman" w:hAnsi="Times New Roman" w:eastAsia="SimSun" w:cs="Times New Roman"/>
+                <w:rFonts w:hint="eastAsia" w:ascii="Times New Roman" w:hAnsi="Times New Roman" w:eastAsia="FangSong" w:cs="Times New Roman"/>
                 <w:b/>
                 <w:bCs/>
               </w:rPr>
@@ -18659,7 +18799,7 @@
             </w:pPr>
             <w:r>
               <w:rPr>
-                <w:rFonts w:hint="eastAsia" w:ascii="Times New Roman" w:hAnsi="Times New Roman" w:eastAsia="SimSun" w:cs="Times New Roman"/>
+                <w:rFonts w:hint="eastAsia" w:ascii="Times New Roman" w:hAnsi="Times New Roman" w:eastAsia="FangSong" w:cs="Times New Roman"/>
               </w:rPr>
               <w:t xml:space="preserve">杂质替代构晶离子</w:t>
             </w:r>
@@ -18674,7 +18814,7 @@
             </w:pPr>
             <w:r>
               <w:rPr>
-                <w:rFonts w:hint="eastAsia" w:ascii="Times New Roman" w:hAnsi="Times New Roman" w:eastAsia="SimSun" w:cs="Times New Roman"/>
+                <w:rFonts w:hint="eastAsia" w:ascii="Times New Roman" w:hAnsi="Times New Roman" w:eastAsia="FangSong" w:cs="Times New Roman"/>
               </w:rPr>
               <w:t xml:space="preserve">再沉淀或换沉淀剂</w:t>
             </w:r>
@@ -18691,7 +18831,7 @@
             </w:pPr>
             <w:r>
               <w:rPr>
-                <w:rFonts w:hint="eastAsia" w:ascii="Times New Roman" w:hAnsi="Times New Roman" w:eastAsia="SimSun" w:cs="Times New Roman"/>
+                <w:rFonts w:hint="eastAsia" w:ascii="Times New Roman" w:hAnsi="Times New Roman" w:eastAsia="FangSong" w:cs="Times New Roman"/>
                 <w:b/>
                 <w:bCs/>
               </w:rPr>
@@ -18707,7 +18847,7 @@
             </w:r>
             <w:r>
               <w:rPr>
-                <w:rFonts w:hint="eastAsia" w:ascii="Times New Roman" w:hAnsi="Times New Roman" w:eastAsia="SimSun" w:cs="Times New Roman"/>
+                <w:rFonts w:hint="eastAsia" w:ascii="Times New Roman" w:hAnsi="Times New Roman" w:eastAsia="FangSong" w:cs="Times New Roman"/>
                 <w:b/>
                 <w:bCs/>
               </w:rPr>
@@ -18724,7 +18864,7 @@
             </w:pPr>
             <w:r>
               <w:rPr>
-                <w:rFonts w:hint="eastAsia" w:ascii="Times New Roman" w:hAnsi="Times New Roman" w:eastAsia="SimSun" w:cs="Times New Roman"/>
+                <w:rFonts w:hint="eastAsia" w:ascii="Times New Roman" w:hAnsi="Times New Roman" w:eastAsia="FangSong" w:cs="Times New Roman"/>
               </w:rPr>
               <w:t xml:space="preserve">沉淀生长过快包裹母液</w:t>
             </w:r>
@@ -18739,7 +18879,7 @@
             </w:pPr>
             <w:r>
               <w:rPr>
-                <w:rFonts w:hint="eastAsia" w:ascii="Times New Roman" w:hAnsi="Times New Roman" w:eastAsia="SimSun" w:cs="Times New Roman"/>
+                <w:rFonts w:hint="eastAsia" w:ascii="Times New Roman" w:hAnsi="Times New Roman" w:eastAsia="FangSong" w:cs="Times New Roman"/>
               </w:rPr>
               <w:t>慢沉淀</w:t>
             </w:r>
@@ -18751,7 +18891,7 @@
             </w:r>
             <w:r>
               <w:rPr>
-                <w:rFonts w:hint="eastAsia" w:ascii="Times New Roman" w:hAnsi="Times New Roman" w:eastAsia="SimSun" w:cs="Times New Roman"/>
+                <w:rFonts w:hint="eastAsia" w:ascii="Times New Roman" w:hAnsi="Times New Roman" w:eastAsia="FangSong" w:cs="Times New Roman"/>
               </w:rPr>
               <w:t>陈化</w:t>
             </w:r>
@@ -18768,7 +18908,7 @@
             </w:pPr>
             <w:r>
               <w:rPr>
-                <w:rFonts w:hint="eastAsia" w:ascii="Times New Roman" w:hAnsi="Times New Roman" w:eastAsia="SimSun" w:cs="Times New Roman"/>
+                <w:rFonts w:hint="eastAsia" w:ascii="Times New Roman" w:hAnsi="Times New Roman" w:eastAsia="FangSong" w:cs="Times New Roman"/>
                 <w:b/>
                 <w:bCs/>
               </w:rPr>
@@ -18785,7 +18925,7 @@
             </w:pPr>
             <w:r>
               <w:rPr>
-                <w:rFonts w:hint="eastAsia" w:ascii="Times New Roman" w:hAnsi="Times New Roman" w:eastAsia="SimSun" w:cs="Times New Roman"/>
+                <w:rFonts w:hint="eastAsia" w:ascii="Times New Roman" w:hAnsi="Times New Roman" w:eastAsia="FangSong" w:cs="Times New Roman"/>
               </w:rPr>
               <w:t xml:space="preserve">沉淀形成后另一离子缓慢析出</w:t>
             </w:r>
@@ -18800,7 +18940,7 @@
             </w:pPr>
             <w:r>
               <w:rPr>
-                <w:rFonts w:hint="eastAsia" w:ascii="Times New Roman" w:hAnsi="Times New Roman" w:eastAsia="SimSun" w:cs="Times New Roman"/>
+                <w:rFonts w:hint="eastAsia" w:ascii="Times New Roman" w:hAnsi="Times New Roman" w:eastAsia="FangSong" w:cs="Times New Roman"/>
               </w:rPr>
               <w:t>缩短放置时间</w:t>
             </w:r>
@@ -18812,7 +18952,7 @@
             </w:r>
             <w:r>
               <w:rPr>
-                <w:rFonts w:hint="eastAsia" w:ascii="Times New Roman" w:hAnsi="Times New Roman" w:eastAsia="SimSun" w:cs="Times New Roman"/>
+                <w:rFonts w:hint="eastAsia" w:ascii="Times New Roman" w:hAnsi="Times New Roman" w:eastAsia="FangSong" w:cs="Times New Roman"/>
               </w:rPr>
               <w:t>趁热过滤</w:t>
             </w:r>
@@ -18827,7 +18967,7 @@
       </w:pPr>
       <w:r>
         <w:rPr>
-          <w:rFonts w:hint="eastAsia" w:ascii="Times New Roman" w:hAnsi="Times New Roman" w:eastAsia="SimSun" w:cs="Times New Roman"/>
+          <w:rFonts w:hint="eastAsia" w:ascii="Times New Roman" w:hAnsi="Times New Roman" w:eastAsia="FangSong" w:cs="Times New Roman"/>
           <w:b/>
           <w:bCs/>
         </w:rPr>
@@ -18841,7 +18981,7 @@
       </w:r>
       <w:r>
         <w:rPr>
-          <w:rFonts w:hint="eastAsia" w:ascii="Times New Roman" w:hAnsi="Times New Roman" w:eastAsia="SimSun" w:cs="Times New Roman"/>
+          <w:rFonts w:hint="eastAsia" w:ascii="Times New Roman" w:hAnsi="Times New Roman" w:eastAsia="FangSong" w:cs="Times New Roman"/>
           <w:b/>
           <w:bCs/>
         </w:rPr>
@@ -18857,7 +18997,7 @@
       </w:r>
       <w:r>
         <w:rPr>
-          <w:rFonts w:hint="eastAsia" w:ascii="Times New Roman" w:hAnsi="Times New Roman" w:eastAsia="SimSun" w:cs="Times New Roman"/>
+          <w:rFonts w:hint="eastAsia" w:ascii="Times New Roman" w:hAnsi="Times New Roman" w:eastAsia="FangSong" w:cs="Times New Roman"/>
           <w:b/>
           <w:bCs/>
         </w:rPr>
@@ -18871,7 +19011,7 @@
       </w:r>
       <w:r>
         <w:rPr>
-          <w:rFonts w:hint="eastAsia" w:ascii="Times New Roman" w:hAnsi="Times New Roman" w:eastAsia="SimSun" w:cs="Times New Roman"/>
+          <w:rFonts w:hint="eastAsia" w:ascii="Times New Roman" w:hAnsi="Times New Roman" w:eastAsia="FangSong" w:cs="Times New Roman"/>
         </w:rPr>
         <w:t>加热对共沉淀影响不大</w:t>
       </w:r>
@@ -18883,7 +19023,7 @@
       </w:r>
       <w:r>
         <w:rPr>
-          <w:rFonts w:hint="eastAsia" w:ascii="Times New Roman" w:hAnsi="Times New Roman" w:eastAsia="SimSun" w:cs="Times New Roman"/>
+          <w:rFonts w:hint="eastAsia" w:ascii="Times New Roman" w:hAnsi="Times New Roman" w:eastAsia="FangSong" w:cs="Times New Roman"/>
         </w:rPr>
         <w:t>但会加速后沉淀</w:t>
       </w:r>
@@ -18904,9 +19044,9 @@
         </w:pict>
       </w:r>
     </w:p>
-    <w:bookmarkEnd w:id="31"/>
-    <w:bookmarkEnd w:id="32"/>
-    <w:bookmarkStart w:id="39" w:name="六典型例题"/>
+    <w:bookmarkEnd w:id="28"/>
+    <w:bookmarkEnd w:id="29"/>
+    <w:bookmarkStart w:id="36" w:name="六典型例题"/>
     <w:p>
       <w:pPr>
         <w:pStyle w:val="Heading2"/>
@@ -18931,7 +19071,7 @@
         <w:t>典型例题</w:t>
       </w:r>
     </w:p>
-    <w:bookmarkStart w:id="33" w:name="例1-条件稳定常数判据基础-题-络重-01同法"/>
+    <w:bookmarkStart w:id="30" w:name="例1-条件稳定常数判据基础-题-络重-01同法"/>
     <w:p>
       <w:pPr>
         <w:pStyle w:val="Heading3"/>
@@ -19052,7 +19192,7 @@
       </w:r>
       <w:r>
         <w:rPr>
-          <w:rFonts w:hint="eastAsia" w:ascii="Times New Roman" w:hAnsi="Times New Roman" w:eastAsia="SimSun" w:cs="Times New Roman"/>
+          <w:rFonts w:hint="eastAsia" w:ascii="Times New Roman" w:hAnsi="Times New Roman" w:eastAsia="FangSong" w:cs="Times New Roman"/>
         </w:rPr>
         <w:t xml:space="preserve">滴定等浓度</w:t>
       </w:r>
@@ -19147,7 +19287,7 @@
       </w:r>
       <w:r>
         <w:rPr>
-          <w:rFonts w:hint="eastAsia" w:ascii="Times New Roman" w:hAnsi="Times New Roman" w:eastAsia="SimSun" w:cs="Times New Roman"/>
+          <w:rFonts w:hint="eastAsia" w:ascii="Times New Roman" w:hAnsi="Times New Roman" w:eastAsia="FangSong" w:cs="Times New Roman"/>
         </w:rPr>
         <w:t xml:space="preserve">时</w:t>
       </w:r>
@@ -19223,7 +19363,7 @@
       </w:r>
       <w:r>
         <w:rPr>
-          <w:rFonts w:hint="eastAsia" w:ascii="Times New Roman" w:hAnsi="Times New Roman" w:eastAsia="SimSun" w:cs="Times New Roman"/>
+          <w:rFonts w:hint="eastAsia" w:ascii="Times New Roman" w:hAnsi="Times New Roman" w:eastAsia="FangSong" w:cs="Times New Roman"/>
         </w:rPr>
         <w:t>判断能否准确滴定</w:t>
       </w:r>
@@ -19240,7 +19380,7 @@
       </w:pPr>
       <w:r>
         <w:rPr>
-          <w:rFonts w:hint="eastAsia" w:ascii="Times New Roman" w:hAnsi="Times New Roman" w:eastAsia="SimSun" w:cs="Times New Roman"/>
+          <w:rFonts w:hint="eastAsia" w:ascii="Times New Roman" w:hAnsi="Times New Roman" w:eastAsia="FangSong" w:cs="Times New Roman"/>
           <w:b/>
           <w:bCs/>
         </w:rPr>
@@ -19528,7 +19668,7 @@
       </w:pPr>
       <w:r>
         <w:rPr>
-          <w:rFonts w:hint="eastAsia" w:ascii="Times New Roman" w:hAnsi="Times New Roman" w:eastAsia="SimSun" w:cs="Times New Roman"/>
+          <w:rFonts w:hint="eastAsia" w:ascii="Times New Roman" w:hAnsi="Times New Roman" w:eastAsia="FangSong" w:cs="Times New Roman"/>
           <w:b/>
           <w:bCs/>
         </w:rPr>
@@ -19542,7 +19682,7 @@
       </w:r>
       <w:r>
         <w:rPr>
-          <w:rFonts w:hint="eastAsia" w:ascii="Times New Roman" w:hAnsi="Times New Roman" w:eastAsia="SimSun" w:cs="Times New Roman"/>
+          <w:rFonts w:hint="eastAsia" w:ascii="Times New Roman" w:hAnsi="Times New Roman" w:eastAsia="FangSong" w:cs="Times New Roman"/>
         </w:rPr>
         <w:t>可以准确滴定</w:t>
       </w:r>
@@ -19553,8 +19693,8 @@
         <w:t>。</w:t>
       </w:r>
     </w:p>
-    <w:bookmarkEnd w:id="33"/>
-    <w:bookmarkStart w:id="34" w:name="例2-分别滴定进阶-题-络重-03"/>
+    <w:bookmarkEnd w:id="30"/>
+    <w:bookmarkStart w:id="31" w:name="例2-分别滴定进阶-题-络重-03"/>
     <w:p>
       <w:pPr>
         <w:pStyle w:val="Heading3"/>
@@ -19645,7 +19785,7 @@
       </w:pPr>
       <w:r>
         <w:rPr>
-          <w:rFonts w:hint="eastAsia" w:ascii="Times New Roman" w:hAnsi="Times New Roman" w:eastAsia="SimSun" w:cs="Times New Roman"/>
+          <w:rFonts w:hint="eastAsia" w:ascii="Times New Roman" w:hAnsi="Times New Roman" w:eastAsia="FangSong" w:cs="Times New Roman"/>
         </w:rPr>
         <w:t xml:space="preserve">溶液含</w:t>
       </w:r>
@@ -19799,7 +19939,7 @@
       </w:r>
       <w:r>
         <w:rPr>
-          <w:rFonts w:hint="eastAsia" w:ascii="Times New Roman" w:hAnsi="Times New Roman" w:eastAsia="SimSun" w:cs="Times New Roman"/>
+          <w:rFonts w:hint="eastAsia" w:ascii="Times New Roman" w:hAnsi="Times New Roman" w:eastAsia="FangSong" w:cs="Times New Roman"/>
         </w:rPr>
         <w:t xml:space="preserve">使</w:t>
       </w:r>
@@ -19875,7 +20015,7 @@
       </w:r>
       <w:r>
         <w:rPr>
-          <w:rFonts w:hint="eastAsia" w:ascii="Times New Roman" w:hAnsi="Times New Roman" w:eastAsia="SimSun" w:cs="Times New Roman"/>
+          <w:rFonts w:hint="eastAsia" w:ascii="Times New Roman" w:hAnsi="Times New Roman" w:eastAsia="FangSong" w:cs="Times New Roman"/>
         </w:rPr>
         <w:t>能否选择性滴定</w:t>
       </w:r>
@@ -19911,7 +20051,7 @@
       </w:pPr>
       <w:r>
         <w:rPr>
-          <w:rFonts w:hint="eastAsia" w:ascii="Times New Roman" w:hAnsi="Times New Roman" w:eastAsia="SimSun" w:cs="Times New Roman"/>
+          <w:rFonts w:hint="eastAsia" w:ascii="Times New Roman" w:hAnsi="Times New Roman" w:eastAsia="FangSong" w:cs="Times New Roman"/>
           <w:b/>
           <w:bCs/>
         </w:rPr>
@@ -20440,7 +20580,7 @@
       </w:pPr>
       <w:r>
         <w:rPr>
-          <w:rFonts w:hint="eastAsia" w:ascii="Times New Roman" w:hAnsi="Times New Roman" w:eastAsia="SimSun" w:cs="Times New Roman"/>
+          <w:rFonts w:hint="eastAsia" w:ascii="Times New Roman" w:hAnsi="Times New Roman" w:eastAsia="FangSong" w:cs="Times New Roman"/>
           <w:b/>
           <w:bCs/>
         </w:rPr>
@@ -20454,7 +20594,7 @@
       </w:r>
       <w:r>
         <w:rPr>
-          <w:rFonts w:hint="eastAsia" w:ascii="Times New Roman" w:hAnsi="Times New Roman" w:eastAsia="SimSun" w:cs="Times New Roman"/>
+          <w:rFonts w:hint="eastAsia" w:ascii="Times New Roman" w:hAnsi="Times New Roman" w:eastAsia="FangSong" w:cs="Times New Roman"/>
         </w:rPr>
         <w:t>可以选择性滴定</w:t>
       </w:r>
@@ -20498,7 +20638,7 @@
       </w:r>
       <w:r>
         <w:rPr>
-          <w:rFonts w:hint="eastAsia" w:ascii="Times New Roman" w:hAnsi="Times New Roman" w:eastAsia="SimSun" w:cs="Times New Roman"/>
+          <w:rFonts w:hint="eastAsia" w:ascii="Times New Roman" w:hAnsi="Times New Roman" w:eastAsia="FangSong" w:cs="Times New Roman"/>
         </w:rPr>
         <w:t>不干扰</w:t>
       </w:r>
@@ -20509,8 +20649,8 @@
         <w:t>。</w:t>
       </w:r>
     </w:p>
-    <w:bookmarkEnd w:id="34"/>
-    <w:bookmarkStart w:id="35" w:name="例3-掩蔽解蔽分步滴定进阶-返滴定法测铝"/>
+    <w:bookmarkEnd w:id="31"/>
+    <w:bookmarkStart w:id="32" w:name="例3-掩蔽解蔽分步滴定进阶-返滴定法测铝"/>
     <w:p>
       <w:pPr>
         <w:pStyle w:val="Heading3"/>
@@ -20583,7 +20723,7 @@
       </w:pPr>
       <w:r>
         <w:rPr>
-          <w:rFonts w:hint="eastAsia" w:ascii="Times New Roman" w:hAnsi="Times New Roman" w:eastAsia="SimSun" w:cs="Times New Roman"/>
+          <w:rFonts w:hint="eastAsia" w:ascii="Times New Roman" w:hAnsi="Times New Roman" w:eastAsia="FangSong" w:cs="Times New Roman"/>
         </w:rPr>
         <w:t xml:space="preserve">溶液含</w:t>
       </w:r>
@@ -20621,7 +20761,7 @@
       </w:r>
       <w:r>
         <w:rPr>
-          <w:rFonts w:hint="eastAsia" w:ascii="Times New Roman" w:hAnsi="Times New Roman" w:eastAsia="SimSun" w:cs="Times New Roman"/>
+          <w:rFonts w:hint="eastAsia" w:ascii="Times New Roman" w:hAnsi="Times New Roman" w:eastAsia="FangSong" w:cs="Times New Roman"/>
         </w:rPr>
         <w:t xml:space="preserve">氨性缓冲</w:t>
       </w:r>
@@ -20645,7 +20785,7 @@
       </w:r>
       <w:r>
         <w:rPr>
-          <w:rFonts w:hint="eastAsia" w:ascii="Times New Roman" w:hAnsi="Times New Roman" w:eastAsia="SimSun" w:cs="Times New Roman"/>
+          <w:rFonts w:hint="eastAsia" w:ascii="Times New Roman" w:hAnsi="Times New Roman" w:eastAsia="FangSong" w:cs="Times New Roman"/>
         </w:rPr>
         <w:t xml:space="preserve">滴定耗</w:t>
       </w:r>
@@ -20663,7 +20803,7 @@
       </w:r>
       <w:r>
         <w:rPr>
-          <w:rFonts w:hint="eastAsia" w:ascii="Times New Roman" w:hAnsi="Times New Roman" w:eastAsia="SimSun" w:cs="Times New Roman"/>
+          <w:rFonts w:hint="eastAsia" w:ascii="Times New Roman" w:hAnsi="Times New Roman" w:eastAsia="FangSong" w:cs="Times New Roman"/>
         </w:rPr>
         <w:t>加甲醛继续滴定耗</w:t>
       </w:r>
@@ -20705,7 +20845,7 @@
       </w:r>
       <w:r>
         <w:rPr>
-          <w:rFonts w:hint="eastAsia" w:ascii="Times New Roman" w:hAnsi="Times New Roman" w:eastAsia="SimSun" w:cs="Times New Roman"/>
+          <w:rFonts w:hint="eastAsia" w:ascii="Times New Roman" w:hAnsi="Times New Roman" w:eastAsia="FangSong" w:cs="Times New Roman"/>
         </w:rPr>
         <w:t>写出甲醛解蔽反应</w:t>
       </w:r>
@@ -20723,7 +20863,7 @@
       </w:r>
       <w:r>
         <w:rPr>
-          <w:rFonts w:hint="eastAsia" w:ascii="Times New Roman" w:hAnsi="Times New Roman" w:eastAsia="SimSun" w:cs="Times New Roman"/>
+          <w:rFonts w:hint="eastAsia" w:ascii="Times New Roman" w:hAnsi="Times New Roman" w:eastAsia="FangSong" w:cs="Times New Roman"/>
         </w:rPr>
         <w:t xml:space="preserve">求</w:t>
       </w:r>
@@ -20766,7 +20906,7 @@
       </w:pPr>
       <w:r>
         <w:rPr>
-          <w:rFonts w:hint="eastAsia" w:ascii="Times New Roman" w:hAnsi="Times New Roman" w:eastAsia="SimSun" w:cs="Times New Roman"/>
+          <w:rFonts w:hint="eastAsia" w:ascii="Times New Roman" w:hAnsi="Times New Roman" w:eastAsia="FangSong" w:cs="Times New Roman"/>
           <w:b/>
           <w:bCs/>
         </w:rPr>
@@ -21247,7 +21387,7 @@
       </w:pPr>
       <w:r>
         <w:rPr>
-          <w:rFonts w:hint="eastAsia" w:ascii="Times New Roman" w:hAnsi="Times New Roman" w:eastAsia="SimSun" w:cs="Times New Roman"/>
+          <w:rFonts w:hint="eastAsia" w:ascii="Times New Roman" w:hAnsi="Times New Roman" w:eastAsia="FangSong" w:cs="Times New Roman"/>
           <w:b/>
           <w:bCs/>
         </w:rPr>
@@ -21406,7 +21546,7 @@
       </w:pPr>
       <w:r>
         <w:rPr>
-          <w:rFonts w:hint="eastAsia" w:ascii="Times New Roman" w:hAnsi="Times New Roman" w:eastAsia="SimSun" w:cs="Times New Roman"/>
+          <w:rFonts w:hint="eastAsia" w:ascii="Times New Roman" w:hAnsi="Times New Roman" w:eastAsia="FangSong" w:cs="Times New Roman"/>
           <w:b/>
           <w:bCs/>
         </w:rPr>
@@ -21420,7 +21560,7 @@
       </w:r>
       <w:r>
         <w:rPr>
-          <w:rFonts w:hint="eastAsia" w:ascii="Times New Roman" w:hAnsi="Times New Roman" w:eastAsia="SimSun" w:cs="Times New Roman"/>
+          <w:rFonts w:hint="eastAsia" w:ascii="Times New Roman" w:hAnsi="Times New Roman" w:eastAsia="FangSong" w:cs="Times New Roman"/>
         </w:rPr>
         <w:t>第一步滴定的是</w:t>
       </w:r>
@@ -21464,7 +21604,7 @@
       </w:r>
       <w:r>
         <w:rPr>
-          <w:rFonts w:hint="eastAsia" w:ascii="Times New Roman" w:hAnsi="Times New Roman" w:eastAsia="SimSun" w:cs="Times New Roman"/>
+          <w:rFonts w:hint="eastAsia" w:ascii="Times New Roman" w:hAnsi="Times New Roman" w:eastAsia="FangSong" w:cs="Times New Roman"/>
         </w:rPr>
         <w:t xml:space="preserve">已被</w:t>
       </w:r>
@@ -21489,7 +21629,7 @@
       </w:r>
       <w:r>
         <w:rPr>
-          <w:rFonts w:hint="eastAsia" w:ascii="Times New Roman" w:hAnsi="Times New Roman" w:eastAsia="SimSun" w:cs="Times New Roman"/>
+          <w:rFonts w:hint="eastAsia" w:ascii="Times New Roman" w:hAnsi="Times New Roman" w:eastAsia="FangSong" w:cs="Times New Roman"/>
         </w:rPr>
         <w:t>掩蔽</w:t>
       </w:r>
@@ -21501,7 +21641,7 @@
       </w:r>
       <w:r>
         <w:rPr>
-          <w:rFonts w:hint="eastAsia" w:ascii="Times New Roman" w:hAnsi="Times New Roman" w:eastAsia="SimSun" w:cs="Times New Roman"/>
+          <w:rFonts w:hint="eastAsia" w:ascii="Times New Roman" w:hAnsi="Times New Roman" w:eastAsia="FangSong" w:cs="Times New Roman"/>
         </w:rPr>
         <w:t>别误以为第一步也滴了</w:t>
       </w:r>
@@ -21525,8 +21665,8 @@
         <w:t>。</w:t>
       </w:r>
     </w:p>
-    <w:bookmarkEnd w:id="35"/>
-    <w:bookmarkStart w:id="36" w:name="例4-重量分析换算因数基础-初赛讲义-9.53-磷钼酸铵重量法"/>
+    <w:bookmarkEnd w:id="32"/>
+    <w:bookmarkStart w:id="33" w:name="例4-重量分析换算因数基础-初赛讲义-9.53-磷钼酸铵重量法"/>
     <w:p>
       <w:pPr>
         <w:pStyle w:val="Heading3"/>
@@ -21611,7 +21751,7 @@
       </w:pPr>
       <w:r>
         <w:rPr>
-          <w:rFonts w:hint="eastAsia" w:ascii="Times New Roman" w:hAnsi="Times New Roman" w:eastAsia="SimSun" w:cs="Times New Roman"/>
+          <w:rFonts w:hint="eastAsia" w:ascii="Times New Roman" w:hAnsi="Times New Roman" w:eastAsia="FangSong" w:cs="Times New Roman"/>
         </w:rPr>
         <w:t xml:space="preserve">含磷试样</w:t>
       </w:r>
@@ -21629,7 +21769,7 @@
       </w:r>
       <w:r>
         <w:rPr>
-          <w:rFonts w:hint="eastAsia" w:ascii="Times New Roman" w:hAnsi="Times New Roman" w:eastAsia="SimSun" w:cs="Times New Roman"/>
+          <w:rFonts w:hint="eastAsia" w:ascii="Times New Roman" w:hAnsi="Times New Roman" w:eastAsia="FangSong" w:cs="Times New Roman"/>
         </w:rPr>
         <w:t>磷全部转化为</w:t>
       </w:r>
@@ -21667,7 +21807,7 @@
       </w:r>
       <w:r>
         <w:rPr>
-          <w:rFonts w:hint="eastAsia" w:ascii="Times New Roman" w:hAnsi="Times New Roman" w:eastAsia="SimSun" w:cs="Times New Roman"/>
+          <w:rFonts w:hint="eastAsia" w:ascii="Times New Roman" w:hAnsi="Times New Roman" w:eastAsia="FangSong" w:cs="Times New Roman"/>
         </w:rPr>
         <w:t>加</w:t>
       </w:r>
@@ -21712,7 +21852,7 @@
       </w:r>
       <w:r>
         <w:rPr>
-          <w:rFonts w:hint="eastAsia" w:ascii="Times New Roman" w:hAnsi="Times New Roman" w:eastAsia="SimSun" w:cs="Times New Roman"/>
+          <w:rFonts w:hint="eastAsia" w:ascii="Times New Roman" w:hAnsi="Times New Roman" w:eastAsia="FangSong" w:cs="Times New Roman"/>
         </w:rPr>
         <w:t xml:space="preserve">沉淀为</w:t>
       </w:r>
@@ -21756,7 +21896,7 @@
       </w:r>
       <w:r>
         <w:rPr>
-          <w:rFonts w:hint="eastAsia" w:ascii="Times New Roman" w:hAnsi="Times New Roman" w:eastAsia="SimSun" w:cs="Times New Roman"/>
+          <w:rFonts w:hint="eastAsia" w:ascii="Times New Roman" w:hAnsi="Times New Roman" w:eastAsia="FangSong" w:cs="Times New Roman"/>
         </w:rPr>
         <w:t>灼烧得</w:t>
       </w:r>
@@ -21813,7 +21953,7 @@
       </w:r>
       <w:r>
         <w:rPr>
-          <w:rFonts w:hint="eastAsia" w:ascii="Times New Roman" w:hAnsi="Times New Roman" w:eastAsia="SimSun" w:cs="Times New Roman"/>
+          <w:rFonts w:hint="eastAsia" w:ascii="Times New Roman" w:hAnsi="Times New Roman" w:eastAsia="FangSong" w:cs="Times New Roman"/>
         </w:rPr>
         <w:t>求</w:t>
       </w:r>
@@ -21970,7 +22110,7 @@
       </w:pPr>
       <w:r>
         <w:rPr>
-          <w:rFonts w:hint="eastAsia" w:ascii="Times New Roman" w:hAnsi="Times New Roman" w:eastAsia="SimSun" w:cs="Times New Roman"/>
+          <w:rFonts w:hint="eastAsia" w:ascii="Times New Roman" w:hAnsi="Times New Roman" w:eastAsia="FangSong" w:cs="Times New Roman"/>
           <w:b/>
           <w:bCs/>
         </w:rPr>
@@ -22240,7 +22380,7 @@
       </w:pPr>
       <w:r>
         <w:rPr>
-          <w:rFonts w:hint="eastAsia" w:ascii="Times New Roman" w:hAnsi="Times New Roman" w:eastAsia="SimSun" w:cs="Times New Roman"/>
+          <w:rFonts w:hint="eastAsia" w:ascii="Times New Roman" w:hAnsi="Times New Roman" w:eastAsia="FangSong" w:cs="Times New Roman"/>
           <w:b/>
           <w:bCs/>
         </w:rPr>
@@ -22299,7 +22439,7 @@
       </w:pPr>
       <w:r>
         <w:rPr>
-          <w:rFonts w:hint="eastAsia" w:ascii="Times New Roman" w:hAnsi="Times New Roman" w:eastAsia="SimSun" w:cs="Times New Roman"/>
+          <w:rFonts w:hint="eastAsia" w:ascii="Times New Roman" w:hAnsi="Times New Roman" w:eastAsia="FangSong" w:cs="Times New Roman"/>
           <w:b/>
           <w:bCs/>
         </w:rPr>
@@ -22352,7 +22492,7 @@
       </w:r>
       <w:r>
         <w:rPr>
-          <w:rFonts w:hint="eastAsia" w:ascii="Times New Roman" w:hAnsi="Times New Roman" w:eastAsia="SimSun" w:cs="Times New Roman"/>
+          <w:rFonts w:hint="eastAsia" w:ascii="Times New Roman" w:hAnsi="Times New Roman" w:eastAsia="FangSong" w:cs="Times New Roman"/>
         </w:rPr>
         <w:t xml:space="preserve">含</w:t>
       </w:r>
@@ -22364,7 +22504,7 @@
       </w:r>
       <w:r>
         <w:rPr>
-          <w:rFonts w:hint="eastAsia" w:ascii="Times New Roman" w:hAnsi="Times New Roman" w:eastAsia="SimSun" w:cs="Times New Roman"/>
+          <w:rFonts w:hint="eastAsia" w:ascii="Times New Roman" w:hAnsi="Times New Roman" w:eastAsia="FangSong" w:cs="Times New Roman"/>
         </w:rPr>
         <w:t xml:space="preserve">个</w:t>
       </w:r>
@@ -22382,7 +22522,7 @@
       </w:r>
       <w:r>
         <w:rPr>
-          <w:rFonts w:hint="eastAsia" w:ascii="Times New Roman" w:hAnsi="Times New Roman" w:eastAsia="SimSun" w:cs="Times New Roman"/>
+          <w:rFonts w:hint="eastAsia" w:ascii="Times New Roman" w:hAnsi="Times New Roman" w:eastAsia="FangSong" w:cs="Times New Roman"/>
         </w:rPr>
         <w:t>换算因数分子乘</w:t>
       </w:r>
@@ -22400,7 +22540,7 @@
       </w:r>
       <w:r>
         <w:rPr>
-          <w:rFonts w:hint="eastAsia" w:ascii="Times New Roman" w:hAnsi="Times New Roman" w:eastAsia="SimSun" w:cs="Times New Roman"/>
+          <w:rFonts w:hint="eastAsia" w:ascii="Times New Roman" w:hAnsi="Times New Roman" w:eastAsia="FangSong" w:cs="Times New Roman"/>
         </w:rPr>
         <w:t>这是重量分析最高频的失分点</w:t>
       </w:r>
@@ -22411,8 +22551,8 @@
         <w:t>。</w:t>
       </w:r>
     </w:p>
-    <w:bookmarkEnd w:id="36"/>
-    <w:bookmarkStart w:id="37" w:name="例5-baso₄-重量分析进阶"/>
+    <w:bookmarkEnd w:id="33"/>
+    <w:bookmarkStart w:id="34" w:name="例5-baso₄-重量分析进阶"/>
     <w:p>
       <w:pPr>
         <w:pStyle w:val="Heading3"/>
@@ -22480,7 +22620,7 @@
       </w:pPr>
       <w:r>
         <w:rPr>
-          <w:rFonts w:hint="eastAsia" w:ascii="Times New Roman" w:hAnsi="Times New Roman" w:eastAsia="SimSun" w:cs="Times New Roman"/>
+          <w:rFonts w:hint="eastAsia" w:ascii="Times New Roman" w:hAnsi="Times New Roman" w:eastAsia="FangSong" w:cs="Times New Roman"/>
         </w:rPr>
         <w:t xml:space="preserve">称取</w:t>
       </w:r>
@@ -22505,7 +22645,7 @@
       </w:r>
       <w:r>
         <w:rPr>
-          <w:rFonts w:hint="eastAsia" w:ascii="Times New Roman" w:hAnsi="Times New Roman" w:eastAsia="SimSun" w:cs="Times New Roman"/>
+          <w:rFonts w:hint="eastAsia" w:ascii="Times New Roman" w:hAnsi="Times New Roman" w:eastAsia="FangSong" w:cs="Times New Roman"/>
         </w:rPr>
         <w:t>试样</w:t>
       </w:r>
@@ -22517,7 +22657,7 @@
       </w:r>
       <w:r>
         <w:rPr>
-          <w:rFonts w:hint="eastAsia" w:ascii="Times New Roman" w:hAnsi="Times New Roman" w:eastAsia="SimSun" w:cs="Times New Roman"/>
+          <w:rFonts w:hint="eastAsia" w:ascii="Times New Roman" w:hAnsi="Times New Roman" w:eastAsia="FangSong" w:cs="Times New Roman"/>
         </w:rPr>
         <w:t>稀</w:t>
       </w:r>
@@ -22555,7 +22695,7 @@
       </w:r>
       <w:r>
         <w:rPr>
-          <w:rFonts w:hint="eastAsia" w:ascii="Times New Roman" w:hAnsi="Times New Roman" w:eastAsia="SimSun" w:cs="Times New Roman"/>
+          <w:rFonts w:hint="eastAsia" w:ascii="Times New Roman" w:hAnsi="Times New Roman" w:eastAsia="FangSong" w:cs="Times New Roman"/>
         </w:rPr>
         <w:t xml:space="preserve">沉淀</w:t>
       </w:r>
@@ -22605,7 +22745,7 @@
       </w:r>
       <w:r>
         <w:rPr>
-          <w:rFonts w:hint="eastAsia" w:ascii="Times New Roman" w:hAnsi="Times New Roman" w:eastAsia="SimSun" w:cs="Times New Roman"/>
+          <w:rFonts w:hint="eastAsia" w:ascii="Times New Roman" w:hAnsi="Times New Roman" w:eastAsia="FangSong" w:cs="Times New Roman"/>
         </w:rPr>
         <w:t>是什么类型沉淀</w:t>
       </w:r>
@@ -22623,7 +22763,7 @@
       </w:r>
       <w:r>
         <w:rPr>
-          <w:rFonts w:hint="eastAsia" w:ascii="Times New Roman" w:hAnsi="Times New Roman" w:eastAsia="SimSun" w:cs="Times New Roman"/>
+          <w:rFonts w:hint="eastAsia" w:ascii="Times New Roman" w:hAnsi="Times New Roman" w:eastAsia="FangSong" w:cs="Times New Roman"/>
         </w:rPr>
         <w:t>简述沉淀条件</w:t>
       </w:r>
@@ -22641,7 +22781,7 @@
       </w:r>
       <w:r>
         <w:rPr>
-          <w:rFonts w:hint="eastAsia" w:ascii="Times New Roman" w:hAnsi="Times New Roman" w:eastAsia="SimSun" w:cs="Times New Roman"/>
+          <w:rFonts w:hint="eastAsia" w:ascii="Times New Roman" w:hAnsi="Times New Roman" w:eastAsia="FangSong" w:cs="Times New Roman"/>
         </w:rPr>
         <w:t>大量蒸馏水洗涤有何问题</w:t>
       </w:r>
@@ -22658,7 +22798,7 @@
       </w:pPr>
       <w:r>
         <w:rPr>
-          <w:rFonts w:hint="eastAsia" w:ascii="Times New Roman" w:hAnsi="Times New Roman" w:eastAsia="SimSun" w:cs="Times New Roman"/>
+          <w:rFonts w:hint="eastAsia" w:ascii="Times New Roman" w:hAnsi="Times New Roman" w:eastAsia="FangSong" w:cs="Times New Roman"/>
           <w:b/>
           <w:bCs/>
         </w:rPr>
@@ -22678,7 +22818,7 @@
       </w:r>
       <w:r>
         <w:rPr>
-          <w:rFonts w:hint="eastAsia" w:ascii="Times New Roman" w:hAnsi="Times New Roman" w:eastAsia="SimSun" w:cs="Times New Roman"/>
+          <w:rFonts w:hint="eastAsia" w:ascii="Times New Roman" w:hAnsi="Times New Roman" w:eastAsia="FangSong" w:cs="Times New Roman"/>
         </w:rPr>
         <w:t>晶形沉淀</w:t>
       </w:r>
@@ -22702,7 +22842,7 @@
       </w:r>
       <w:r>
         <w:rPr>
-          <w:rFonts w:hint="eastAsia" w:ascii="Times New Roman" w:hAnsi="Times New Roman" w:eastAsia="SimSun" w:cs="Times New Roman"/>
+          <w:rFonts w:hint="eastAsia" w:ascii="Times New Roman" w:hAnsi="Times New Roman" w:eastAsia="FangSong" w:cs="Times New Roman"/>
         </w:rPr>
         <w:t>晶形沉淀五字诀</w:t>
       </w:r>
@@ -22714,7 +22854,7 @@
       </w:r>
       <w:r>
         <w:rPr>
-          <w:rFonts w:hint="eastAsia" w:ascii="Times New Roman" w:hAnsi="Times New Roman" w:eastAsia="SimSun" w:cs="Times New Roman"/>
+          <w:rFonts w:hint="eastAsia" w:ascii="Times New Roman" w:hAnsi="Times New Roman" w:eastAsia="FangSong" w:cs="Times New Roman"/>
         </w:rPr>
         <w:t>稀</w:t>
       </w:r>
@@ -22726,7 +22866,7 @@
       </w:r>
       <w:r>
         <w:rPr>
-          <w:rFonts w:hint="eastAsia" w:ascii="Times New Roman" w:hAnsi="Times New Roman" w:eastAsia="SimSun" w:cs="Times New Roman"/>
+          <w:rFonts w:hint="eastAsia" w:ascii="Times New Roman" w:hAnsi="Times New Roman" w:eastAsia="FangSong" w:cs="Times New Roman"/>
         </w:rPr>
         <w:t>热</w:t>
       </w:r>
@@ -22738,7 +22878,7 @@
       </w:r>
       <w:r>
         <w:rPr>
-          <w:rFonts w:hint="eastAsia" w:ascii="Times New Roman" w:hAnsi="Times New Roman" w:eastAsia="SimSun" w:cs="Times New Roman"/>
+          <w:rFonts w:hint="eastAsia" w:ascii="Times New Roman" w:hAnsi="Times New Roman" w:eastAsia="FangSong" w:cs="Times New Roman"/>
         </w:rPr>
         <w:t>慢</w:t>
       </w:r>
@@ -22750,7 +22890,7 @@
       </w:r>
       <w:r>
         <w:rPr>
-          <w:rFonts w:hint="eastAsia" w:ascii="Times New Roman" w:hAnsi="Times New Roman" w:eastAsia="SimSun" w:cs="Times New Roman"/>
+          <w:rFonts w:hint="eastAsia" w:ascii="Times New Roman" w:hAnsi="Times New Roman" w:eastAsia="FangSong" w:cs="Times New Roman"/>
         </w:rPr>
         <w:t>搅</w:t>
       </w:r>
@@ -22762,7 +22902,7 @@
       </w:r>
       <w:r>
         <w:rPr>
-          <w:rFonts w:hint="eastAsia" w:ascii="Times New Roman" w:hAnsi="Times New Roman" w:eastAsia="SimSun" w:cs="Times New Roman"/>
+          <w:rFonts w:hint="eastAsia" w:ascii="Times New Roman" w:hAnsi="Times New Roman" w:eastAsia="FangSong" w:cs="Times New Roman"/>
         </w:rPr>
         <w:t>陈</w:t>
       </w:r>
@@ -22774,7 +22914,7 @@
       </w:r>
       <w:r>
         <w:rPr>
-          <w:rFonts w:hint="eastAsia" w:ascii="Times New Roman" w:hAnsi="Times New Roman" w:eastAsia="SimSun" w:cs="Times New Roman"/>
+          <w:rFonts w:hint="eastAsia" w:ascii="Times New Roman" w:hAnsi="Times New Roman" w:eastAsia="FangSong" w:cs="Times New Roman"/>
         </w:rPr>
         <w:t>稀</w:t>
       </w:r>
@@ -22799,7 +22939,7 @@
       </w:r>
       <w:r>
         <w:rPr>
-          <w:rFonts w:hint="eastAsia" w:ascii="Times New Roman" w:hAnsi="Times New Roman" w:eastAsia="SimSun" w:cs="Times New Roman"/>
+          <w:rFonts w:hint="eastAsia" w:ascii="Times New Roman" w:hAnsi="Times New Roman" w:eastAsia="FangSong" w:cs="Times New Roman"/>
         </w:rPr>
         <w:t>溶液</w:t>
       </w:r>
@@ -22811,7 +22951,7 @@
       </w:r>
       <w:r>
         <w:rPr>
-          <w:rFonts w:hint="eastAsia" w:ascii="Times New Roman" w:hAnsi="Times New Roman" w:eastAsia="SimSun" w:cs="Times New Roman"/>
+          <w:rFonts w:hint="eastAsia" w:ascii="Times New Roman" w:hAnsi="Times New Roman" w:eastAsia="FangSong" w:cs="Times New Roman"/>
         </w:rPr>
         <w:t>近沸</w:t>
       </w:r>
@@ -22823,7 +22963,7 @@
       </w:r>
       <w:r>
         <w:rPr>
-          <w:rFonts w:hint="eastAsia" w:ascii="Times New Roman" w:hAnsi="Times New Roman" w:eastAsia="SimSun" w:cs="Times New Roman"/>
+          <w:rFonts w:hint="eastAsia" w:ascii="Times New Roman" w:hAnsi="Times New Roman" w:eastAsia="FangSong" w:cs="Times New Roman"/>
         </w:rPr>
         <w:t>缓慢滴加</w:t>
       </w:r>
@@ -22861,7 +23001,7 @@
       </w:r>
       <w:r>
         <w:rPr>
-          <w:rFonts w:hint="eastAsia" w:ascii="Times New Roman" w:hAnsi="Times New Roman" w:eastAsia="SimSun" w:cs="Times New Roman"/>
+          <w:rFonts w:hint="eastAsia" w:ascii="Times New Roman" w:hAnsi="Times New Roman" w:eastAsia="FangSong" w:cs="Times New Roman"/>
         </w:rPr>
         <w:t>并搅拌</w:t>
       </w:r>
@@ -22873,7 +23013,7 @@
       </w:r>
       <w:r>
         <w:rPr>
-          <w:rFonts w:hint="eastAsia" w:ascii="Times New Roman" w:hAnsi="Times New Roman" w:eastAsia="SimSun" w:cs="Times New Roman"/>
+          <w:rFonts w:hint="eastAsia" w:ascii="Times New Roman" w:hAnsi="Times New Roman" w:eastAsia="FangSong" w:cs="Times New Roman"/>
         </w:rPr>
         <w:t>放置陈化</w:t>
       </w:r>
@@ -22897,13 +23037,13 @@
       </w:r>
       <w:r>
         <w:rPr>
-          <w:rFonts w:hint="eastAsia" w:ascii="Times New Roman" w:hAnsi="Times New Roman" w:eastAsia="SimSun" w:cs="Times New Roman"/>
+          <w:rFonts w:hint="eastAsia" w:ascii="Times New Roman" w:hAnsi="Times New Roman" w:eastAsia="FangSong" w:cs="Times New Roman"/>
         </w:rPr>
         <w:t xml:space="preserve">大量蒸馏水洗涤会导致</w:t>
       </w:r>
       <w:r>
         <w:rPr>
-          <w:rFonts w:hint="eastAsia" w:ascii="Times New Roman" w:hAnsi="Times New Roman" w:eastAsia="SimSun" w:cs="Times New Roman"/>
+          <w:rFonts w:hint="eastAsia" w:ascii="Times New Roman" w:hAnsi="Times New Roman" w:eastAsia="FangSong" w:cs="Times New Roman"/>
           <w:b/>
           <w:bCs/>
         </w:rPr>
@@ -22930,7 +23070,7 @@
       </w:r>
       <w:r>
         <w:rPr>
-          <w:rFonts w:hint="eastAsia" w:ascii="Times New Roman" w:hAnsi="Times New Roman" w:eastAsia="SimSun" w:cs="Times New Roman"/>
+          <w:rFonts w:hint="eastAsia" w:ascii="Times New Roman" w:hAnsi="Times New Roman" w:eastAsia="FangSong" w:cs="Times New Roman"/>
         </w:rPr>
         <w:t>表面水化重新分散为胶体穿过滤纸损失</w:t>
       </w:r>
@@ -22942,7 +23082,7 @@
       </w:r>
       <w:r>
         <w:rPr>
-          <w:rFonts w:hint="eastAsia" w:ascii="Times New Roman" w:hAnsi="Times New Roman" w:eastAsia="SimSun" w:cs="Times New Roman"/>
+          <w:rFonts w:hint="eastAsia" w:ascii="Times New Roman" w:hAnsi="Times New Roman" w:eastAsia="FangSong" w:cs="Times New Roman"/>
         </w:rPr>
         <w:t>应用稀</w:t>
       </w:r>
@@ -22980,7 +23120,7 @@
       </w:r>
       <w:r>
         <w:rPr>
-          <w:rFonts w:hint="eastAsia" w:ascii="Times New Roman" w:hAnsi="Times New Roman" w:eastAsia="SimSun" w:cs="Times New Roman"/>
+          <w:rFonts w:hint="eastAsia" w:ascii="Times New Roman" w:hAnsi="Times New Roman" w:eastAsia="FangSong" w:cs="Times New Roman"/>
         </w:rPr>
         <w:t>溶液</w:t>
       </w:r>
@@ -22992,7 +23132,7 @@
       </w:r>
       <w:r>
         <w:rPr>
-          <w:rFonts w:hint="eastAsia" w:ascii="Times New Roman" w:hAnsi="Times New Roman" w:eastAsia="SimSun" w:cs="Times New Roman"/>
+          <w:rFonts w:hint="eastAsia" w:ascii="Times New Roman" w:hAnsi="Times New Roman" w:eastAsia="FangSong" w:cs="Times New Roman"/>
         </w:rPr>
         <w:t>同离子效应</w:t>
       </w:r>
@@ -23004,7 +23144,7 @@
       </w:r>
       <w:r>
         <w:rPr>
-          <w:rFonts w:hint="eastAsia" w:ascii="Times New Roman" w:hAnsi="Times New Roman" w:eastAsia="SimSun" w:cs="Times New Roman"/>
+          <w:rFonts w:hint="eastAsia" w:ascii="Times New Roman" w:hAnsi="Times New Roman" w:eastAsia="FangSong" w:cs="Times New Roman"/>
         </w:rPr>
         <w:t>洗涤</w:t>
       </w:r>
@@ -23016,7 +23156,7 @@
       </w:r>
       <w:r>
         <w:rPr>
-          <w:rFonts w:hint="eastAsia" w:ascii="Times New Roman" w:hAnsi="Times New Roman" w:eastAsia="SimSun" w:cs="Times New Roman"/>
+          <w:rFonts w:hint="eastAsia" w:ascii="Times New Roman" w:hAnsi="Times New Roman" w:eastAsia="FangSong" w:cs="Times New Roman"/>
         </w:rPr>
         <w:t>最后少量水洗去</w:t>
       </w:r>
@@ -23059,7 +23199,7 @@
       </w:pPr>
       <w:r>
         <w:rPr>
-          <w:rFonts w:hint="eastAsia" w:ascii="Times New Roman" w:hAnsi="Times New Roman" w:eastAsia="SimSun" w:cs="Times New Roman"/>
+          <w:rFonts w:hint="eastAsia" w:ascii="Times New Roman" w:hAnsi="Times New Roman" w:eastAsia="FangSong" w:cs="Times New Roman"/>
           <w:b/>
           <w:bCs/>
         </w:rPr>
@@ -23073,7 +23213,7 @@
       </w:r>
       <w:r>
         <w:rPr>
-          <w:rFonts w:hint="eastAsia" w:ascii="Times New Roman" w:hAnsi="Times New Roman" w:eastAsia="SimSun" w:cs="Times New Roman"/>
+          <w:rFonts w:hint="eastAsia" w:ascii="Times New Roman" w:hAnsi="Times New Roman" w:eastAsia="FangSong" w:cs="Times New Roman"/>
         </w:rPr>
         <w:t>见解析</w:t>
       </w:r>
@@ -23084,8 +23224,8 @@
         <w:t>。</w:t>
       </w:r>
     </w:p>
-    <w:bookmarkEnd w:id="37"/>
-    <w:bookmarkStart w:id="38" w:name="例6-al-返滴定-f-解蔽挑战-上海中学061-122005决赛"/>
+    <w:bookmarkEnd w:id="34"/>
+    <w:bookmarkStart w:id="35" w:name="例6-al-返滴定-f-解蔽挑战-上海中学061-122005决赛"/>
     <w:p>
       <w:pPr>
         <w:pStyle w:val="Heading3"/>
@@ -23195,7 +23335,7 @@
       </w:pPr>
       <w:r>
         <w:rPr>
-          <w:rFonts w:hint="eastAsia" w:ascii="Times New Roman" w:hAnsi="Times New Roman" w:eastAsia="SimSun" w:cs="Times New Roman"/>
+          <w:rFonts w:hint="eastAsia" w:ascii="Times New Roman" w:hAnsi="Times New Roman" w:eastAsia="FangSong" w:cs="Times New Roman"/>
         </w:rPr>
         <w:t xml:space="preserve">合金</w:t>
       </w:r>
@@ -23207,7 +23347,7 @@
       </w:r>
       <w:r>
         <w:rPr>
-          <w:rFonts w:hint="eastAsia" w:ascii="Times New Roman" w:hAnsi="Times New Roman" w:eastAsia="SimSun" w:cs="Times New Roman"/>
+          <w:rFonts w:hint="eastAsia" w:ascii="Times New Roman" w:hAnsi="Times New Roman" w:eastAsia="FangSong" w:cs="Times New Roman"/>
         </w:rPr>
         <w:t xml:space="preserve">含</w:t>
       </w:r>
@@ -23251,7 +23391,7 @@
       </w:r>
       <w:r>
         <w:rPr>
-          <w:rFonts w:hint="eastAsia" w:ascii="Times New Roman" w:hAnsi="Times New Roman" w:eastAsia="SimSun" w:cs="Times New Roman"/>
+          <w:rFonts w:hint="eastAsia" w:ascii="Times New Roman" w:hAnsi="Times New Roman" w:eastAsia="FangSong" w:cs="Times New Roman"/>
         </w:rPr>
         <w:t>加过量</w:t>
       </w:r>
@@ -23281,7 +23421,7 @@
       </w:r>
       <w:r>
         <w:rPr>
-          <w:rFonts w:hint="eastAsia" w:ascii="Times New Roman" w:hAnsi="Times New Roman" w:eastAsia="SimSun" w:cs="Times New Roman"/>
+          <w:rFonts w:hint="eastAsia" w:ascii="Times New Roman" w:hAnsi="Times New Roman" w:eastAsia="FangSong" w:cs="Times New Roman"/>
         </w:rPr>
         <w:t>加热完全配位</w:t>
       </w:r>
@@ -23312,7 +23452,7 @@
       </w:r>
       <w:r>
         <w:rPr>
-          <w:rFonts w:hint="eastAsia" w:ascii="Times New Roman" w:hAnsi="Times New Roman" w:eastAsia="SimSun" w:cs="Times New Roman"/>
+          <w:rFonts w:hint="eastAsia" w:ascii="Times New Roman" w:hAnsi="Times New Roman" w:eastAsia="FangSong" w:cs="Times New Roman"/>
         </w:rPr>
         <w:t xml:space="preserve">返滴定剩余</w:t>
       </w:r>
@@ -23324,7 +23464,7 @@
       </w:r>
       <w:r>
         <w:rPr>
-          <w:rFonts w:hint="eastAsia" w:ascii="Times New Roman" w:hAnsi="Times New Roman" w:eastAsia="SimSun" w:cs="Times New Roman"/>
+          <w:rFonts w:hint="eastAsia" w:ascii="Times New Roman" w:hAnsi="Times New Roman" w:eastAsia="FangSong" w:cs="Times New Roman"/>
         </w:rPr>
         <w:t xml:space="preserve">耗</w:t>
       </w:r>
@@ -23342,7 +23482,7 @@
       </w:r>
       <w:r>
         <w:rPr>
-          <w:rFonts w:hint="eastAsia" w:ascii="Times New Roman" w:hAnsi="Times New Roman" w:eastAsia="SimSun" w:cs="Times New Roman"/>
+          <w:rFonts w:hint="eastAsia" w:ascii="Times New Roman" w:hAnsi="Times New Roman" w:eastAsia="FangSong" w:cs="Times New Roman"/>
         </w:rPr>
         <w:t>加</w:t>
       </w:r>
@@ -23367,7 +23507,7 @@
       </w:r>
       <w:r>
         <w:rPr>
-          <w:rFonts w:hint="eastAsia" w:ascii="Times New Roman" w:hAnsi="Times New Roman" w:eastAsia="SimSun" w:cs="Times New Roman"/>
+          <w:rFonts w:hint="eastAsia" w:ascii="Times New Roman" w:hAnsi="Times New Roman" w:eastAsia="FangSong" w:cs="Times New Roman"/>
         </w:rPr>
         <w:t xml:space="preserve">解蔽</w:t>
       </w:r>
@@ -23392,7 +23532,7 @@
       </w:r>
       <w:r>
         <w:rPr>
-          <w:rFonts w:hint="eastAsia" w:ascii="Times New Roman" w:hAnsi="Times New Roman" w:eastAsia="SimSun" w:cs="Times New Roman"/>
+          <w:rFonts w:hint="eastAsia" w:ascii="Times New Roman" w:hAnsi="Times New Roman" w:eastAsia="FangSong" w:cs="Times New Roman"/>
         </w:rPr>
         <w:t xml:space="preserve">释放</w:t>
       </w:r>
@@ -23410,7 +23550,7 @@
       </w:r>
       <w:r>
         <w:rPr>
-          <w:rFonts w:hint="eastAsia" w:ascii="Times New Roman" w:hAnsi="Times New Roman" w:eastAsia="SimSun" w:cs="Times New Roman"/>
+          <w:rFonts w:hint="eastAsia" w:ascii="Times New Roman" w:hAnsi="Times New Roman" w:eastAsia="FangSong" w:cs="Times New Roman"/>
         </w:rPr>
         <w:t>再以</w:t>
       </w:r>
@@ -23435,7 +23575,7 @@
       </w:r>
       <w:r>
         <w:rPr>
-          <w:rFonts w:hint="eastAsia" w:ascii="Times New Roman" w:hAnsi="Times New Roman" w:eastAsia="SimSun" w:cs="Times New Roman"/>
+          <w:rFonts w:hint="eastAsia" w:ascii="Times New Roman" w:hAnsi="Times New Roman" w:eastAsia="FangSong" w:cs="Times New Roman"/>
         </w:rPr>
         <w:t xml:space="preserve">滴定耗</w:t>
       </w:r>
@@ -23453,7 +23593,7 @@
       </w:r>
       <w:r>
         <w:rPr>
-          <w:rFonts w:hint="eastAsia" w:ascii="Times New Roman" w:hAnsi="Times New Roman" w:eastAsia="SimSun" w:cs="Times New Roman"/>
+          <w:rFonts w:hint="eastAsia" w:ascii="Times New Roman" w:hAnsi="Times New Roman" w:eastAsia="FangSong" w:cs="Times New Roman"/>
         </w:rPr>
         <w:t>求</w:t>
       </w:r>
@@ -23470,7 +23610,7 @@
       </w:pPr>
       <w:r>
         <w:rPr>
-          <w:rFonts w:hint="eastAsia" w:ascii="Times New Roman" w:hAnsi="Times New Roman" w:eastAsia="SimSun" w:cs="Times New Roman"/>
+          <w:rFonts w:hint="eastAsia" w:ascii="Times New Roman" w:hAnsi="Times New Roman" w:eastAsia="FangSong" w:cs="Times New Roman"/>
           <w:b/>
           <w:bCs/>
         </w:rPr>
@@ -23560,7 +23700,7 @@
       </w:r>
       <w:r>
         <w:rPr>
-          <w:rFonts w:hint="eastAsia" w:ascii="Times New Roman" w:hAnsi="Times New Roman" w:eastAsia="SimSun" w:cs="Times New Roman"/>
+          <w:rFonts w:hint="eastAsia" w:ascii="Times New Roman" w:hAnsi="Times New Roman" w:eastAsia="FangSong" w:cs="Times New Roman"/>
         </w:rPr>
         <w:t>剩余</w:t>
       </w:r>
@@ -23603,7 +23743,7 @@
       </w:r>
       <w:r>
         <w:rPr>
-          <w:rFonts w:hint="eastAsia" w:ascii="Times New Roman" w:hAnsi="Times New Roman" w:eastAsia="SimSun" w:cs="Times New Roman"/>
+          <w:rFonts w:hint="eastAsia" w:ascii="Times New Roman" w:hAnsi="Times New Roman" w:eastAsia="FangSong" w:cs="Times New Roman"/>
         </w:rPr>
         <w:t>与</w:t>
       </w:r>
@@ -23615,7 +23755,7 @@
       </w:r>
       <w:r>
         <w:rPr>
-          <w:rFonts w:hint="eastAsia" w:ascii="Times New Roman" w:hAnsi="Times New Roman" w:eastAsia="SimSun" w:cs="Times New Roman"/>
+          <w:rFonts w:hint="eastAsia" w:ascii="Times New Roman" w:hAnsi="Times New Roman" w:eastAsia="FangSong" w:cs="Times New Roman"/>
         </w:rPr>
         <w:t xml:space="preserve">反应</w:t>
       </w:r>
@@ -23658,7 +23798,7 @@
       </w:r>
       <w:r>
         <w:rPr>
-          <w:rFonts w:hint="eastAsia" w:ascii="Times New Roman" w:hAnsi="Times New Roman" w:eastAsia="SimSun" w:cs="Times New Roman"/>
+          <w:rFonts w:hint="eastAsia" w:ascii="Times New Roman" w:hAnsi="Times New Roman" w:eastAsia="FangSong" w:cs="Times New Roman"/>
         </w:rPr>
         <w:t>解蔽释放</w:t>
       </w:r>
@@ -23676,7 +23816,7 @@
       </w:r>
       <w:r>
         <w:rPr>
-          <w:rFonts w:hint="eastAsia" w:ascii="Times New Roman" w:hAnsi="Times New Roman" w:eastAsia="SimSun" w:cs="Times New Roman"/>
+          <w:rFonts w:hint="eastAsia" w:ascii="Times New Roman" w:hAnsi="Times New Roman" w:eastAsia="FangSong" w:cs="Times New Roman"/>
         </w:rPr>
         <w:t>的量</w:t>
       </w:r>
@@ -24015,7 +24155,7 @@
       </w:pPr>
       <w:r>
         <w:rPr>
-          <w:rFonts w:hint="eastAsia" w:ascii="Times New Roman" w:hAnsi="Times New Roman" w:eastAsia="SimSun" w:cs="Times New Roman"/>
+          <w:rFonts w:hint="eastAsia" w:ascii="Times New Roman" w:hAnsi="Times New Roman" w:eastAsia="FangSong" w:cs="Times New Roman"/>
           <w:b/>
           <w:bCs/>
         </w:rPr>
@@ -24136,9 +24276,9 @@
         </w:pict>
       </w:r>
     </w:p>
-    <w:bookmarkEnd w:id="38"/>
-    <w:bookmarkEnd w:id="39"/>
-    <w:bookmarkStart w:id="42" w:name="七本讲速查"/>
+    <w:bookmarkEnd w:id="35"/>
+    <w:bookmarkEnd w:id="36"/>
+    <w:bookmarkStart w:id="39" w:name="七本讲速查"/>
     <w:p>
       <w:pPr>
         <w:pStyle w:val="Heading2"/>
@@ -24221,7 +24361,7 @@
             </w:pPr>
             <w:r>
               <w:rPr>
-                <w:rFonts w:hint="eastAsia" w:ascii="Times New Roman" w:hAnsi="Times New Roman" w:eastAsia="SimSun" w:cs="Times New Roman"/>
+                <w:rFonts w:hint="eastAsia" w:ascii="Times New Roman" w:hAnsi="Times New Roman" w:eastAsia="FangSong" w:cs="Times New Roman"/>
               </w:rPr>
               <w:t xml:space="preserve">条件稳定常数</w:t>
             </w:r>
@@ -24377,7 +24517,7 @@
             </w:pPr>
             <w:r>
               <w:rPr>
-                <w:rFonts w:hint="eastAsia" w:ascii="Times New Roman" w:hAnsi="Times New Roman" w:eastAsia="SimSun" w:cs="Times New Roman"/>
+                <w:rFonts w:hint="eastAsia" w:ascii="Times New Roman" w:hAnsi="Times New Roman" w:eastAsia="FangSong" w:cs="Times New Roman"/>
               </w:rPr>
               <w:t xml:space="preserve">准确滴定判据</w:t>
             </w:r>
@@ -24477,7 +24617,7 @@
             </w:r>
             <w:r>
               <w:rPr>
-                <w:rFonts w:hint="eastAsia" w:ascii="Times New Roman" w:hAnsi="Times New Roman" w:eastAsia="SimSun" w:cs="Times New Roman"/>
+                <w:rFonts w:hint="eastAsia" w:ascii="Times New Roman" w:hAnsi="Times New Roman" w:eastAsia="FangSong" w:cs="Times New Roman"/>
               </w:rPr>
               <w:t>六次方保千一</w:t>
             </w:r>
@@ -24500,7 +24640,7 @@
             </w:pPr>
             <w:r>
               <w:rPr>
-                <w:rFonts w:hint="eastAsia" w:ascii="Times New Roman" w:hAnsi="Times New Roman" w:eastAsia="SimSun" w:cs="Times New Roman"/>
+                <w:rFonts w:hint="eastAsia" w:ascii="Times New Roman" w:hAnsi="Times New Roman" w:eastAsia="FangSong" w:cs="Times New Roman"/>
               </w:rPr>
               <w:t xml:space="preserve">分别滴定判据</w:t>
             </w:r>
@@ -24585,7 +24725,7 @@
             </w:pPr>
             <w:r>
               <w:rPr>
-                <w:rFonts w:hint="eastAsia" w:ascii="Times New Roman" w:hAnsi="Times New Roman" w:eastAsia="SimSun" w:cs="Times New Roman"/>
+                <w:rFonts w:hint="eastAsia" w:ascii="Times New Roman" w:hAnsi="Times New Roman" w:eastAsia="FangSong" w:cs="Times New Roman"/>
               </w:rPr>
               <w:t xml:space="preserve">计量点</w:t>
             </w:r>
@@ -24756,7 +24896,7 @@
             </w:pPr>
             <w:r>
               <w:rPr>
-                <w:rFonts w:hint="eastAsia" w:ascii="Times New Roman" w:hAnsi="Times New Roman" w:eastAsia="SimSun" w:cs="Times New Roman"/>
+                <w:rFonts w:hint="eastAsia" w:ascii="Times New Roman" w:hAnsi="Times New Roman" w:eastAsia="FangSong" w:cs="Times New Roman"/>
               </w:rPr>
               <w:t xml:space="preserve">换算因数</w:t>
             </w:r>
@@ -24858,7 +24998,7 @@
             </w:pPr>
             <w:r>
               <w:rPr>
-                <w:rFonts w:hint="eastAsia" w:ascii="Times New Roman" w:hAnsi="Times New Roman" w:eastAsia="SimSun" w:cs="Times New Roman"/>
+                <w:rFonts w:hint="eastAsia" w:ascii="Times New Roman" w:hAnsi="Times New Roman" w:eastAsia="FangSong" w:cs="Times New Roman"/>
               </w:rPr>
               <w:t xml:space="preserve">质量分数</w:t>
             </w:r>
@@ -24957,7 +25097,7 @@
         </w:tc>
       </w:tr>
     </w:tbl>
-    <w:bookmarkStart w:id="40" w:name="络合滴定三步法"/>
+    <w:bookmarkStart w:id="37" w:name="络合滴定三步法"/>
     <w:p>
       <w:pPr>
         <w:pStyle w:val="Heading3"/>
@@ -25051,7 +25191,7 @@
             </w:r>
             <w:r>
               <w:rPr>
-                <w:rFonts w:hint="eastAsia" w:ascii="Times New Roman" w:hAnsi="Times New Roman" w:eastAsia="SimSun" w:cs="Times New Roman"/>
+                <w:rFonts w:hint="eastAsia" w:ascii="Times New Roman" w:hAnsi="Times New Roman" w:eastAsia="FangSong" w:cs="Times New Roman"/>
               </w:rPr>
               <w:t xml:space="preserve">看</w:t>
             </w:r>
@@ -25072,7 +25212,7 @@
             </w:pPr>
             <w:r>
               <w:rPr>
-                <w:rFonts w:hint="eastAsia" w:ascii="Times New Roman" w:hAnsi="Times New Roman" w:eastAsia="SimSun" w:cs="Times New Roman"/>
+                <w:rFonts w:hint="eastAsia" w:ascii="Times New Roman" w:hAnsi="Times New Roman" w:eastAsia="FangSong" w:cs="Times New Roman"/>
               </w:rPr>
               <w:t xml:space="preserve">查</w:t>
             </w:r>
@@ -25131,7 +25271,7 @@
             </w:r>
             <w:r>
               <w:rPr>
-                <w:rFonts w:hint="eastAsia" w:ascii="Times New Roman" w:hAnsi="Times New Roman" w:eastAsia="SimSun" w:cs="Times New Roman"/>
+                <w:rFonts w:hint="eastAsia" w:ascii="Times New Roman" w:hAnsi="Times New Roman" w:eastAsia="FangSong" w:cs="Times New Roman"/>
               </w:rPr>
               <w:t>算</w:t>
             </w:r>
@@ -25183,7 +25323,7 @@
             </w:pPr>
             <w:r>
               <w:rPr>
-                <w:rFonts w:hint="eastAsia" w:ascii="Times New Roman" w:hAnsi="Times New Roman" w:eastAsia="SimSun" w:cs="Times New Roman"/>
+                <w:rFonts w:hint="eastAsia" w:ascii="Times New Roman" w:hAnsi="Times New Roman" w:eastAsia="FangSong" w:cs="Times New Roman"/>
               </w:rPr>
               <w:t xml:space="preserve">酸效应是否可接受</w:t>
             </w:r>
@@ -25206,7 +25346,7 @@
             </w:r>
             <w:r>
               <w:rPr>
-                <w:rFonts w:hint="eastAsia" w:ascii="Times New Roman" w:hAnsi="Times New Roman" w:eastAsia="SimSun" w:cs="Times New Roman"/>
+                <w:rFonts w:hint="eastAsia" w:ascii="Times New Roman" w:hAnsi="Times New Roman" w:eastAsia="FangSong" w:cs="Times New Roman"/>
               </w:rPr>
               <w:t xml:space="preserve">算判据</w:t>
             </w:r>
@@ -25312,7 +25452,7 @@
             </w:r>
             <w:r>
               <w:rPr>
-                <w:rFonts w:hint="eastAsia" w:ascii="Times New Roman" w:hAnsi="Times New Roman" w:eastAsia="SimSun" w:cs="Times New Roman"/>
+                <w:rFonts w:hint="eastAsia" w:ascii="Times New Roman" w:hAnsi="Times New Roman" w:eastAsia="FangSong" w:cs="Times New Roman"/>
               </w:rPr>
               <w:t xml:space="preserve">可准确滴定</w:t>
             </w:r>
@@ -25335,7 +25475,7 @@
             </w:r>
             <w:r>
               <w:rPr>
-                <w:rFonts w:hint="eastAsia" w:ascii="Times New Roman" w:hAnsi="Times New Roman" w:eastAsia="SimSun" w:cs="Times New Roman"/>
+                <w:rFonts w:hint="eastAsia" w:ascii="Times New Roman" w:hAnsi="Times New Roman" w:eastAsia="FangSong" w:cs="Times New Roman"/>
               </w:rPr>
               <w:t xml:space="preserve">选指示剂</w:t>
             </w:r>
@@ -25356,7 +25496,7 @@
             </w:r>
             <w:r>
               <w:rPr>
-                <w:rFonts w:hint="eastAsia" w:ascii="Times New Roman" w:hAnsi="Times New Roman" w:eastAsia="SimSun" w:cs="Times New Roman"/>
+                <w:rFonts w:hint="eastAsia" w:ascii="Times New Roman" w:hAnsi="Times New Roman" w:eastAsia="FangSong" w:cs="Times New Roman"/>
               </w:rPr>
               <w:t xml:space="preserve">对应指示剂表</w:t>
             </w:r>
@@ -25371,7 +25511,7 @@
             </w:pPr>
             <w:r>
               <w:rPr>
-                <w:rFonts w:hint="eastAsia" w:ascii="Times New Roman" w:hAnsi="Times New Roman" w:eastAsia="SimSun" w:cs="Times New Roman"/>
+                <w:rFonts w:hint="eastAsia" w:ascii="Times New Roman" w:hAnsi="Times New Roman" w:eastAsia="FangSong" w:cs="Times New Roman"/>
               </w:rPr>
               <w:t>封闭</w:t>
             </w:r>
@@ -25383,7 +25523,7 @@
             </w:r>
             <w:r>
               <w:rPr>
-                <w:rFonts w:hint="eastAsia" w:ascii="Times New Roman" w:hAnsi="Times New Roman" w:eastAsia="SimSun" w:cs="Times New Roman"/>
+                <w:rFonts w:hint="eastAsia" w:ascii="Times New Roman" w:hAnsi="Times New Roman" w:eastAsia="FangSong" w:cs="Times New Roman"/>
               </w:rPr>
               <w:t>僵化</w:t>
             </w:r>
@@ -25395,7 +25535,7 @@
             </w:r>
             <w:r>
               <w:rPr>
-                <w:rFonts w:hint="eastAsia" w:ascii="Times New Roman" w:hAnsi="Times New Roman" w:eastAsia="SimSun" w:cs="Times New Roman"/>
+                <w:rFonts w:hint="eastAsia" w:ascii="Times New Roman" w:hAnsi="Times New Roman" w:eastAsia="FangSong" w:cs="Times New Roman"/>
               </w:rPr>
               <w:t>需否掩蔽</w:t>
             </w:r>
@@ -25409,8 +25549,8 @@
         </w:tc>
       </w:tr>
     </w:tbl>
-    <w:bookmarkEnd w:id="40"/>
-    <w:bookmarkStart w:id="41" w:name="易混概念对比"/>
+    <w:bookmarkEnd w:id="37"/>
+    <w:bookmarkStart w:id="38" w:name="易混概念对比"/>
     <w:p>
       <w:pPr>
         <w:pStyle w:val="Heading3"/>
@@ -25568,7 +25708,7 @@
             </w:r>
             <w:r>
               <w:rPr>
-                <w:rFonts w:hint="eastAsia" w:ascii="Times New Roman" w:hAnsi="Times New Roman" w:eastAsia="SimSun" w:cs="Times New Roman"/>
+                <w:rFonts w:hint="eastAsia" w:ascii="Times New Roman" w:hAnsi="Times New Roman" w:eastAsia="FangSong" w:cs="Times New Roman"/>
               </w:rPr>
               <w:t>是热力学常数</w:t>
             </w:r>
@@ -25586,7 +25726,7 @@
             </w:r>
             <w:r>
               <w:rPr>
-                <w:rFonts w:hint="eastAsia" w:ascii="Times New Roman" w:hAnsi="Times New Roman" w:eastAsia="SimSun" w:cs="Times New Roman"/>
+                <w:rFonts w:hint="eastAsia" w:ascii="Times New Roman" w:hAnsi="Times New Roman" w:eastAsia="FangSong" w:cs="Times New Roman"/>
               </w:rPr>
               <w:t xml:space="preserve">受</w:t>
             </w:r>
@@ -25604,7 +25744,7 @@
             </w:r>
             <w:r>
               <w:rPr>
-                <w:rFonts w:hint="eastAsia" w:ascii="Times New Roman" w:hAnsi="Times New Roman" w:eastAsia="SimSun" w:cs="Times New Roman"/>
+                <w:rFonts w:hint="eastAsia" w:ascii="Times New Roman" w:hAnsi="Times New Roman" w:eastAsia="FangSong" w:cs="Times New Roman"/>
               </w:rPr>
               <w:t>配体影响</w:t>
             </w:r>
@@ -25718,7 +25858,7 @@
             </w:pPr>
             <w:r>
               <w:rPr>
-                <w:rFonts w:hint="eastAsia" w:ascii="Times New Roman" w:hAnsi="Times New Roman" w:eastAsia="SimSun" w:cs="Times New Roman"/>
+                <w:rFonts w:hint="eastAsia" w:ascii="Times New Roman" w:hAnsi="Times New Roman" w:eastAsia="FangSong" w:cs="Times New Roman"/>
               </w:rPr>
               <w:t xml:space="preserve">前者作用</w:t>
             </w:r>
@@ -25736,7 +25876,7 @@
             </w:r>
             <w:r>
               <w:rPr>
-                <w:rFonts w:hint="eastAsia" w:ascii="Times New Roman" w:hAnsi="Times New Roman" w:eastAsia="SimSun" w:cs="Times New Roman"/>
+                <w:rFonts w:hint="eastAsia" w:ascii="Times New Roman" w:hAnsi="Times New Roman" w:eastAsia="FangSong" w:cs="Times New Roman"/>
               </w:rPr>
               <w:t>后者作用金属离子</w:t>
             </w:r>
@@ -25753,7 +25893,7 @@
             </w:pPr>
             <w:r>
               <w:rPr>
-                <w:rFonts w:hint="eastAsia" w:ascii="Times New Roman" w:hAnsi="Times New Roman" w:eastAsia="SimSun" w:cs="Times New Roman"/>
+                <w:rFonts w:hint="eastAsia" w:ascii="Times New Roman" w:hAnsi="Times New Roman" w:eastAsia="FangSong" w:cs="Times New Roman"/>
               </w:rPr>
               <w:t xml:space="preserve">封闭</w:t>
             </w:r>
@@ -25765,7 +25905,7 @@
             </w:r>
             <w:r>
               <w:rPr>
-                <w:rFonts w:hint="eastAsia" w:ascii="Times New Roman" w:hAnsi="Times New Roman" w:eastAsia="SimSun" w:cs="Times New Roman"/>
+                <w:rFonts w:hint="eastAsia" w:ascii="Times New Roman" w:hAnsi="Times New Roman" w:eastAsia="FangSong" w:cs="Times New Roman"/>
               </w:rPr>
               <w:t xml:space="preserve">僵化</w:t>
             </w:r>
@@ -25780,7 +25920,7 @@
             </w:pPr>
             <w:r>
               <w:rPr>
-                <w:rFonts w:hint="eastAsia" w:ascii="Times New Roman" w:hAnsi="Times New Roman" w:eastAsia="SimSun" w:cs="Times New Roman"/>
+                <w:rFonts w:hint="eastAsia" w:ascii="Times New Roman" w:hAnsi="Times New Roman" w:eastAsia="FangSong" w:cs="Times New Roman"/>
               </w:rPr>
               <w:t>封闭</w:t>
             </w:r>
@@ -25792,7 +25932,7 @@
             </w:r>
             <w:r>
               <w:rPr>
-                <w:rFonts w:hint="eastAsia" w:ascii="Times New Roman" w:hAnsi="Times New Roman" w:eastAsia="SimSun" w:cs="Times New Roman"/>
+                <w:rFonts w:hint="eastAsia" w:ascii="Times New Roman" w:hAnsi="Times New Roman" w:eastAsia="FangSong" w:cs="Times New Roman"/>
               </w:rPr>
               <w:t>热力学</w:t>
             </w:r>
@@ -25810,7 +25950,7 @@
             </w:r>
             <w:r>
               <w:rPr>
-                <w:rFonts w:hint="eastAsia" w:ascii="Times New Roman" w:hAnsi="Times New Roman" w:eastAsia="SimSun" w:cs="Times New Roman"/>
+                <w:rFonts w:hint="eastAsia" w:ascii="Times New Roman" w:hAnsi="Times New Roman" w:eastAsia="FangSong" w:cs="Times New Roman"/>
               </w:rPr>
               <w:t>太稳</w:t>
             </w:r>
@@ -25822,7 +25962,7 @@
             </w:r>
             <w:r>
               <w:rPr>
-                <w:rFonts w:hint="eastAsia" w:ascii="Times New Roman" w:hAnsi="Times New Roman" w:eastAsia="SimSun" w:cs="Times New Roman"/>
+                <w:rFonts w:hint="eastAsia" w:ascii="Times New Roman" w:hAnsi="Times New Roman" w:eastAsia="FangSong" w:cs="Times New Roman"/>
               </w:rPr>
               <w:t>僵化</w:t>
             </w:r>
@@ -25834,7 +25974,7 @@
             </w:r>
             <w:r>
               <w:rPr>
-                <w:rFonts w:hint="eastAsia" w:ascii="Times New Roman" w:hAnsi="Times New Roman" w:eastAsia="SimSun" w:cs="Times New Roman"/>
+                <w:rFonts w:hint="eastAsia" w:ascii="Times New Roman" w:hAnsi="Times New Roman" w:eastAsia="FangSong" w:cs="Times New Roman"/>
               </w:rPr>
               <w:t>动力学</w:t>
             </w:r>
@@ -25852,7 +25992,7 @@
             </w:r>
             <w:r>
               <w:rPr>
-                <w:rFonts w:hint="eastAsia" w:ascii="Times New Roman" w:hAnsi="Times New Roman" w:eastAsia="SimSun" w:cs="Times New Roman"/>
+                <w:rFonts w:hint="eastAsia" w:ascii="Times New Roman" w:hAnsi="Times New Roman" w:eastAsia="FangSong" w:cs="Times New Roman"/>
               </w:rPr>
               <w:t>难溶</w:t>
             </w:r>
@@ -25875,7 +26015,7 @@
             </w:pPr>
             <w:r>
               <w:rPr>
-                <w:rFonts w:hint="eastAsia" w:ascii="Times New Roman" w:hAnsi="Times New Roman" w:eastAsia="SimSun" w:cs="Times New Roman"/>
+                <w:rFonts w:hint="eastAsia" w:ascii="Times New Roman" w:hAnsi="Times New Roman" w:eastAsia="FangSong" w:cs="Times New Roman"/>
               </w:rPr>
               <w:t xml:space="preserve">沉淀形式</w:t>
             </w:r>
@@ -25887,7 +26027,7 @@
             </w:r>
             <w:r>
               <w:rPr>
-                <w:rFonts w:hint="eastAsia" w:ascii="Times New Roman" w:hAnsi="Times New Roman" w:eastAsia="SimSun" w:cs="Times New Roman"/>
+                <w:rFonts w:hint="eastAsia" w:ascii="Times New Roman" w:hAnsi="Times New Roman" w:eastAsia="FangSong" w:cs="Times New Roman"/>
               </w:rPr>
               <w:t xml:space="preserve">称量形式</w:t>
             </w:r>
@@ -25902,7 +26042,7 @@
             </w:pPr>
             <w:r>
               <w:rPr>
-                <w:rFonts w:hint="eastAsia" w:ascii="Times New Roman" w:hAnsi="Times New Roman" w:eastAsia="SimSun" w:cs="Times New Roman"/>
+                <w:rFonts w:hint="eastAsia" w:ascii="Times New Roman" w:hAnsi="Times New Roman" w:eastAsia="FangSong" w:cs="Times New Roman"/>
               </w:rPr>
               <w:t xml:space="preserve">过滤前</w:t>
             </w:r>
@@ -25914,7 +26054,7 @@
             </w:r>
             <w:r>
               <w:rPr>
-                <w:rFonts w:hint="eastAsia" w:ascii="Times New Roman" w:hAnsi="Times New Roman" w:eastAsia="SimSun" w:cs="Times New Roman"/>
+                <w:rFonts w:hint="eastAsia" w:ascii="Times New Roman" w:hAnsi="Times New Roman" w:eastAsia="FangSong" w:cs="Times New Roman"/>
               </w:rPr>
               <w:t>灼烧后</w:t>
             </w:r>
@@ -25926,7 +26066,7 @@
             </w:r>
             <w:r>
               <w:rPr>
-                <w:rFonts w:hint="eastAsia" w:ascii="Times New Roman" w:hAnsi="Times New Roman" w:eastAsia="SimSun" w:cs="Times New Roman"/>
+                <w:rFonts w:hint="eastAsia" w:ascii="Times New Roman" w:hAnsi="Times New Roman" w:eastAsia="FangSong" w:cs="Times New Roman"/>
               </w:rPr>
               <w:t>可不同</w:t>
             </w:r>
@@ -25949,7 +26089,7 @@
             </w:pPr>
             <w:r>
               <w:rPr>
-                <w:rFonts w:hint="eastAsia" w:ascii="Times New Roman" w:hAnsi="Times New Roman" w:eastAsia="SimSun" w:cs="Times New Roman"/>
+                <w:rFonts w:hint="eastAsia" w:ascii="Times New Roman" w:hAnsi="Times New Roman" w:eastAsia="FangSong" w:cs="Times New Roman"/>
               </w:rPr>
               <w:t xml:space="preserve">共沉淀</w:t>
             </w:r>
@@ -25961,7 +26101,7 @@
             </w:r>
             <w:r>
               <w:rPr>
-                <w:rFonts w:hint="eastAsia" w:ascii="Times New Roman" w:hAnsi="Times New Roman" w:eastAsia="SimSun" w:cs="Times New Roman"/>
+                <w:rFonts w:hint="eastAsia" w:ascii="Times New Roman" w:hAnsi="Times New Roman" w:eastAsia="FangSong" w:cs="Times New Roman"/>
               </w:rPr>
               <w:t xml:space="preserve">后沉淀</w:t>
             </w:r>
@@ -25976,7 +26116,7 @@
             </w:pPr>
             <w:r>
               <w:rPr>
-                <w:rFonts w:hint="eastAsia" w:ascii="Times New Roman" w:hAnsi="Times New Roman" w:eastAsia="SimSun" w:cs="Times New Roman"/>
+                <w:rFonts w:hint="eastAsia" w:ascii="Times New Roman" w:hAnsi="Times New Roman" w:eastAsia="FangSong" w:cs="Times New Roman"/>
               </w:rPr>
               <w:t xml:space="preserve">形成瞬间</w:t>
             </w:r>
@@ -25988,7 +26128,7 @@
             </w:r>
             <w:r>
               <w:rPr>
-                <w:rFonts w:hint="eastAsia" w:ascii="Times New Roman" w:hAnsi="Times New Roman" w:eastAsia="SimSun" w:cs="Times New Roman"/>
+                <w:rFonts w:hint="eastAsia" w:ascii="Times New Roman" w:hAnsi="Times New Roman" w:eastAsia="FangSong" w:cs="Times New Roman"/>
               </w:rPr>
               <w:t xml:space="preserve">随时间加重</w:t>
             </w:r>
@@ -26005,7 +26145,7 @@
             </w:pPr>
             <w:r>
               <w:rPr>
-                <w:rFonts w:hint="eastAsia" w:ascii="Times New Roman" w:hAnsi="Times New Roman" w:eastAsia="SimSun" w:cs="Times New Roman"/>
+                <w:rFonts w:hint="eastAsia" w:ascii="Times New Roman" w:hAnsi="Times New Roman" w:eastAsia="FangSong" w:cs="Times New Roman"/>
               </w:rPr>
               <w:t xml:space="preserve">同离子效应</w:t>
             </w:r>
@@ -26017,7 +26157,7 @@
             </w:r>
             <w:r>
               <w:rPr>
-                <w:rFonts w:hint="eastAsia" w:ascii="Times New Roman" w:hAnsi="Times New Roman" w:eastAsia="SimSun" w:cs="Times New Roman"/>
+                <w:rFonts w:hint="eastAsia" w:ascii="Times New Roman" w:hAnsi="Times New Roman" w:eastAsia="FangSong" w:cs="Times New Roman"/>
               </w:rPr>
               <w:t xml:space="preserve">盐效应</w:t>
             </w:r>
@@ -26032,7 +26172,7 @@
             </w:pPr>
             <w:r>
               <w:rPr>
-                <w:rFonts w:hint="eastAsia" w:ascii="Times New Roman" w:hAnsi="Times New Roman" w:eastAsia="SimSun" w:cs="Times New Roman"/>
+                <w:rFonts w:hint="eastAsia" w:ascii="Times New Roman" w:hAnsi="Times New Roman" w:eastAsia="FangSong" w:cs="Times New Roman"/>
               </w:rPr>
               <w:t>沉淀剂适量</w:t>
             </w:r>
@@ -26044,7 +26184,7 @@
             </w:r>
             <w:r>
               <w:rPr>
-                <w:rFonts w:hint="eastAsia" w:ascii="Times New Roman" w:hAnsi="Times New Roman" w:eastAsia="SimSun" w:cs="Times New Roman"/>
+                <w:rFonts w:hint="eastAsia" w:ascii="Times New Roman" w:hAnsi="Times New Roman" w:eastAsia="FangSong" w:cs="Times New Roman"/>
               </w:rPr>
               <w:t>溶解度</w:t>
             </w:r>
@@ -26056,7 +26196,7 @@
             </w:r>
             <w:r>
               <w:rPr>
-                <w:rFonts w:hint="eastAsia" w:ascii="Times New Roman" w:hAnsi="Times New Roman" w:eastAsia="SimSun" w:cs="Times New Roman"/>
+                <w:rFonts w:hint="eastAsia" w:ascii="Times New Roman" w:hAnsi="Times New Roman" w:eastAsia="FangSong" w:cs="Times New Roman"/>
               </w:rPr>
               <w:t>过量太多</w:t>
             </w:r>
@@ -26068,7 +26208,7 @@
             </w:r>
             <w:r>
               <w:rPr>
-                <w:rFonts w:hint="eastAsia" w:ascii="Times New Roman" w:hAnsi="Times New Roman" w:eastAsia="SimSun" w:cs="Times New Roman"/>
+                <w:rFonts w:hint="eastAsia" w:ascii="Times New Roman" w:hAnsi="Times New Roman" w:eastAsia="FangSong" w:cs="Times New Roman"/>
               </w:rPr>
               <w:t>溶解度</w:t>
             </w:r>
@@ -26086,9 +26226,9 @@
         </w:pict>
       </w:r>
     </w:p>
-    <w:bookmarkEnd w:id="41"/>
-    <w:bookmarkEnd w:id="42"/>
-    <w:bookmarkStart w:id="46" w:name="八练习题"/>
+    <w:bookmarkEnd w:id="38"/>
+    <w:bookmarkEnd w:id="39"/>
+    <w:bookmarkStart w:id="43" w:name="八练习题"/>
     <w:p>
       <w:pPr>
         <w:pStyle w:val="Heading2"/>
@@ -26119,7 +26259,7 @@
       </w:pPr>
       <w:r>
         <w:rPr>
-          <w:rFonts w:hint="eastAsia" w:ascii="Times New Roman" w:hAnsi="Times New Roman" w:eastAsia="SimSun" w:cs="Times New Roman"/>
+          <w:rFonts w:hint="eastAsia" w:ascii="Times New Roman" w:hAnsi="Times New Roman" w:eastAsia="FangSong" w:cs="Times New Roman"/>
           <w:b/>
           <w:bCs/>
         </w:rPr>
@@ -26133,7 +26273,7 @@
       </w:r>
       <w:r>
         <w:rPr>
-          <w:rFonts w:hint="eastAsia" w:ascii="Times New Roman" w:hAnsi="Times New Roman" w:eastAsia="SimSun" w:cs="Times New Roman"/>
+          <w:rFonts w:hint="eastAsia" w:ascii="Times New Roman" w:hAnsi="Times New Roman" w:eastAsia="FangSong" w:cs="Times New Roman"/>
         </w:rPr>
         <w:t>本讲配套即时训练</w:t>
       </w:r>
@@ -26145,7 +26285,7 @@
       </w:r>
       <w:r>
         <w:rPr>
-          <w:rFonts w:hint="eastAsia" w:ascii="Times New Roman" w:hAnsi="Times New Roman" w:eastAsia="SimSun" w:cs="Times New Roman"/>
+          <w:rFonts w:hint="eastAsia" w:ascii="Times New Roman" w:hAnsi="Times New Roman" w:eastAsia="FangSong" w:cs="Times New Roman"/>
         </w:rPr>
         <w:t>题</w:t>
       </w:r>
@@ -26157,7 +26297,7 @@
       </w:r>
       <w:r>
         <w:rPr>
-          <w:rFonts w:hint="eastAsia" w:ascii="Times New Roman" w:hAnsi="Times New Roman" w:eastAsia="SimSun" w:cs="Times New Roman"/>
+          <w:rFonts w:hint="eastAsia" w:ascii="Times New Roman" w:hAnsi="Times New Roman" w:eastAsia="FangSong" w:cs="Times New Roman"/>
         </w:rPr>
         <w:t>题源</w:t>
       </w:r>
@@ -26169,7 +26309,7 @@
       </w:r>
       <w:r>
         <w:rPr>
-          <w:rFonts w:hint="eastAsia" w:ascii="Times New Roman" w:hAnsi="Times New Roman" w:eastAsia="SimSun" w:cs="Times New Roman"/>
+          <w:rFonts w:hint="eastAsia" w:ascii="Times New Roman" w:hAnsi="Times New Roman" w:eastAsia="FangSong" w:cs="Times New Roman"/>
         </w:rPr>
         <w:t>上海中学竞赛课程</w:t>
       </w:r>
@@ -26181,7 +26321,7 @@
       </w:r>
       <w:r>
         <w:rPr>
-          <w:rFonts w:hint="eastAsia" w:ascii="Times New Roman" w:hAnsi="Times New Roman" w:eastAsia="SimSun" w:cs="Times New Roman"/>
+          <w:rFonts w:hint="eastAsia" w:ascii="Times New Roman" w:hAnsi="Times New Roman" w:eastAsia="FangSong" w:cs="Times New Roman"/>
         </w:rPr>
         <w:t>赵鑫光容量分析题集</w:t>
       </w:r>
@@ -26193,7 +26333,7 @@
       </w:r>
       <w:r>
         <w:rPr>
-          <w:rFonts w:hint="eastAsia" w:ascii="Times New Roman" w:hAnsi="Times New Roman" w:eastAsia="SimSun" w:cs="Times New Roman"/>
+          <w:rFonts w:hint="eastAsia" w:ascii="Times New Roman" w:hAnsi="Times New Roman" w:eastAsia="FangSong" w:cs="Times New Roman"/>
         </w:rPr>
         <w:t>分析化学第六版第</w:t>
       </w:r>
@@ -26205,7 +26345,7 @@
       </w:r>
       <w:r>
         <w:rPr>
-          <w:rFonts w:hint="eastAsia" w:ascii="Times New Roman" w:hAnsi="Times New Roman" w:eastAsia="SimSun" w:cs="Times New Roman"/>
+          <w:rFonts w:hint="eastAsia" w:ascii="Times New Roman" w:hAnsi="Times New Roman" w:eastAsia="FangSong" w:cs="Times New Roman"/>
         </w:rPr>
         <w:t>章</w:t>
       </w:r>
@@ -26217,7 +26357,7 @@
       </w:r>
       <w:r>
         <w:rPr>
-          <w:rFonts w:hint="eastAsia" w:ascii="Times New Roman" w:hAnsi="Times New Roman" w:eastAsia="SimSun" w:cs="Times New Roman"/>
+          <w:rFonts w:hint="eastAsia" w:ascii="Times New Roman" w:hAnsi="Times New Roman" w:eastAsia="FangSong" w:cs="Times New Roman"/>
         </w:rPr>
         <w:t>初赛讲义第</w:t>
       </w:r>
@@ -26229,7 +26369,7 @@
       </w:r>
       <w:r>
         <w:rPr>
-          <w:rFonts w:hint="eastAsia" w:ascii="Times New Roman" w:hAnsi="Times New Roman" w:eastAsia="SimSun" w:cs="Times New Roman"/>
+          <w:rFonts w:hint="eastAsia" w:ascii="Times New Roman" w:hAnsi="Times New Roman" w:eastAsia="FangSong" w:cs="Times New Roman"/>
         </w:rPr>
         <w:t>讲</w:t>
       </w:r>
@@ -26246,7 +26386,7 @@
       </w:pPr>
       <w:r>
         <w:rPr>
-          <w:rFonts w:hint="eastAsia" w:ascii="Times New Roman" w:hAnsi="Times New Roman" w:eastAsia="SimSun" w:cs="Times New Roman"/>
+          <w:rFonts w:hint="eastAsia" w:ascii="Times New Roman" w:hAnsi="Times New Roman" w:eastAsia="FangSong" w:cs="Times New Roman"/>
           <w:b/>
           <w:bCs/>
         </w:rPr>
@@ -26260,7 +26400,7 @@
       </w:r>
       <w:r>
         <w:rPr>
-          <w:rFonts w:hint="eastAsia" w:ascii="Times New Roman" w:hAnsi="Times New Roman" w:eastAsia="SimSun" w:cs="Times New Roman"/>
+          <w:rFonts w:hint="eastAsia" w:ascii="Times New Roman" w:hAnsi="Times New Roman" w:eastAsia="FangSong" w:cs="Times New Roman"/>
         </w:rPr>
         <w:t>基础巩固聚焦条件稳定常数与换算因数</w:t>
       </w:r>
@@ -26272,7 +26412,7 @@
       </w:r>
       <w:r>
         <w:rPr>
-          <w:rFonts w:hint="eastAsia" w:ascii="Times New Roman" w:hAnsi="Times New Roman" w:eastAsia="SimSun" w:cs="Times New Roman"/>
+          <w:rFonts w:hint="eastAsia" w:ascii="Times New Roman" w:hAnsi="Times New Roman" w:eastAsia="FangSong" w:cs="Times New Roman"/>
         </w:rPr>
         <w:t>竞赛入门需综合指示剂</w:t>
       </w:r>
@@ -26284,7 +26424,7 @@
       </w:r>
       <w:r>
         <w:rPr>
-          <w:rFonts w:hint="eastAsia" w:ascii="Times New Roman" w:hAnsi="Times New Roman" w:eastAsia="SimSun" w:cs="Times New Roman"/>
+          <w:rFonts w:hint="eastAsia" w:ascii="Times New Roman" w:hAnsi="Times New Roman" w:eastAsia="FangSong" w:cs="Times New Roman"/>
         </w:rPr>
         <w:t>掩蔽</w:t>
       </w:r>
@@ -26296,7 +26436,7 @@
       </w:r>
       <w:r>
         <w:rPr>
-          <w:rFonts w:hint="eastAsia" w:ascii="Times New Roman" w:hAnsi="Times New Roman" w:eastAsia="SimSun" w:cs="Times New Roman"/>
+          <w:rFonts w:hint="eastAsia" w:ascii="Times New Roman" w:hAnsi="Times New Roman" w:eastAsia="FangSong" w:cs="Times New Roman"/>
         </w:rPr>
         <w:t>重量分析</w:t>
       </w:r>
@@ -26308,7 +26448,7 @@
       </w:r>
       <w:r>
         <w:rPr>
-          <w:rFonts w:hint="eastAsia" w:ascii="Times New Roman" w:hAnsi="Times New Roman" w:eastAsia="SimSun" w:cs="Times New Roman"/>
+          <w:rFonts w:hint="eastAsia" w:ascii="Times New Roman" w:hAnsi="Times New Roman" w:eastAsia="FangSong" w:cs="Times New Roman"/>
         </w:rPr>
         <w:t>真题挑战为竞赛真题或改编</w:t>
       </w:r>
@@ -26319,7 +26459,7 @@
         <w:t>。</w:t>
       </w:r>
     </w:p>
-    <w:bookmarkStart w:id="43" w:name="基础巩固7-题"/>
+    <w:bookmarkStart w:id="40" w:name="基础巩固7-题"/>
     <w:p>
       <w:pPr>
         <w:pStyle w:val="Heading3"/>
@@ -26368,7 +26508,7 @@
       </w:pPr>
       <w:r>
         <w:rPr>
-          <w:rFonts w:hint="eastAsia" w:ascii="Times New Roman" w:hAnsi="Times New Roman" w:eastAsia="SimSun" w:cs="Times New Roman"/>
+          <w:rFonts w:hint="eastAsia" w:ascii="Times New Roman" w:hAnsi="Times New Roman" w:eastAsia="FangSong" w:cs="Times New Roman"/>
         </w:rPr>
         <w:t>以下习题选自上海中学竞赛课程</w:t>
       </w:r>
@@ -26380,7 +26520,7 @@
       </w:r>
       <w:r>
         <w:rPr>
-          <w:rFonts w:hint="eastAsia" w:ascii="Times New Roman" w:hAnsi="Times New Roman" w:eastAsia="SimSun" w:cs="Times New Roman"/>
+          <w:rFonts w:hint="eastAsia" w:ascii="Times New Roman" w:hAnsi="Times New Roman" w:eastAsia="FangSong" w:cs="Times New Roman"/>
         </w:rPr>
         <w:t>分析化学第六版</w:t>
       </w:r>
@@ -26397,7 +26537,7 @@
       </w:pPr>
       <w:r>
         <w:rPr>
-          <w:rFonts w:hint="eastAsia" w:ascii="Times New Roman" w:hAnsi="Times New Roman" w:eastAsia="SimSun" w:cs="Times New Roman"/>
+          <w:rFonts w:hint="eastAsia" w:ascii="Times New Roman" w:hAnsi="Times New Roman" w:eastAsia="FangSong" w:cs="Times New Roman"/>
           <w:b/>
           <w:bCs/>
         </w:rPr>
@@ -26413,7 +26553,7 @@
       </w:r>
       <w:r>
         <w:rPr>
-          <w:rFonts w:hint="eastAsia" w:ascii="Times New Roman" w:hAnsi="Times New Roman" w:eastAsia="SimSun" w:cs="Times New Roman"/>
+          <w:rFonts w:hint="eastAsia" w:ascii="Times New Roman" w:hAnsi="Times New Roman" w:eastAsia="FangSong" w:cs="Times New Roman"/>
           <w:b/>
           <w:bCs/>
         </w:rPr>
@@ -26429,7 +26569,7 @@
       </w:pPr>
       <w:r>
         <w:rPr>
-          <w:rFonts w:hint="eastAsia" w:ascii="Times New Roman" w:hAnsi="Times New Roman" w:eastAsia="SimSun" w:cs="Times New Roman"/>
+          <w:rFonts w:hint="eastAsia" w:ascii="Times New Roman" w:hAnsi="Times New Roman" w:eastAsia="FangSong" w:cs="Times New Roman"/>
         </w:rPr>
         <w:t xml:space="preserve">计算</w:t>
       </w:r>
@@ -26441,7 +26581,7 @@
       </w:r>
       <w:r>
         <w:rPr>
-          <w:rFonts w:hint="eastAsia" w:ascii="Times New Roman" w:hAnsi="Times New Roman" w:eastAsia="SimSun" w:cs="Times New Roman"/>
+          <w:rFonts w:hint="eastAsia" w:ascii="Times New Roman" w:hAnsi="Times New Roman" w:eastAsia="FangSong" w:cs="Times New Roman"/>
         </w:rPr>
         <w:t xml:space="preserve">时</w:t>
       </w:r>
@@ -26574,7 +26714,7 @@
       </w:r>
       <w:r>
         <w:rPr>
-          <w:rFonts w:hint="eastAsia" w:ascii="Times New Roman" w:hAnsi="Times New Roman" w:eastAsia="SimSun" w:cs="Times New Roman"/>
+          <w:rFonts w:hint="eastAsia" w:ascii="Times New Roman" w:hAnsi="Times New Roman" w:eastAsia="FangSong" w:cs="Times New Roman"/>
         </w:rPr>
         <w:t xml:space="preserve">时</w:t>
       </w:r>
@@ -26658,7 +26798,7 @@
       </w:pPr>
       <w:r>
         <w:rPr>
-          <w:rFonts w:hint="eastAsia" w:ascii="Times New Roman" w:hAnsi="Times New Roman" w:eastAsia="SimSun" w:cs="Times New Roman"/>
+          <w:rFonts w:hint="eastAsia" w:ascii="Times New Roman" w:hAnsi="Times New Roman" w:eastAsia="FangSong" w:cs="Times New Roman"/>
         </w:rPr>
         <w:t>判断正误</w:t>
       </w:r>
@@ -26676,7 +26816,7 @@
       </w:r>
       <w:r>
         <w:rPr>
-          <w:rFonts w:hint="eastAsia" w:ascii="Times New Roman" w:hAnsi="Times New Roman" w:eastAsia="SimSun" w:cs="Times New Roman"/>
+          <w:rFonts w:hint="eastAsia" w:ascii="Times New Roman" w:hAnsi="Times New Roman" w:eastAsia="FangSong" w:cs="Times New Roman"/>
         </w:rPr>
         <w:t>金属指示剂封闭可通过加热解决</w:t>
       </w:r>
@@ -26694,7 +26834,7 @@
       </w:r>
       <w:r>
         <w:rPr>
-          <w:rFonts w:hint="eastAsia" w:ascii="Times New Roman" w:hAnsi="Times New Roman" w:eastAsia="SimSun" w:cs="Times New Roman"/>
+          <w:rFonts w:hint="eastAsia" w:ascii="Times New Roman" w:hAnsi="Times New Roman" w:eastAsia="FangSong" w:cs="Times New Roman"/>
         </w:rPr>
         <w:t>称量形式摩尔质量越大称量相对误差越小</w:t>
       </w:r>
@@ -26712,7 +26852,7 @@
       </w:r>
       <w:r>
         <w:rPr>
-          <w:rFonts w:hint="eastAsia" w:ascii="Times New Roman" w:hAnsi="Times New Roman" w:eastAsia="SimSun" w:cs="Times New Roman"/>
+          <w:rFonts w:hint="eastAsia" w:ascii="Times New Roman" w:hAnsi="Times New Roman" w:eastAsia="FangSong" w:cs="Times New Roman"/>
         </w:rPr>
         <w:t>陈化只适用于晶形沉淀</w:t>
       </w:r>
@@ -26730,7 +26870,7 @@
       </w:r>
       <w:r>
         <w:rPr>
-          <w:rFonts w:hint="eastAsia" w:ascii="Times New Roman" w:hAnsi="Times New Roman" w:eastAsia="SimSun" w:cs="Times New Roman"/>
+          <w:rFonts w:hint="eastAsia" w:ascii="Times New Roman" w:hAnsi="Times New Roman" w:eastAsia="FangSong" w:cs="Times New Roman"/>
         </w:rPr>
         <w:t xml:space="preserve">适用于</w:t>
       </w:r>
@@ -26742,7 +26882,7 @@
       </w:r>
       <w:r>
         <w:rPr>
-          <w:rFonts w:hint="eastAsia" w:ascii="Times New Roman" w:hAnsi="Times New Roman" w:eastAsia="SimSun" w:cs="Times New Roman"/>
+          <w:rFonts w:hint="eastAsia" w:ascii="Times New Roman" w:hAnsi="Times New Roman" w:eastAsia="FangSong" w:cs="Times New Roman"/>
         </w:rPr>
         <w:t>酸性条件</w:t>
       </w:r>
@@ -26759,7 +26899,7 @@
       </w:pPr>
       <w:r>
         <w:rPr>
-          <w:rFonts w:hint="eastAsia" w:ascii="Times New Roman" w:hAnsi="Times New Roman" w:eastAsia="SimSun" w:cs="Times New Roman"/>
+          <w:rFonts w:hint="eastAsia" w:ascii="Times New Roman" w:hAnsi="Times New Roman" w:eastAsia="FangSong" w:cs="Times New Roman"/>
           <w:b/>
           <w:bCs/>
         </w:rPr>
@@ -26775,7 +26915,7 @@
       </w:r>
       <w:r>
         <w:rPr>
-          <w:rFonts w:hint="eastAsia" w:ascii="Times New Roman" w:hAnsi="Times New Roman" w:eastAsia="SimSun" w:cs="Times New Roman"/>
+          <w:rFonts w:hint="eastAsia" w:ascii="Times New Roman" w:hAnsi="Times New Roman" w:eastAsia="FangSong" w:cs="Times New Roman"/>
           <w:b/>
           <w:bCs/>
         </w:rPr>
@@ -26792,7 +26932,7 @@
       </w:pPr>
       <w:r>
         <w:rPr>
-          <w:rFonts w:hint="eastAsia" w:ascii="Times New Roman" w:hAnsi="Times New Roman" w:eastAsia="SimSun" w:cs="Times New Roman"/>
+          <w:rFonts w:hint="eastAsia" w:ascii="Times New Roman" w:hAnsi="Times New Roman" w:eastAsia="FangSong" w:cs="Times New Roman"/>
         </w:rPr>
         <w:t xml:space="preserve">写出换算因数</w:t>
       </w:r>
@@ -26816,7 +26956,7 @@
       </w:r>
       <w:r>
         <w:rPr>
-          <w:rFonts w:hint="eastAsia" w:ascii="Times New Roman" w:hAnsi="Times New Roman" w:eastAsia="SimSun" w:cs="Times New Roman"/>
+          <w:rFonts w:hint="eastAsia" w:ascii="Times New Roman" w:hAnsi="Times New Roman" w:eastAsia="FangSong" w:cs="Times New Roman"/>
         </w:rPr>
         <w:t xml:space="preserve">被测</w:t>
       </w:r>
@@ -26834,7 +26974,7 @@
       </w:r>
       <w:r>
         <w:rPr>
-          <w:rFonts w:hint="eastAsia" w:ascii="Times New Roman" w:hAnsi="Times New Roman" w:eastAsia="SimSun" w:cs="Times New Roman"/>
+          <w:rFonts w:hint="eastAsia" w:ascii="Times New Roman" w:hAnsi="Times New Roman" w:eastAsia="FangSong" w:cs="Times New Roman"/>
         </w:rPr>
         <w:t>称量形式</w:t>
       </w:r>
@@ -26884,7 +27024,7 @@
       </w:r>
       <w:r>
         <w:rPr>
-          <w:rFonts w:hint="eastAsia" w:ascii="Times New Roman" w:hAnsi="Times New Roman" w:eastAsia="SimSun" w:cs="Times New Roman"/>
+          <w:rFonts w:hint="eastAsia" w:ascii="Times New Roman" w:hAnsi="Times New Roman" w:eastAsia="FangSong" w:cs="Times New Roman"/>
         </w:rPr>
         <w:t xml:space="preserve">被测</w:t>
       </w:r>
@@ -26902,7 +27042,7 @@
       </w:r>
       <w:r>
         <w:rPr>
-          <w:rFonts w:hint="eastAsia" w:ascii="Times New Roman" w:hAnsi="Times New Roman" w:eastAsia="SimSun" w:cs="Times New Roman"/>
+          <w:rFonts w:hint="eastAsia" w:ascii="Times New Roman" w:hAnsi="Times New Roman" w:eastAsia="FangSong" w:cs="Times New Roman"/>
         </w:rPr>
         <w:t>称量形式</w:t>
       </w:r>
@@ -26939,7 +27079,7 @@
       </w:r>
       <w:r>
         <w:rPr>
-          <w:rFonts w:hint="eastAsia" w:ascii="Times New Roman" w:hAnsi="Times New Roman" w:eastAsia="SimSun" w:cs="Times New Roman"/>
+          <w:rFonts w:hint="eastAsia" w:ascii="Times New Roman" w:hAnsi="Times New Roman" w:eastAsia="FangSong" w:cs="Times New Roman"/>
         </w:rPr>
         <w:t xml:space="preserve">被测</w:t>
       </w:r>
@@ -26957,7 +27097,7 @@
       </w:r>
       <w:r>
         <w:rPr>
-          <w:rFonts w:hint="eastAsia" w:ascii="Times New Roman" w:hAnsi="Times New Roman" w:eastAsia="SimSun" w:cs="Times New Roman"/>
+          <w:rFonts w:hint="eastAsia" w:ascii="Times New Roman" w:hAnsi="Times New Roman" w:eastAsia="FangSong" w:cs="Times New Roman"/>
         </w:rPr>
         <w:t>称量形式</w:t>
       </w:r>
@@ -26987,7 +27127,7 @@
       </w:pPr>
       <w:r>
         <w:rPr>
-          <w:rFonts w:hint="eastAsia" w:ascii="Times New Roman" w:hAnsi="Times New Roman" w:eastAsia="SimSun" w:cs="Times New Roman"/>
+          <w:rFonts w:hint="eastAsia" w:ascii="Times New Roman" w:hAnsi="Times New Roman" w:eastAsia="FangSong" w:cs="Times New Roman"/>
           <w:b/>
           <w:bCs/>
         </w:rPr>
@@ -27003,7 +27143,7 @@
       </w:r>
       <w:r>
         <w:rPr>
-          <w:rFonts w:hint="eastAsia" w:ascii="Times New Roman" w:hAnsi="Times New Roman" w:eastAsia="SimSun" w:cs="Times New Roman"/>
+          <w:rFonts w:hint="eastAsia" w:ascii="Times New Roman" w:hAnsi="Times New Roman" w:eastAsia="FangSong" w:cs="Times New Roman"/>
           <w:b/>
           <w:bCs/>
         </w:rPr>
@@ -27026,7 +27166,7 @@
       </w:r>
       <w:r>
         <w:rPr>
-          <w:rFonts w:hint="eastAsia" w:ascii="Times New Roman" w:hAnsi="Times New Roman" w:eastAsia="SimSun" w:cs="Times New Roman"/>
+          <w:rFonts w:hint="eastAsia" w:ascii="Times New Roman" w:hAnsi="Times New Roman" w:eastAsia="FangSong" w:cs="Times New Roman"/>
         </w:rPr>
         <w:t>指示剂选择与封闭</w:t>
       </w:r>
@@ -27038,7 +27178,7 @@
       </w:r>
       <w:r>
         <w:rPr>
-          <w:rFonts w:hint="eastAsia" w:ascii="Times New Roman" w:hAnsi="Times New Roman" w:eastAsia="SimSun" w:cs="Times New Roman"/>
+          <w:rFonts w:hint="eastAsia" w:ascii="Times New Roman" w:hAnsi="Times New Roman" w:eastAsia="FangSong" w:cs="Times New Roman"/>
         </w:rPr>
         <w:t>知识卡</w:t>
       </w:r>
@@ -27056,7 +27196,7 @@
       </w:r>
       <w:r>
         <w:rPr>
-          <w:rFonts w:hint="eastAsia" w:ascii="Times New Roman" w:hAnsi="Times New Roman" w:eastAsia="SimSun" w:cs="Times New Roman"/>
+          <w:rFonts w:hint="eastAsia" w:ascii="Times New Roman" w:hAnsi="Times New Roman" w:eastAsia="FangSong" w:cs="Times New Roman"/>
         </w:rPr>
         <w:t xml:space="preserve">以</w:t>
       </w:r>
@@ -27068,7 +27208,7 @@
       </w:r>
       <w:r>
         <w:rPr>
-          <w:rFonts w:hint="eastAsia" w:ascii="Times New Roman" w:hAnsi="Times New Roman" w:eastAsia="SimSun" w:cs="Times New Roman"/>
+          <w:rFonts w:hint="eastAsia" w:ascii="Times New Roman" w:hAnsi="Times New Roman" w:eastAsia="FangSong" w:cs="Times New Roman"/>
         </w:rPr>
         <w:t xml:space="preserve">为指示剂在</w:t>
       </w:r>
@@ -27080,7 +27220,7 @@
       </w:r>
       <w:r>
         <w:rPr>
-          <w:rFonts w:hint="eastAsia" w:ascii="Times New Roman" w:hAnsi="Times New Roman" w:eastAsia="SimSun" w:cs="Times New Roman"/>
+          <w:rFonts w:hint="eastAsia" w:ascii="Times New Roman" w:hAnsi="Times New Roman" w:eastAsia="FangSong" w:cs="Times New Roman"/>
         </w:rPr>
         <w:t xml:space="preserve">滴定</w:t>
       </w:r>
@@ -27111,7 +27251,7 @@
       </w:r>
       <w:r>
         <w:rPr>
-          <w:rFonts w:hint="eastAsia" w:ascii="Times New Roman" w:hAnsi="Times New Roman" w:eastAsia="SimSun" w:cs="Times New Roman"/>
+          <w:rFonts w:hint="eastAsia" w:ascii="Times New Roman" w:hAnsi="Times New Roman" w:eastAsia="FangSong" w:cs="Times New Roman"/>
         </w:rPr>
         <w:t>终点红</w:t>
       </w:r>
@@ -27123,7 +27263,7 @@
       </w:r>
       <w:r>
         <w:rPr>
-          <w:rFonts w:hint="eastAsia" w:ascii="Times New Roman" w:hAnsi="Times New Roman" w:eastAsia="SimSun" w:cs="Times New Roman"/>
+          <w:rFonts w:hint="eastAsia" w:ascii="Times New Roman" w:hAnsi="Times New Roman" w:eastAsia="FangSong" w:cs="Times New Roman"/>
         </w:rPr>
         <w:t>蓝清晰</w:t>
       </w:r>
@@ -27135,7 +27275,7 @@
       </w:r>
       <w:r>
         <w:rPr>
-          <w:rFonts w:hint="eastAsia" w:ascii="Times New Roman" w:hAnsi="Times New Roman" w:eastAsia="SimSun" w:cs="Times New Roman"/>
+          <w:rFonts w:hint="eastAsia" w:ascii="Times New Roman" w:hAnsi="Times New Roman" w:eastAsia="FangSong" w:cs="Times New Roman"/>
         </w:rPr>
         <w:t>若滴</w:t>
       </w:r>
@@ -27173,7 +27313,7 @@
       </w:r>
       <w:r>
         <w:rPr>
-          <w:rFonts w:hint="eastAsia" w:ascii="Times New Roman" w:hAnsi="Times New Roman" w:eastAsia="SimSun" w:cs="Times New Roman"/>
+          <w:rFonts w:hint="eastAsia" w:ascii="Times New Roman" w:hAnsi="Times New Roman" w:eastAsia="FangSong" w:cs="Times New Roman"/>
         </w:rPr>
         <w:t>混合液时溶液始终红色</w:t>
       </w:r>
@@ -27185,7 +27325,7 @@
       </w:r>
       <w:r>
         <w:rPr>
-          <w:rFonts w:hint="eastAsia" w:ascii="Times New Roman" w:hAnsi="Times New Roman" w:eastAsia="SimSun" w:cs="Times New Roman"/>
+          <w:rFonts w:hint="eastAsia" w:ascii="Times New Roman" w:hAnsi="Times New Roman" w:eastAsia="FangSong" w:cs="Times New Roman"/>
         </w:rPr>
         <w:t>属什么异常</w:t>
       </w:r>
@@ -27197,7 +27337,7 @@
       </w:r>
       <w:r>
         <w:rPr>
-          <w:rFonts w:hint="eastAsia" w:ascii="Times New Roman" w:hAnsi="Times New Roman" w:eastAsia="SimSun" w:cs="Times New Roman"/>
+          <w:rFonts w:hint="eastAsia" w:ascii="Times New Roman" w:hAnsi="Times New Roman" w:eastAsia="FangSong" w:cs="Times New Roman"/>
         </w:rPr>
         <w:t>如何解决</w:t>
       </w:r>
@@ -27208,8 +27348,8 @@
         <w:t>？</w:t>
       </w:r>
     </w:p>
-    <w:bookmarkEnd w:id="43"/>
-    <w:bookmarkStart w:id="44" w:name="竞赛入门5-题"/>
+    <w:bookmarkEnd w:id="40"/>
+    <w:bookmarkStart w:id="41" w:name="竞赛入门5-题"/>
     <w:p>
       <w:pPr>
         <w:pStyle w:val="Heading3"/>
@@ -27258,7 +27398,7 @@
       </w:pPr>
       <w:r>
         <w:rPr>
-          <w:rFonts w:hint="eastAsia" w:ascii="Times New Roman" w:hAnsi="Times New Roman" w:eastAsia="SimSun" w:cs="Times New Roman"/>
+          <w:rFonts w:hint="eastAsia" w:ascii="Times New Roman" w:hAnsi="Times New Roman" w:eastAsia="FangSong" w:cs="Times New Roman"/>
           <w:b/>
           <w:bCs/>
         </w:rPr>
@@ -27274,7 +27414,7 @@
       </w:r>
       <w:r>
         <w:rPr>
-          <w:rFonts w:hint="eastAsia" w:ascii="Times New Roman" w:hAnsi="Times New Roman" w:eastAsia="SimSun" w:cs="Times New Roman"/>
+          <w:rFonts w:hint="eastAsia" w:ascii="Times New Roman" w:hAnsi="Times New Roman" w:eastAsia="FangSong" w:cs="Times New Roman"/>
           <w:b/>
           <w:bCs/>
         </w:rPr>
@@ -27296,7 +27436,7 @@
       </w:r>
       <w:r>
         <w:rPr>
-          <w:rFonts w:hint="eastAsia" w:ascii="Times New Roman" w:hAnsi="Times New Roman" w:eastAsia="SimSun" w:cs="Times New Roman"/>
+          <w:rFonts w:hint="eastAsia" w:ascii="Times New Roman" w:hAnsi="Times New Roman" w:eastAsia="FangSong" w:cs="Times New Roman"/>
         </w:rPr>
         <w:t>题</w:t>
       </w:r>
@@ -27308,7 +27448,7 @@
       </w:r>
       <w:r>
         <w:rPr>
-          <w:rFonts w:hint="eastAsia" w:ascii="Times New Roman" w:hAnsi="Times New Roman" w:eastAsia="SimSun" w:cs="Times New Roman"/>
+          <w:rFonts w:hint="eastAsia" w:ascii="Times New Roman" w:hAnsi="Times New Roman" w:eastAsia="FangSong" w:cs="Times New Roman"/>
         </w:rPr>
         <w:t>络重</w:t>
       </w:r>
@@ -27338,7 +27478,7 @@
       </w:r>
       <w:r>
         <w:rPr>
-          <w:rFonts w:hint="eastAsia" w:ascii="Times New Roman" w:hAnsi="Times New Roman" w:eastAsia="SimSun" w:cs="Times New Roman"/>
+          <w:rFonts w:hint="eastAsia" w:ascii="Times New Roman" w:hAnsi="Times New Roman" w:eastAsia="FangSong" w:cs="Times New Roman"/>
         </w:rPr>
         <w:t xml:space="preserve">滴定等浓度</w:t>
       </w:r>
@@ -27433,7 +27573,7 @@
       </w:r>
       <w:r>
         <w:rPr>
-          <w:rFonts w:hint="eastAsia" w:ascii="Times New Roman" w:hAnsi="Times New Roman" w:eastAsia="SimSun" w:cs="Times New Roman"/>
+          <w:rFonts w:hint="eastAsia" w:ascii="Times New Roman" w:hAnsi="Times New Roman" w:eastAsia="FangSong" w:cs="Times New Roman"/>
         </w:rPr>
         <w:t xml:space="preserve">时</w:t>
       </w:r>
@@ -27509,7 +27649,7 @@
       </w:r>
       <w:r>
         <w:rPr>
-          <w:rFonts w:hint="eastAsia" w:ascii="Times New Roman" w:hAnsi="Times New Roman" w:eastAsia="SimSun" w:cs="Times New Roman"/>
+          <w:rFonts w:hint="eastAsia" w:ascii="Times New Roman" w:hAnsi="Times New Roman" w:eastAsia="FangSong" w:cs="Times New Roman"/>
         </w:rPr>
         <w:t>能否准确滴定</w:t>
       </w:r>
@@ -27535,7 +27675,7 @@
       </w:r>
       <w:r>
         <w:rPr>
-          <w:rFonts w:hint="eastAsia" w:ascii="Times New Roman" w:hAnsi="Times New Roman" w:eastAsia="SimSun" w:cs="Times New Roman"/>
+          <w:rFonts w:hint="eastAsia" w:ascii="Times New Roman" w:hAnsi="Times New Roman" w:eastAsia="FangSong" w:cs="Times New Roman"/>
         </w:rPr>
         <w:t>酸效应系数</w:t>
       </w:r>
@@ -27547,7 +27687,7 @@
       </w:r>
       <w:r>
         <w:rPr>
-          <w:rFonts w:hint="eastAsia" w:ascii="Times New Roman" w:hAnsi="Times New Roman" w:eastAsia="SimSun" w:cs="Times New Roman"/>
+          <w:rFonts w:hint="eastAsia" w:ascii="Times New Roman" w:hAnsi="Times New Roman" w:eastAsia="FangSong" w:cs="Times New Roman"/>
         </w:rPr>
         <w:t>知识卡</w:t>
       </w:r>
@@ -27565,7 +27705,7 @@
       </w:r>
       <w:r>
         <w:rPr>
-          <w:rFonts w:hint="eastAsia" w:ascii="Times New Roman" w:hAnsi="Times New Roman" w:eastAsia="SimSun" w:cs="Times New Roman"/>
+          <w:rFonts w:hint="eastAsia" w:ascii="Times New Roman" w:hAnsi="Times New Roman" w:eastAsia="FangSong" w:cs="Times New Roman"/>
         </w:rPr>
         <w:t xml:space="preserve">含</w:t>
       </w:r>
@@ -27603,7 +27743,7 @@
       </w:r>
       <w:r>
         <w:rPr>
-          <w:rFonts w:hint="eastAsia" w:ascii="Times New Roman" w:hAnsi="Times New Roman" w:eastAsia="SimSun" w:cs="Times New Roman"/>
+          <w:rFonts w:hint="eastAsia" w:ascii="Times New Roman" w:hAnsi="Times New Roman" w:eastAsia="FangSong" w:cs="Times New Roman"/>
         </w:rPr>
         <w:t xml:space="preserve">各</w:t>
       </w:r>
@@ -27743,7 +27883,7 @@
       </w:r>
       <w:r>
         <w:rPr>
-          <w:rFonts w:hint="eastAsia" w:ascii="Times New Roman" w:hAnsi="Times New Roman" w:eastAsia="SimSun" w:cs="Times New Roman"/>
+          <w:rFonts w:hint="eastAsia" w:ascii="Times New Roman" w:hAnsi="Times New Roman" w:eastAsia="FangSong" w:cs="Times New Roman"/>
         </w:rPr>
         <w:t xml:space="preserve">时</w:t>
       </w:r>
@@ -27825,7 +27965,7 @@
       </w:r>
       <w:r>
         <w:rPr>
-          <w:rFonts w:hint="eastAsia" w:ascii="Times New Roman" w:hAnsi="Times New Roman" w:eastAsia="SimSun" w:cs="Times New Roman"/>
+          <w:rFonts w:hint="eastAsia" w:ascii="Times New Roman" w:hAnsi="Times New Roman" w:eastAsia="FangSong" w:cs="Times New Roman"/>
         </w:rPr>
         <w:t xml:space="preserve">时</w:t>
       </w:r>
@@ -27843,7 +27983,7 @@
       </w:r>
       <w:r>
         <w:rPr>
-          <w:rFonts w:hint="eastAsia" w:ascii="Times New Roman" w:hAnsi="Times New Roman" w:eastAsia="SimSun" w:cs="Times New Roman"/>
+          <w:rFonts w:hint="eastAsia" w:ascii="Times New Roman" w:hAnsi="Times New Roman" w:eastAsia="FangSong" w:cs="Times New Roman"/>
         </w:rPr>
         <w:t>能否</w:t>
       </w:r>
@@ -27855,7 +27995,7 @@
       </w:r>
       <w:r>
         <w:rPr>
-          <w:rFonts w:hint="eastAsia" w:ascii="Times New Roman" w:hAnsi="Times New Roman" w:eastAsia="SimSun" w:cs="Times New Roman"/>
+          <w:rFonts w:hint="eastAsia" w:ascii="Times New Roman" w:hAnsi="Times New Roman" w:eastAsia="FangSong" w:cs="Times New Roman"/>
         </w:rPr>
         <w:t xml:space="preserve">先滴</w:t>
       </w:r>
@@ -27880,7 +28020,7 @@
       </w:r>
       <w:r>
         <w:rPr>
-          <w:rFonts w:hint="eastAsia" w:ascii="Times New Roman" w:hAnsi="Times New Roman" w:eastAsia="SimSun" w:cs="Times New Roman"/>
+          <w:rFonts w:hint="eastAsia" w:ascii="Times New Roman" w:hAnsi="Times New Roman" w:eastAsia="FangSong" w:cs="Times New Roman"/>
         </w:rPr>
         <w:t xml:space="preserve">再滴</w:t>
       </w:r>
@@ -27916,7 +28056,7 @@
       </w:pPr>
       <w:r>
         <w:rPr>
-          <w:rFonts w:hint="eastAsia" w:ascii="Times New Roman" w:hAnsi="Times New Roman" w:eastAsia="SimSun" w:cs="Times New Roman"/>
+          <w:rFonts w:hint="eastAsia" w:ascii="Times New Roman" w:hAnsi="Times New Roman" w:eastAsia="FangSong" w:cs="Times New Roman"/>
           <w:b/>
           <w:bCs/>
         </w:rPr>
@@ -27932,7 +28072,7 @@
       </w:r>
       <w:r>
         <w:rPr>
-          <w:rFonts w:hint="eastAsia" w:ascii="Times New Roman" w:hAnsi="Times New Roman" w:eastAsia="SimSun" w:cs="Times New Roman"/>
+          <w:rFonts w:hint="eastAsia" w:ascii="Times New Roman" w:hAnsi="Times New Roman" w:eastAsia="FangSong" w:cs="Times New Roman"/>
           <w:b/>
           <w:bCs/>
         </w:rPr>
@@ -27949,7 +28089,7 @@
       </w:pPr>
       <w:r>
         <w:rPr>
-          <w:rFonts w:hint="eastAsia" w:ascii="Times New Roman" w:hAnsi="Times New Roman" w:eastAsia="SimSun" w:cs="Times New Roman"/>
+          <w:rFonts w:hint="eastAsia" w:ascii="Times New Roman" w:hAnsi="Times New Roman" w:eastAsia="FangSong" w:cs="Times New Roman"/>
         </w:rPr>
         <w:t xml:space="preserve">含铁试样</w:t>
       </w:r>
@@ -27980,7 +28120,7 @@
       </w:r>
       <w:r>
         <w:rPr>
-          <w:rFonts w:hint="eastAsia" w:ascii="Times New Roman" w:hAnsi="Times New Roman" w:eastAsia="SimSun" w:cs="Times New Roman"/>
+          <w:rFonts w:hint="eastAsia" w:ascii="Times New Roman" w:hAnsi="Times New Roman" w:eastAsia="FangSong" w:cs="Times New Roman"/>
         </w:rPr>
         <w:t xml:space="preserve">沉淀为</w:t>
       </w:r>
@@ -28011,7 +28151,7 @@
       </w:r>
       <w:r>
         <w:rPr>
-          <w:rFonts w:hint="eastAsia" w:ascii="Times New Roman" w:hAnsi="Times New Roman" w:eastAsia="SimSun" w:cs="Times New Roman"/>
+          <w:rFonts w:hint="eastAsia" w:ascii="Times New Roman" w:hAnsi="Times New Roman" w:eastAsia="FangSong" w:cs="Times New Roman"/>
         </w:rPr>
         <w:t>灼烧得</w:t>
       </w:r>
@@ -28055,7 +28195,7 @@
       </w:r>
       <w:r>
         <w:rPr>
-          <w:rFonts w:hint="eastAsia" w:ascii="Times New Roman" w:hAnsi="Times New Roman" w:eastAsia="SimSun" w:cs="Times New Roman"/>
+          <w:rFonts w:hint="eastAsia" w:ascii="Times New Roman" w:hAnsi="Times New Roman" w:eastAsia="FangSong" w:cs="Times New Roman"/>
         </w:rPr>
         <w:t>求</w:t>
       </w:r>
@@ -28194,8 +28334,8 @@
         <w:t xml:space="preserve">）</w:t>
       </w:r>
     </w:p>
-    <w:bookmarkEnd w:id="44"/>
-    <w:bookmarkStart w:id="45" w:name="真题挑战4-题"/>
+    <w:bookmarkEnd w:id="41"/>
+    <w:bookmarkStart w:id="42" w:name="真题挑战4-题"/>
     <w:p>
       <w:pPr>
         <w:pStyle w:val="Heading3"/>
@@ -28253,7 +28393,7 @@
       </w:r>
       <w:r>
         <w:rPr>
-          <w:rFonts w:hint="eastAsia" w:ascii="Times New Roman" w:hAnsi="Times New Roman" w:eastAsia="SimSun" w:cs="Times New Roman"/>
+          <w:rFonts w:hint="eastAsia" w:ascii="Times New Roman" w:hAnsi="Times New Roman" w:eastAsia="FangSong" w:cs="Times New Roman"/>
         </w:rPr>
         <w:t>题</w:t>
       </w:r>
@@ -28265,7 +28405,7 @@
       </w:r>
       <w:r>
         <w:rPr>
-          <w:rFonts w:hint="eastAsia" w:ascii="Times New Roman" w:hAnsi="Times New Roman" w:eastAsia="SimSun" w:cs="Times New Roman"/>
+          <w:rFonts w:hint="eastAsia" w:ascii="Times New Roman" w:hAnsi="Times New Roman" w:eastAsia="FangSong" w:cs="Times New Roman"/>
         </w:rPr>
         <w:t>络重</w:t>
       </w:r>
@@ -28283,7 +28423,7 @@
       </w:r>
       <w:r>
         <w:rPr>
-          <w:rFonts w:hint="eastAsia" w:ascii="Times New Roman" w:hAnsi="Times New Roman" w:eastAsia="SimSun" w:cs="Times New Roman"/>
+          <w:rFonts w:hint="eastAsia" w:ascii="Times New Roman" w:hAnsi="Times New Roman" w:eastAsia="FangSong" w:cs="Times New Roman"/>
         </w:rPr>
         <w:t>滴定水的硬度</w:t>
       </w:r>
@@ -28295,7 +28435,7 @@
       </w:r>
       <w:r>
         <w:rPr>
-          <w:rFonts w:hint="eastAsia" w:ascii="Times New Roman" w:hAnsi="Times New Roman" w:eastAsia="SimSun" w:cs="Times New Roman"/>
+          <w:rFonts w:hint="eastAsia" w:ascii="Times New Roman" w:hAnsi="Times New Roman" w:eastAsia="FangSong" w:cs="Times New Roman"/>
         </w:rPr>
         <w:t>取水样</w:t>
       </w:r>
@@ -28319,7 +28459,7 @@
       </w:r>
       <w:r>
         <w:rPr>
-          <w:rFonts w:hint="eastAsia" w:ascii="Times New Roman" w:hAnsi="Times New Roman" w:eastAsia="SimSun" w:cs="Times New Roman"/>
+          <w:rFonts w:hint="eastAsia" w:ascii="Times New Roman" w:hAnsi="Times New Roman" w:eastAsia="FangSong" w:cs="Times New Roman"/>
         </w:rPr>
         <w:t xml:space="preserve">氨性缓冲</w:t>
       </w:r>
@@ -28331,7 +28471,7 @@
       </w:r>
       <w:r>
         <w:rPr>
-          <w:rFonts w:hint="eastAsia" w:ascii="Times New Roman" w:hAnsi="Times New Roman" w:eastAsia="SimSun" w:cs="Times New Roman"/>
+          <w:rFonts w:hint="eastAsia" w:ascii="Times New Roman" w:hAnsi="Times New Roman" w:eastAsia="FangSong" w:cs="Times New Roman"/>
         </w:rPr>
         <w:t>指示剂</w:t>
       </w:r>
@@ -28349,7 +28489,7 @@
       </w:r>
       <w:r>
         <w:rPr>
-          <w:rFonts w:hint="eastAsia" w:ascii="Times New Roman" w:hAnsi="Times New Roman" w:eastAsia="SimSun" w:cs="Times New Roman"/>
+          <w:rFonts w:hint="eastAsia" w:ascii="Times New Roman" w:hAnsi="Times New Roman" w:eastAsia="FangSong" w:cs="Times New Roman"/>
         </w:rPr>
         <w:t xml:space="preserve">耗</w:t>
       </w:r>
@@ -28367,7 +28507,7 @@
       </w:r>
       <w:r>
         <w:rPr>
-          <w:rFonts w:hint="eastAsia" w:ascii="Times New Roman" w:hAnsi="Times New Roman" w:eastAsia="SimSun" w:cs="Times New Roman"/>
+          <w:rFonts w:hint="eastAsia" w:ascii="Times New Roman" w:hAnsi="Times New Roman" w:eastAsia="FangSong" w:cs="Times New Roman"/>
         </w:rPr>
         <w:t>求水样总硬度</w:t>
       </w:r>
@@ -28379,7 +28519,7 @@
       </w:r>
       <w:r>
         <w:rPr>
-          <w:rFonts w:hint="eastAsia" w:ascii="Times New Roman" w:hAnsi="Times New Roman" w:eastAsia="SimSun" w:cs="Times New Roman"/>
+          <w:rFonts w:hint="eastAsia" w:ascii="Times New Roman" w:hAnsi="Times New Roman" w:eastAsia="FangSong" w:cs="Times New Roman"/>
         </w:rPr>
         <w:t>以</w:t>
       </w:r>
@@ -28404,7 +28544,7 @@
       </w:r>
       <w:r>
         <w:rPr>
-          <w:rFonts w:hint="eastAsia" w:ascii="Times New Roman" w:hAnsi="Times New Roman" w:eastAsia="SimSun" w:cs="Times New Roman"/>
+          <w:rFonts w:hint="eastAsia" w:ascii="Times New Roman" w:hAnsi="Times New Roman" w:eastAsia="FangSong" w:cs="Times New Roman"/>
         </w:rPr>
         <w:t>计</w:t>
       </w:r>
@@ -28430,7 +28570,7 @@
       </w:r>
       <w:r>
         <w:rPr>
-          <w:rFonts w:hint="eastAsia" w:ascii="Times New Roman" w:hAnsi="Times New Roman" w:eastAsia="SimSun" w:cs="Times New Roman"/>
+          <w:rFonts w:hint="eastAsia" w:ascii="Times New Roman" w:hAnsi="Times New Roman" w:eastAsia="FangSong" w:cs="Times New Roman"/>
         </w:rPr>
         <w:t>题</w:t>
       </w:r>
@@ -28442,7 +28582,7 @@
       </w:r>
       <w:r>
         <w:rPr>
-          <w:rFonts w:hint="eastAsia" w:ascii="Times New Roman" w:hAnsi="Times New Roman" w:eastAsia="SimSun" w:cs="Times New Roman"/>
+          <w:rFonts w:hint="eastAsia" w:ascii="Times New Roman" w:hAnsi="Times New Roman" w:eastAsia="FangSong" w:cs="Times New Roman"/>
         </w:rPr>
         <w:t>络重</w:t>
       </w:r>
@@ -28454,7 +28594,7 @@
       </w:r>
       <w:r>
         <w:rPr>
-          <w:rFonts w:hint="eastAsia" w:ascii="Times New Roman" w:hAnsi="Times New Roman" w:eastAsia="SimSun" w:cs="Times New Roman"/>
+          <w:rFonts w:hint="eastAsia" w:ascii="Times New Roman" w:hAnsi="Times New Roman" w:eastAsia="FangSong" w:cs="Times New Roman"/>
         </w:rPr>
         <w:t>返滴定测铝</w:t>
       </w:r>
@@ -28485,7 +28625,7 @@
       </w:r>
       <w:r>
         <w:rPr>
-          <w:rFonts w:hint="eastAsia" w:ascii="Times New Roman" w:hAnsi="Times New Roman" w:eastAsia="SimSun" w:cs="Times New Roman"/>
+          <w:rFonts w:hint="eastAsia" w:ascii="Times New Roman" w:hAnsi="Times New Roman" w:eastAsia="FangSong" w:cs="Times New Roman"/>
         </w:rPr>
         <w:t>不能直接滴定</w:t>
       </w:r>
@@ -28497,7 +28637,7 @@
       </w:r>
       <w:r>
         <w:rPr>
-          <w:rFonts w:hint="eastAsia" w:ascii="Times New Roman" w:hAnsi="Times New Roman" w:eastAsia="SimSun" w:cs="Times New Roman"/>
+          <w:rFonts w:hint="eastAsia" w:ascii="Times New Roman" w:hAnsi="Times New Roman" w:eastAsia="FangSong" w:cs="Times New Roman"/>
         </w:rPr>
         <w:t>用返滴定法测定</w:t>
       </w:r>
@@ -28509,7 +28649,7 @@
       </w:r>
       <w:r>
         <w:rPr>
-          <w:rFonts w:hint="eastAsia" w:ascii="Times New Roman" w:hAnsi="Times New Roman" w:eastAsia="SimSun" w:cs="Times New Roman"/>
+          <w:rFonts w:hint="eastAsia" w:ascii="Times New Roman" w:hAnsi="Times New Roman" w:eastAsia="FangSong" w:cs="Times New Roman"/>
         </w:rPr>
         <w:t>过量</w:t>
       </w:r>
@@ -28534,7 +28674,7 @@
       </w:r>
       <w:r>
         <w:rPr>
-          <w:rFonts w:hint="eastAsia" w:ascii="Times New Roman" w:hAnsi="Times New Roman" w:eastAsia="SimSun" w:cs="Times New Roman"/>
+          <w:rFonts w:hint="eastAsia" w:ascii="Times New Roman" w:hAnsi="Times New Roman" w:eastAsia="FangSong" w:cs="Times New Roman"/>
         </w:rPr>
         <w:t>返滴定</w:t>
       </w:r>
@@ -28546,7 +28686,7 @@
       </w:r>
       <w:r>
         <w:rPr>
-          <w:rFonts w:hint="eastAsia" w:ascii="Times New Roman" w:hAnsi="Times New Roman" w:eastAsia="SimSun" w:cs="Times New Roman"/>
+          <w:rFonts w:hint="eastAsia" w:ascii="Times New Roman" w:hAnsi="Times New Roman" w:eastAsia="FangSong" w:cs="Times New Roman"/>
         </w:rPr>
         <w:t>简述流程并计算</w:t>
       </w:r>
@@ -28585,7 +28725,7 @@
       </w:r>
       <w:r>
         <w:rPr>
-          <w:rFonts w:hint="eastAsia" w:ascii="Times New Roman" w:hAnsi="Times New Roman" w:eastAsia="SimSun" w:cs="Times New Roman"/>
+          <w:rFonts w:hint="eastAsia" w:ascii="Times New Roman" w:hAnsi="Times New Roman" w:eastAsia="FangSong" w:cs="Times New Roman"/>
         </w:rPr>
         <w:t>返滴定</w:t>
       </w:r>
@@ -28603,7 +28743,7 @@
       </w:r>
       <w:r>
         <w:rPr>
-          <w:rFonts w:hint="eastAsia" w:ascii="Times New Roman" w:hAnsi="Times New Roman" w:eastAsia="SimSun" w:cs="Times New Roman"/>
+          <w:rFonts w:hint="eastAsia" w:ascii="Times New Roman" w:hAnsi="Times New Roman" w:eastAsia="FangSong" w:cs="Times New Roman"/>
         </w:rPr>
         <w:t>指示剂</w:t>
       </w:r>
@@ -28615,7 +28755,7 @@
       </w:r>
       <w:r>
         <w:rPr>
-          <w:rFonts w:hint="eastAsia" w:ascii="Times New Roman" w:hAnsi="Times New Roman" w:eastAsia="SimSun" w:cs="Times New Roman"/>
+          <w:rFonts w:hint="eastAsia" w:ascii="Times New Roman" w:hAnsi="Times New Roman" w:eastAsia="FangSong" w:cs="Times New Roman"/>
         </w:rPr>
         <w:t>计算并判断误差方向</w:t>
       </w:r>
@@ -28635,7 +28775,7 @@
       </w:pPr>
       <w:r>
         <w:rPr>
-          <w:rFonts w:hint="eastAsia" w:ascii="Times New Roman" w:hAnsi="Times New Roman" w:eastAsia="SimSun" w:cs="Times New Roman"/>
+          <w:rFonts w:hint="eastAsia" w:ascii="Times New Roman" w:hAnsi="Times New Roman" w:eastAsia="FangSong" w:cs="Times New Roman"/>
         </w:rPr>
         <w:t xml:space="preserve">苯巴比妥钠</w:t>
       </w:r>
@@ -28673,7 +28813,7 @@
       </w:r>
       <w:r>
         <w:rPr>
-          <w:rFonts w:hint="eastAsia" w:ascii="Times New Roman" w:hAnsi="Times New Roman" w:eastAsia="SimSun" w:cs="Times New Roman"/>
+          <w:rFonts w:hint="eastAsia" w:ascii="Times New Roman" w:hAnsi="Times New Roman" w:eastAsia="FangSong" w:cs="Times New Roman"/>
         </w:rPr>
         <w:t xml:space="preserve">沉淀释放</w:t>
       </w:r>
@@ -28710,7 +28850,7 @@
       </w:r>
       <w:r>
         <w:rPr>
-          <w:rFonts w:hint="eastAsia" w:ascii="Times New Roman" w:hAnsi="Times New Roman" w:eastAsia="SimSun" w:cs="Times New Roman"/>
+          <w:rFonts w:hint="eastAsia" w:ascii="Times New Roman" w:hAnsi="Times New Roman" w:eastAsia="FangSong" w:cs="Times New Roman"/>
         </w:rPr>
         <w:t>滴定</w:t>
       </w:r>
@@ -28722,7 +28862,7 @@
       </w:r>
       <w:r>
         <w:rPr>
-          <w:rFonts w:hint="eastAsia" w:ascii="Times New Roman" w:hAnsi="Times New Roman" w:eastAsia="SimSun" w:cs="Times New Roman"/>
+          <w:rFonts w:hint="eastAsia" w:ascii="Times New Roman" w:hAnsi="Times New Roman" w:eastAsia="FangSong" w:cs="Times New Roman"/>
         </w:rPr>
         <w:t>间接沉淀</w:t>
       </w:r>
@@ -28734,7 +28874,7 @@
       </w:r>
       <w:r>
         <w:rPr>
-          <w:rFonts w:hint="eastAsia" w:ascii="Times New Roman" w:hAnsi="Times New Roman" w:eastAsia="SimSun" w:cs="Times New Roman"/>
+          <w:rFonts w:hint="eastAsia" w:ascii="Times New Roman" w:hAnsi="Times New Roman" w:eastAsia="FangSong" w:cs="Times New Roman"/>
         </w:rPr>
         <w:t>配位联合</w:t>
       </w:r>
@@ -28746,7 +28886,7 @@
       </w:r>
       <w:r>
         <w:rPr>
-          <w:rFonts w:hint="eastAsia" w:ascii="Times New Roman" w:hAnsi="Times New Roman" w:eastAsia="SimSun" w:cs="Times New Roman"/>
+          <w:rFonts w:hint="eastAsia" w:ascii="Times New Roman" w:hAnsi="Times New Roman" w:eastAsia="FangSong" w:cs="Times New Roman"/>
         </w:rPr>
         <w:t>写出反应关系并计算</w:t>
       </w:r>
@@ -28767,9 +28907,9 @@
         </w:pict>
       </w:r>
     </w:p>
-    <w:bookmarkEnd w:id="45"/>
-    <w:bookmarkEnd w:id="46"/>
-    <w:bookmarkStart w:id="50" w:name="九参考答案与提示"/>
+    <w:bookmarkEnd w:id="42"/>
+    <w:bookmarkEnd w:id="43"/>
+    <w:bookmarkStart w:id="47" w:name="九参考答案与提示"/>
     <w:p>
       <w:pPr>
         <w:pStyle w:val="Heading2"/>
@@ -28794,7 +28934,7 @@
         <w:t>参考答案与提示</w:t>
       </w:r>
     </w:p>
-    <w:bookmarkStart w:id="47" w:name="基础巩固答案"/>
+    <w:bookmarkStart w:id="44" w:name="基础巩固答案"/>
     <w:p>
       <w:pPr>
         <w:pStyle w:val="Heading3"/>
@@ -28936,7 +29076,7 @@
       </w:r>
       <w:r>
         <w:rPr>
-          <w:rFonts w:hint="eastAsia" w:ascii="Times New Roman" w:hAnsi="Times New Roman" w:eastAsia="SimSun" w:cs="Times New Roman"/>
+          <w:rFonts w:hint="eastAsia" w:ascii="Times New Roman" w:hAnsi="Times New Roman" w:eastAsia="FangSong" w:cs="Times New Roman"/>
         </w:rPr>
         <w:t>错误</w:t>
       </w:r>
@@ -28948,7 +29088,7 @@
       </w:r>
       <w:r>
         <w:rPr>
-          <w:rFonts w:hint="eastAsia" w:ascii="Times New Roman" w:hAnsi="Times New Roman" w:eastAsia="SimSun" w:cs="Times New Roman"/>
+          <w:rFonts w:hint="eastAsia" w:ascii="Times New Roman" w:hAnsi="Times New Roman" w:eastAsia="FangSong" w:cs="Times New Roman"/>
         </w:rPr>
         <w:t>封闭是热力学问题</w:t>
       </w:r>
@@ -28960,7 +29100,7 @@
       </w:r>
       <w:r>
         <w:rPr>
-          <w:rFonts w:hint="eastAsia" w:ascii="Times New Roman" w:hAnsi="Times New Roman" w:eastAsia="SimSun" w:cs="Times New Roman"/>
+          <w:rFonts w:hint="eastAsia" w:ascii="Times New Roman" w:hAnsi="Times New Roman" w:eastAsia="FangSong" w:cs="Times New Roman"/>
         </w:rPr>
         <w:t>需加掩蔽剂</w:t>
       </w:r>
@@ -28972,7 +29112,7 @@
       </w:r>
       <w:r>
         <w:rPr>
-          <w:rFonts w:hint="eastAsia" w:ascii="Times New Roman" w:hAnsi="Times New Roman" w:eastAsia="SimSun" w:cs="Times New Roman"/>
+          <w:rFonts w:hint="eastAsia" w:ascii="Times New Roman" w:hAnsi="Times New Roman" w:eastAsia="FangSong" w:cs="Times New Roman"/>
         </w:rPr>
         <w:t>加热改善僵化</w:t>
       </w:r>
@@ -28990,7 +29130,7 @@
       </w:r>
       <w:r>
         <w:rPr>
-          <w:rFonts w:hint="eastAsia" w:ascii="Times New Roman" w:hAnsi="Times New Roman" w:eastAsia="SimSun" w:cs="Times New Roman"/>
+          <w:rFonts w:hint="eastAsia" w:ascii="Times New Roman" w:hAnsi="Times New Roman" w:eastAsia="FangSong" w:cs="Times New Roman"/>
         </w:rPr>
         <w:t>正确</w:t>
       </w:r>
@@ -29008,7 +29148,7 @@
       </w:r>
       <w:r>
         <w:rPr>
-          <w:rFonts w:hint="eastAsia" w:ascii="Times New Roman" w:hAnsi="Times New Roman" w:eastAsia="SimSun" w:cs="Times New Roman"/>
+          <w:rFonts w:hint="eastAsia" w:ascii="Times New Roman" w:hAnsi="Times New Roman" w:eastAsia="FangSong" w:cs="Times New Roman"/>
         </w:rPr>
         <w:t>正确</w:t>
       </w:r>
@@ -29026,7 +29166,7 @@
       </w:r>
       <w:r>
         <w:rPr>
-          <w:rFonts w:hint="eastAsia" w:ascii="Times New Roman" w:hAnsi="Times New Roman" w:eastAsia="SimSun" w:cs="Times New Roman"/>
+          <w:rFonts w:hint="eastAsia" w:ascii="Times New Roman" w:hAnsi="Times New Roman" w:eastAsia="FangSong" w:cs="Times New Roman"/>
         </w:rPr>
         <w:t>错误</w:t>
       </w:r>
@@ -29044,7 +29184,7 @@
       </w:r>
       <w:r>
         <w:rPr>
-          <w:rFonts w:hint="eastAsia" w:ascii="Times New Roman" w:hAnsi="Times New Roman" w:eastAsia="SimSun" w:cs="Times New Roman"/>
+          <w:rFonts w:hint="eastAsia" w:ascii="Times New Roman" w:hAnsi="Times New Roman" w:eastAsia="FangSong" w:cs="Times New Roman"/>
         </w:rPr>
         <w:t xml:space="preserve">适用</w:t>
       </w:r>
@@ -29467,7 +29607,7 @@
       </w:r>
       <w:r>
         <w:rPr>
-          <w:rFonts w:hint="eastAsia" w:ascii="Times New Roman" w:hAnsi="Times New Roman" w:eastAsia="SimSun" w:cs="Times New Roman"/>
+          <w:rFonts w:hint="eastAsia" w:ascii="Times New Roman" w:hAnsi="Times New Roman" w:eastAsia="FangSong" w:cs="Times New Roman"/>
         </w:rPr>
         <w:t xml:space="preserve">与</w:t>
       </w:r>
@@ -29479,7 +29619,7 @@
       </w:r>
       <w:r>
         <w:rPr>
-          <w:rFonts w:hint="eastAsia" w:ascii="Times New Roman" w:hAnsi="Times New Roman" w:eastAsia="SimSun" w:cs="Times New Roman"/>
+          <w:rFonts w:hint="eastAsia" w:ascii="Times New Roman" w:hAnsi="Times New Roman" w:eastAsia="FangSong" w:cs="Times New Roman"/>
         </w:rPr>
         <w:t xml:space="preserve">配合物比</w:t>
       </w:r>
@@ -29491,7 +29631,7 @@
       </w:r>
       <w:r>
         <w:rPr>
-          <w:rFonts w:hint="eastAsia" w:ascii="Times New Roman" w:hAnsi="Times New Roman" w:eastAsia="SimSun" w:cs="Times New Roman"/>
+          <w:rFonts w:hint="eastAsia" w:ascii="Times New Roman" w:hAnsi="Times New Roman" w:eastAsia="FangSong" w:cs="Times New Roman"/>
         </w:rPr>
         <w:t>更稳定</w:t>
       </w:r>
@@ -29509,7 +29649,7 @@
       </w:r>
       <w:r>
         <w:rPr>
-          <w:rFonts w:hint="eastAsia" w:ascii="Times New Roman" w:hAnsi="Times New Roman" w:eastAsia="SimSun" w:cs="Times New Roman"/>
+          <w:rFonts w:hint="eastAsia" w:ascii="Times New Roman" w:hAnsi="Times New Roman" w:eastAsia="FangSong" w:cs="Times New Roman"/>
         </w:rPr>
         <w:t xml:space="preserve">无法置换</w:t>
       </w:r>
@@ -29527,7 +29667,7 @@
       </w:r>
       <w:r>
         <w:rPr>
-          <w:rFonts w:hint="eastAsia" w:ascii="Times New Roman" w:hAnsi="Times New Roman" w:eastAsia="SimSun" w:cs="Times New Roman"/>
+          <w:rFonts w:hint="eastAsia" w:ascii="Times New Roman" w:hAnsi="Times New Roman" w:eastAsia="FangSong" w:cs="Times New Roman"/>
           <w:b/>
           <w:bCs/>
         </w:rPr>
@@ -29541,7 +29681,7 @@
       </w:r>
       <w:r>
         <w:rPr>
-          <w:rFonts w:hint="eastAsia" w:ascii="Times New Roman" w:hAnsi="Times New Roman" w:eastAsia="SimSun" w:cs="Times New Roman"/>
+          <w:rFonts w:hint="eastAsia" w:ascii="Times New Roman" w:hAnsi="Times New Roman" w:eastAsia="FangSong" w:cs="Times New Roman"/>
         </w:rPr>
         <w:t>加三乙醇胺</w:t>
       </w:r>
@@ -29553,7 +29693,7 @@
       </w:r>
       <w:r>
         <w:rPr>
-          <w:rFonts w:hint="eastAsia" w:ascii="Times New Roman" w:hAnsi="Times New Roman" w:eastAsia="SimSun" w:cs="Times New Roman"/>
+          <w:rFonts w:hint="eastAsia" w:ascii="Times New Roman" w:hAnsi="Times New Roman" w:eastAsia="FangSong" w:cs="Times New Roman"/>
         </w:rPr>
         <w:t>或</w:t>
       </w:r>
@@ -29578,7 +29718,7 @@
       </w:r>
       <w:r>
         <w:rPr>
-          <w:rFonts w:hint="eastAsia" w:ascii="Times New Roman" w:hAnsi="Times New Roman" w:eastAsia="SimSun" w:cs="Times New Roman"/>
+          <w:rFonts w:hint="eastAsia" w:ascii="Times New Roman" w:hAnsi="Times New Roman" w:eastAsia="FangSong" w:cs="Times New Roman"/>
         </w:rPr>
         <w:t xml:space="preserve">掩蔽</w:t>
       </w:r>
@@ -29602,8 +29742,8 @@
         <w:t>。</w:t>
       </w:r>
     </w:p>
-    <w:bookmarkEnd w:id="47"/>
-    <w:bookmarkStart w:id="48" w:name="竞赛入门答案"/>
+    <w:bookmarkEnd w:id="44"/>
+    <w:bookmarkStart w:id="45" w:name="竞赛入门答案"/>
     <w:p>
       <w:pPr>
         <w:pStyle w:val="Heading3"/>
@@ -29899,7 +30039,7 @@
       </w:r>
       <w:r>
         <w:rPr>
-          <w:rFonts w:hint="eastAsia" w:ascii="Times New Roman" w:hAnsi="Times New Roman" w:eastAsia="SimSun" w:cs="Times New Roman"/>
+          <w:rFonts w:hint="eastAsia" w:ascii="Times New Roman" w:hAnsi="Times New Roman" w:eastAsia="FangSong" w:cs="Times New Roman"/>
         </w:rPr>
         <w:t>可准确滴定</w:t>
       </w:r>
@@ -29942,7 +30082,7 @@
       </w:r>
       <w:r>
         <w:rPr>
-          <w:rFonts w:hint="eastAsia" w:ascii="Times New Roman" w:hAnsi="Times New Roman" w:eastAsia="SimSun" w:cs="Times New Roman"/>
+          <w:rFonts w:hint="eastAsia" w:ascii="Times New Roman" w:hAnsi="Times New Roman" w:eastAsia="FangSong" w:cs="Times New Roman"/>
         </w:rPr>
         <w:t>考虑</w:t>
       </w:r>
@@ -29954,7 +30094,7 @@
       </w:r>
       <w:r>
         <w:rPr>
-          <w:rFonts w:hint="eastAsia" w:ascii="Times New Roman" w:hAnsi="Times New Roman" w:eastAsia="SimSun" w:cs="Times New Roman"/>
+          <w:rFonts w:hint="eastAsia" w:ascii="Times New Roman" w:hAnsi="Times New Roman" w:eastAsia="FangSong" w:cs="Times New Roman"/>
         </w:rPr>
         <w:t>共存效应</w:t>
       </w:r>
@@ -30222,7 +30362,7 @@
       </w:r>
       <w:r>
         <w:rPr>
-          <w:rFonts w:hint="eastAsia" w:ascii="Times New Roman" w:hAnsi="Times New Roman" w:eastAsia="SimSun" w:cs="Times New Roman"/>
+          <w:rFonts w:hint="eastAsia" w:ascii="Times New Roman" w:hAnsi="Times New Roman" w:eastAsia="FangSong" w:cs="Times New Roman"/>
         </w:rPr>
         <w:t>故总</w:t>
       </w:r>
@@ -30434,7 +30574,7 @@
       </w:r>
       <w:r>
         <w:rPr>
-          <w:rFonts w:hint="eastAsia" w:ascii="Times New Roman" w:hAnsi="Times New Roman" w:eastAsia="SimSun" w:cs="Times New Roman"/>
+          <w:rFonts w:hint="eastAsia" w:ascii="Times New Roman" w:hAnsi="Times New Roman" w:eastAsia="FangSong" w:cs="Times New Roman"/>
         </w:rPr>
         <w:t xml:space="preserve">可滴</w:t>
       </w:r>
@@ -30625,7 +30765,7 @@
       </w:r>
       <w:r>
         <w:rPr>
-          <w:rFonts w:hint="eastAsia" w:ascii="Times New Roman" w:hAnsi="Times New Roman" w:eastAsia="SimSun" w:cs="Times New Roman"/>
+          <w:rFonts w:hint="eastAsia" w:ascii="Times New Roman" w:hAnsi="Times New Roman" w:eastAsia="FangSong" w:cs="Times New Roman"/>
         </w:rPr>
         <w:t>不被滴定</w:t>
       </w:r>
@@ -30655,7 +30795,7 @@
       </w:r>
       <w:r>
         <w:rPr>
-          <w:rFonts w:hint="eastAsia" w:ascii="Times New Roman" w:hAnsi="Times New Roman" w:eastAsia="SimSun" w:cs="Times New Roman"/>
+          <w:rFonts w:hint="eastAsia" w:ascii="Times New Roman" w:hAnsi="Times New Roman" w:eastAsia="FangSong" w:cs="Times New Roman"/>
         </w:rPr>
         <w:t xml:space="preserve">已络合为</w:t>
       </w:r>
@@ -30673,7 +30813,7 @@
       </w:r>
       <w:r>
         <w:rPr>
-          <w:rFonts w:hint="eastAsia" w:ascii="Times New Roman" w:hAnsi="Times New Roman" w:eastAsia="SimSun" w:cs="Times New Roman"/>
+          <w:rFonts w:hint="eastAsia" w:ascii="Times New Roman" w:hAnsi="Times New Roman" w:eastAsia="FangSong" w:cs="Times New Roman"/>
         </w:rPr>
         <w:t>无游离</w:t>
       </w:r>
@@ -30685,7 +30825,7 @@
       </w:r>
       <w:r>
         <w:rPr>
-          <w:rFonts w:hint="eastAsia" w:ascii="Times New Roman" w:hAnsi="Times New Roman" w:eastAsia="SimSun" w:cs="Times New Roman"/>
+          <w:rFonts w:hint="eastAsia" w:ascii="Times New Roman" w:hAnsi="Times New Roman" w:eastAsia="FangSong" w:cs="Times New Roman"/>
         </w:rPr>
         <w:t>共存竞争</w:t>
       </w:r>
@@ -30851,7 +30991,7 @@
       </w:r>
       <w:r>
         <w:rPr>
-          <w:rFonts w:hint="eastAsia" w:ascii="Times New Roman" w:hAnsi="Times New Roman" w:eastAsia="SimSun" w:cs="Times New Roman"/>
+          <w:rFonts w:hint="eastAsia" w:ascii="Times New Roman" w:hAnsi="Times New Roman" w:eastAsia="FangSong" w:cs="Times New Roman"/>
         </w:rPr>
         <w:t xml:space="preserve">可滴</w:t>
       </w:r>
@@ -30876,7 +31016,7 @@
       </w:r>
       <w:r>
         <w:rPr>
-          <w:rFonts w:hint="eastAsia" w:ascii="Times New Roman" w:hAnsi="Times New Roman" w:eastAsia="SimSun" w:cs="Times New Roman"/>
+          <w:rFonts w:hint="eastAsia" w:ascii="Times New Roman" w:hAnsi="Times New Roman" w:eastAsia="FangSong" w:cs="Times New Roman"/>
           <w:b/>
           <w:bCs/>
         </w:rPr>
@@ -30892,7 +31032,7 @@
       </w:r>
       <w:r>
         <w:rPr>
-          <w:rFonts w:hint="eastAsia" w:ascii="Times New Roman" w:hAnsi="Times New Roman" w:eastAsia="SimSun" w:cs="Times New Roman"/>
+          <w:rFonts w:hint="eastAsia" w:ascii="Times New Roman" w:hAnsi="Times New Roman" w:eastAsia="FangSong" w:cs="Times New Roman"/>
           <w:b/>
           <w:bCs/>
         </w:rPr>
@@ -30919,7 +31059,7 @@
       </w:r>
       <w:r>
         <w:rPr>
-          <w:rFonts w:hint="eastAsia" w:ascii="Times New Roman" w:hAnsi="Times New Roman" w:eastAsia="SimSun" w:cs="Times New Roman"/>
+          <w:rFonts w:hint="eastAsia" w:ascii="Times New Roman" w:hAnsi="Times New Roman" w:eastAsia="FangSong" w:cs="Times New Roman"/>
         </w:rPr>
         <w:t xml:space="preserve">的</w:t>
       </w:r>
@@ -30931,7 +31071,7 @@
       </w:r>
       <w:r>
         <w:rPr>
-          <w:rFonts w:hint="eastAsia" w:ascii="Times New Roman" w:hAnsi="Times New Roman" w:eastAsia="SimSun" w:cs="Times New Roman"/>
+          <w:rFonts w:hint="eastAsia" w:ascii="Times New Roman" w:hAnsi="Times New Roman" w:eastAsia="FangSong" w:cs="Times New Roman"/>
         </w:rPr>
         <w:t>很大</w:t>
       </w:r>
@@ -30943,7 +31083,7 @@
       </w:r>
       <w:r>
         <w:rPr>
-          <w:rFonts w:hint="eastAsia" w:ascii="Times New Roman" w:hAnsi="Times New Roman" w:eastAsia="SimSun" w:cs="Times New Roman"/>
+          <w:rFonts w:hint="eastAsia" w:ascii="Times New Roman" w:hAnsi="Times New Roman" w:eastAsia="FangSong" w:cs="Times New Roman"/>
         </w:rPr>
         <w:t>低</w:t>
       </w:r>
@@ -30955,7 +31095,7 @@
       </w:r>
       <w:r>
         <w:rPr>
-          <w:rFonts w:hint="eastAsia" w:ascii="Times New Roman" w:hAnsi="Times New Roman" w:eastAsia="SimSun" w:cs="Times New Roman"/>
+          <w:rFonts w:hint="eastAsia" w:ascii="Times New Roman" w:hAnsi="Times New Roman" w:eastAsia="FangSong" w:cs="Times New Roman"/>
         </w:rPr>
         <w:t xml:space="preserve">下仍有足够</w:t>
       </w:r>
@@ -31146,8 +31286,8 @@
         <w:t xml:space="preserve">。</w:t>
       </w:r>
     </w:p>
-    <w:bookmarkEnd w:id="48"/>
-    <w:bookmarkStart w:id="49" w:name="真题挑战答案"/>
+    <w:bookmarkEnd w:id="45"/>
+    <w:bookmarkStart w:id="46" w:name="真题挑战答案"/>
     <w:p>
       <w:pPr>
         <w:pStyle w:val="Heading3"/>
@@ -31334,7 +31474,7 @@
       </w:r>
       <w:r>
         <w:rPr>
-          <w:rFonts w:hint="eastAsia" w:ascii="Times New Roman" w:hAnsi="Times New Roman" w:eastAsia="SimSun" w:cs="Times New Roman"/>
+          <w:rFonts w:hint="eastAsia" w:ascii="Times New Roman" w:hAnsi="Times New Roman" w:eastAsia="FangSong" w:cs="Times New Roman"/>
         </w:rPr>
         <w:t>以</w:t>
       </w:r>
@@ -31359,7 +31499,7 @@
       </w:r>
       <w:r>
         <w:rPr>
-          <w:rFonts w:hint="eastAsia" w:ascii="Times New Roman" w:hAnsi="Times New Roman" w:eastAsia="SimSun" w:cs="Times New Roman"/>
+          <w:rFonts w:hint="eastAsia" w:ascii="Times New Roman" w:hAnsi="Times New Roman" w:eastAsia="FangSong" w:cs="Times New Roman"/>
         </w:rPr>
         <w:t>计</w:t>
       </w:r>
@@ -31447,7 +31587,7 @@
       </w:r>
       <w:r>
         <w:rPr>
-          <w:rFonts w:hint="eastAsia" w:ascii="Times New Roman" w:hAnsi="Times New Roman" w:eastAsia="SimSun" w:cs="Times New Roman"/>
+          <w:rFonts w:hint="eastAsia" w:ascii="Times New Roman" w:hAnsi="Times New Roman" w:eastAsia="FangSong" w:cs="Times New Roman"/>
         </w:rPr>
         <w:t>硬度</w:t>
       </w:r>
@@ -31530,7 +31670,7 @@
       </w:r>
       <w:r>
         <w:rPr>
-          <w:rFonts w:hint="eastAsia" w:ascii="Times New Roman" w:hAnsi="Times New Roman" w:eastAsia="SimSun" w:cs="Times New Roman"/>
+          <w:rFonts w:hint="eastAsia" w:ascii="Times New Roman" w:hAnsi="Times New Roman" w:eastAsia="FangSong" w:cs="Times New Roman"/>
         </w:rPr>
         <w:t>流程</w:t>
       </w:r>
@@ -31542,7 +31682,7 @@
       </w:r>
       <w:r>
         <w:rPr>
-          <w:rFonts w:hint="eastAsia" w:ascii="Times New Roman" w:hAnsi="Times New Roman" w:eastAsia="SimSun" w:cs="Times New Roman"/>
+          <w:rFonts w:hint="eastAsia" w:ascii="Times New Roman" w:hAnsi="Times New Roman" w:eastAsia="FangSong" w:cs="Times New Roman"/>
         </w:rPr>
         <w:t>加过量</w:t>
       </w:r>
@@ -31554,7 +31694,7 @@
       </w:r>
       <w:r>
         <w:rPr>
-          <w:rFonts w:hint="eastAsia" w:ascii="Times New Roman" w:hAnsi="Times New Roman" w:eastAsia="SimSun" w:cs="Times New Roman"/>
+          <w:rFonts w:hint="eastAsia" w:ascii="Times New Roman" w:hAnsi="Times New Roman" w:eastAsia="FangSong" w:cs="Times New Roman"/>
         </w:rPr>
         <w:t xml:space="preserve">加热使</w:t>
       </w:r>
@@ -31579,7 +31719,7 @@
       </w:r>
       <w:r>
         <w:rPr>
-          <w:rFonts w:hint="eastAsia" w:ascii="Times New Roman" w:hAnsi="Times New Roman" w:eastAsia="SimSun" w:cs="Times New Roman"/>
+          <w:rFonts w:hint="eastAsia" w:ascii="Times New Roman" w:hAnsi="Times New Roman" w:eastAsia="FangSong" w:cs="Times New Roman"/>
         </w:rPr>
         <w:t xml:space="preserve">完全配位</w:t>
       </w:r>
@@ -31604,7 +31744,7 @@
       </w:r>
       <w:r>
         <w:rPr>
-          <w:rFonts w:hint="eastAsia" w:ascii="Times New Roman" w:hAnsi="Times New Roman" w:eastAsia="SimSun" w:cs="Times New Roman"/>
+          <w:rFonts w:hint="eastAsia" w:ascii="Times New Roman" w:hAnsi="Times New Roman" w:eastAsia="FangSong" w:cs="Times New Roman"/>
         </w:rPr>
         <w:t xml:space="preserve">返滴定剩余</w:t>
       </w:r>
@@ -31616,7 +31756,7 @@
       </w:r>
       <w:r>
         <w:rPr>
-          <w:rFonts w:hint="eastAsia" w:ascii="Times New Roman" w:hAnsi="Times New Roman" w:eastAsia="SimSun" w:cs="Times New Roman"/>
+          <w:rFonts w:hint="eastAsia" w:ascii="Times New Roman" w:hAnsi="Times New Roman" w:eastAsia="FangSong" w:cs="Times New Roman"/>
         </w:rPr>
         <w:t xml:space="preserve">加</w:t>
       </w:r>
@@ -31641,7 +31781,7 @@
       </w:r>
       <w:r>
         <w:rPr>
-          <w:rFonts w:hint="eastAsia" w:ascii="Times New Roman" w:hAnsi="Times New Roman" w:eastAsia="SimSun" w:cs="Times New Roman"/>
+          <w:rFonts w:hint="eastAsia" w:ascii="Times New Roman" w:hAnsi="Times New Roman" w:eastAsia="FangSong" w:cs="Times New Roman"/>
         </w:rPr>
         <w:t xml:space="preserve">解蔽</w:t>
       </w:r>
@@ -31666,7 +31806,7 @@
       </w:r>
       <w:r>
         <w:rPr>
-          <w:rFonts w:hint="eastAsia" w:ascii="Times New Roman" w:hAnsi="Times New Roman" w:eastAsia="SimSun" w:cs="Times New Roman"/>
+          <w:rFonts w:hint="eastAsia" w:ascii="Times New Roman" w:hAnsi="Times New Roman" w:eastAsia="FangSong" w:cs="Times New Roman"/>
         </w:rPr>
         <w:t xml:space="preserve">释放等量</w:t>
       </w:r>
@@ -31678,7 +31818,7 @@
       </w:r>
       <w:r>
         <w:rPr>
-          <w:rFonts w:hint="eastAsia" w:ascii="Times New Roman" w:hAnsi="Times New Roman" w:eastAsia="SimSun" w:cs="Times New Roman"/>
+          <w:rFonts w:hint="eastAsia" w:ascii="Times New Roman" w:hAnsi="Times New Roman" w:eastAsia="FangSong" w:cs="Times New Roman"/>
         </w:rPr>
         <w:t xml:space="preserve">再以</w:t>
       </w:r>
@@ -31703,7 +31843,7 @@
       </w:r>
       <w:r>
         <w:rPr>
-          <w:rFonts w:hint="eastAsia" w:ascii="Times New Roman" w:hAnsi="Times New Roman" w:eastAsia="SimSun" w:cs="Times New Roman"/>
+          <w:rFonts w:hint="eastAsia" w:ascii="Times New Roman" w:hAnsi="Times New Roman" w:eastAsia="FangSong" w:cs="Times New Roman"/>
         </w:rPr>
         <w:t xml:space="preserve">滴定</w:t>
       </w:r>
@@ -31715,7 +31855,7 @@
       </w:r>
       <w:r>
         <w:rPr>
-          <w:rFonts w:hint="eastAsia" w:ascii="Times New Roman" w:hAnsi="Times New Roman" w:eastAsia="SimSun" w:cs="Times New Roman"/>
+          <w:rFonts w:hint="eastAsia" w:ascii="Times New Roman" w:hAnsi="Times New Roman" w:eastAsia="FangSong" w:cs="Times New Roman"/>
         </w:rPr>
         <w:t xml:space="preserve">由第二次</w:t>
       </w:r>
@@ -31740,7 +31880,7 @@
       </w:r>
       <w:r>
         <w:rPr>
-          <w:rFonts w:hint="eastAsia" w:ascii="Times New Roman" w:hAnsi="Times New Roman" w:eastAsia="SimSun" w:cs="Times New Roman"/>
+          <w:rFonts w:hint="eastAsia" w:ascii="Times New Roman" w:hAnsi="Times New Roman" w:eastAsia="FangSong" w:cs="Times New Roman"/>
         </w:rPr>
         <w:t xml:space="preserve">用量求</w:t>
       </w:r>
@@ -31758,7 +31898,7 @@
       </w:r>
       <w:r>
         <w:rPr>
-          <w:rFonts w:hint="eastAsia" w:ascii="Times New Roman" w:hAnsi="Times New Roman" w:eastAsia="SimSun" w:cs="Times New Roman"/>
+          <w:rFonts w:hint="eastAsia" w:ascii="Times New Roman" w:hAnsi="Times New Roman" w:eastAsia="FangSong" w:cs="Times New Roman"/>
         </w:rPr>
         <w:t>详见题库文件</w:t>
       </w:r>
@@ -31789,7 +31929,7 @@
       </w:r>
       <w:r>
         <w:rPr>
-          <w:rFonts w:hint="eastAsia" w:ascii="Times New Roman" w:hAnsi="Times New Roman" w:eastAsia="SimSun" w:cs="Times New Roman"/>
+          <w:rFonts w:hint="eastAsia" w:ascii="Times New Roman" w:hAnsi="Times New Roman" w:eastAsia="FangSong" w:cs="Times New Roman"/>
         </w:rPr>
         <w:t xml:space="preserve">见上海中学</w:t>
       </w:r>
@@ -31801,7 +31941,7 @@
       </w:r>
       <w:r>
         <w:rPr>
-          <w:rFonts w:hint="eastAsia" w:ascii="Times New Roman" w:hAnsi="Times New Roman" w:eastAsia="SimSun" w:cs="Times New Roman"/>
+          <w:rFonts w:hint="eastAsia" w:ascii="Times New Roman" w:hAnsi="Times New Roman" w:eastAsia="FangSong" w:cs="Times New Roman"/>
         </w:rPr>
         <w:t>题库文件</w:t>
       </w:r>
@@ -31819,7 +31959,7 @@
       </w:r>
       <w:r>
         <w:rPr>
-          <w:rFonts w:hint="eastAsia" w:ascii="Times New Roman" w:hAnsi="Times New Roman" w:eastAsia="SimSun" w:cs="Times New Roman"/>
+          <w:rFonts w:hint="eastAsia" w:ascii="Times New Roman" w:hAnsi="Times New Roman" w:eastAsia="FangSong" w:cs="Times New Roman"/>
         </w:rPr>
         <w:t>指示剂</w:t>
       </w:r>
@@ -31837,7 +31977,7 @@
       </w:r>
       <w:r>
         <w:rPr>
-          <w:rFonts w:hint="eastAsia" w:ascii="Times New Roman" w:hAnsi="Times New Roman" w:eastAsia="SimSun" w:cs="Times New Roman"/>
+          <w:rFonts w:hint="eastAsia" w:ascii="Times New Roman" w:hAnsi="Times New Roman" w:eastAsia="FangSong" w:cs="Times New Roman"/>
         </w:rPr>
         <w:t>决赛</w:t>
       </w:r>
@@ -31849,7 +31989,7 @@
       </w:r>
       <w:r>
         <w:rPr>
-          <w:rFonts w:hint="eastAsia" w:ascii="Times New Roman" w:hAnsi="Times New Roman" w:eastAsia="SimSun" w:cs="Times New Roman"/>
+          <w:rFonts w:hint="eastAsia" w:ascii="Times New Roman" w:hAnsi="Times New Roman" w:eastAsia="FangSong" w:cs="Times New Roman"/>
         </w:rPr>
         <w:t>含误差方向判断</w:t>
       </w:r>
@@ -31880,7 +32020,7 @@
       </w:r>
       <w:r>
         <w:rPr>
-          <w:rFonts w:hint="eastAsia" w:ascii="Times New Roman" w:hAnsi="Times New Roman" w:eastAsia="SimSun" w:cs="Times New Roman"/>
+          <w:rFonts w:hint="eastAsia" w:ascii="Times New Roman" w:hAnsi="Times New Roman" w:eastAsia="FangSong" w:cs="Times New Roman"/>
         </w:rPr>
         <w:t xml:space="preserve">苯巴比妥钠</w:t>
       </w:r>
@@ -31892,7 +32032,7 @@
       </w:r>
       <w:r>
         <w:rPr>
-          <w:rFonts w:hint="eastAsia" w:ascii="Times New Roman" w:hAnsi="Times New Roman" w:eastAsia="SimSun" w:cs="Times New Roman"/>
+          <w:rFonts w:hint="eastAsia" w:ascii="Times New Roman" w:hAnsi="Times New Roman" w:eastAsia="FangSong" w:cs="Times New Roman"/>
         </w:rPr>
         <w:t xml:space="preserve">与</w:t>
       </w:r>
@@ -31930,7 +32070,7 @@
       </w:r>
       <w:r>
         <w:rPr>
-          <w:rFonts w:hint="eastAsia" w:ascii="Times New Roman" w:hAnsi="Times New Roman" w:eastAsia="SimSun" w:cs="Times New Roman"/>
+          <w:rFonts w:hint="eastAsia" w:ascii="Times New Roman" w:hAnsi="Times New Roman" w:eastAsia="FangSong" w:cs="Times New Roman"/>
         </w:rPr>
         <w:t>反应沉淀</w:t>
       </w:r>
@@ -31942,7 +32082,7 @@
       </w:r>
       <w:r>
         <w:rPr>
-          <w:rFonts w:hint="eastAsia" w:ascii="Times New Roman" w:hAnsi="Times New Roman" w:eastAsia="SimSun" w:cs="Times New Roman"/>
+          <w:rFonts w:hint="eastAsia" w:ascii="Times New Roman" w:hAnsi="Times New Roman" w:eastAsia="FangSong" w:cs="Times New Roman"/>
         </w:rPr>
         <w:t>释放</w:t>
       </w:r>
@@ -31967,7 +32107,7 @@
       </w:r>
       <w:r>
         <w:rPr>
-          <w:rFonts w:hint="eastAsia" w:ascii="Times New Roman" w:hAnsi="Times New Roman" w:eastAsia="SimSun" w:cs="Times New Roman"/>
+          <w:rFonts w:hint="eastAsia" w:ascii="Times New Roman" w:hAnsi="Times New Roman" w:eastAsia="FangSong" w:cs="Times New Roman"/>
         </w:rPr>
         <w:t xml:space="preserve">滴定</w:t>
       </w:r>
@@ -31998,7 +32138,7 @@
       </w:r>
       <w:r>
         <w:rPr>
-          <w:rFonts w:hint="eastAsia" w:ascii="Times New Roman" w:hAnsi="Times New Roman" w:eastAsia="SimSun" w:cs="Times New Roman"/>
+          <w:rFonts w:hint="eastAsia" w:ascii="Times New Roman" w:hAnsi="Times New Roman" w:eastAsia="FangSong" w:cs="Times New Roman"/>
         </w:rPr>
         <w:t>间接沉淀</w:t>
       </w:r>
@@ -32010,7 +32150,7 @@
       </w:r>
       <w:r>
         <w:rPr>
-          <w:rFonts w:hint="eastAsia" w:ascii="Times New Roman" w:hAnsi="Times New Roman" w:eastAsia="SimSun" w:cs="Times New Roman"/>
+          <w:rFonts w:hint="eastAsia" w:ascii="Times New Roman" w:hAnsi="Times New Roman" w:eastAsia="FangSong" w:cs="Times New Roman"/>
         </w:rPr>
         <w:t>配位联合</w:t>
       </w:r>
@@ -32022,7 +32162,7 @@
       </w:r>
       <w:r>
         <w:rPr>
-          <w:rFonts w:hint="eastAsia" w:ascii="Times New Roman" w:hAnsi="Times New Roman" w:eastAsia="SimSun" w:cs="Times New Roman"/>
+          <w:rFonts w:hint="eastAsia" w:ascii="Times New Roman" w:hAnsi="Times New Roman" w:eastAsia="FangSong" w:cs="Times New Roman"/>
         </w:rPr>
         <w:t>由</w:t>
       </w:r>
@@ -32034,7 +32174,7 @@
       </w:r>
       <w:r>
         <w:rPr>
-          <w:rFonts w:hint="eastAsia" w:ascii="Times New Roman" w:hAnsi="Times New Roman" w:eastAsia="SimSun" w:cs="Times New Roman"/>
+          <w:rFonts w:hint="eastAsia" w:ascii="Times New Roman" w:hAnsi="Times New Roman" w:eastAsia="FangSong" w:cs="Times New Roman"/>
         </w:rPr>
         <w:t>用量反推苯巴比妥钠含量</w:t>
       </w:r>
@@ -32046,7 +32186,7 @@
       </w:r>
       <w:r>
         <w:rPr>
-          <w:rFonts w:hint="eastAsia" w:ascii="Times New Roman" w:hAnsi="Times New Roman" w:eastAsia="SimSun" w:cs="Times New Roman"/>
+          <w:rFonts w:hint="eastAsia" w:ascii="Times New Roman" w:hAnsi="Times New Roman" w:eastAsia="FangSong" w:cs="Times New Roman"/>
         </w:rPr>
         <w:t>详见</w:t>
       </w:r>
@@ -32058,7 +32198,7 @@
       </w:r>
       <w:r>
         <w:rPr>
-          <w:rFonts w:hint="eastAsia" w:ascii="Times New Roman" w:hAnsi="Times New Roman" w:eastAsia="SimSun" w:cs="Times New Roman"/>
+          <w:rFonts w:hint="eastAsia" w:ascii="Times New Roman" w:hAnsi="Times New Roman" w:eastAsia="FangSong" w:cs="Times New Roman"/>
         </w:rPr>
         <w:t>题库文件</w:t>
       </w:r>
@@ -32079,9 +32219,9 @@
         </w:pict>
       </w:r>
     </w:p>
-    <w:bookmarkEnd w:id="49"/>
-    <w:bookmarkEnd w:id="50"/>
-    <w:bookmarkStart w:id="51" w:name="十本讲小结"/>
+    <w:bookmarkEnd w:id="46"/>
+    <w:bookmarkEnd w:id="47"/>
+    <w:bookmarkStart w:id="48" w:name="十本讲小结"/>
     <w:p>
       <w:pPr>
         <w:pStyle w:val="Heading2"/>
@@ -32164,7 +32304,7 @@
             </w:pPr>
             <w:r>
               <w:rPr>
-                <w:rFonts w:hint="eastAsia" w:ascii="Times New Roman" w:hAnsi="Times New Roman" w:eastAsia="SimSun" w:cs="Times New Roman"/>
+                <w:rFonts w:hint="eastAsia" w:ascii="Times New Roman" w:hAnsi="Times New Roman" w:eastAsia="FangSong" w:cs="Times New Roman"/>
               </w:rPr>
               <w:t xml:space="preserve">配位基础</w:t>
             </w:r>
@@ -32185,7 +32325,7 @@
             </w:r>
             <w:r>
               <w:rPr>
-                <w:rFonts w:hint="eastAsia" w:ascii="Times New Roman" w:hAnsi="Times New Roman" w:eastAsia="SimSun" w:cs="Times New Roman"/>
+                <w:rFonts w:hint="eastAsia" w:ascii="Times New Roman" w:hAnsi="Times New Roman" w:eastAsia="FangSong" w:cs="Times New Roman"/>
               </w:rPr>
               <w:t xml:space="preserve">六齿</w:t>
             </w:r>
@@ -32197,7 +32337,7 @@
             </w:r>
             <w:r>
               <w:rPr>
-                <w:rFonts w:hint="eastAsia" w:ascii="Times New Roman" w:hAnsi="Times New Roman" w:eastAsia="SimSun" w:cs="Times New Roman"/>
+                <w:rFonts w:hint="eastAsia" w:ascii="Times New Roman" w:hAnsi="Times New Roman" w:eastAsia="FangSong" w:cs="Times New Roman"/>
               </w:rPr>
               <w:t>铁律</w:t>
             </w:r>
@@ -32209,7 +32349,7 @@
             </w:r>
             <w:r>
               <w:rPr>
-                <w:rFonts w:hint="eastAsia" w:ascii="Times New Roman" w:hAnsi="Times New Roman" w:eastAsia="SimSun" w:cs="Times New Roman"/>
+                <w:rFonts w:hint="eastAsia" w:ascii="Times New Roman" w:hAnsi="Times New Roman" w:eastAsia="FangSong" w:cs="Times New Roman"/>
               </w:rPr>
               <w:t>只有</w:t>
             </w:r>
@@ -32234,7 +32374,7 @@
             </w:r>
             <w:r>
               <w:rPr>
-                <w:rFonts w:hint="eastAsia" w:ascii="Times New Roman" w:hAnsi="Times New Roman" w:eastAsia="SimSun" w:cs="Times New Roman"/>
+                <w:rFonts w:hint="eastAsia" w:ascii="Times New Roman" w:hAnsi="Times New Roman" w:eastAsia="FangSong" w:cs="Times New Roman"/>
               </w:rPr>
               <w:t xml:space="preserve">有效配位</w:t>
             </w:r>
@@ -32251,7 +32391,7 @@
             </w:pPr>
             <w:r>
               <w:rPr>
-                <w:rFonts w:hint="eastAsia" w:ascii="Times New Roman" w:hAnsi="Times New Roman" w:eastAsia="SimSun" w:cs="Times New Roman"/>
+                <w:rFonts w:hint="eastAsia" w:ascii="Times New Roman" w:hAnsi="Times New Roman" w:eastAsia="FangSong" w:cs="Times New Roman"/>
               </w:rPr>
               <w:t xml:space="preserve">条件稳定常数</w:t>
             </w:r>
@@ -32372,7 +32512,7 @@
             </w:r>
             <w:r>
               <w:rPr>
-                <w:rFonts w:hint="eastAsia" w:ascii="Times New Roman" w:hAnsi="Times New Roman" w:eastAsia="SimSun" w:cs="Times New Roman"/>
+                <w:rFonts w:hint="eastAsia" w:ascii="Times New Roman" w:hAnsi="Times New Roman" w:eastAsia="FangSong" w:cs="Times New Roman"/>
               </w:rPr>
               <w:t>副反应总是削弱主反应</w:t>
             </w:r>
@@ -32389,7 +32529,7 @@
             </w:pPr>
             <w:r>
               <w:rPr>
-                <w:rFonts w:hint="eastAsia" w:ascii="Times New Roman" w:hAnsi="Times New Roman" w:eastAsia="SimSun" w:cs="Times New Roman"/>
+                <w:rFonts w:hint="eastAsia" w:ascii="Times New Roman" w:hAnsi="Times New Roman" w:eastAsia="FangSong" w:cs="Times New Roman"/>
               </w:rPr>
               <w:t xml:space="preserve">滴定判据</w:t>
             </w:r>
@@ -32457,7 +32597,7 @@
             </w:r>
             <w:r>
               <w:rPr>
-                <w:rFonts w:hint="eastAsia" w:ascii="Times New Roman" w:hAnsi="Times New Roman" w:eastAsia="SimSun" w:cs="Times New Roman"/>
+                <w:rFonts w:hint="eastAsia" w:ascii="Times New Roman" w:hAnsi="Times New Roman" w:eastAsia="FangSong" w:cs="Times New Roman"/>
               </w:rPr>
               <w:t>准确滴定</w:t>
             </w:r>
@@ -32528,7 +32668,7 @@
             </w:r>
             <w:r>
               <w:rPr>
-                <w:rFonts w:hint="eastAsia" w:ascii="Times New Roman" w:hAnsi="Times New Roman" w:eastAsia="SimSun" w:cs="Times New Roman"/>
+                <w:rFonts w:hint="eastAsia" w:ascii="Times New Roman" w:hAnsi="Times New Roman" w:eastAsia="FangSong" w:cs="Times New Roman"/>
               </w:rPr>
               <w:t xml:space="preserve">分别滴定</w:t>
             </w:r>
@@ -32545,7 +32685,7 @@
             </w:pPr>
             <w:r>
               <w:rPr>
-                <w:rFonts w:hint="eastAsia" w:ascii="Times New Roman" w:hAnsi="Times New Roman" w:eastAsia="SimSun" w:cs="Times New Roman"/>
+                <w:rFonts w:hint="eastAsia" w:ascii="Times New Roman" w:hAnsi="Times New Roman" w:eastAsia="FangSong" w:cs="Times New Roman"/>
               </w:rPr>
               <w:t xml:space="preserve">指示剂</w:t>
             </w:r>
@@ -32560,7 +32700,7 @@
             </w:pPr>
             <w:r>
               <w:rPr>
-                <w:rFonts w:hint="eastAsia" w:ascii="Times New Roman" w:hAnsi="Times New Roman" w:eastAsia="SimSun" w:cs="Times New Roman"/>
+                <w:rFonts w:hint="eastAsia" w:ascii="Times New Roman" w:hAnsi="Times New Roman" w:eastAsia="FangSong" w:cs="Times New Roman"/>
               </w:rPr>
               <w:t>封闭</w:t>
             </w:r>
@@ -32572,7 +32712,7 @@
             </w:r>
             <w:r>
               <w:rPr>
-                <w:rFonts w:hint="eastAsia" w:ascii="Times New Roman" w:hAnsi="Times New Roman" w:eastAsia="SimSun" w:cs="Times New Roman"/>
+                <w:rFonts w:hint="eastAsia" w:ascii="Times New Roman" w:hAnsi="Times New Roman" w:eastAsia="FangSong" w:cs="Times New Roman"/>
               </w:rPr>
               <w:t>热力学</w:t>
             </w:r>
@@ -32590,7 +32730,7 @@
             </w:r>
             <w:r>
               <w:rPr>
-                <w:rFonts w:hint="eastAsia" w:ascii="Times New Roman" w:hAnsi="Times New Roman" w:eastAsia="SimSun" w:cs="Times New Roman"/>
+                <w:rFonts w:hint="eastAsia" w:ascii="Times New Roman" w:hAnsi="Times New Roman" w:eastAsia="FangSong" w:cs="Times New Roman"/>
               </w:rPr>
               <w:t>僵化</w:t>
             </w:r>
@@ -32602,7 +32742,7 @@
             </w:r>
             <w:r>
               <w:rPr>
-                <w:rFonts w:hint="eastAsia" w:ascii="Times New Roman" w:hAnsi="Times New Roman" w:eastAsia="SimSun" w:cs="Times New Roman"/>
+                <w:rFonts w:hint="eastAsia" w:ascii="Times New Roman" w:hAnsi="Times New Roman" w:eastAsia="FangSong" w:cs="Times New Roman"/>
               </w:rPr>
               <w:t>动力学</w:t>
             </w:r>
@@ -32614,7 +32754,7 @@
             </w:r>
             <w:r>
               <w:rPr>
-                <w:rFonts w:hint="eastAsia" w:ascii="Times New Roman" w:hAnsi="Times New Roman" w:eastAsia="SimSun" w:cs="Times New Roman"/>
+                <w:rFonts w:hint="eastAsia" w:ascii="Times New Roman" w:hAnsi="Times New Roman" w:eastAsia="FangSong" w:cs="Times New Roman"/>
               </w:rPr>
               <w:t>掩蔽剂选择</w:t>
             </w:r>
@@ -32631,7 +32771,7 @@
             </w:pPr>
             <w:r>
               <w:rPr>
-                <w:rFonts w:hint="eastAsia" w:ascii="Times New Roman" w:hAnsi="Times New Roman" w:eastAsia="SimSun" w:cs="Times New Roman"/>
+                <w:rFonts w:hint="eastAsia" w:ascii="Times New Roman" w:hAnsi="Times New Roman" w:eastAsia="FangSong" w:cs="Times New Roman"/>
               </w:rPr>
               <w:t xml:space="preserve">重量分析</w:t>
             </w:r>
@@ -32646,7 +32786,7 @@
             </w:pPr>
             <w:r>
               <w:rPr>
-                <w:rFonts w:hint="eastAsia" w:ascii="Times New Roman" w:hAnsi="Times New Roman" w:eastAsia="SimSun" w:cs="Times New Roman"/>
+                <w:rFonts w:hint="eastAsia" w:ascii="Times New Roman" w:hAnsi="Times New Roman" w:eastAsia="FangSong" w:cs="Times New Roman"/>
               </w:rPr>
               <w:t>沉淀形式</w:t>
             </w:r>
@@ -32658,7 +32798,7 @@
             </w:r>
             <w:r>
               <w:rPr>
-                <w:rFonts w:hint="eastAsia" w:ascii="Times New Roman" w:hAnsi="Times New Roman" w:eastAsia="SimSun" w:cs="Times New Roman"/>
+                <w:rFonts w:hint="eastAsia" w:ascii="Times New Roman" w:hAnsi="Times New Roman" w:eastAsia="FangSong" w:cs="Times New Roman"/>
               </w:rPr>
               <w:t>称量形式</w:t>
             </w:r>
@@ -32670,7 +32810,7 @@
             </w:r>
             <w:r>
               <w:rPr>
-                <w:rFonts w:hint="eastAsia" w:ascii="Times New Roman" w:hAnsi="Times New Roman" w:eastAsia="SimSun" w:cs="Times New Roman"/>
+                <w:rFonts w:hint="eastAsia" w:ascii="Times New Roman" w:hAnsi="Times New Roman" w:eastAsia="FangSong" w:cs="Times New Roman"/>
               </w:rPr>
               <w:t>换算因数</w:t>
             </w:r>
@@ -32682,7 +32822,7 @@
             </w:r>
             <w:r>
               <w:rPr>
-                <w:rFonts w:hint="eastAsia" w:ascii="Times New Roman" w:hAnsi="Times New Roman" w:eastAsia="SimSun" w:cs="Times New Roman"/>
+                <w:rFonts w:hint="eastAsia" w:ascii="Times New Roman" w:hAnsi="Times New Roman" w:eastAsia="FangSong" w:cs="Times New Roman"/>
               </w:rPr>
               <w:t>晶形</w:t>
             </w:r>
@@ -32694,7 +32834,7 @@
             </w:r>
             <w:r>
               <w:rPr>
-                <w:rFonts w:hint="eastAsia" w:ascii="Times New Roman" w:hAnsi="Times New Roman" w:eastAsia="SimSun" w:cs="Times New Roman"/>
+                <w:rFonts w:hint="eastAsia" w:ascii="Times New Roman" w:hAnsi="Times New Roman" w:eastAsia="FangSong" w:cs="Times New Roman"/>
               </w:rPr>
               <w:t>稀热慢搅陈</w:t>
             </w:r>
@@ -32706,7 +32846,7 @@
             </w:r>
             <w:r>
               <w:rPr>
-                <w:rFonts w:hint="eastAsia" w:ascii="Times New Roman" w:hAnsi="Times New Roman" w:eastAsia="SimSun" w:cs="Times New Roman"/>
+                <w:rFonts w:hint="eastAsia" w:ascii="Times New Roman" w:hAnsi="Times New Roman" w:eastAsia="FangSong" w:cs="Times New Roman"/>
               </w:rPr>
               <w:t>无定形</w:t>
             </w:r>
@@ -32718,7 +32858,7 @@
             </w:r>
             <w:r>
               <w:rPr>
-                <w:rFonts w:hint="eastAsia" w:ascii="Times New Roman" w:hAnsi="Times New Roman" w:eastAsia="SimSun" w:cs="Times New Roman"/>
+                <w:rFonts w:hint="eastAsia" w:ascii="Times New Roman" w:hAnsi="Times New Roman" w:eastAsia="FangSong" w:cs="Times New Roman"/>
               </w:rPr>
               <w:t>浓热快电不陈</w:t>
             </w:r>
@@ -32741,7 +32881,7 @@
             </w:pPr>
             <w:r>
               <w:rPr>
-                <w:rFonts w:hint="eastAsia" w:ascii="Times New Roman" w:hAnsi="Times New Roman" w:eastAsia="SimSun" w:cs="Times New Roman"/>
+                <w:rFonts w:hint="eastAsia" w:ascii="Times New Roman" w:hAnsi="Times New Roman" w:eastAsia="FangSong" w:cs="Times New Roman"/>
               </w:rPr>
               <w:t xml:space="preserve">思想迁移</w:t>
             </w:r>
@@ -32756,7 +32896,7 @@
             </w:pPr>
             <w:r>
               <w:rPr>
-                <w:rFonts w:hint="eastAsia" w:ascii="Times New Roman" w:hAnsi="Times New Roman" w:eastAsia="SimSun" w:cs="Times New Roman"/>
+                <w:rFonts w:hint="eastAsia" w:ascii="Times New Roman" w:hAnsi="Times New Roman" w:eastAsia="FangSong" w:cs="Times New Roman"/>
               </w:rPr>
               <w:t xml:space="preserve">条件电位</w:t>
             </w:r>
@@ -32800,7 +32940,7 @@
             </w:r>
             <w:r>
               <w:rPr>
-                <w:rFonts w:hint="eastAsia" w:ascii="Times New Roman" w:hAnsi="Times New Roman" w:eastAsia="SimSun" w:cs="Times New Roman"/>
+                <w:rFonts w:hint="eastAsia" w:ascii="Times New Roman" w:hAnsi="Times New Roman" w:eastAsia="FangSong" w:cs="Times New Roman"/>
               </w:rPr>
               <w:t xml:space="preserve">与条件稳定常数</w:t>
             </w:r>
@@ -32835,7 +32975,7 @@
             </w:r>
             <w:r>
               <w:rPr>
-                <w:rFonts w:hint="eastAsia" w:ascii="Times New Roman" w:hAnsi="Times New Roman" w:eastAsia="SimSun" w:cs="Times New Roman"/>
+                <w:rFonts w:hint="eastAsia" w:ascii="Times New Roman" w:hAnsi="Times New Roman" w:eastAsia="FangSong" w:cs="Times New Roman"/>
               </w:rPr>
               <w:t>同构</w:t>
             </w:r>
@@ -32847,7 +32987,7 @@
             </w:r>
             <w:r>
               <w:rPr>
-                <w:rFonts w:hint="eastAsia" w:ascii="Times New Roman" w:hAnsi="Times New Roman" w:eastAsia="SimSun" w:cs="Times New Roman"/>
+                <w:rFonts w:hint="eastAsia" w:ascii="Times New Roman" w:hAnsi="Times New Roman" w:eastAsia="FangSong" w:cs="Times New Roman"/>
               </w:rPr>
               <w:t>都是</w:t>
             </w:r>
@@ -32859,7 +32999,7 @@
             </w:r>
             <w:r>
               <w:rPr>
-                <w:rFonts w:hint="eastAsia" w:ascii="Times New Roman" w:hAnsi="Times New Roman" w:eastAsia="SimSun" w:cs="Times New Roman"/>
+                <w:rFonts w:hint="eastAsia" w:ascii="Times New Roman" w:hAnsi="Times New Roman" w:eastAsia="FangSong" w:cs="Times New Roman"/>
               </w:rPr>
               <w:t>理想常数经副反应修正</w:t>
             </w:r>
@@ -32880,7 +33020,7 @@
       </w:pPr>
       <w:r>
         <w:rPr>
-          <w:rFonts w:hint="eastAsia" w:ascii="Times New Roman" w:hAnsi="Times New Roman" w:eastAsia="SimSun" w:cs="Times New Roman"/>
+          <w:rFonts w:hint="eastAsia" w:ascii="Times New Roman" w:hAnsi="Times New Roman" w:eastAsia="FangSong" w:cs="Times New Roman"/>
           <w:b/>
           <w:bCs/>
         </w:rPr>
@@ -32894,7 +33034,7 @@
       </w:r>
       <w:r>
         <w:rPr>
-          <w:rFonts w:hint="eastAsia" w:ascii="Times New Roman" w:hAnsi="Times New Roman" w:eastAsia="SimSun" w:cs="Times New Roman"/>
+          <w:rFonts w:hint="eastAsia" w:ascii="Times New Roman" w:hAnsi="Times New Roman" w:eastAsia="FangSong" w:cs="Times New Roman"/>
         </w:rPr>
         <w:t>重量分析的</w:t>
       </w:r>
@@ -32906,7 +33046,7 @@
       </w:r>
       <w:r>
         <w:rPr>
-          <w:rFonts w:hint="eastAsia" w:ascii="Times New Roman" w:hAnsi="Times New Roman" w:eastAsia="SimSun" w:cs="Times New Roman"/>
+          <w:rFonts w:hint="eastAsia" w:ascii="Times New Roman" w:hAnsi="Times New Roman" w:eastAsia="FangSong" w:cs="Times New Roman"/>
         </w:rPr>
         <w:t>沉淀分离</w:t>
       </w:r>
@@ -32918,7 +33058,7 @@
       </w:r>
       <w:r>
         <w:rPr>
-          <w:rFonts w:hint="eastAsia" w:ascii="Times New Roman" w:hAnsi="Times New Roman" w:eastAsia="SimSun" w:cs="Times New Roman"/>
+          <w:rFonts w:hint="eastAsia" w:ascii="Times New Roman" w:hAnsi="Times New Roman" w:eastAsia="FangSong" w:cs="Times New Roman"/>
         </w:rPr>
         <w:t>与络合滴定的</w:t>
       </w:r>
@@ -32930,7 +33070,7 @@
       </w:r>
       <w:r>
         <w:rPr>
-          <w:rFonts w:hint="eastAsia" w:ascii="Times New Roman" w:hAnsi="Times New Roman" w:eastAsia="SimSun" w:cs="Times New Roman"/>
+          <w:rFonts w:hint="eastAsia" w:ascii="Times New Roman" w:hAnsi="Times New Roman" w:eastAsia="FangSong" w:cs="Times New Roman"/>
         </w:rPr>
         <w:t>掩蔽</w:t>
       </w:r>
@@ -32942,13 +33082,13 @@
       </w:r>
       <w:r>
         <w:rPr>
-          <w:rFonts w:hint="eastAsia" w:ascii="Times New Roman" w:hAnsi="Times New Roman" w:eastAsia="SimSun" w:cs="Times New Roman"/>
+          <w:rFonts w:hint="eastAsia" w:ascii="Times New Roman" w:hAnsi="Times New Roman" w:eastAsia="FangSong" w:cs="Times New Roman"/>
         </w:rPr>
         <w:t>本质都是</w:t>
       </w:r>
       <w:r>
         <w:rPr>
-          <w:rFonts w:hint="eastAsia" w:ascii="Times New Roman" w:hAnsi="Times New Roman" w:eastAsia="SimSun" w:cs="Times New Roman"/>
+          <w:rFonts w:hint="eastAsia" w:ascii="Times New Roman" w:hAnsi="Times New Roman" w:eastAsia="FangSong" w:cs="Times New Roman"/>
           <w:b/>
           <w:bCs/>
         </w:rPr>
@@ -32956,7 +33096,7 @@
       </w:r>
       <w:r>
         <w:rPr>
-          <w:rFonts w:hint="eastAsia" w:ascii="Times New Roman" w:hAnsi="Times New Roman" w:eastAsia="SimSun" w:cs="Times New Roman"/>
+          <w:rFonts w:hint="eastAsia" w:ascii="Times New Roman" w:hAnsi="Times New Roman" w:eastAsia="FangSong" w:cs="Times New Roman"/>
         </w:rPr>
         <w:t>问题</w:t>
       </w:r>
@@ -32968,7 +33108,7 @@
       </w:r>
       <w:r>
         <w:rPr>
-          <w:rFonts w:hint="eastAsia" w:ascii="Times New Roman" w:hAnsi="Times New Roman" w:eastAsia="SimSun" w:cs="Times New Roman"/>
+          <w:rFonts w:hint="eastAsia" w:ascii="Times New Roman" w:hAnsi="Times New Roman" w:eastAsia="FangSong" w:cs="Times New Roman"/>
         </w:rPr>
         <w:t>下一讲分光光度法转向</w:t>
       </w:r>
@@ -32980,7 +33120,7 @@
       </w:r>
       <w:r>
         <w:rPr>
-          <w:rFonts w:hint="eastAsia" w:ascii="Times New Roman" w:hAnsi="Times New Roman" w:eastAsia="SimSun" w:cs="Times New Roman"/>
+          <w:rFonts w:hint="eastAsia" w:ascii="Times New Roman" w:hAnsi="Times New Roman" w:eastAsia="FangSong" w:cs="Times New Roman"/>
         </w:rPr>
         <w:t>信号线</w:t>
       </w:r>
@@ -32992,7 +33132,7 @@
       </w:r>
       <w:r>
         <w:rPr>
-          <w:rFonts w:hint="eastAsia" w:ascii="Times New Roman" w:hAnsi="Times New Roman" w:eastAsia="SimSun" w:cs="Times New Roman"/>
+          <w:rFonts w:hint="eastAsia" w:ascii="Times New Roman" w:hAnsi="Times New Roman" w:eastAsia="FangSong" w:cs="Times New Roman"/>
         </w:rPr>
         <w:t>用</w:t>
       </w:r>
@@ -33004,7 +33144,7 @@
       </w:r>
       <w:r>
         <w:rPr>
-          <w:rFonts w:hint="eastAsia" w:ascii="Times New Roman" w:hAnsi="Times New Roman" w:eastAsia="SimSun" w:cs="Times New Roman"/>
+          <w:rFonts w:hint="eastAsia" w:ascii="Times New Roman" w:hAnsi="Times New Roman" w:eastAsia="FangSong" w:cs="Times New Roman"/>
         </w:rPr>
         <w:t>定律把颜色信号定量化</w:t>
       </w:r>
@@ -33016,7 +33156,7 @@
       </w:r>
       <w:r>
         <w:rPr>
-          <w:rFonts w:hint="eastAsia" w:ascii="Times New Roman" w:hAnsi="Times New Roman" w:eastAsia="SimSun" w:cs="Times New Roman"/>
+          <w:rFonts w:hint="eastAsia" w:ascii="Times New Roman" w:hAnsi="Times New Roman" w:eastAsia="FangSong" w:cs="Times New Roman"/>
         </w:rPr>
         <w:t>与滴定</w:t>
       </w:r>
@@ -33028,7 +33168,7 @@
       </w:r>
       <w:r>
         <w:rPr>
-          <w:rFonts w:hint="eastAsia" w:ascii="Times New Roman" w:hAnsi="Times New Roman" w:eastAsia="SimSun" w:cs="Times New Roman"/>
+          <w:rFonts w:hint="eastAsia" w:ascii="Times New Roman" w:hAnsi="Times New Roman" w:eastAsia="FangSong" w:cs="Times New Roman"/>
         </w:rPr>
         <w:t>计量线</w:t>
       </w:r>
@@ -33040,7 +33180,7 @@
       </w:r>
       <w:r>
         <w:rPr>
-          <w:rFonts w:hint="eastAsia" w:ascii="Times New Roman" w:hAnsi="Times New Roman" w:eastAsia="SimSun" w:cs="Times New Roman"/>
+          <w:rFonts w:hint="eastAsia" w:ascii="Times New Roman" w:hAnsi="Times New Roman" w:eastAsia="FangSong" w:cs="Times New Roman"/>
         </w:rPr>
         <w:t>互补</w:t>
       </w:r>
@@ -33051,8 +33191,8 @@
         <w:t>。</w:t>
       </w:r>
     </w:p>
-    <w:bookmarkEnd w:id="51"/>
-    <w:bookmarkStart w:id="55" w:name="附核心公式速查"/>
+    <w:bookmarkEnd w:id="48"/>
+    <w:bookmarkStart w:id="52" w:name="附核心公式速查"/>
     <w:p>
       <w:pPr>
         <w:pStyle w:val="Heading2"/>
@@ -33083,7 +33223,7 @@
       </w:pPr>
       <w:r>
         <w:rPr>
-          <w:rFonts w:hint="eastAsia" w:ascii="Times New Roman" w:hAnsi="Times New Roman" w:eastAsia="SimSun" w:cs="Times New Roman"/>
+          <w:rFonts w:hint="eastAsia" w:ascii="Times New Roman" w:hAnsi="Times New Roman" w:eastAsia="FangSong" w:cs="Times New Roman"/>
         </w:rPr>
         <w:t>考前一张纸</w:t>
       </w:r>
@@ -33095,7 +33235,7 @@
       </w:r>
       <w:r>
         <w:rPr>
-          <w:rFonts w:hint="eastAsia" w:ascii="Times New Roman" w:hAnsi="Times New Roman" w:eastAsia="SimSun" w:cs="Times New Roman"/>
+          <w:rFonts w:hint="eastAsia" w:ascii="Times New Roman" w:hAnsi="Times New Roman" w:eastAsia="FangSong" w:cs="Times New Roman"/>
         </w:rPr>
         <w:t>按模块查公式与判据</w:t>
       </w:r>
@@ -33107,7 +33247,7 @@
       </w:r>
       <w:r>
         <w:rPr>
-          <w:rFonts w:hint="eastAsia" w:ascii="Times New Roman" w:hAnsi="Times New Roman" w:eastAsia="SimSun" w:cs="Times New Roman"/>
+          <w:rFonts w:hint="eastAsia" w:ascii="Times New Roman" w:hAnsi="Times New Roman" w:eastAsia="FangSong" w:cs="Times New Roman"/>
         </w:rPr>
         <w:t>易错提醒与正文各节</w:t>
       </w:r>
@@ -33119,7 +33259,7 @@
       </w:r>
       <w:r>
         <w:rPr>
-          <w:rFonts w:hint="eastAsia" w:ascii="Times New Roman" w:hAnsi="Times New Roman" w:eastAsia="SimSun" w:cs="Times New Roman"/>
+          <w:rFonts w:hint="eastAsia" w:ascii="Times New Roman" w:hAnsi="Times New Roman" w:eastAsia="FangSong" w:cs="Times New Roman"/>
         </w:rPr>
         <w:t>呼应</w:t>
       </w:r>
@@ -33130,7 +33270,7 @@
         <w:t>。</w:t>
       </w:r>
     </w:p>
-    <w:bookmarkStart w:id="52" w:name="配位滴定-条件常数与判据"/>
+    <w:bookmarkStart w:id="49" w:name="配位滴定-条件常数与判据"/>
     <w:p>
       <w:pPr>
         <w:pStyle w:val="Heading3"/>
@@ -33258,7 +33398,7 @@
             </w:pPr>
             <w:r>
               <w:rPr>
-                <w:rFonts w:hint="eastAsia" w:ascii="Times New Roman" w:hAnsi="Times New Roman" w:eastAsia="SimSun" w:cs="Times New Roman"/>
+                <w:rFonts w:hint="eastAsia" w:ascii="Times New Roman" w:hAnsi="Times New Roman" w:eastAsia="FangSong" w:cs="Times New Roman"/>
               </w:rPr>
               <w:t xml:space="preserve">只有</w:t>
             </w:r>
@@ -33283,7 +33423,7 @@
             </w:r>
             <w:r>
               <w:rPr>
-                <w:rFonts w:hint="eastAsia" w:ascii="Times New Roman" w:hAnsi="Times New Roman" w:eastAsia="SimSun" w:cs="Times New Roman"/>
+                <w:rFonts w:hint="eastAsia" w:ascii="Times New Roman" w:hAnsi="Times New Roman" w:eastAsia="FangSong" w:cs="Times New Roman"/>
               </w:rPr>
               <w:t xml:space="preserve">有效配位</w:t>
             </w:r>
@@ -33304,7 +33444,7 @@
             </w:r>
             <w:r>
               <w:rPr>
-                <w:rFonts w:hint="eastAsia" w:ascii="Times New Roman" w:hAnsi="Times New Roman" w:eastAsia="SimSun" w:cs="Times New Roman"/>
+                <w:rFonts w:hint="eastAsia" w:ascii="Times New Roman" w:hAnsi="Times New Roman" w:eastAsia="FangSong" w:cs="Times New Roman"/>
               </w:rPr>
               <w:t>六齿配体</w:t>
             </w:r>
@@ -33322,7 +33462,7 @@
             </w:r>
             <w:r>
               <w:rPr>
-                <w:rFonts w:hint="eastAsia" w:ascii="Times New Roman" w:hAnsi="Times New Roman" w:eastAsia="SimSun" w:cs="Times New Roman"/>
+                <w:rFonts w:hint="eastAsia" w:ascii="Times New Roman" w:hAnsi="Times New Roman" w:eastAsia="FangSong" w:cs="Times New Roman"/>
               </w:rPr>
               <w:t xml:space="preserve">络合铁律</w:t>
             </w:r>
@@ -33343,7 +33483,7 @@
             </w:r>
             <w:r>
               <w:rPr>
-                <w:rFonts w:hint="eastAsia" w:ascii="Times New Roman" w:hAnsi="Times New Roman" w:eastAsia="SimSun" w:cs="Times New Roman"/>
+                <w:rFonts w:hint="eastAsia" w:ascii="Times New Roman" w:hAnsi="Times New Roman" w:eastAsia="FangSong" w:cs="Times New Roman"/>
               </w:rPr>
               <w:t>任何型体都能配位</w:t>
             </w:r>
@@ -33355,7 +33495,7 @@
             </w:r>
             <w:r>
               <w:rPr>
-                <w:rFonts w:hint="eastAsia" w:ascii="Times New Roman" w:hAnsi="Times New Roman" w:eastAsia="SimSun" w:cs="Times New Roman"/>
+                <w:rFonts w:hint="eastAsia" w:ascii="Times New Roman" w:hAnsi="Times New Roman" w:eastAsia="FangSong" w:cs="Times New Roman"/>
               </w:rPr>
               <w:t>是错的</w:t>
             </w:r>
@@ -33466,7 +33606,7 @@
             </w:pPr>
             <w:r>
               <w:rPr>
-                <w:rFonts w:hint="eastAsia" w:ascii="Times New Roman" w:hAnsi="Times New Roman" w:eastAsia="SimSun" w:cs="Times New Roman"/>
+                <w:rFonts w:hint="eastAsia" w:ascii="Times New Roman" w:hAnsi="Times New Roman" w:eastAsia="FangSong" w:cs="Times New Roman"/>
               </w:rPr>
               <w:t xml:space="preserve">副反应系数折进条件常数</w:t>
             </w:r>
@@ -33481,7 +33621,7 @@
             </w:pPr>
             <w:r>
               <w:rPr>
-                <w:rFonts w:hint="eastAsia" w:ascii="Times New Roman" w:hAnsi="Times New Roman" w:eastAsia="SimSun" w:cs="Times New Roman"/>
+                <w:rFonts w:hint="eastAsia" w:ascii="Times New Roman" w:hAnsi="Times New Roman" w:eastAsia="FangSong" w:cs="Times New Roman"/>
               </w:rPr>
               <w:t>副反应总是削弱主反应</w:t>
             </w:r>
@@ -33592,7 +33732,7 @@
             </w:pPr>
             <w:r>
               <w:rPr>
-                <w:rFonts w:hint="eastAsia" w:ascii="Times New Roman" w:hAnsi="Times New Roman" w:eastAsia="SimSun" w:cs="Times New Roman"/>
+                <w:rFonts w:hint="eastAsia" w:ascii="Times New Roman" w:hAnsi="Times New Roman" w:eastAsia="FangSong" w:cs="Times New Roman"/>
               </w:rPr>
               <w:t xml:space="preserve">准确滴定判据</w:t>
             </w:r>
@@ -33607,7 +33747,7 @@
             </w:pPr>
             <w:r>
               <w:rPr>
-                <w:rFonts w:hint="eastAsia" w:ascii="Times New Roman" w:hAnsi="Times New Roman" w:eastAsia="SimSun" w:cs="Times New Roman"/>
+                <w:rFonts w:hint="eastAsia" w:ascii="Times New Roman" w:hAnsi="Times New Roman" w:eastAsia="FangSong" w:cs="Times New Roman"/>
               </w:rPr>
               <w:t xml:space="preserve">用的是</w:t>
             </w:r>
@@ -33645,7 +33785,7 @@
             </w:r>
             <w:r>
               <w:rPr>
-                <w:rFonts w:hint="eastAsia" w:ascii="Times New Roman" w:hAnsi="Times New Roman" w:eastAsia="SimSun" w:cs="Times New Roman"/>
+                <w:rFonts w:hint="eastAsia" w:ascii="Times New Roman" w:hAnsi="Times New Roman" w:eastAsia="FangSong" w:cs="Times New Roman"/>
               </w:rPr>
               <w:t xml:space="preserve">不是</w:t>
             </w:r>
@@ -33753,7 +33893,7 @@
             </w:pPr>
             <w:r>
               <w:rPr>
-                <w:rFonts w:hint="eastAsia" w:ascii="Times New Roman" w:hAnsi="Times New Roman" w:eastAsia="SimSun" w:cs="Times New Roman"/>
+                <w:rFonts w:hint="eastAsia" w:ascii="Times New Roman" w:hAnsi="Times New Roman" w:eastAsia="FangSong" w:cs="Times New Roman"/>
               </w:rPr>
               <w:t>分别滴定</w:t>
             </w:r>
@@ -33765,7 +33905,7 @@
             </w:r>
             <w:r>
               <w:rPr>
-                <w:rFonts w:hint="eastAsia" w:ascii="Times New Roman" w:hAnsi="Times New Roman" w:eastAsia="SimSun" w:cs="Times New Roman"/>
+                <w:rFonts w:hint="eastAsia" w:ascii="Times New Roman" w:hAnsi="Times New Roman" w:eastAsia="FangSong" w:cs="Times New Roman"/>
               </w:rPr>
               <w:t>分步滴定</w:t>
             </w:r>
@@ -33777,7 +33917,7 @@
             </w:r>
             <w:r>
               <w:rPr>
-                <w:rFonts w:hint="eastAsia" w:ascii="Times New Roman" w:hAnsi="Times New Roman" w:eastAsia="SimSun" w:cs="Times New Roman"/>
+                <w:rFonts w:hint="eastAsia" w:ascii="Times New Roman" w:hAnsi="Times New Roman" w:eastAsia="FangSong" w:cs="Times New Roman"/>
               </w:rPr>
               <w:t>判据</w:t>
             </w:r>
@@ -33792,7 +33932,7 @@
             </w:pPr>
             <w:r>
               <w:rPr>
-                <w:rFonts w:hint="eastAsia" w:ascii="Times New Roman" w:hAnsi="Times New Roman" w:eastAsia="SimSun" w:cs="Times New Roman"/>
+                <w:rFonts w:hint="eastAsia" w:ascii="Times New Roman" w:hAnsi="Times New Roman" w:eastAsia="FangSong" w:cs="Times New Roman"/>
               </w:rPr>
               <w:t xml:space="preserve">浓度项不可忽略</w:t>
             </w:r>
@@ -33800,8 +33940,8 @@
         </w:tc>
       </w:tr>
     </w:tbl>
-    <w:bookmarkEnd w:id="52"/>
-    <w:bookmarkStart w:id="53" w:name="指示剂与掩蔽"/>
+    <w:bookmarkEnd w:id="49"/>
+    <w:bookmarkStart w:id="50" w:name="指示剂与掩蔽"/>
     <w:p>
       <w:pPr>
         <w:pStyle w:val="Heading3"/>
@@ -33903,7 +34043,7 @@
             </w:pPr>
             <w:r>
               <w:rPr>
-                <w:rFonts w:hint="eastAsia" w:ascii="Times New Roman" w:hAnsi="Times New Roman" w:eastAsia="SimSun" w:cs="Times New Roman"/>
+                <w:rFonts w:hint="eastAsia" w:ascii="Times New Roman" w:hAnsi="Times New Roman" w:eastAsia="FangSong" w:cs="Times New Roman"/>
               </w:rPr>
               <w:t xml:space="preserve">封闭</w:t>
             </w:r>
@@ -33915,7 +34055,7 @@
             </w:r>
             <w:r>
               <w:rPr>
-                <w:rFonts w:hint="eastAsia" w:ascii="Times New Roman" w:hAnsi="Times New Roman" w:eastAsia="SimSun" w:cs="Times New Roman"/>
+                <w:rFonts w:hint="eastAsia" w:ascii="Times New Roman" w:hAnsi="Times New Roman" w:eastAsia="FangSong" w:cs="Times New Roman"/>
               </w:rPr>
               <w:t xml:space="preserve">僵化</w:t>
             </w:r>
@@ -33930,7 +34070,7 @@
             </w:pPr>
             <w:r>
               <w:rPr>
-                <w:rFonts w:hint="eastAsia" w:ascii="Times New Roman" w:hAnsi="Times New Roman" w:eastAsia="SimSun" w:cs="Times New Roman"/>
+                <w:rFonts w:hint="eastAsia" w:ascii="Times New Roman" w:hAnsi="Times New Roman" w:eastAsia="FangSong" w:cs="Times New Roman"/>
               </w:rPr>
               <w:t xml:space="preserve">封闭</w:t>
             </w:r>
@@ -33942,7 +34082,7 @@
             </w:r>
             <w:r>
               <w:rPr>
-                <w:rFonts w:hint="eastAsia" w:ascii="Times New Roman" w:hAnsi="Times New Roman" w:eastAsia="SimSun" w:cs="Times New Roman"/>
+                <w:rFonts w:hint="eastAsia" w:ascii="Times New Roman" w:hAnsi="Times New Roman" w:eastAsia="FangSong" w:cs="Times New Roman"/>
               </w:rPr>
               <w:t>热力学</w:t>
             </w:r>
@@ -33954,7 +34094,7 @@
             </w:r>
             <w:r>
               <w:rPr>
-                <w:rFonts w:hint="eastAsia" w:ascii="Times New Roman" w:hAnsi="Times New Roman" w:eastAsia="SimSun" w:cs="Times New Roman"/>
+                <w:rFonts w:hint="eastAsia" w:ascii="Times New Roman" w:hAnsi="Times New Roman" w:eastAsia="FangSong" w:cs="Times New Roman"/>
               </w:rPr>
               <w:t>夺不出</w:t>
             </w:r>
@@ -33966,7 +34106,7 @@
             </w:r>
             <w:r>
               <w:rPr>
-                <w:rFonts w:hint="eastAsia" w:ascii="Times New Roman" w:hAnsi="Times New Roman" w:eastAsia="SimSun" w:cs="Times New Roman"/>
+                <w:rFonts w:hint="eastAsia" w:ascii="Times New Roman" w:hAnsi="Times New Roman" w:eastAsia="FangSong" w:cs="Times New Roman"/>
               </w:rPr>
               <w:t>僵化</w:t>
             </w:r>
@@ -33978,7 +34118,7 @@
             </w:r>
             <w:r>
               <w:rPr>
-                <w:rFonts w:hint="eastAsia" w:ascii="Times New Roman" w:hAnsi="Times New Roman" w:eastAsia="SimSun" w:cs="Times New Roman"/>
+                <w:rFonts w:hint="eastAsia" w:ascii="Times New Roman" w:hAnsi="Times New Roman" w:eastAsia="FangSong" w:cs="Times New Roman"/>
               </w:rPr>
               <w:t>动力学</w:t>
             </w:r>
@@ -33990,7 +34130,7 @@
             </w:r>
             <w:r>
               <w:rPr>
-                <w:rFonts w:hint="eastAsia" w:ascii="Times New Roman" w:hAnsi="Times New Roman" w:eastAsia="SimSun" w:cs="Times New Roman"/>
+                <w:rFonts w:hint="eastAsia" w:ascii="Times New Roman" w:hAnsi="Times New Roman" w:eastAsia="FangSong" w:cs="Times New Roman"/>
               </w:rPr>
               <w:t>夺太慢</w:t>
             </w:r>
@@ -34011,7 +34151,7 @@
             </w:pPr>
             <w:r>
               <w:rPr>
-                <w:rFonts w:hint="eastAsia" w:ascii="Times New Roman" w:hAnsi="Times New Roman" w:eastAsia="SimSun" w:cs="Times New Roman"/>
+                <w:rFonts w:hint="eastAsia" w:ascii="Times New Roman" w:hAnsi="Times New Roman" w:eastAsia="FangSong" w:cs="Times New Roman"/>
               </w:rPr>
               <w:t>两者机制不同</w:t>
             </w:r>
@@ -34023,7 +34163,7 @@
             </w:r>
             <w:r>
               <w:rPr>
-                <w:rFonts w:hint="eastAsia" w:ascii="Times New Roman" w:hAnsi="Times New Roman" w:eastAsia="SimSun" w:cs="Times New Roman"/>
+                <w:rFonts w:hint="eastAsia" w:ascii="Times New Roman" w:hAnsi="Times New Roman" w:eastAsia="FangSong" w:cs="Times New Roman"/>
               </w:rPr>
               <w:t>处理不同</w:t>
             </w:r>
@@ -34040,7 +34180,7 @@
             </w:pPr>
             <w:r>
               <w:rPr>
-                <w:rFonts w:hint="eastAsia" w:ascii="Times New Roman" w:hAnsi="Times New Roman" w:eastAsia="SimSun" w:cs="Times New Roman"/>
+                <w:rFonts w:hint="eastAsia" w:ascii="Times New Roman" w:hAnsi="Times New Roman" w:eastAsia="FangSong" w:cs="Times New Roman"/>
               </w:rPr>
               <w:t xml:space="preserve">掩蔽剂选择</w:t>
             </w:r>
@@ -34074,7 +34214,7 @@
             </w:r>
             <w:r>
               <w:rPr>
-                <w:rFonts w:hint="eastAsia" w:ascii="Times New Roman" w:hAnsi="Times New Roman" w:eastAsia="SimSun" w:cs="Times New Roman"/>
+                <w:rFonts w:hint="eastAsia" w:ascii="Times New Roman" w:hAnsi="Times New Roman" w:eastAsia="FangSong" w:cs="Times New Roman"/>
               </w:rPr>
               <w:t xml:space="preserve">掩蔽</w:t>
             </w:r>
@@ -34112,7 +34252,7 @@
             </w:r>
             <w:r>
               <w:rPr>
-                <w:rFonts w:hint="eastAsia" w:ascii="Times New Roman" w:hAnsi="Times New Roman" w:eastAsia="SimSun" w:cs="Times New Roman"/>
+                <w:rFonts w:hint="eastAsia" w:ascii="Times New Roman" w:hAnsi="Times New Roman" w:eastAsia="FangSong" w:cs="Times New Roman"/>
               </w:rPr>
               <w:t xml:space="preserve">掩蔽</w:t>
             </w:r>
@@ -34140,7 +34280,7 @@
             </w:pPr>
             <w:r>
               <w:rPr>
-                <w:rFonts w:hint="eastAsia" w:ascii="Times New Roman" w:hAnsi="Times New Roman" w:eastAsia="SimSun" w:cs="Times New Roman"/>
+                <w:rFonts w:hint="eastAsia" w:ascii="Times New Roman" w:hAnsi="Times New Roman" w:eastAsia="FangSong" w:cs="Times New Roman"/>
               </w:rPr>
               <w:t>分步滴定</w:t>
             </w:r>
@@ -34152,7 +34292,7 @@
             </w:r>
             <w:r>
               <w:rPr>
-                <w:rFonts w:hint="eastAsia" w:ascii="Times New Roman" w:hAnsi="Times New Roman" w:eastAsia="SimSun" w:cs="Times New Roman"/>
+                <w:rFonts w:hint="eastAsia" w:ascii="Times New Roman" w:hAnsi="Times New Roman" w:eastAsia="FangSong" w:cs="Times New Roman"/>
               </w:rPr>
               <w:t>先掩蔽</w:t>
             </w:r>
@@ -34164,7 +34304,7 @@
             </w:r>
             <w:r>
               <w:rPr>
-                <w:rFonts w:hint="eastAsia" w:ascii="Times New Roman" w:hAnsi="Times New Roman" w:eastAsia="SimSun" w:cs="Times New Roman"/>
+                <w:rFonts w:hint="eastAsia" w:ascii="Times New Roman" w:hAnsi="Times New Roman" w:eastAsia="FangSong" w:cs="Times New Roman"/>
               </w:rPr>
               <w:t>滴一种</w:t>
             </w:r>
@@ -34176,7 +34316,7 @@
             </w:r>
             <w:r>
               <w:rPr>
-                <w:rFonts w:hint="eastAsia" w:ascii="Times New Roman" w:hAnsi="Times New Roman" w:eastAsia="SimSun" w:cs="Times New Roman"/>
+                <w:rFonts w:hint="eastAsia" w:ascii="Times New Roman" w:hAnsi="Times New Roman" w:eastAsia="FangSong" w:cs="Times New Roman"/>
               </w:rPr>
               <w:t>解蔽</w:t>
             </w:r>
@@ -34188,7 +34328,7 @@
             </w:r>
             <w:r>
               <w:rPr>
-                <w:rFonts w:hint="eastAsia" w:ascii="Times New Roman" w:hAnsi="Times New Roman" w:eastAsia="SimSun" w:cs="Times New Roman"/>
+                <w:rFonts w:hint="eastAsia" w:ascii="Times New Roman" w:hAnsi="Times New Roman" w:eastAsia="FangSong" w:cs="Times New Roman"/>
               </w:rPr>
               <w:t>滴另一种</w:t>
             </w:r>
@@ -34196,8 +34336,8 @@
         </w:tc>
       </w:tr>
     </w:tbl>
-    <w:bookmarkEnd w:id="53"/>
-    <w:bookmarkStart w:id="54" w:name="重量分析"/>
+    <w:bookmarkEnd w:id="50"/>
+    <w:bookmarkStart w:id="51" w:name="重量分析"/>
     <w:p>
       <w:pPr>
         <w:pStyle w:val="Heading3"/>
@@ -34313,7 +34453,7 @@
             </w:pPr>
             <w:r>
               <w:rPr>
-                <w:rFonts w:hint="eastAsia" w:ascii="Times New Roman" w:hAnsi="Times New Roman" w:eastAsia="SimSun" w:cs="Times New Roman"/>
+                <w:rFonts w:hint="eastAsia" w:ascii="Times New Roman" w:hAnsi="Times New Roman" w:eastAsia="FangSong" w:cs="Times New Roman"/>
               </w:rPr>
               <w:t xml:space="preserve">换算因数</w:t>
             </w:r>
@@ -34396,7 +34536,7 @@
             </w:pPr>
             <w:r>
               <w:rPr>
-                <w:rFonts w:hint="eastAsia" w:ascii="Times New Roman" w:hAnsi="Times New Roman" w:eastAsia="SimSun" w:cs="Times New Roman"/>
+                <w:rFonts w:hint="eastAsia" w:ascii="Times New Roman" w:hAnsi="Times New Roman" w:eastAsia="FangSong" w:cs="Times New Roman"/>
               </w:rPr>
               <w:t xml:space="preserve">沉淀形式</w:t>
             </w:r>
@@ -34408,7 +34548,7 @@
             </w:r>
             <w:r>
               <w:rPr>
-                <w:rFonts w:hint="eastAsia" w:ascii="Times New Roman" w:hAnsi="Times New Roman" w:eastAsia="SimSun" w:cs="Times New Roman"/>
+                <w:rFonts w:hint="eastAsia" w:ascii="Times New Roman" w:hAnsi="Times New Roman" w:eastAsia="FangSong" w:cs="Times New Roman"/>
               </w:rPr>
               <w:t xml:space="preserve">称量形式</w:t>
             </w:r>
@@ -34423,7 +34563,7 @@
             </w:pPr>
             <w:r>
               <w:rPr>
-                <w:rFonts w:hint="eastAsia" w:ascii="Times New Roman" w:hAnsi="Times New Roman" w:eastAsia="SimSun" w:cs="Times New Roman"/>
+                <w:rFonts w:hint="eastAsia" w:ascii="Times New Roman" w:hAnsi="Times New Roman" w:eastAsia="FangSong" w:cs="Times New Roman"/>
               </w:rPr>
               <w:t xml:space="preserve">忘记系数</w:t>
             </w:r>
@@ -34480,7 +34620,7 @@
             </w:r>
             <w:r>
               <w:rPr>
-                <w:rFonts w:hint="eastAsia" w:ascii="Times New Roman" w:hAnsi="Times New Roman" w:eastAsia="SimSun" w:cs="Times New Roman"/>
+                <w:rFonts w:hint="eastAsia" w:ascii="Times New Roman" w:hAnsi="Times New Roman" w:eastAsia="FangSong" w:cs="Times New Roman"/>
               </w:rPr>
               <w:t xml:space="preserve">含</w:t>
             </w:r>
@@ -34492,7 +34632,7 @@
             </w:r>
             <w:r>
               <w:rPr>
-                <w:rFonts w:hint="eastAsia" w:ascii="Times New Roman" w:hAnsi="Times New Roman" w:eastAsia="SimSun" w:cs="Times New Roman"/>
+                <w:rFonts w:hint="eastAsia" w:ascii="Times New Roman" w:hAnsi="Times New Roman" w:eastAsia="FangSong" w:cs="Times New Roman"/>
               </w:rPr>
               <w:t xml:space="preserve">个</w:t>
             </w:r>
@@ -34510,7 +34650,7 @@
             </w:r>
             <w:r>
               <w:rPr>
-                <w:rFonts w:hint="eastAsia" w:ascii="Times New Roman" w:hAnsi="Times New Roman" w:eastAsia="SimSun" w:cs="Times New Roman"/>
+                <w:rFonts w:hint="eastAsia" w:ascii="Times New Roman" w:hAnsi="Times New Roman" w:eastAsia="FangSong" w:cs="Times New Roman"/>
               </w:rPr>
               <w:t>须乘</w:t>
             </w:r>
@@ -34533,7 +34673,7 @@
             </w:pPr>
             <w:r>
               <w:rPr>
-                <w:rFonts w:hint="eastAsia" w:ascii="Times New Roman" w:hAnsi="Times New Roman" w:eastAsia="SimSun" w:cs="Times New Roman"/>
+                <w:rFonts w:hint="eastAsia" w:ascii="Times New Roman" w:hAnsi="Times New Roman" w:eastAsia="FangSong" w:cs="Times New Roman"/>
               </w:rPr>
               <w:t>晶形沉淀</w:t>
             </w:r>
@@ -34545,7 +34685,7 @@
             </w:r>
             <w:r>
               <w:rPr>
-                <w:rFonts w:hint="eastAsia" w:ascii="Times New Roman" w:hAnsi="Times New Roman" w:eastAsia="SimSun" w:cs="Times New Roman"/>
+                <w:rFonts w:hint="eastAsia" w:ascii="Times New Roman" w:hAnsi="Times New Roman" w:eastAsia="FangSong" w:cs="Times New Roman"/>
               </w:rPr>
               <w:t>稀热慢搅陈</w:t>
             </w:r>
@@ -34560,7 +34700,7 @@
             </w:pPr>
             <w:r>
               <w:rPr>
-                <w:rFonts w:hint="eastAsia" w:ascii="Times New Roman" w:hAnsi="Times New Roman" w:eastAsia="SimSun" w:cs="Times New Roman"/>
+                <w:rFonts w:hint="eastAsia" w:ascii="Times New Roman" w:hAnsi="Times New Roman" w:eastAsia="FangSong" w:cs="Times New Roman"/>
               </w:rPr>
               <w:t>稀溶液</w:t>
             </w:r>
@@ -34572,7 +34712,7 @@
             </w:r>
             <w:r>
               <w:rPr>
-                <w:rFonts w:hint="eastAsia" w:ascii="Times New Roman" w:hAnsi="Times New Roman" w:eastAsia="SimSun" w:cs="Times New Roman"/>
+                <w:rFonts w:hint="eastAsia" w:ascii="Times New Roman" w:hAnsi="Times New Roman" w:eastAsia="FangSong" w:cs="Times New Roman"/>
               </w:rPr>
               <w:t>热</w:t>
             </w:r>
@@ -34584,7 +34724,7 @@
             </w:r>
             <w:r>
               <w:rPr>
-                <w:rFonts w:hint="eastAsia" w:ascii="Times New Roman" w:hAnsi="Times New Roman" w:eastAsia="SimSun" w:cs="Times New Roman"/>
+                <w:rFonts w:hint="eastAsia" w:ascii="Times New Roman" w:hAnsi="Times New Roman" w:eastAsia="FangSong" w:cs="Times New Roman"/>
               </w:rPr>
               <w:t>慢加</w:t>
             </w:r>
@@ -34596,7 +34736,7 @@
             </w:r>
             <w:r>
               <w:rPr>
-                <w:rFonts w:hint="eastAsia" w:ascii="Times New Roman" w:hAnsi="Times New Roman" w:eastAsia="SimSun" w:cs="Times New Roman"/>
+                <w:rFonts w:hint="eastAsia" w:ascii="Times New Roman" w:hAnsi="Times New Roman" w:eastAsia="FangSong" w:cs="Times New Roman"/>
               </w:rPr>
               <w:t>搅拌</w:t>
             </w:r>
@@ -34608,7 +34748,7 @@
             </w:r>
             <w:r>
               <w:rPr>
-                <w:rFonts w:hint="eastAsia" w:ascii="Times New Roman" w:hAnsi="Times New Roman" w:eastAsia="SimSun" w:cs="Times New Roman"/>
+                <w:rFonts w:hint="eastAsia" w:ascii="Times New Roman" w:hAnsi="Times New Roman" w:eastAsia="FangSong" w:cs="Times New Roman"/>
               </w:rPr>
               <w:t>陈化</w:t>
             </w:r>
@@ -34623,7 +34763,7 @@
             </w:pPr>
             <w:r>
               <w:rPr>
-                <w:rFonts w:hint="eastAsia" w:ascii="Times New Roman" w:hAnsi="Times New Roman" w:eastAsia="SimSun" w:cs="Times New Roman"/>
+                <w:rFonts w:hint="eastAsia" w:ascii="Times New Roman" w:hAnsi="Times New Roman" w:eastAsia="FangSong" w:cs="Times New Roman"/>
               </w:rPr>
               <w:t xml:space="preserve">条件控制好</w:t>
             </w:r>
@@ -34635,7 +34775,7 @@
             </w:r>
             <w:r>
               <w:rPr>
-                <w:rFonts w:hint="eastAsia" w:ascii="Times New Roman" w:hAnsi="Times New Roman" w:eastAsia="SimSun" w:cs="Times New Roman"/>
+                <w:rFonts w:hint="eastAsia" w:ascii="Times New Roman" w:hAnsi="Times New Roman" w:eastAsia="FangSong" w:cs="Times New Roman"/>
               </w:rPr>
               <w:t xml:space="preserve">沉淀纯净易滤</w:t>
             </w:r>
@@ -34652,7 +34792,7 @@
             </w:pPr>
             <w:r>
               <w:rPr>
-                <w:rFonts w:hint="eastAsia" w:ascii="Times New Roman" w:hAnsi="Times New Roman" w:eastAsia="SimSun" w:cs="Times New Roman"/>
+                <w:rFonts w:hint="eastAsia" w:ascii="Times New Roman" w:hAnsi="Times New Roman" w:eastAsia="FangSong" w:cs="Times New Roman"/>
               </w:rPr>
               <w:t>无定形沉淀</w:t>
             </w:r>
@@ -34664,7 +34804,7 @@
             </w:r>
             <w:r>
               <w:rPr>
-                <w:rFonts w:hint="eastAsia" w:ascii="Times New Roman" w:hAnsi="Times New Roman" w:eastAsia="SimSun" w:cs="Times New Roman"/>
+                <w:rFonts w:hint="eastAsia" w:ascii="Times New Roman" w:hAnsi="Times New Roman" w:eastAsia="FangSong" w:cs="Times New Roman"/>
               </w:rPr>
               <w:t>浓热快电不陈</w:t>
             </w:r>
@@ -34679,7 +34819,7 @@
             </w:pPr>
             <w:r>
               <w:rPr>
-                <w:rFonts w:hint="eastAsia" w:ascii="Times New Roman" w:hAnsi="Times New Roman" w:eastAsia="SimSun" w:cs="Times New Roman"/>
+                <w:rFonts w:hint="eastAsia" w:ascii="Times New Roman" w:hAnsi="Times New Roman" w:eastAsia="FangSong" w:cs="Times New Roman"/>
               </w:rPr>
               <w:t>趁热过滤</w:t>
             </w:r>
@@ -34691,7 +34831,7 @@
             </w:r>
             <w:r>
               <w:rPr>
-                <w:rFonts w:hint="eastAsia" w:ascii="Times New Roman" w:hAnsi="Times New Roman" w:eastAsia="SimSun" w:cs="Times New Roman"/>
+                <w:rFonts w:hint="eastAsia" w:ascii="Times New Roman" w:hAnsi="Times New Roman" w:eastAsia="FangSong" w:cs="Times New Roman"/>
               </w:rPr>
               <w:t>不陈化</w:t>
             </w:r>
@@ -34706,7 +34846,7 @@
             </w:pPr>
             <w:r>
               <w:rPr>
-                <w:rFonts w:hint="eastAsia" w:ascii="Times New Roman" w:hAnsi="Times New Roman" w:eastAsia="SimSun" w:cs="Times New Roman"/>
+                <w:rFonts w:hint="eastAsia" w:ascii="Times New Roman" w:hAnsi="Times New Roman" w:eastAsia="FangSong" w:cs="Times New Roman"/>
               </w:rPr>
               <w:t xml:space="preserve">无定形陈化是错的</w:t>
             </w:r>
@@ -34723,7 +34863,7 @@
             </w:pPr>
             <w:r>
               <w:rPr>
-                <w:rFonts w:hint="eastAsia" w:ascii="Times New Roman" w:hAnsi="Times New Roman" w:eastAsia="SimSun" w:cs="Times New Roman"/>
+                <w:rFonts w:hint="eastAsia" w:ascii="Times New Roman" w:hAnsi="Times New Roman" w:eastAsia="FangSong" w:cs="Times New Roman"/>
               </w:rPr>
               <w:t xml:space="preserve">洗涤</w:t>
             </w:r>
@@ -34751,7 +34891,7 @@
             </w:pPr>
             <w:r>
               <w:rPr>
-                <w:rFonts w:hint="eastAsia" w:ascii="Times New Roman" w:hAnsi="Times New Roman" w:eastAsia="SimSun" w:cs="Times New Roman"/>
+                <w:rFonts w:hint="eastAsia" w:ascii="Times New Roman" w:hAnsi="Times New Roman" w:eastAsia="FangSong" w:cs="Times New Roman"/>
               </w:rPr>
               <w:t xml:space="preserve">用稀</w:t>
             </w:r>
@@ -34789,7 +34929,7 @@
             </w:r>
             <w:r>
               <w:rPr>
-                <w:rFonts w:hint="eastAsia" w:ascii="Times New Roman" w:hAnsi="Times New Roman" w:eastAsia="SimSun" w:cs="Times New Roman"/>
+                <w:rFonts w:hint="eastAsia" w:ascii="Times New Roman" w:hAnsi="Times New Roman" w:eastAsia="FangSong" w:cs="Times New Roman"/>
               </w:rPr>
               <w:t xml:space="preserve">防胶溶</w:t>
             </w:r>
@@ -34804,7 +34944,7 @@
             </w:pPr>
             <w:r>
               <w:rPr>
-                <w:rFonts w:hint="eastAsia" w:ascii="Times New Roman" w:hAnsi="Times New Roman" w:eastAsia="SimSun" w:cs="Times New Roman"/>
+                <w:rFonts w:hint="eastAsia" w:ascii="Times New Roman" w:hAnsi="Times New Roman" w:eastAsia="FangSong" w:cs="Times New Roman"/>
               </w:rPr>
               <w:t xml:space="preserve">大量蒸馏水</w:t>
             </w:r>
@@ -34816,7 +34956,7 @@
             </w:r>
             <w:r>
               <w:rPr>
-                <w:rFonts w:hint="eastAsia" w:ascii="Times New Roman" w:hAnsi="Times New Roman" w:eastAsia="SimSun" w:cs="Times New Roman"/>
+                <w:rFonts w:hint="eastAsia" w:ascii="Times New Roman" w:hAnsi="Times New Roman" w:eastAsia="FangSong" w:cs="Times New Roman"/>
               </w:rPr>
               <w:t xml:space="preserve">胶溶损失</w:t>
             </w:r>
@@ -34824,9 +34964,9 @@
         </w:tc>
       </w:tr>
     </w:tbl>
-    <w:bookmarkEnd w:id="54"/>
-    <w:bookmarkEnd w:id="55"/>
-    <w:bookmarkStart w:id="56" w:name="附延伸阅读"/>
+    <w:bookmarkEnd w:id="51"/>
+    <w:bookmarkEnd w:id="52"/>
+    <w:bookmarkStart w:id="53" w:name="附延伸阅读"/>
     <w:p>
       <w:pPr>
         <w:pStyle w:val="Heading2"/>
@@ -34867,7 +35007,7 @@
       </w:r>
       <w:r>
         <w:rPr>
-          <w:rFonts w:hint="eastAsia" w:ascii="Times New Roman" w:hAnsi="Times New Roman" w:eastAsia="SimSun" w:cs="Times New Roman"/>
+          <w:rFonts w:hint="eastAsia" w:ascii="Times New Roman" w:hAnsi="Times New Roman" w:eastAsia="FangSong" w:cs="Times New Roman"/>
         </w:rPr>
         <w:t>知识点</w:t>
       </w:r>
@@ -34879,7 +35019,7 @@
       </w:r>
       <w:r>
         <w:rPr>
-          <w:rFonts w:hint="eastAsia" w:ascii="Times New Roman" w:hAnsi="Times New Roman" w:eastAsia="SimSun" w:cs="Times New Roman"/>
+          <w:rFonts w:hint="eastAsia" w:ascii="Times New Roman" w:hAnsi="Times New Roman" w:eastAsia="FangSong" w:cs="Times New Roman"/>
         </w:rPr>
         <w:t>分析化学</w:t>
       </w:r>
@@ -34891,7 +35031,7 @@
       </w:r>
       <w:r>
         <w:rPr>
-          <w:rFonts w:hint="eastAsia" w:ascii="Times New Roman" w:hAnsi="Times New Roman" w:eastAsia="SimSun" w:cs="Times New Roman"/>
+          <w:rFonts w:hint="eastAsia" w:ascii="Times New Roman" w:hAnsi="Times New Roman" w:eastAsia="FangSong" w:cs="Times New Roman"/>
         </w:rPr>
         <w:t>络合滴定</w:t>
       </w:r>
@@ -34909,7 +35049,7 @@
       </w:r>
       <w:r>
         <w:rPr>
-          <w:rFonts w:hint="eastAsia" w:ascii="Times New Roman" w:hAnsi="Times New Roman" w:eastAsia="SimSun" w:cs="Times New Roman"/>
+          <w:rFonts w:hint="eastAsia" w:ascii="Times New Roman" w:hAnsi="Times New Roman" w:eastAsia="FangSong" w:cs="Times New Roman"/>
         </w:rPr>
         <w:t>知识点</w:t>
       </w:r>
@@ -34921,7 +35061,7 @@
       </w:r>
       <w:r>
         <w:rPr>
-          <w:rFonts w:hint="eastAsia" w:ascii="Times New Roman" w:hAnsi="Times New Roman" w:eastAsia="SimSun" w:cs="Times New Roman"/>
+          <w:rFonts w:hint="eastAsia" w:ascii="Times New Roman" w:hAnsi="Times New Roman" w:eastAsia="FangSong" w:cs="Times New Roman"/>
         </w:rPr>
         <w:t>分析化学</w:t>
       </w:r>
@@ -34933,7 +35073,7 @@
       </w:r>
       <w:r>
         <w:rPr>
-          <w:rFonts w:hint="eastAsia" w:ascii="Times New Roman" w:hAnsi="Times New Roman" w:eastAsia="SimSun" w:cs="Times New Roman"/>
+          <w:rFonts w:hint="eastAsia" w:ascii="Times New Roman" w:hAnsi="Times New Roman" w:eastAsia="FangSong" w:cs="Times New Roman"/>
         </w:rPr>
         <w:t>重量分析</w:t>
       </w:r>
@@ -34951,7 +35091,7 @@
       </w:r>
       <w:r>
         <w:rPr>
-          <w:rFonts w:hint="eastAsia" w:ascii="Times New Roman" w:hAnsi="Times New Roman" w:eastAsia="SimSun" w:cs="Times New Roman"/>
+          <w:rFonts w:hint="eastAsia" w:ascii="Times New Roman" w:hAnsi="Times New Roman" w:eastAsia="FangSong" w:cs="Times New Roman"/>
         </w:rPr>
         <w:t>知识点</w:t>
       </w:r>
@@ -34963,7 +35103,7 @@
       </w:r>
       <w:r>
         <w:rPr>
-          <w:rFonts w:hint="eastAsia" w:ascii="Times New Roman" w:hAnsi="Times New Roman" w:eastAsia="SimSun" w:cs="Times New Roman"/>
+          <w:rFonts w:hint="eastAsia" w:ascii="Times New Roman" w:hAnsi="Times New Roman" w:eastAsia="FangSong" w:cs="Times New Roman"/>
         </w:rPr>
         <w:t>分析化学</w:t>
       </w:r>
@@ -34975,7 +35115,7 @@
       </w:r>
       <w:r>
         <w:rPr>
-          <w:rFonts w:hint="eastAsia" w:ascii="Times New Roman" w:hAnsi="Times New Roman" w:eastAsia="SimSun" w:cs="Times New Roman"/>
+          <w:rFonts w:hint="eastAsia" w:ascii="Times New Roman" w:hAnsi="Times New Roman" w:eastAsia="FangSong" w:cs="Times New Roman"/>
         </w:rPr>
         <w:t>条件稳定常数</w:t>
       </w:r>
@@ -34993,7 +35133,7 @@
       </w:r>
       <w:r>
         <w:rPr>
-          <w:rFonts w:hint="eastAsia" w:ascii="Times New Roman" w:hAnsi="Times New Roman" w:eastAsia="SimSun" w:cs="Times New Roman"/>
+          <w:rFonts w:hint="eastAsia" w:ascii="Times New Roman" w:hAnsi="Times New Roman" w:eastAsia="FangSong" w:cs="Times New Roman"/>
         </w:rPr>
         <w:t>知识点</w:t>
       </w:r>
@@ -35005,7 +35145,7 @@
       </w:r>
       <w:r>
         <w:rPr>
-          <w:rFonts w:hint="eastAsia" w:ascii="Times New Roman" w:hAnsi="Times New Roman" w:eastAsia="SimSun" w:cs="Times New Roman"/>
+          <w:rFonts w:hint="eastAsia" w:ascii="Times New Roman" w:hAnsi="Times New Roman" w:eastAsia="FangSong" w:cs="Times New Roman"/>
         </w:rPr>
         <w:t>化学原理</w:t>
       </w:r>
@@ -35017,7 +35157,7 @@
       </w:r>
       <w:r>
         <w:rPr>
-          <w:rFonts w:hint="eastAsia" w:ascii="Times New Roman" w:hAnsi="Times New Roman" w:eastAsia="SimSun" w:cs="Times New Roman"/>
+          <w:rFonts w:hint="eastAsia" w:ascii="Times New Roman" w:hAnsi="Times New Roman" w:eastAsia="FangSong" w:cs="Times New Roman"/>
         </w:rPr>
         <w:t>滴定分析基本原理</w:t>
       </w:r>
@@ -35038,7 +35178,7 @@
       </w:r>
       <w:r>
         <w:rPr>
-          <w:rFonts w:hint="eastAsia" w:ascii="Times New Roman" w:hAnsi="Times New Roman" w:eastAsia="SimSun" w:cs="Times New Roman"/>
+          <w:rFonts w:hint="eastAsia" w:ascii="Times New Roman" w:hAnsi="Times New Roman" w:eastAsia="FangSong" w:cs="Times New Roman"/>
         </w:rPr>
         <w:t>资料提炼</w:t>
       </w:r>
@@ -35050,7 +35190,7 @@
       </w:r>
       <w:r>
         <w:rPr>
-          <w:rFonts w:hint="eastAsia" w:ascii="Times New Roman" w:hAnsi="Times New Roman" w:eastAsia="SimSun" w:cs="Times New Roman"/>
+          <w:rFonts w:hint="eastAsia" w:ascii="Times New Roman" w:hAnsi="Times New Roman" w:eastAsia="FangSong" w:cs="Times New Roman"/>
         </w:rPr>
         <w:t>书籍提炼</w:t>
       </w:r>
@@ -35062,7 +35202,7 @@
       </w:r>
       <w:r>
         <w:rPr>
-          <w:rFonts w:hint="eastAsia" w:ascii="Times New Roman" w:hAnsi="Times New Roman" w:eastAsia="SimSun" w:cs="Times New Roman"/>
+          <w:rFonts w:hint="eastAsia" w:ascii="Times New Roman" w:hAnsi="Times New Roman" w:eastAsia="FangSong" w:cs="Times New Roman"/>
         </w:rPr>
         <w:t>提炼</w:t>
       </w:r>
@@ -35074,7 +35214,7 @@
       </w:r>
       <w:r>
         <w:rPr>
-          <w:rFonts w:hint="eastAsia" w:ascii="Times New Roman" w:hAnsi="Times New Roman" w:eastAsia="SimSun" w:cs="Times New Roman"/>
+          <w:rFonts w:hint="eastAsia" w:ascii="Times New Roman" w:hAnsi="Times New Roman" w:eastAsia="FangSong" w:cs="Times New Roman"/>
         </w:rPr>
         <w:t>分析化学第六版</w:t>
       </w:r>
@@ -35086,7 +35226,7 @@
       </w:r>
       <w:r>
         <w:rPr>
-          <w:rFonts w:hint="eastAsia" w:ascii="Times New Roman" w:hAnsi="Times New Roman" w:eastAsia="SimSun" w:cs="Times New Roman"/>
+          <w:rFonts w:hint="eastAsia" w:ascii="Times New Roman" w:hAnsi="Times New Roman" w:eastAsia="FangSong" w:cs="Times New Roman"/>
         </w:rPr>
         <w:t>第</w:t>
       </w:r>
@@ -35098,7 +35238,7 @@
       </w:r>
       <w:r>
         <w:rPr>
-          <w:rFonts w:hint="eastAsia" w:ascii="Times New Roman" w:hAnsi="Times New Roman" w:eastAsia="SimSun" w:cs="Times New Roman"/>
+          <w:rFonts w:hint="eastAsia" w:ascii="Times New Roman" w:hAnsi="Times New Roman" w:eastAsia="FangSong" w:cs="Times New Roman"/>
         </w:rPr>
         <w:t>章</w:t>
       </w:r>
@@ -35110,7 +35250,7 @@
       </w:r>
       <w:r>
         <w:rPr>
-          <w:rFonts w:hint="eastAsia" w:ascii="Times New Roman" w:hAnsi="Times New Roman" w:eastAsia="SimSun" w:cs="Times New Roman"/>
+          <w:rFonts w:hint="eastAsia" w:ascii="Times New Roman" w:hAnsi="Times New Roman" w:eastAsia="FangSong" w:cs="Times New Roman"/>
         </w:rPr>
         <w:t>酸碱滴定与配位滴定</w:t>
       </w:r>
@@ -35122,7 +35262,7 @@
       </w:r>
       <w:r>
         <w:rPr>
-          <w:rFonts w:hint="eastAsia" w:ascii="Times New Roman" w:hAnsi="Times New Roman" w:eastAsia="SimSun" w:cs="Times New Roman"/>
+          <w:rFonts w:hint="eastAsia" w:ascii="Times New Roman" w:hAnsi="Times New Roman" w:eastAsia="FangSong" w:cs="Times New Roman"/>
         </w:rPr>
         <w:t>教材权威源</w:t>
       </w:r>
@@ -35149,7 +35289,7 @@
       </w:r>
       <w:r>
         <w:rPr>
-          <w:rFonts w:hint="eastAsia" w:ascii="Times New Roman" w:hAnsi="Times New Roman" w:eastAsia="SimSun" w:cs="Times New Roman"/>
+          <w:rFonts w:hint="eastAsia" w:ascii="Times New Roman" w:hAnsi="Times New Roman" w:eastAsia="FangSong" w:cs="Times New Roman"/>
         </w:rPr>
         <w:t>资料提炼</w:t>
       </w:r>
@@ -35161,7 +35301,7 @@
       </w:r>
       <w:r>
         <w:rPr>
-          <w:rFonts w:hint="eastAsia" w:ascii="Times New Roman" w:hAnsi="Times New Roman" w:eastAsia="SimSun" w:cs="Times New Roman"/>
+          <w:rFonts w:hint="eastAsia" w:ascii="Times New Roman" w:hAnsi="Times New Roman" w:eastAsia="FangSong" w:cs="Times New Roman"/>
         </w:rPr>
         <w:t>书籍提炼</w:t>
       </w:r>
@@ -35173,7 +35313,7 @@
       </w:r>
       <w:r>
         <w:rPr>
-          <w:rFonts w:hint="eastAsia" w:ascii="Times New Roman" w:hAnsi="Times New Roman" w:eastAsia="SimSun" w:cs="Times New Roman"/>
+          <w:rFonts w:hint="eastAsia" w:ascii="Times New Roman" w:hAnsi="Times New Roman" w:eastAsia="FangSong" w:cs="Times New Roman"/>
         </w:rPr>
         <w:t>提炼</w:t>
       </w:r>
@@ -35185,7 +35325,7 @@
       </w:r>
       <w:r>
         <w:rPr>
-          <w:rFonts w:hint="eastAsia" w:ascii="Times New Roman" w:hAnsi="Times New Roman" w:eastAsia="SimSun" w:cs="Times New Roman"/>
+          <w:rFonts w:hint="eastAsia" w:ascii="Times New Roman" w:hAnsi="Times New Roman" w:eastAsia="FangSong" w:cs="Times New Roman"/>
         </w:rPr>
         <w:t>分析化学第六版</w:t>
       </w:r>
@@ -35197,7 +35337,7 @@
       </w:r>
       <w:r>
         <w:rPr>
-          <w:rFonts w:hint="eastAsia" w:ascii="Times New Roman" w:hAnsi="Times New Roman" w:eastAsia="SimSun" w:cs="Times New Roman"/>
+          <w:rFonts w:hint="eastAsia" w:ascii="Times New Roman" w:hAnsi="Times New Roman" w:eastAsia="FangSong" w:cs="Times New Roman"/>
         </w:rPr>
         <w:t>第</w:t>
       </w:r>
@@ -35209,7 +35349,7 @@
       </w:r>
       <w:r>
         <w:rPr>
-          <w:rFonts w:hint="eastAsia" w:ascii="Times New Roman" w:hAnsi="Times New Roman" w:eastAsia="SimSun" w:cs="Times New Roman"/>
+          <w:rFonts w:hint="eastAsia" w:ascii="Times New Roman" w:hAnsi="Times New Roman" w:eastAsia="FangSong" w:cs="Times New Roman"/>
         </w:rPr>
         <w:t>章</w:t>
       </w:r>
@@ -35221,7 +35361,7 @@
       </w:r>
       <w:r>
         <w:rPr>
-          <w:rFonts w:hint="eastAsia" w:ascii="Times New Roman" w:hAnsi="Times New Roman" w:eastAsia="SimSun" w:cs="Times New Roman"/>
+          <w:rFonts w:hint="eastAsia" w:ascii="Times New Roman" w:hAnsi="Times New Roman" w:eastAsia="FangSong" w:cs="Times New Roman"/>
         </w:rPr>
         <w:t>氧化还原沉淀重量与光度法</w:t>
       </w:r>
@@ -35233,7 +35373,7 @@
       </w:r>
       <w:r>
         <w:rPr>
-          <w:rFonts w:hint="eastAsia" w:ascii="Times New Roman" w:hAnsi="Times New Roman" w:eastAsia="SimSun" w:cs="Times New Roman"/>
+          <w:rFonts w:hint="eastAsia" w:ascii="Times New Roman" w:hAnsi="Times New Roman" w:eastAsia="FangSong" w:cs="Times New Roman"/>
         </w:rPr>
         <w:t>重量分析</w:t>
       </w:r>
@@ -35266,7 +35406,7 @@
       </w:r>
       <w:r>
         <w:rPr>
-          <w:rFonts w:hint="eastAsia" w:ascii="Times New Roman" w:hAnsi="Times New Roman" w:eastAsia="SimSun" w:cs="Times New Roman"/>
+          <w:rFonts w:hint="eastAsia" w:ascii="Times New Roman" w:hAnsi="Times New Roman" w:eastAsia="FangSong" w:cs="Times New Roman"/>
         </w:rPr>
         <w:t>资料提炼</w:t>
       </w:r>
@@ -35278,7 +35418,7 @@
       </w:r>
       <w:r>
         <w:rPr>
-          <w:rFonts w:hint="eastAsia" w:ascii="Times New Roman" w:hAnsi="Times New Roman" w:eastAsia="SimSun" w:cs="Times New Roman"/>
+          <w:rFonts w:hint="eastAsia" w:ascii="Times New Roman" w:hAnsi="Times New Roman" w:eastAsia="FangSong" w:cs="Times New Roman"/>
         </w:rPr>
         <w:t>赵鑫光</w:t>
       </w:r>
@@ -35290,7 +35430,7 @@
       </w:r>
       <w:r>
         <w:rPr>
-          <w:rFonts w:hint="eastAsia" w:ascii="Times New Roman" w:hAnsi="Times New Roman" w:eastAsia="SimSun" w:cs="Times New Roman"/>
+          <w:rFonts w:hint="eastAsia" w:ascii="Times New Roman" w:hAnsi="Times New Roman" w:eastAsia="FangSong" w:cs="Times New Roman"/>
         </w:rPr>
         <w:t>容量分析</w:t>
       </w:r>
@@ -35302,7 +35442,7 @@
       </w:r>
       <w:r>
         <w:rPr>
-          <w:rFonts w:hint="eastAsia" w:ascii="Times New Roman" w:hAnsi="Times New Roman" w:eastAsia="SimSun" w:cs="Times New Roman"/>
+          <w:rFonts w:hint="eastAsia" w:ascii="Times New Roman" w:hAnsi="Times New Roman" w:eastAsia="FangSong" w:cs="Times New Roman"/>
         </w:rPr>
         <w:t>竞赛题集</w:t>
       </w:r>
@@ -35320,7 +35460,7 @@
       </w:r>
       <w:r>
         <w:rPr>
-          <w:rFonts w:hint="eastAsia" w:ascii="Times New Roman" w:hAnsi="Times New Roman" w:eastAsia="SimSun" w:cs="Times New Roman"/>
+          <w:rFonts w:hint="eastAsia" w:ascii="Times New Roman" w:hAnsi="Times New Roman" w:eastAsia="FangSong" w:cs="Times New Roman"/>
         </w:rPr>
         <w:t>连续滴定</w:t>
       </w:r>
@@ -35338,7 +35478,7 @@
       </w:r>
       <w:r>
         <w:rPr>
-          <w:rFonts w:hint="eastAsia" w:ascii="Times New Roman" w:hAnsi="Times New Roman" w:eastAsia="SimSun" w:cs="Times New Roman"/>
+          <w:rFonts w:hint="eastAsia" w:ascii="Times New Roman" w:hAnsi="Times New Roman" w:eastAsia="FangSong" w:cs="Times New Roman"/>
         </w:rPr>
         <w:t>掩蔽等决赛题</w:t>
       </w:r>
@@ -35365,7 +35505,7 @@
       </w:r>
       <w:r>
         <w:rPr>
-          <w:rFonts w:hint="eastAsia" w:ascii="Times New Roman" w:hAnsi="Times New Roman" w:eastAsia="SimSun" w:cs="Times New Roman"/>
+          <w:rFonts w:hint="eastAsia" w:ascii="Times New Roman" w:hAnsi="Times New Roman" w:eastAsia="FangSong" w:cs="Times New Roman"/>
         </w:rPr>
         <w:t>资料提炼</w:t>
       </w:r>
@@ -35377,7 +35517,7 @@
       </w:r>
       <w:r>
         <w:rPr>
-          <w:rFonts w:hint="eastAsia" w:ascii="Times New Roman" w:hAnsi="Times New Roman" w:eastAsia="SimSun" w:cs="Times New Roman"/>
+          <w:rFonts w:hint="eastAsia" w:ascii="Times New Roman" w:hAnsi="Times New Roman" w:eastAsia="FangSong" w:cs="Times New Roman"/>
         </w:rPr>
         <w:t>书籍提炼</w:t>
       </w:r>
@@ -35389,7 +35529,7 @@
       </w:r>
       <w:r>
         <w:rPr>
-          <w:rFonts w:hint="eastAsia" w:ascii="Times New Roman" w:hAnsi="Times New Roman" w:eastAsia="SimSun" w:cs="Times New Roman"/>
+          <w:rFonts w:hint="eastAsia" w:ascii="Times New Roman" w:hAnsi="Times New Roman" w:eastAsia="FangSong" w:cs="Times New Roman"/>
         </w:rPr>
         <w:t>提炼</w:t>
       </w:r>
@@ -35401,7 +35541,7 @@
       </w:r>
       <w:r>
         <w:rPr>
-          <w:rFonts w:hint="eastAsia" w:ascii="Times New Roman" w:hAnsi="Times New Roman" w:eastAsia="SimSun" w:cs="Times New Roman"/>
+          <w:rFonts w:hint="eastAsia" w:ascii="Times New Roman" w:hAnsi="Times New Roman" w:eastAsia="FangSong" w:cs="Times New Roman"/>
         </w:rPr>
         <w:t>化学竞赛初赛讲义</w:t>
       </w:r>
@@ -35413,7 +35553,7 @@
       </w:r>
       <w:r>
         <w:rPr>
-          <w:rFonts w:hint="eastAsia" w:ascii="Times New Roman" w:hAnsi="Times New Roman" w:eastAsia="SimSun" w:cs="Times New Roman"/>
+          <w:rFonts w:hint="eastAsia" w:ascii="Times New Roman" w:hAnsi="Times New Roman" w:eastAsia="FangSong" w:cs="Times New Roman"/>
         </w:rPr>
         <w:t>第</w:t>
       </w:r>
@@ -35425,7 +35565,7 @@
       </w:r>
       <w:r>
         <w:rPr>
-          <w:rFonts w:hint="eastAsia" w:ascii="Times New Roman" w:hAnsi="Times New Roman" w:eastAsia="SimSun" w:cs="Times New Roman"/>
+          <w:rFonts w:hint="eastAsia" w:ascii="Times New Roman" w:hAnsi="Times New Roman" w:eastAsia="FangSong" w:cs="Times New Roman"/>
         </w:rPr>
         <w:t>讲</w:t>
       </w:r>
@@ -35437,7 +35577,7 @@
       </w:r>
       <w:r>
         <w:rPr>
-          <w:rFonts w:hint="eastAsia" w:ascii="Times New Roman" w:hAnsi="Times New Roman" w:eastAsia="SimSun" w:cs="Times New Roman"/>
+          <w:rFonts w:hint="eastAsia" w:ascii="Times New Roman" w:hAnsi="Times New Roman" w:eastAsia="FangSong" w:cs="Times New Roman"/>
         </w:rPr>
         <w:t>溶液与化学分析</w:t>
       </w:r>
@@ -35455,7 +35595,7 @@
       </w:r>
       <w:r>
         <w:rPr>
-          <w:rFonts w:hint="eastAsia" w:ascii="Times New Roman" w:hAnsi="Times New Roman" w:eastAsia="SimSun" w:cs="Times New Roman"/>
+          <w:rFonts w:hint="eastAsia" w:ascii="Times New Roman" w:hAnsi="Times New Roman" w:eastAsia="FangSong" w:cs="Times New Roman"/>
         </w:rPr>
         <w:t>滴定</w:t>
       </w:r>
@@ -35467,7 +35607,7 @@
       </w:r>
       <w:r>
         <w:rPr>
-          <w:rFonts w:hint="eastAsia" w:ascii="Times New Roman" w:hAnsi="Times New Roman" w:eastAsia="SimSun" w:cs="Times New Roman"/>
+          <w:rFonts w:hint="eastAsia" w:ascii="Times New Roman" w:hAnsi="Times New Roman" w:eastAsia="FangSong" w:cs="Times New Roman"/>
         </w:rPr>
         <w:t>磺基水杨酸铜等</w:t>
       </w:r>
@@ -35488,7 +35628,7 @@
       </w:pPr>
       <w:r>
         <w:rPr>
-          <w:rFonts w:hint="eastAsia" w:ascii="Times New Roman" w:hAnsi="Times New Roman" w:eastAsia="SimSun" w:cs="Times New Roman"/>
+          <w:rFonts w:hint="eastAsia" w:ascii="Times New Roman" w:hAnsi="Times New Roman" w:eastAsia="FangSong" w:cs="Times New Roman"/>
         </w:rPr>
         <w:t xml:space="preserve">上海中学竞赛课程</w:t>
       </w:r>
@@ -35500,7 +35640,7 @@
       </w:r>
       <w:r>
         <w:rPr>
-          <w:rFonts w:hint="eastAsia" w:ascii="Times New Roman" w:hAnsi="Times New Roman" w:eastAsia="SimSun" w:cs="Times New Roman"/>
+          <w:rFonts w:hint="eastAsia" w:ascii="Times New Roman" w:hAnsi="Times New Roman" w:eastAsia="FangSong" w:cs="Times New Roman"/>
         </w:rPr>
         <w:t>第</w:t>
       </w:r>
@@ -35512,7 +35652,7 @@
       </w:r>
       <w:r>
         <w:rPr>
-          <w:rFonts w:hint="eastAsia" w:ascii="Times New Roman" w:hAnsi="Times New Roman" w:eastAsia="SimSun" w:cs="Times New Roman"/>
+          <w:rFonts w:hint="eastAsia" w:ascii="Times New Roman" w:hAnsi="Times New Roman" w:eastAsia="FangSong" w:cs="Times New Roman"/>
         </w:rPr>
         <w:t>分册</w:t>
       </w:r>
@@ -35524,7 +35664,7 @@
       </w:r>
       <w:r>
         <w:rPr>
-          <w:rFonts w:hint="eastAsia" w:ascii="Times New Roman" w:hAnsi="Times New Roman" w:eastAsia="SimSun" w:cs="Times New Roman"/>
+          <w:rFonts w:hint="eastAsia" w:ascii="Times New Roman" w:hAnsi="Times New Roman" w:eastAsia="FangSong" w:cs="Times New Roman"/>
         </w:rPr>
         <w:t>第十讲</w:t>
       </w:r>
@@ -35536,7 +35676,7 @@
       </w:r>
       <w:r>
         <w:rPr>
-          <w:rFonts w:hint="eastAsia" w:ascii="Times New Roman" w:hAnsi="Times New Roman" w:eastAsia="SimSun" w:cs="Times New Roman"/>
+          <w:rFonts w:hint="eastAsia" w:ascii="Times New Roman" w:hAnsi="Times New Roman" w:eastAsia="FangSong" w:cs="Times New Roman"/>
         </w:rPr>
         <w:t>滴定分析正文</w:t>
       </w:r>
@@ -35563,7 +35703,7 @@
       </w:r>
       <w:r>
         <w:rPr>
-          <w:rFonts w:hint="eastAsia" w:ascii="Times New Roman" w:hAnsi="Times New Roman" w:eastAsia="SimSun" w:cs="Times New Roman"/>
+          <w:rFonts w:hint="eastAsia" w:ascii="Times New Roman" w:hAnsi="Times New Roman" w:eastAsia="FangSong" w:cs="Times New Roman"/>
         </w:rPr>
         <w:t>分析化学</w:t>
       </w:r>
@@ -35575,7 +35715,7 @@
       </w:r>
       <w:r>
         <w:rPr>
-          <w:rFonts w:hint="eastAsia" w:ascii="Times New Roman" w:hAnsi="Times New Roman" w:eastAsia="SimSun" w:cs="Times New Roman"/>
+          <w:rFonts w:hint="eastAsia" w:ascii="Times New Roman" w:hAnsi="Times New Roman" w:eastAsia="FangSong" w:cs="Times New Roman"/>
         </w:rPr>
         <w:t>第六版</w:t>
       </w:r>
@@ -35587,7 +35727,7 @@
       </w:r>
       <w:r>
         <w:rPr>
-          <w:rFonts w:hint="eastAsia" w:ascii="Times New Roman" w:hAnsi="Times New Roman" w:eastAsia="SimSun" w:cs="Times New Roman"/>
+          <w:rFonts w:hint="eastAsia" w:ascii="Times New Roman" w:hAnsi="Times New Roman" w:eastAsia="FangSong" w:cs="Times New Roman"/>
         </w:rPr>
         <w:t>第</w:t>
       </w:r>
@@ -35599,7 +35739,7 @@
       </w:r>
       <w:r>
         <w:rPr>
-          <w:rFonts w:hint="eastAsia" w:ascii="Times New Roman" w:hAnsi="Times New Roman" w:eastAsia="SimSun" w:cs="Times New Roman"/>
+          <w:rFonts w:hint="eastAsia" w:ascii="Times New Roman" w:hAnsi="Times New Roman" w:eastAsia="FangSong" w:cs="Times New Roman"/>
         </w:rPr>
         <w:t>章</w:t>
       </w:r>
@@ -35611,7 +35751,7 @@
       </w:r>
       <w:r>
         <w:rPr>
-          <w:rFonts w:hint="eastAsia" w:ascii="Times New Roman" w:hAnsi="Times New Roman" w:eastAsia="SimSun" w:cs="Times New Roman"/>
+          <w:rFonts w:hint="eastAsia" w:ascii="Times New Roman" w:hAnsi="Times New Roman" w:eastAsia="FangSong" w:cs="Times New Roman"/>
         </w:rPr>
         <w:t>配位滴定</w:t>
       </w:r>
@@ -35629,7 +35769,7 @@
       </w:r>
       <w:r>
         <w:rPr>
-          <w:rFonts w:hint="eastAsia" w:ascii="Times New Roman" w:hAnsi="Times New Roman" w:eastAsia="SimSun" w:cs="Times New Roman"/>
+          <w:rFonts w:hint="eastAsia" w:ascii="Times New Roman" w:hAnsi="Times New Roman" w:eastAsia="FangSong" w:cs="Times New Roman"/>
         </w:rPr>
         <w:t>第</w:t>
       </w:r>
@@ -35641,7 +35781,7 @@
       </w:r>
       <w:r>
         <w:rPr>
-          <w:rFonts w:hint="eastAsia" w:ascii="Times New Roman" w:hAnsi="Times New Roman" w:eastAsia="SimSun" w:cs="Times New Roman"/>
+          <w:rFonts w:hint="eastAsia" w:ascii="Times New Roman" w:hAnsi="Times New Roman" w:eastAsia="FangSong" w:cs="Times New Roman"/>
         </w:rPr>
         <w:t>章</w:t>
       </w:r>
@@ -35653,7 +35793,7 @@
       </w:r>
       <w:r>
         <w:rPr>
-          <w:rFonts w:hint="eastAsia" w:ascii="Times New Roman" w:hAnsi="Times New Roman" w:eastAsia="SimSun" w:cs="Times New Roman"/>
+          <w:rFonts w:hint="eastAsia" w:ascii="Times New Roman" w:hAnsi="Times New Roman" w:eastAsia="FangSong" w:cs="Times New Roman"/>
         </w:rPr>
         <w:t>重量分析</w:t>
       </w:r>
@@ -35664,8 +35804,8 @@
         <w:t>）</w:t>
       </w:r>
     </w:p>
-    <w:bookmarkEnd w:id="56"/>
-    <w:bookmarkEnd w:id="57"/>
+    <w:bookmarkEnd w:id="53"/>
+    <w:bookmarkEnd w:id="54"/>
     <w:sectPr>
       <w:footerReference w:type="default" r:id="rId9"/>
       <w:footnotePr>
@@ -36674,7 +36814,7 @@
     <ns0:name ns0:val="Normal"/>
     <ns0:qFormat/>
     <ns0:rPr>
-      <ns0:rFonts ns0:ascii="Times New Roman" ns0:cs="Times New Roman" ns0:eastAsia="SimSun" ns0:hAnsi="Times New Roman"/>
+      <ns0:rFonts ns0:ascii="Times New Roman" ns0:cs="Times New Roman" ns0:eastAsia="FangSong" ns0:hAnsi="Times New Roman"/>
       <ns0:b ns0:val="0"/>
       <ns0:sz ns0:val="23"/>
     </ns0:rPr>
@@ -36688,7 +36828,7 @@
       <ns0:spacing ns0:after="180" ns0:before="180"/>
     </ns0:pPr>
     <ns0:rPr>
-      <ns0:rFonts ns0:ascii="Times New Roman" ns0:hAnsi="Times New Roman" ns0:eastAsia="SimSun" ns0:cs="Times New Roman"/>
+      <ns0:rFonts ns0:ascii="Times New Roman" ns0:hAnsi="Times New Roman" ns0:eastAsia="FangSong" ns0:cs="Times New Roman"/>
     </ns0:rPr>
   </ns0:style>
   <ns0:style ns0:customStyle="1" ns0:styleId="FirstParagraph" ns0:type="paragraph">
@@ -36697,7 +36837,7 @@
     <ns0:next ns0:val="BodyText"/>
     <ns0:qFormat/>
     <ns0:rPr>
-      <ns0:rFonts ns0:ascii="Times New Roman" ns0:hAnsi="Times New Roman" ns0:eastAsia="SimSun" ns0:cs="Times New Roman"/>
+      <ns0:rFonts ns0:ascii="Times New Roman" ns0:hAnsi="Times New Roman" ns0:eastAsia="FangSong" ns0:cs="Times New Roman"/>
     </ns0:rPr>
   </ns0:style>
   <ns0:style ns0:customStyle="1" ns0:styleId="Compact" ns0:type="paragraph">
@@ -36708,7 +36848,7 @@
       <ns0:spacing ns0:after="36" ns0:before="36"/>
     </ns0:pPr>
     <ns0:rPr>
-      <ns0:rFonts ns0:ascii="Times New Roman" ns0:hAnsi="Times New Roman" ns0:eastAsia="SimSun" ns0:cs="Times New Roman"/>
+      <ns0:rFonts ns0:ascii="Times New Roman" ns0:hAnsi="Times New Roman" ns0:eastAsia="FangSong" ns0:cs="Times New Roman"/>
     </ns0:rPr>
   </ns0:style>
   <ns0:style ns0:styleId="Title" ns0:type="paragraph">
@@ -36739,7 +36879,7 @@
     <ns0:uiPriority ns0:val="10"/>
     <ns0:rsid ns0:val="00A10FD9"/>
     <ns0:rPr>
-      <ns0:rFonts ns0:ascii="Times New Roman" ns0:hAnsi="Times New Roman" ns0:eastAsia="SimSun" ns0:cs="Times New Roman"/>
+      <ns0:rFonts ns0:ascii="Times New Roman" ns0:hAnsi="Times New Roman" ns0:eastAsia="FangSong" ns0:cs="Times New Roman"/>
       <ns0:sz ns0:val="56"/>
       <ns0:szCs ns0:val="56"/>
     </ns0:rPr>
@@ -36758,7 +36898,7 @@
       </ns0:numPr>
     </ns0:pPr>
     <ns0:rPr>
-      <ns0:rFonts ns0:ascii="Times New Roman" ns0:cs="Times New Roman" ns0:eastAsia="SimSun" ns0:hAnsi="Times New Roman"/>
+      <ns0:rFonts ns0:ascii="Times New Roman" ns0:cs="Times New Roman" ns0:eastAsia="SimHei" ns0:hAnsi="Times New Roman"/>
       <ns0:b ns0:val="0"/>
       <ns0:color ns0:val="5B6975"/>
       <ns0:sz ns0:val="24"/>
@@ -36772,7 +36912,7 @@
     <ns0:uiPriority ns0:val="11"/>
     <ns0:rsid ns0:val="00A10FD9"/>
     <ns0:rPr>
-      <ns0:rFonts ns0:ascii="Times New Roman" ns0:hAnsi="Times New Roman" ns0:eastAsia="SimSun" ns0:cs="Times New Roman"/>
+      <ns0:rFonts ns0:ascii="Times New Roman" ns0:hAnsi="Times New Roman" ns0:eastAsia="FangSong" ns0:cs="Times New Roman"/>
       <ns0:color ns0:themeColor="text1" ns0:themeTint="A6" ns0:val="595959"/>
       <ns0:sz ns0:val="28"/>
       <ns0:szCs ns0:val="28"/>
@@ -36788,7 +36928,7 @@
       <ns0:keepLines/>
     </ns0:pPr>
     <ns0:rPr>
-      <ns0:rFonts ns0:ascii="Times New Roman" ns0:hAnsi="Times New Roman" ns0:eastAsia="SimSun" ns0:cs="Times New Roman"/>
+      <ns0:rFonts ns0:ascii="Times New Roman" ns0:hAnsi="Times New Roman" ns0:eastAsia="FangSong" ns0:cs="Times New Roman"/>
       <ns0:sz ns0:val="24"/>
       <ns0:szCs ns0:val="24"/>
     </ns0:rPr>
@@ -36803,7 +36943,7 @@
       <ns0:keepLines/>
     </ns0:pPr>
     <ns0:rPr>
-      <ns0:rFonts ns0:ascii="Times New Roman" ns0:hAnsi="Times New Roman" ns0:eastAsia="SimSun" ns0:cs="Times New Roman"/>
+      <ns0:rFonts ns0:ascii="Times New Roman" ns0:hAnsi="Times New Roman" ns0:eastAsia="FangSong" ns0:cs="Times New Roman"/>
       <ns0:sz ns0:val="24"/>
       <ns0:szCs ns0:val="24"/>
     </ns0:rPr>
@@ -36820,7 +36960,7 @@
       <ns0:jc ns0:val="center"/>
     </ns0:pPr>
     <ns0:rPr>
-      <ns0:rFonts ns0:ascii="Times New Roman" ns0:hAnsi="Times New Roman" ns0:eastAsia="SimSun" ns0:cs="Times New Roman"/>
+      <ns0:rFonts ns0:ascii="Times New Roman" ns0:hAnsi="Times New Roman" ns0:eastAsia="FangSong" ns0:cs="Times New Roman"/>
       <ns0:b/>
       <ns0:sz ns0:val="20"/>
       <ns0:szCs ns0:val="20"/>
@@ -36837,7 +36977,7 @@
       <ns0:spacing ns0:after="300" ns0:before="100"/>
     </ns0:pPr>
     <ns0:rPr>
-      <ns0:rFonts ns0:ascii="Times New Roman" ns0:hAnsi="Times New Roman" ns0:eastAsia="SimSun" ns0:cs="Times New Roman"/>
+      <ns0:rFonts ns0:ascii="Times New Roman" ns0:hAnsi="Times New Roman" ns0:eastAsia="FangSong" ns0:cs="Times New Roman"/>
       <ns0:sz ns0:val="20"/>
       <ns0:szCs ns0:val="20"/>
     </ns0:rPr>
@@ -36849,7 +36989,7 @@
     <ns0:qFormat/>
     <ns0:pPr/>
     <ns0:rPr>
-      <ns0:rFonts ns0:ascii="Times New Roman" ns0:hAnsi="Times New Roman" ns0:eastAsia="SimSun" ns0:cs="Times New Roman"/>
+      <ns0:rFonts ns0:ascii="Times New Roman" ns0:hAnsi="Times New Roman" ns0:eastAsia="FangSong" ns0:cs="Times New Roman"/>
     </ns0:rPr>
   </ns0:style>
   <ns0:style ns0:styleId="Heading1" ns0:type="paragraph">
@@ -37185,7 +37325,7 @@
       <ns0:ind ns0:firstLine="0" ns0:left="480" ns0:right="480"/>
     </ns0:pPr>
     <ns0:rPr>
-      <ns0:rFonts ns0:ascii="Times New Roman" ns0:hAnsi="Times New Roman" ns0:eastAsia="SimSun" ns0:cs="Times New Roman"/>
+      <ns0:rFonts ns0:ascii="Times New Roman" ns0:hAnsi="Times New Roman" ns0:eastAsia="FangSong" ns0:cs="Times New Roman"/>
     </ns0:rPr>
   </ns0:style>
   <ns0:style ns0:styleId="FootnoteText" ns0:type="paragraph">
@@ -37196,7 +37336,7 @@
     <ns0:unhideWhenUsed/>
     <ns0:qFormat/>
     <ns0:rPr>
-      <ns0:rFonts ns0:ascii="Times New Roman" ns0:hAnsi="Times New Roman" ns0:eastAsia="SimSun" ns0:cs="Times New Roman"/>
+      <ns0:rFonts ns0:ascii="Times New Roman" ns0:hAnsi="Times New Roman" ns0:eastAsia="FangSong" ns0:cs="Times New Roman"/>
     </ns0:rPr>
   </ns0:style>
   <ns0:style ns0:styleId="FootnoteBlockText" ns0:type="paragraph">
@@ -37211,7 +37351,7 @@
       <ns0:ind ns0:firstLine="0" ns0:left="480" ns0:right="480"/>
     </ns0:pPr>
     <ns0:rPr>
-      <ns0:rFonts ns0:ascii="Times New Roman" ns0:hAnsi="Times New Roman" ns0:eastAsia="SimSun" ns0:cs="Times New Roman"/>
+      <ns0:rFonts ns0:ascii="Times New Roman" ns0:hAnsi="Times New Roman" ns0:eastAsia="FangSong" ns0:cs="Times New Roman"/>
     </ns0:rPr>
   </ns0:style>
   <ns0:style ns0:default="1" ns0:styleId="DefaultParagraphFont" ns0:type="character">
@@ -37219,7 +37359,7 @@
     <ns0:semiHidden/>
     <ns0:unhideWhenUsed/>
     <ns0:rPr>
-      <ns0:rFonts ns0:ascii="Times New Roman" ns0:hAnsi="Times New Roman" ns0:eastAsia="SimSun" ns0:cs="Times New Roman"/>
+      <ns0:rFonts ns0:ascii="Times New Roman" ns0:hAnsi="Times New Roman" ns0:eastAsia="FangSong" ns0:cs="Times New Roman"/>
     </ns0:rPr>
   </ns0:style>
   <ns0:style ns0:default="1" ns0:styleId="Table" ns0:type="table">
@@ -37229,7 +37369,7 @@
     <ns0:unhideWhenUsed/>
     <ns0:qFormat/>
     <ns0:rPr>
-      <ns0:rFonts ns0:ascii="Times New Roman" ns0:hAnsi="Times New Roman" ns0:eastAsia="SimSun" ns0:cs="Times New Roman"/>
+      <ns0:rFonts ns0:ascii="Times New Roman" ns0:hAnsi="Times New Roman" ns0:eastAsia="FangSong" ns0:cs="Times New Roman"/>
     </ns0:rPr>
     <ns0:tblPr>
       <ns0:tblInd ns0:type="dxa" ns0:w="0"/>
@@ -37259,7 +37399,7 @@
       <ns0:spacing ns0:after="0"/>
     </ns0:pPr>
     <ns0:rPr>
-      <ns0:rFonts ns0:ascii="Times New Roman" ns0:hAnsi="Times New Roman" ns0:eastAsia="SimSun" ns0:cs="Times New Roman"/>
+      <ns0:rFonts ns0:ascii="Times New Roman" ns0:hAnsi="Times New Roman" ns0:eastAsia="FangSong" ns0:cs="Times New Roman"/>
       <ns0:b/>
     </ns0:rPr>
   </ns0:style>
@@ -37267,7 +37407,7 @@
     <ns0:name ns0:val="Definition"/>
     <ns0:basedOn ns0:val="Normal"/>
     <ns0:rPr>
-      <ns0:rFonts ns0:ascii="Times New Roman" ns0:hAnsi="Times New Roman" ns0:eastAsia="SimSun" ns0:cs="Times New Roman"/>
+      <ns0:rFonts ns0:ascii="Times New Roman" ns0:hAnsi="Times New Roman" ns0:eastAsia="FangSong" ns0:cs="Times New Roman"/>
     </ns0:rPr>
   </ns0:style>
   <ns0:style ns0:styleId="Caption" ns0:type="paragraph">
@@ -37291,21 +37431,21 @@
       <ns0:keepNext/>
     </ns0:pPr>
     <ns0:rPr>
-      <ns0:rFonts ns0:ascii="Times New Roman" ns0:hAnsi="Times New Roman" ns0:eastAsia="SimSun" ns0:cs="Times New Roman"/>
+      <ns0:rFonts ns0:ascii="Times New Roman" ns0:hAnsi="Times New Roman" ns0:eastAsia="FangSong" ns0:cs="Times New Roman"/>
     </ns0:rPr>
   </ns0:style>
   <ns0:style ns0:customStyle="1" ns0:styleId="ImageCaption" ns0:type="paragraph">
     <ns0:name ns0:val="Image Caption"/>
     <ns0:basedOn ns0:val="Caption"/>
     <ns0:rPr>
-      <ns0:rFonts ns0:ascii="Times New Roman" ns0:hAnsi="Times New Roman" ns0:eastAsia="SimSun" ns0:cs="Times New Roman"/>
+      <ns0:rFonts ns0:ascii="Times New Roman" ns0:hAnsi="Times New Roman" ns0:eastAsia="FangSong" ns0:cs="Times New Roman"/>
     </ns0:rPr>
   </ns0:style>
   <ns0:style ns0:customStyle="1" ns0:styleId="Figure" ns0:type="paragraph">
     <ns0:name ns0:val="Figure"/>
     <ns0:basedOn ns0:val="Normal"/>
     <ns0:rPr>
-      <ns0:rFonts ns0:ascii="Times New Roman" ns0:hAnsi="Times New Roman" ns0:eastAsia="SimSun" ns0:cs="Times New Roman"/>
+      <ns0:rFonts ns0:ascii="Times New Roman" ns0:hAnsi="Times New Roman" ns0:eastAsia="FangSong" ns0:cs="Times New Roman"/>
     </ns0:rPr>
   </ns0:style>
   <ns0:style ns0:customStyle="1" ns0:styleId="CaptionedFigure" ns0:type="paragraph">
@@ -37315,7 +37455,7 @@
       <ns0:keepNext/>
     </ns0:pPr>
     <ns0:rPr>
-      <ns0:rFonts ns0:ascii="Times New Roman" ns0:hAnsi="Times New Roman" ns0:eastAsia="SimSun" ns0:cs="Times New Roman"/>
+      <ns0:rFonts ns0:ascii="Times New Roman" ns0:hAnsi="Times New Roman" ns0:eastAsia="FangSong" ns0:cs="Times New Roman"/>
     </ns0:rPr>
   </ns0:style>
   <ns0:style ns0:customStyle="1" ns0:styleId="BodyTextChar" ns0:type="character">
@@ -37323,14 +37463,14 @@
     <ns0:basedOn ns0:val="DefaultParagraphFont"/>
     <ns0:link ns0:val="BodyText"/>
     <ns0:rPr>
-      <ns0:rFonts ns0:ascii="Times New Roman" ns0:hAnsi="Times New Roman" ns0:eastAsia="SimSun" ns0:cs="Times New Roman"/>
+      <ns0:rFonts ns0:ascii="Times New Roman" ns0:hAnsi="Times New Roman" ns0:eastAsia="FangSong" ns0:cs="Times New Roman"/>
     </ns0:rPr>
   </ns0:style>
   <ns0:style ns0:customStyle="1" ns0:styleId="VerbatimChar" ns0:type="character">
     <ns0:name ns0:val="Verbatim Char"/>
     <ns0:basedOn ns0:val="BodyTextChar"/>
     <ns0:rPr>
-      <ns0:rFonts ns0:ascii="Times New Roman" ns0:cs="Times New Roman" ns0:eastAsia="SimSun" ns0:hAnsi="Times New Roman"/>
+      <ns0:rFonts ns0:ascii="Times New Roman" ns0:cs="Times New Roman" ns0:eastAsia="FangSong" ns0:hAnsi="Times New Roman"/>
       <ns0:b ns0:val="0"/>
       <ns0:sz ns0:val="20"/>
     </ns0:rPr>
@@ -37339,14 +37479,14 @@
     <ns0:name ns0:val="Section Number"/>
     <ns0:basedOn ns0:val="BodyTextChar"/>
     <ns0:rPr>
-      <ns0:rFonts ns0:ascii="Times New Roman" ns0:hAnsi="Times New Roman" ns0:eastAsia="SimSun" ns0:cs="Times New Roman"/>
+      <ns0:rFonts ns0:ascii="Times New Roman" ns0:hAnsi="Times New Roman" ns0:eastAsia="FangSong" ns0:cs="Times New Roman"/>
     </ns0:rPr>
   </ns0:style>
   <ns0:style ns0:styleId="FootnoteReference" ns0:type="character">
     <ns0:name ns0:val="Footnote Reference"/>
     <ns0:basedOn ns0:val="BodyTextChar"/>
     <ns0:rPr>
-      <ns0:rFonts ns0:ascii="Times New Roman" ns0:hAnsi="Times New Roman" ns0:eastAsia="SimSun" ns0:cs="Times New Roman"/>
+      <ns0:rFonts ns0:ascii="Times New Roman" ns0:hAnsi="Times New Roman" ns0:eastAsia="FangSong" ns0:cs="Times New Roman"/>
       <ns0:vertAlign ns0:val="superscript"/>
     </ns0:rPr>
   </ns0:style>
@@ -37354,7 +37494,7 @@
     <ns0:name ns0:val="Hyperlink"/>
     <ns0:basedOn ns0:val="BodyTextChar"/>
     <ns0:rPr>
-      <ns0:rFonts ns0:ascii="Times New Roman" ns0:hAnsi="Times New Roman" ns0:eastAsia="SimSun" ns0:cs="Times New Roman"/>
+      <ns0:rFonts ns0:ascii="Times New Roman" ns0:hAnsi="Times New Roman" ns0:eastAsia="FangSong" ns0:cs="Times New Roman"/>
       <ns0:color ns0:themeColor="accent1" ns0:val="4F81BD"/>
     </ns0:rPr>
   </ns0:style>
@@ -37381,7 +37521,15 @@
     <w:basedOn w:val="BodyText"/>
     <w:qFormat/>
     <ns0:rPr>
-      <w:rFonts ns0:ascii="Times New Roman" ns0:hAnsi="Times New Roman" ns0:eastAsia="SimSun" ns0:cs="Times New Roman"/>
+      <w:rFonts ns0:ascii="Times New Roman" ns0:hAnsi="Times New Roman" ns0:eastAsia="FangSong" ns0:cs="Times New Roman"/>
+    </ns0:rPr>
+  </w:style>
+  <w:style w:type="paragraph" w:customStyle="1" w:styleId="BodyText">
+    <w:name w:val="Body Text"/>
+    <w:basedOn w:val="BodyText"/>
+    <w:qFormat/>
+    <ns0:rPr>
+      <w:rFonts ns0:ascii="Times New Roman" ns0:hAnsi="Times New Roman" ns0:eastAsia="FangSong" ns0:cs="Times New Roman"/>
     </ns0:rPr>
   </w:style>
   <w:style w:type="paragraph" w:customStyle="1" w:styleId="MethodologyBlock">
@@ -37389,7 +37537,7 @@
     <w:basedOn w:val="BodyText"/>
     <w:qFormat/>
     <ns0:rPr>
-      <w:rFonts ns0:ascii="Times New Roman" ns0:hAnsi="Times New Roman" ns0:eastAsia="SimSun" ns0:cs="Times New Roman"/>
+      <w:rFonts ns0:ascii="Times New Roman" ns0:hAnsi="Times New Roman" ns0:eastAsia="FangSong" ns0:cs="Times New Roman"/>
     </ns0:rPr>
   </w:style>
   <w:style w:type="paragraph" w:customStyle="1" w:styleId="MistakeBlock">
@@ -37397,7 +37545,7 @@
     <w:basedOn w:val="BodyText"/>
     <w:qFormat/>
     <ns0:rPr>
-      <w:rFonts ns0:ascii="Times New Roman" ns0:hAnsi="Times New Roman" ns0:eastAsia="SimSun" ns0:cs="Times New Roman"/>
+      <w:rFonts ns0:ascii="Times New Roman" ns0:hAnsi="Times New Roman" ns0:eastAsia="FangSong" ns0:cs="Times New Roman"/>
     </ns0:rPr>
   </w:style>
   <w:style w:type="paragraph" w:customStyle="1" w:styleId="SourceCode">
@@ -37408,14 +37556,14 @@
       <w:wordWrap w:val="off"/>
     </w:pPr>
     <ns0:rPr>
-      <w:rFonts ns0:ascii="Times New Roman" ns0:hAnsi="Times New Roman" ns0:eastAsia="SimSun" ns0:cs="Times New Roman"/>
+      <w:rFonts ns0:ascii="Times New Roman" ns0:hAnsi="Times New Roman" ns0:eastAsia="FangSong" ns0:cs="Times New Roman"/>
     </ns0:rPr>
   </w:style>
   <w:style w:type="character" w:customStyle="1" w:styleId="KeywordTok">
     <w:name w:val="KeywordTok"/>
     <w:basedOn w:val="VerbatimChar"/>
     <w:rPr>
-      <w:rFonts w:ascii="Times New Roman" w:hAnsi="Times New Roman" w:eastAsia="SimSun" w:cs="Times New Roman"/>
+      <w:rFonts w:ascii="Times New Roman" w:hAnsi="Times New Roman" w:eastAsia="FangSong" w:cs="Times New Roman"/>
       <w:b/>
       <w:color w:val="007020"/>
     </w:rPr>
@@ -37424,7 +37572,7 @@
     <w:name w:val="DataTypeTok"/>
     <w:basedOn w:val="VerbatimChar"/>
     <w:rPr>
-      <w:rFonts w:ascii="Times New Roman" w:hAnsi="Times New Roman" w:eastAsia="SimSun" w:cs="Times New Roman"/>
+      <w:rFonts w:ascii="Times New Roman" w:hAnsi="Times New Roman" w:eastAsia="FangSong" w:cs="Times New Roman"/>
       <w:color w:val="902000"/>
     </w:rPr>
   </w:style>
@@ -37432,7 +37580,7 @@
     <w:name w:val="DecValTok"/>
     <w:basedOn w:val="VerbatimChar"/>
     <w:rPr>
-      <w:rFonts w:ascii="Times New Roman" w:hAnsi="Times New Roman" w:eastAsia="SimSun" w:cs="Times New Roman"/>
+      <w:rFonts w:ascii="Times New Roman" w:hAnsi="Times New Roman" w:eastAsia="FangSong" w:cs="Times New Roman"/>
       <w:color w:val="40a070"/>
     </w:rPr>
   </w:style>
@@ -37440,7 +37588,7 @@
     <w:name w:val="BaseNTok"/>
     <w:basedOn w:val="VerbatimChar"/>
     <w:rPr>
-      <w:rFonts w:ascii="Times New Roman" w:hAnsi="Times New Roman" w:eastAsia="SimSun" w:cs="Times New Roman"/>
+      <w:rFonts w:ascii="Times New Roman" w:hAnsi="Times New Roman" w:eastAsia="FangSong" w:cs="Times New Roman"/>
       <w:color w:val="40a070"/>
     </w:rPr>
   </w:style>
@@ -37448,7 +37596,7 @@
     <w:name w:val="FloatTok"/>
     <w:basedOn w:val="VerbatimChar"/>
     <w:rPr>
-      <w:rFonts w:ascii="Times New Roman" w:hAnsi="Times New Roman" w:eastAsia="SimSun" w:cs="Times New Roman"/>
+      <w:rFonts w:ascii="Times New Roman" w:hAnsi="Times New Roman" w:eastAsia="FangSong" w:cs="Times New Roman"/>
       <w:color w:val="40a070"/>
     </w:rPr>
   </w:style>
@@ -37456,7 +37604,7 @@
     <w:name w:val="ConstantTok"/>
     <w:basedOn w:val="VerbatimChar"/>
     <w:rPr>
-      <w:rFonts w:ascii="Times New Roman" w:hAnsi="Times New Roman" w:eastAsia="SimSun" w:cs="Times New Roman"/>
+      <w:rFonts w:ascii="Times New Roman" w:hAnsi="Times New Roman" w:eastAsia="FangSong" w:cs="Times New Roman"/>
       <w:color w:val="880000"/>
     </w:rPr>
   </w:style>
@@ -37464,7 +37612,7 @@
     <w:name w:val="CharTok"/>
     <w:basedOn w:val="VerbatimChar"/>
     <w:rPr>
-      <w:rFonts w:ascii="Times New Roman" w:hAnsi="Times New Roman" w:eastAsia="SimSun" w:cs="Times New Roman"/>
+      <w:rFonts w:ascii="Times New Roman" w:hAnsi="Times New Roman" w:eastAsia="FangSong" w:cs="Times New Roman"/>
       <w:color w:val="4070a0"/>
     </w:rPr>
   </w:style>
@@ -37472,7 +37620,7 @@
     <w:name w:val="SpecialCharTok"/>
     <w:basedOn w:val="VerbatimChar"/>
     <w:rPr>
-      <w:rFonts w:ascii="Times New Roman" w:hAnsi="Times New Roman" w:eastAsia="SimSun" w:cs="Times New Roman"/>
+      <w:rFonts w:ascii="Times New Roman" w:hAnsi="Times New Roman" w:eastAsia="FangSong" w:cs="Times New Roman"/>
       <w:color w:val="4070a0"/>
     </w:rPr>
   </w:style>
@@ -37480,7 +37628,7 @@
     <w:name w:val="StringTok"/>
     <w:basedOn w:val="VerbatimChar"/>
     <w:rPr>
-      <w:rFonts w:ascii="Times New Roman" w:hAnsi="Times New Roman" w:eastAsia="SimSun" w:cs="Times New Roman"/>
+      <w:rFonts w:ascii="Times New Roman" w:hAnsi="Times New Roman" w:eastAsia="FangSong" w:cs="Times New Roman"/>
       <w:color w:val="4070a0"/>
     </w:rPr>
   </w:style>
@@ -37488,7 +37636,7 @@
     <w:name w:val="VerbatimStringTok"/>
     <w:basedOn w:val="VerbatimChar"/>
     <w:rPr>
-      <w:rFonts w:ascii="Times New Roman" w:hAnsi="Times New Roman" w:eastAsia="SimSun" w:cs="Times New Roman"/>
+      <w:rFonts w:ascii="Times New Roman" w:hAnsi="Times New Roman" w:eastAsia="FangSong" w:cs="Times New Roman"/>
       <w:color w:val="4070a0"/>
     </w:rPr>
   </w:style>
@@ -37496,7 +37644,7 @@
     <w:name w:val="SpecialStringTok"/>
     <w:basedOn w:val="VerbatimChar"/>
     <w:rPr>
-      <w:rFonts w:ascii="Times New Roman" w:hAnsi="Times New Roman" w:eastAsia="SimSun" w:cs="Times New Roman"/>
+      <w:rFonts w:ascii="Times New Roman" w:hAnsi="Times New Roman" w:eastAsia="FangSong" w:cs="Times New Roman"/>
       <w:color w:val="bb6688"/>
     </w:rPr>
   </w:style>
@@ -37504,7 +37652,7 @@
     <w:name w:val="ImportTok"/>
     <w:basedOn w:val="VerbatimChar"/>
     <w:rPr>
-      <w:rFonts w:ascii="Times New Roman" w:hAnsi="Times New Roman" w:eastAsia="SimSun" w:cs="Times New Roman"/>
+      <w:rFonts w:ascii="Times New Roman" w:hAnsi="Times New Roman" w:eastAsia="FangSong" w:cs="Times New Roman"/>
       <w:b/>
       <w:color w:val="008000"/>
     </w:rPr>
@@ -37513,7 +37661,7 @@
     <w:name w:val="CommentTok"/>
     <w:basedOn w:val="VerbatimChar"/>
     <w:rPr>
-      <w:rFonts w:ascii="Times New Roman" w:hAnsi="Times New Roman" w:eastAsia="SimSun" w:cs="Times New Roman"/>
+      <w:rFonts w:ascii="Times New Roman" w:hAnsi="Times New Roman" w:eastAsia="FangSong" w:cs="Times New Roman"/>
       <w:i/>
       <w:color w:val="60a0b0"/>
     </w:rPr>
@@ -37522,7 +37670,7 @@
     <w:name w:val="DocumentationTok"/>
     <w:basedOn w:val="VerbatimChar"/>
     <w:rPr>
-      <w:rFonts w:ascii="Times New Roman" w:hAnsi="Times New Roman" w:eastAsia="SimSun" w:cs="Times New Roman"/>
+      <w:rFonts w:ascii="Times New Roman" w:hAnsi="Times New Roman" w:eastAsia="FangSong" w:cs="Times New Roman"/>
       <w:i/>
       <w:color w:val="ba2121"/>
     </w:rPr>
@@ -37531,7 +37679,7 @@
     <w:name w:val="AnnotationTok"/>
     <w:basedOn w:val="VerbatimChar"/>
     <w:rPr>
-      <w:rFonts w:ascii="Times New Roman" w:hAnsi="Times New Roman" w:eastAsia="SimSun" w:cs="Times New Roman"/>
+      <w:rFonts w:ascii="Times New Roman" w:hAnsi="Times New Roman" w:eastAsia="FangSong" w:cs="Times New Roman"/>
       <w:b/>
       <w:i/>
       <w:color w:val="60a0b0"/>
@@ -37541,7 +37689,7 @@
     <w:name w:val="CommentVarTok"/>
     <w:basedOn w:val="VerbatimChar"/>
     <w:rPr>
-      <w:rFonts w:ascii="Times New Roman" w:hAnsi="Times New Roman" w:eastAsia="SimSun" w:cs="Times New Roman"/>
+      <w:rFonts w:ascii="Times New Roman" w:hAnsi="Times New Roman" w:eastAsia="FangSong" w:cs="Times New Roman"/>
       <w:b/>
       <w:i/>
       <w:color w:val="60a0b0"/>
@@ -37551,7 +37699,7 @@
     <w:name w:val="OtherTok"/>
     <w:basedOn w:val="VerbatimChar"/>
     <w:rPr>
-      <w:rFonts w:ascii="Times New Roman" w:hAnsi="Times New Roman" w:eastAsia="SimSun" w:cs="Times New Roman"/>
+      <w:rFonts w:ascii="Times New Roman" w:hAnsi="Times New Roman" w:eastAsia="FangSong" w:cs="Times New Roman"/>
       <w:color w:val="007020"/>
     </w:rPr>
   </w:style>
@@ -37559,7 +37707,7 @@
     <w:name w:val="FunctionTok"/>
     <w:basedOn w:val="VerbatimChar"/>
     <w:rPr>
-      <w:rFonts w:ascii="Times New Roman" w:hAnsi="Times New Roman" w:eastAsia="SimSun" w:cs="Times New Roman"/>
+      <w:rFonts w:ascii="Times New Roman" w:hAnsi="Times New Roman" w:eastAsia="FangSong" w:cs="Times New Roman"/>
       <w:color w:val="06287e"/>
     </w:rPr>
   </w:style>
@@ -37567,7 +37715,7 @@
     <w:name w:val="VariableTok"/>
     <w:basedOn w:val="VerbatimChar"/>
     <w:rPr>
-      <w:rFonts w:ascii="Times New Roman" w:hAnsi="Times New Roman" w:eastAsia="SimSun" w:cs="Times New Roman"/>
+      <w:rFonts w:ascii="Times New Roman" w:hAnsi="Times New Roman" w:eastAsia="FangSong" w:cs="Times New Roman"/>
       <w:color w:val="19177c"/>
     </w:rPr>
   </w:style>
@@ -37575,7 +37723,7 @@
     <w:name w:val="ControlFlowTok"/>
     <w:basedOn w:val="VerbatimChar"/>
     <w:rPr>
-      <w:rFonts w:ascii="Times New Roman" w:hAnsi="Times New Roman" w:eastAsia="SimSun" w:cs="Times New Roman"/>
+      <w:rFonts w:ascii="Times New Roman" w:hAnsi="Times New Roman" w:eastAsia="FangSong" w:cs="Times New Roman"/>
       <w:b/>
       <w:color w:val="007020"/>
     </w:rPr>
@@ -37584,7 +37732,7 @@
     <w:name w:val="OperatorTok"/>
     <w:basedOn w:val="VerbatimChar"/>
     <w:rPr>
-      <w:rFonts w:ascii="Times New Roman" w:hAnsi="Times New Roman" w:eastAsia="SimSun" w:cs="Times New Roman"/>
+      <w:rFonts w:ascii="Times New Roman" w:hAnsi="Times New Roman" w:eastAsia="FangSong" w:cs="Times New Roman"/>
       <w:color w:val="666666"/>
     </w:rPr>
   </w:style>
@@ -37592,7 +37740,7 @@
     <w:name w:val="BuiltInTok"/>
     <w:basedOn w:val="VerbatimChar"/>
     <w:rPr>
-      <w:rFonts w:ascii="Times New Roman" w:hAnsi="Times New Roman" w:eastAsia="SimSun" w:cs="Times New Roman"/>
+      <w:rFonts w:ascii="Times New Roman" w:hAnsi="Times New Roman" w:eastAsia="FangSong" w:cs="Times New Roman"/>
       <w:color w:val="008000"/>
     </w:rPr>
   </w:style>
@@ -37600,14 +37748,14 @@
     <w:name w:val="ExtensionTok"/>
     <w:basedOn w:val="VerbatimChar"/>
     <w:rPr>
-      <w:rFonts w:ascii="Times New Roman" w:hAnsi="Times New Roman" w:eastAsia="SimSun" w:cs="Times New Roman"/>
+      <w:rFonts w:ascii="Times New Roman" w:hAnsi="Times New Roman" w:eastAsia="FangSong" w:cs="Times New Roman"/>
     </w:rPr>
   </w:style>
   <w:style w:type="character" w:customStyle="1" w:styleId="PreprocessorTok">
     <w:name w:val="PreprocessorTok"/>
     <w:basedOn w:val="VerbatimChar"/>
     <w:rPr>
-      <w:rFonts w:ascii="Times New Roman" w:hAnsi="Times New Roman" w:eastAsia="SimSun" w:cs="Times New Roman"/>
+      <w:rFonts w:ascii="Times New Roman" w:hAnsi="Times New Roman" w:eastAsia="FangSong" w:cs="Times New Roman"/>
       <w:color w:val="bc7a00"/>
     </w:rPr>
   </w:style>
@@ -37615,7 +37763,7 @@
     <w:name w:val="AttributeTok"/>
     <w:basedOn w:val="VerbatimChar"/>
     <w:rPr>
-      <w:rFonts w:ascii="Times New Roman" w:hAnsi="Times New Roman" w:eastAsia="SimSun" w:cs="Times New Roman"/>
+      <w:rFonts w:ascii="Times New Roman" w:hAnsi="Times New Roman" w:eastAsia="FangSong" w:cs="Times New Roman"/>
       <w:color w:val="7d9029"/>
     </w:rPr>
   </w:style>
@@ -37623,14 +37771,14 @@
     <w:name w:val="RegionMarkerTok"/>
     <w:basedOn w:val="VerbatimChar"/>
     <w:rPr>
-      <w:rFonts w:ascii="Times New Roman" w:hAnsi="Times New Roman" w:eastAsia="SimSun" w:cs="Times New Roman"/>
+      <w:rFonts w:ascii="Times New Roman" w:hAnsi="Times New Roman" w:eastAsia="FangSong" w:cs="Times New Roman"/>
     </w:rPr>
   </w:style>
   <w:style w:type="character" w:customStyle="1" w:styleId="InformationTok">
     <w:name w:val="InformationTok"/>
     <w:basedOn w:val="VerbatimChar"/>
     <w:rPr>
-      <w:rFonts w:ascii="Times New Roman" w:hAnsi="Times New Roman" w:eastAsia="SimSun" w:cs="Times New Roman"/>
+      <w:rFonts w:ascii="Times New Roman" w:hAnsi="Times New Roman" w:eastAsia="FangSong" w:cs="Times New Roman"/>
       <w:b/>
       <w:i/>
       <w:color w:val="60a0b0"/>
@@ -37640,7 +37788,7 @@
     <w:name w:val="WarningTok"/>
     <w:basedOn w:val="VerbatimChar"/>
     <w:rPr>
-      <w:rFonts w:ascii="Times New Roman" w:hAnsi="Times New Roman" w:eastAsia="SimSun" w:cs="Times New Roman"/>
+      <w:rFonts w:ascii="Times New Roman" w:hAnsi="Times New Roman" w:eastAsia="FangSong" w:cs="Times New Roman"/>
       <w:b/>
       <w:i/>
       <w:color w:val="60a0b0"/>
@@ -37650,7 +37798,7 @@
     <w:name w:val="AlertTok"/>
     <w:basedOn w:val="VerbatimChar"/>
     <w:rPr>
-      <w:rFonts w:ascii="Times New Roman" w:hAnsi="Times New Roman" w:eastAsia="SimSun" w:cs="Times New Roman"/>
+      <w:rFonts w:ascii="Times New Roman" w:hAnsi="Times New Roman" w:eastAsia="FangSong" w:cs="Times New Roman"/>
       <w:b/>
       <w:color w:val="ff0000"/>
     </w:rPr>
@@ -37659,7 +37807,7 @@
     <w:name w:val="ErrorTok"/>
     <w:basedOn w:val="VerbatimChar"/>
     <w:rPr>
-      <w:rFonts w:ascii="Times New Roman" w:hAnsi="Times New Roman" w:eastAsia="SimSun" w:cs="Times New Roman"/>
+      <w:rFonts w:ascii="Times New Roman" w:hAnsi="Times New Roman" w:eastAsia="FangSong" w:cs="Times New Roman"/>
       <w:b/>
       <w:color w:val="ff0000"/>
     </w:rPr>
@@ -37668,7 +37816,7 @@
     <w:name w:val="NormalTok"/>
     <w:basedOn w:val="VerbatimChar"/>
     <w:rPr>
-      <w:rFonts w:ascii="Times New Roman" w:hAnsi="Times New Roman" w:eastAsia="SimSun" w:cs="Times New Roman"/>
+      <w:rFonts w:ascii="Times New Roman" w:hAnsi="Times New Roman" w:eastAsia="FangSong" w:cs="Times New Roman"/>
     </w:rPr>
   </w:style>
 </ns0:styles>

--- a/00-首页/学生讲义Word/络合滴定与重量分析-超级充实版（自学完整）.docx
+++ b/00-首页/学生讲义Word/络合滴定与重量分析-超级充实版（自学完整）.docx
@@ -783,7 +783,7 @@
         <w:rPr>
           <w:rFonts w:hint="eastAsia" w:ascii="Times New Roman" w:hAnsi="Times New Roman" w:eastAsia="FangSong" w:cs="Times New Roman"/>
         </w:rPr>
-        <w:t>配位化合物</w:t>
+        <w:t>配合物</w:t>
       </w:r>
       <w:r>
         <w:rPr>
